--- a/Writing/Final/Literature Review/Full Lit review.docx
+++ b/Writing/Final/Literature Review/Full Lit review.docx
@@ -488,23 +488,7 @@
         <w:fldChar w:fldCharType="end"/>
       </w:r>
       <w:r>
-        <w:t xml:space="preserve"> the factors driving this accumulation are discussed in </w:t>
-      </w:r>
-      <w:commentRangeStart w:id="6"/>
-      <w:r>
-        <w:t xml:space="preserve">Section  2.1.2 </w:t>
-      </w:r>
-      <w:commentRangeEnd w:id="6"/>
-      <w:r>
-        <w:rPr>
-          <w:rStyle w:val="CommentReference"/>
-          <w:sz w:val="22"/>
-          <w:szCs w:val="22"/>
-        </w:rPr>
-        <w:commentReference w:id="6"/>
-      </w:r>
-      <w:r>
-        <w:t xml:space="preserve">below. In this study the focus is primarily on collections of macroplastic, which make up more than 95% of plastic mass in the ocean </w:t>
+        <w:t xml:space="preserve"> the factors driving this accumulation are discussed in Section  2.1.2 below. In this study the focus is primarily on collections of macroplastic, which make up more than 95% of plastic mass in the ocean </w:t>
       </w:r>
       <w:r>
         <w:fldChar w:fldCharType="begin"/>
@@ -567,7 +551,7 @@
       <w:pPr>
         <w:pStyle w:val="Heading3"/>
       </w:pPr>
-      <w:bookmarkStart w:id="7" w:name="_Toc201953877"/>
+      <w:bookmarkStart w:id="6" w:name="_Toc201953877"/>
       <w:r>
         <w:t>2.1.</w:t>
       </w:r>
@@ -580,7 +564,7 @@
       <w:r>
         <w:t>Sources and Aggregation of Marine Plastics</w:t>
       </w:r>
-      <w:bookmarkEnd w:id="7"/>
+      <w:bookmarkEnd w:id="6"/>
     </w:p>
     <w:p>
       <w:pPr>
@@ -1090,21 +1074,21 @@
       <w:pPr>
         <w:pStyle w:val="Heading3"/>
       </w:pPr>
-      <w:commentRangeStart w:id="8"/>
+      <w:commentRangeStart w:id="7"/>
       <w:r>
         <w:t>2.1.3</w:t>
       </w:r>
       <w:r>
         <w:t xml:space="preserve"> Effects of Plastic in Oceans</w:t>
       </w:r>
-      <w:commentRangeEnd w:id="8"/>
+      <w:commentRangeEnd w:id="7"/>
       <w:r>
         <w:rPr>
           <w:rStyle w:val="CommentReference"/>
           <w:sz w:val="28"/>
           <w:szCs w:val="28"/>
         </w:rPr>
-        <w:commentReference w:id="8"/>
+        <w:commentReference w:id="7"/>
       </w:r>
     </w:p>
     <w:p/>
@@ -1150,7 +1134,7 @@
       <w:pPr>
         <w:pStyle w:val="Heading3"/>
       </w:pPr>
-      <w:bookmarkStart w:id="9" w:name="_Toc201953878"/>
+      <w:bookmarkStart w:id="8" w:name="_Toc201953878"/>
       <w:r>
         <w:lastRenderedPageBreak/>
         <w:t>2.1.</w:t>
@@ -1161,7 +1145,7 @@
       <w:r>
         <w:t xml:space="preserve"> South African Context</w:t>
       </w:r>
-      <w:bookmarkEnd w:id="9"/>
+      <w:bookmarkEnd w:id="8"/>
     </w:p>
     <w:p>
       <w:pPr>
@@ -1274,66 +1258,78 @@
         <w:rPr>
           <w:color w:val="FF0000"/>
         </w:rPr>
-        <w:t xml:space="preserve"> and marine mammal </w:t>
+        <w:t xml:space="preserve"> and marine </w:t>
       </w:r>
       <w:r>
         <w:rPr>
           <w:color w:val="FF0000"/>
         </w:rPr>
-        <w:t xml:space="preserve"> diversity. </w:t>
-      </w:r>
-    </w:p>
-    <w:p>
-      <w:pPr>
-        <w:jc w:val="both"/>
-      </w:pPr>
-    </w:p>
-    <w:p>
-      <w:pPr>
-        <w:jc w:val="both"/>
-      </w:pPr>
-    </w:p>
-    <w:p>
-      <w:pPr>
-        <w:jc w:val="both"/>
-      </w:pPr>
-    </w:p>
-    <w:p>
-      <w:pPr>
-        <w:jc w:val="both"/>
-      </w:pPr>
-    </w:p>
-    <w:p>
-      <w:pPr>
-        <w:jc w:val="both"/>
-      </w:pPr>
-    </w:p>
-    <w:p>
-      <w:pPr>
-        <w:jc w:val="both"/>
-      </w:pPr>
-    </w:p>
-    <w:p>
-      <w:pPr>
-        <w:jc w:val="both"/>
-      </w:pPr>
-    </w:p>
-    <w:p>
-      <w:pPr>
-        <w:jc w:val="both"/>
-      </w:pPr>
-    </w:p>
-    <w:p>
-      <w:pPr>
-        <w:jc w:val="both"/>
+        <w:t xml:space="preserve">mammal </w:t>
+      </w:r>
+      <w:r>
         <w:rPr>
           <w:color w:val="FF0000"/>
         </w:rPr>
-      </w:pPr>
+        <w:t>diversity</w:t>
+      </w:r>
       <w:r>
         <w:rPr>
           <w:color w:val="FF0000"/>
         </w:rPr>
+        <w:t xml:space="preserve">. </w:t>
+      </w:r>
+    </w:p>
+    <w:p>
+      <w:pPr>
+        <w:jc w:val="both"/>
+      </w:pPr>
+    </w:p>
+    <w:p>
+      <w:pPr>
+        <w:jc w:val="both"/>
+      </w:pPr>
+    </w:p>
+    <w:p>
+      <w:pPr>
+        <w:jc w:val="both"/>
+      </w:pPr>
+    </w:p>
+    <w:p>
+      <w:pPr>
+        <w:jc w:val="both"/>
+      </w:pPr>
+    </w:p>
+    <w:p>
+      <w:pPr>
+        <w:jc w:val="both"/>
+      </w:pPr>
+    </w:p>
+    <w:p>
+      <w:pPr>
+        <w:jc w:val="both"/>
+      </w:pPr>
+    </w:p>
+    <w:p>
+      <w:pPr>
+        <w:jc w:val="both"/>
+      </w:pPr>
+    </w:p>
+    <w:p>
+      <w:pPr>
+        <w:jc w:val="both"/>
+      </w:pPr>
+    </w:p>
+    <w:p>
+      <w:pPr>
+        <w:jc w:val="both"/>
+        <w:rPr>
+          <w:color w:val="FF0000"/>
+        </w:rPr>
+      </w:pPr>
+      <w:r>
+        <w:rPr>
+          <w:color w:val="FF0000"/>
+        </w:rPr>
         <w:t>Section on SA specific marine properties – the currents</w:t>
       </w:r>
       <w:r>
@@ -1464,314 +1460,314 @@
       <w:pPr>
         <w:pStyle w:val="Heading2"/>
       </w:pPr>
-      <w:bookmarkStart w:id="10" w:name="_Toc201953879"/>
+      <w:bookmarkStart w:id="9" w:name="_Toc201953879"/>
       <w:r>
         <w:lastRenderedPageBreak/>
         <w:t>2.3 Monitoring Marine Plastic Pollution</w:t>
       </w:r>
+      <w:bookmarkEnd w:id="9"/>
+    </w:p>
+    <w:p>
+      <w:pPr>
+        <w:pStyle w:val="Heading3"/>
+      </w:pPr>
+      <w:bookmarkStart w:id="10" w:name="_Toc201953880"/>
+      <w:r>
+        <w:t>2.3.1 In-Situ Surveys</w:t>
+      </w:r>
       <w:bookmarkEnd w:id="10"/>
     </w:p>
     <w:p>
       <w:pPr>
+        <w:jc w:val="both"/>
+      </w:pPr>
+      <w:r>
+        <w:t xml:space="preserve">In situ methods refer to ground-based surveys of marine plastic where data is collected through direct contact with the environment. These methods allow for accurate monitoring providing quantification of plastics at a local scale. Beach surveys are the simplest way to identify potential sources of marine plastics while estimating the amount of plastic present in the coastal zone from where the litter washes up on </w:t>
+      </w:r>
+      <w:r>
+        <w:fldChar w:fldCharType="begin"/>
+      </w:r>
+      <w:r>
+        <w:instrText xml:space="preserve"> ADDIN ZOTERO_ITEM CSL_CITATION {"citationID":"xrg5j6eS","properties":{"formattedCitation":"(Ryan {\\i{}et al.}, 2020)","plainCitation":"(Ryan et al., 2020)","noteIndex":0},"citationItems":[{"id":301,"uris":["http://zotero.org/users/local/SqoBCFxW/items/CAZ5WCYV"],"itemData":{"id":301,"type":"article-journal","container-title":"South African Journal of Science","DOI":"10.17159/sajs.2020/7678","ISSN":"0038-2353","issue":"5-6","language":"en","page":"1-9","publisher":"Academy of Science of South Africa","source":"SciELO","title":"Monitoring marine plastics - will we know if we are making a difference?","volume":"116","author":[{"family":"Ryan","given":"Peter G."},{"family":"Pichegru","given":"Lorien"},{"family":"Perolod","given":"Vonica"},{"family":"Moloney","given":"Coleen L."}],"issued":{"date-parts":[["2020",6]]}}}],"schema":"https://github.com/citation-style-language/schema/raw/master/csl-citation.json"} </w:instrText>
+      </w:r>
+      <w:r>
+        <w:fldChar w:fldCharType="separate"/>
+      </w:r>
+      <w:r>
+        <w:rPr>
+          <w:rFonts w:cs="Calibri"/>
+          <w:kern w:val="0"/>
+        </w:rPr>
+        <w:t xml:space="preserve">(Ryan </w:t>
+      </w:r>
+      <w:r>
+        <w:rPr>
+          <w:rFonts w:cs="Calibri"/>
+          <w:i/>
+          <w:iCs/>
+          <w:kern w:val="0"/>
+        </w:rPr>
+        <w:t>et al.</w:t>
+      </w:r>
+      <w:r>
+        <w:rPr>
+          <w:rFonts w:cs="Calibri"/>
+          <w:kern w:val="0"/>
+        </w:rPr>
+        <w:t>, 2020)</w:t>
+      </w:r>
+      <w:r>
+        <w:fldChar w:fldCharType="end"/>
+      </w:r>
+      <w:r>
+        <w:t xml:space="preserve"> while identifying  local marine plastic hotspots </w:t>
+      </w:r>
+      <w:r>
+        <w:fldChar w:fldCharType="begin"/>
+      </w:r>
+      <w:r>
+        <w:instrText xml:space="preserve"> ADDIN ZOTERO_ITEM CSL_CITATION {"citationID":"TnAlm1ms","properties":{"formattedCitation":"(Slimane {\\i{}et al.}, 2025)","plainCitation":"(Slimane et al., 2025)","noteIndex":0},"citationItems":[{"id":306,"uris":["http://zotero.org/users/local/SqoBCFxW/items/9N7XR8QG"],"itemData":{"id":306,"type":"article-journal","abstract":"Marine litter is a critical environmental issue, with beach litter being its most visible indicator. Despite severe pollution on Mediterranean beaches, Tunisia currently lacks a national beach litter monitoring program. To address this gap and support the development of such a program, particularly at pollution hotspots like urban beaches, we conducted a one-year study on six Tunisian beaches. We employed an innovative, accelerated multiple 10 m transect method tailored to highly polluted beaches, focusing on macro-litter (&gt;2.5 cm). This method significantly reduces survey time compared to the standard 100 m approach while maintaining comparable pollution metrics, offering a practical and efficient solution for areas with high litter density. Our findings reveal an average litter density of 1.01 ± 1.08 pieces/m2, with higher pollution in urban areas. Based on the Clean Coast Index (CCI), two beaches were classified as extremely dirty, one as dirty, two as moderately clean, and one as clean. Plastics (59.2%) and cigarette butts (21.1%) were the most prevalent pollutants, with single-use plastics comprising 52.5% ± 5.3% of total litter. Most of the litter (60.6%) originated from shoreline activities and poor waste management. These findings underscore the urgent need for a long-term national beach litter monitoring program. The integration of our accelerated transect method would enable efficient, effective surveys on highly polluted beaches, providing critical data to address litter sources and support targeted strategies for mitigating pollution and protecting Tunisia’s coastal ecosystems.","container-title":"Journal of Marine Science and Engineering","DOI":"10.3390/jmse13010071","ISSN":"2077-1312","issue":"1","language":"en","license":"http://creativecommons.org/licenses/by/3.0/","note":"number: 1","page":"71","publisher":"Multidisciplinary Digital Publishing Institute","source":"www.mdpi.com","title":"Efficient Beach Litter Monitoring: Accelerated Surveys of Pollution Hotspots—A North African Case Study","title-short":"Efficient Beach Litter Monitoring","volume":"13","author":[{"family":"Slimane","given":"Emna Ben"},{"family":"Haseler","given":"Mirco"},{"family":"Ben Abdallah","given":"Lilia"},{"family":"Mhiri","given":"Fadhel"},{"family":"Nassour","given":"Abdallah"},{"family":"Schernewski","given":"Gerald"}],"issued":{"date-parts":[["2025",1]]}}}],"schema":"https://github.com/citation-style-language/schema/raw/master/csl-citation.json"} </w:instrText>
+      </w:r>
+      <w:r>
+        <w:fldChar w:fldCharType="separate"/>
+      </w:r>
+      <w:r>
+        <w:rPr>
+          <w:rFonts w:cs="Calibri"/>
+          <w:kern w:val="0"/>
+        </w:rPr>
+        <w:t xml:space="preserve">(Slimane </w:t>
+      </w:r>
+      <w:r>
+        <w:rPr>
+          <w:rFonts w:cs="Calibri"/>
+          <w:i/>
+          <w:iCs/>
+          <w:kern w:val="0"/>
+        </w:rPr>
+        <w:t>et al.</w:t>
+      </w:r>
+      <w:r>
+        <w:rPr>
+          <w:rFonts w:cs="Calibri"/>
+          <w:kern w:val="0"/>
+        </w:rPr>
+        <w:t>, 2025)</w:t>
+      </w:r>
+      <w:r>
+        <w:fldChar w:fldCharType="end"/>
+      </w:r>
+      <w:r>
+        <w:t xml:space="preserve">. Beach surveys have dominated studies on marine plastic monitoring, due to the simplicity and effectiveness on a local scale </w:t>
+      </w:r>
+      <w:r>
+        <w:fldChar w:fldCharType="begin"/>
+      </w:r>
+      <w:r>
+        <w:instrText xml:space="preserve"> ADDIN ZOTERO_ITEM CSL_CITATION {"citationID":"a87E5NbN","properties":{"formattedCitation":"(Haarr, Falk-Andersson and Fabres, 2022)","plainCitation":"(Haarr, Falk-Andersson and Fabres, 2022)","noteIndex":0},"citationItems":[{"id":303,"uris":["http://zotero.org/users/local/SqoBCFxW/items/M3DBM6IV"],"itemData":{"id":303,"type":"article-journal","abstract":"A systematic review of research on marine macrolitter densities in the past five years (2015–2020) revealed considerable knowledge gaps in the field. Nearly half he reviewed studies were on stranded litter. Data are scarce from many of the regions estimated to mismanage the largest amounts of plastic waste. In regions where data are available these are typically from coastal areas with few data from the high and deep seas; 57% and 87% of studies on pelagic and seafloor litter, respectively, took place within 100 km from shore. Data on pelagic litter are generally constrained to the sea surface and only two of 30 pelagic studies have measured macrolitter deeper in the water column. Reported litter densities are generally highest for stranded litter, although seafloor litter densities by weight are high in some areas. Reported densities of floating litter are several orders of magnitude lower. However, a lack of standardisation of methods makes it difficult both to assess and to compare litter densities within and across the different environmental compartments in time and space. The review illustrates a great need for survey design development within the field of macroplastics and point to some long-established considerations from ecological research pertaining to independence of data points, spatial autocorrelation, sampling scale, and plot size and shape which are highly relevant also for marine litter research. These considerations are relevant both for global standardisation efforts and for independent studies. Furthermore, the knowledge gaps created by geographic and compartment biases in research needs to be addressed to identify further research needs, validate models and inform policy.","container-title":"Science of The Total Environment","DOI":"10.1016/j.scitotenv.2022.153162","ISSN":"0048-9697","journalAbbreviation":"Science of The Total Environment","page":"153162","source":"ScienceDirect","title":"Global marine litter research 2015–2020: Geographical and methodological trends","title-short":"Global marine litter research 2015–2020","volume":"820","author":[{"family":"Haarr","given":"Marthe Larsen"},{"family":"Falk-Andersson","given":"Jannike"},{"family":"Fabres","given":"Joan"}],"issued":{"date-parts":[["2022",5,10]]}}}],"schema":"https://github.com/citation-style-language/schema/raw/master/csl-citation.json"} </w:instrText>
+      </w:r>
+      <w:r>
+        <w:fldChar w:fldCharType="separate"/>
+      </w:r>
+      <w:r>
+        <w:rPr>
+          <w:rFonts w:cs="Calibri"/>
+        </w:rPr>
+        <w:t>(Haarr, Falk-Andersson and Fabres, 2022)</w:t>
+      </w:r>
+      <w:r>
+        <w:fldChar w:fldCharType="end"/>
+      </w:r>
+      <w:r>
+        <w:t xml:space="preserve">. However, these surveys are largely limited in the area that can be monitored and the time it takes for monitoring to be done. </w:t>
+      </w:r>
+    </w:p>
+    <w:p>
+      <w:pPr>
+        <w:jc w:val="both"/>
+      </w:pPr>
+      <w:r>
+        <w:t xml:space="preserve">Research ships can tow trawl nets at the surface to collect floating and subsurface debris for an estimation of plastic concentrations. This method of plastic monitoring is advantageous in that it is able to collect plastics both at and below the sea surface </w:t>
+      </w:r>
+      <w:r>
+        <w:fldChar w:fldCharType="begin"/>
+      </w:r>
+      <w:r>
+        <w:instrText xml:space="preserve"> ADDIN ZOTERO_ITEM CSL_CITATION {"citationID":"ppc3xmbM","properties":{"formattedCitation":"(Ryan {\\i{}et al.}, 2020)","plainCitation":"(Ryan et al., 2020)","noteIndex":0},"citationItems":[{"id":301,"uris":["http://zotero.org/users/local/SqoBCFxW/items/CAZ5WCYV"],"itemData":{"id":301,"type":"article-journal","container-title":"South African Journal of Science","DOI":"10.17159/sajs.2020/7678","ISSN":"0038-2353","issue":"5-6","language":"en","page":"1-9","publisher":"Academy of Science of South Africa","source":"SciELO","title":"Monitoring marine plastics - will we know if we are making a difference?","volume":"116","author":[{"family":"Ryan","given":"Peter G."},{"family":"Pichegru","given":"Lorien"},{"family":"Perolod","given":"Vonica"},{"family":"Moloney","given":"Coleen L."}],"issued":{"date-parts":[["2020",6]]}}}],"schema":"https://github.com/citation-style-language/schema/raw/master/csl-citation.json"} </w:instrText>
+      </w:r>
+      <w:r>
+        <w:fldChar w:fldCharType="separate"/>
+      </w:r>
+      <w:r>
+        <w:rPr>
+          <w:rFonts w:cs="Calibri"/>
+          <w:kern w:val="0"/>
+        </w:rPr>
+        <w:t xml:space="preserve">(Ryan </w:t>
+      </w:r>
+      <w:r>
+        <w:rPr>
+          <w:rFonts w:cs="Calibri"/>
+          <w:i/>
+          <w:iCs/>
+          <w:kern w:val="0"/>
+        </w:rPr>
+        <w:t>et al.</w:t>
+      </w:r>
+      <w:r>
+        <w:rPr>
+          <w:rFonts w:cs="Calibri"/>
+          <w:kern w:val="0"/>
+        </w:rPr>
+        <w:t>, 2020)</w:t>
+      </w:r>
+      <w:r>
+        <w:fldChar w:fldCharType="end"/>
+      </w:r>
+      <w:r>
+        <w:t xml:space="preserve">. However, ship-based trawling for marine plastic monitoring is limited in where nets can be pulled as well as the high cost involved with fuel and crew in trawl sampling </w:t>
+      </w:r>
+      <w:r>
+        <w:fldChar w:fldCharType="begin"/>
+      </w:r>
+      <w:r>
+        <w:instrText xml:space="preserve"> ADDIN ZOTERO_ITEM CSL_CITATION {"citationID":"s9v40EOq","properties":{"formattedCitation":"(Pasquier {\\i{}et al.}, 2022)","plainCitation":"(Pasquier et al., 2022)","noteIndex":0},"citationItems":[{"id":376,"uris":["http://zotero.org/users/local/SqoBCFxW/items/FN5KNU33"],"itemData":{"id":376,"type":"article-journal","abstract":"The lack of one standardized method to evaluate microplastic pollution in different aquatic environments worldwide represent a gap to fill for the scientist's community. To help overcome this challenge, we adapted an aquatic drone, named Jellyfishbot®, to sample microplastics. The aquatic drone has been compared with the actual most used method for sampling MPs in surface waters: the Manta net. In order to test the reliability of the aquatic drone in different environments, samples were collected in a river and coastal waters sites. The results obtained with the two methods were similar in term of MPs abundances, shapes and colors. It provides also a better reproducibility and more accurate sampling of MPs located in the surface waters mainly the lighter and smaller ones. This sampling method has the advantage of combining the benefits of Manta net sampling (i.e. a representative surface water sampling method that covers a large sampling area and volume (several tens m3) with those of pump filtration and grab sampling (easy access to confined and hard-to-reach areas). This new sampling method could be applied in different aquatic environments making it possible to compare the data and hence become a new standardized approach to evaluate microplastic pollution levels.","container-title":"Heliyon","DOI":"10.1016/j.heliyon.2022.e11662","ISSN":"2405-8440","issue":"11","journalAbbreviation":"Heliyon","page":"e11662","source":"ScienceDirect","title":"An innovative approach for microplastic sampling in all surface water bodies using an aquatic drone","volume":"8","author":[{"family":"Pasquier","given":"Gabriel"},{"family":"Doyen","given":"Périne"},{"family":"Carlesi","given":"Nicolas"},{"family":"Amara","given":"Rachid"}],"issued":{"date-parts":[["2022",11,1]]}}}],"schema":"https://github.com/citation-style-language/schema/raw/master/csl-citation.json"} </w:instrText>
+      </w:r>
+      <w:r>
+        <w:fldChar w:fldCharType="separate"/>
+      </w:r>
+      <w:r>
+        <w:rPr>
+          <w:rFonts w:cs="Calibri"/>
+          <w:kern w:val="0"/>
+        </w:rPr>
+        <w:t xml:space="preserve">(Pasquier </w:t>
+      </w:r>
+      <w:r>
+        <w:rPr>
+          <w:rFonts w:cs="Calibri"/>
+          <w:i/>
+          <w:iCs/>
+          <w:kern w:val="0"/>
+        </w:rPr>
+        <w:t>et al.</w:t>
+      </w:r>
+      <w:r>
+        <w:rPr>
+          <w:rFonts w:cs="Calibri"/>
+          <w:kern w:val="0"/>
+        </w:rPr>
+        <w:t>, 2022)</w:t>
+      </w:r>
+      <w:r>
+        <w:fldChar w:fldCharType="end"/>
+      </w:r>
+      <w:r>
+        <w:t xml:space="preserve">. Instead of trawling nets ships can be fitted with camera systems that continuously capture images of the ocean surface. An object detection algorithm can then be applied to the captured images to recorded floating plastic </w:t>
+      </w:r>
+      <w:r>
+        <w:fldChar w:fldCharType="begin"/>
+      </w:r>
+      <w:r>
+        <w:instrText xml:space="preserve"> ADDIN ZOTERO_ITEM CSL_CITATION {"citationID":"mJ38LBGL","properties":{"formattedCitation":"(de Vries {\\i{}et al.}, 2021)","plainCitation":"(de Vries et al., 2021)","noteIndex":0},"citationItems":[{"id":382,"uris":["http://zotero.org/users/local/SqoBCFxW/items/CQ7EEGIV"],"itemData":{"id":382,"type":"article-journal","abstract":"Despite recent advances in remote sensing of large accumulations of floating plastic debris, mainly in coastal regions, the quantification of individual macroplastic objects (&gt;50 cm) remains challenging. Here, we have trained an object-detection algorithm by selecting and labeling footage of floating plastic debris recorded offshore with GPS-enabled action cameras aboard vessels of opportunity. Macroplastic numerical concentrations are estimated by combining the object detection solution with bulk processing of the optical data. Our results are consistent with macroplastic densities predicted by global plastic dispersal models, and reveal first insights into how camera recorded offshore macroplastic densities compare to micro- and mesoplastic concentrations collected with neuston trawls.","container-title":"Remote Sensing","DOI":"10.3390/rs13173401","ISSN":"2072-4292","issue":"17","language":"en","license":"http://creativecommons.org/licenses/by/3.0/","note":"number: 17","page":"3401","publisher":"Multidisciplinary Digital Publishing Institute","source":"www.mdpi.com","title":"Quantifying Floating Plastic Debris at Sea Using Vessel-Based Optical Data and Artificial Intelligence","volume":"13","author":[{"family":"Vries","given":"Robin","non-dropping-particle":"de"},{"family":"Egger","given":"Matthias"},{"family":"Mani","given":"Thomas"},{"family":"Lebreton","given":"Laurent"}],"issued":{"date-parts":[["2021",1]]}}}],"schema":"https://github.com/citation-style-language/schema/raw/master/csl-citation.json"} </w:instrText>
+      </w:r>
+      <w:r>
+        <w:fldChar w:fldCharType="separate"/>
+      </w:r>
+      <w:r>
+        <w:rPr>
+          <w:rFonts w:cs="Calibri"/>
+          <w:kern w:val="0"/>
+        </w:rPr>
+        <w:t xml:space="preserve">(de Vries </w:t>
+      </w:r>
+      <w:r>
+        <w:rPr>
+          <w:rFonts w:cs="Calibri"/>
+          <w:i/>
+          <w:iCs/>
+          <w:kern w:val="0"/>
+        </w:rPr>
+        <w:t>et al.</w:t>
+      </w:r>
+      <w:r>
+        <w:rPr>
+          <w:rFonts w:cs="Calibri"/>
+          <w:kern w:val="0"/>
+        </w:rPr>
+        <w:t>, 2021)</w:t>
+      </w:r>
+      <w:r>
+        <w:fldChar w:fldCharType="end"/>
+      </w:r>
+      <w:r>
+        <w:t xml:space="preserve">. This has an advantage over trawling in that images can be captured consistently without planned trawls on specialised vessels as well as this method being less invasive to marine life than trawling nets on the surface. However, the same limitations faced in trawling in fuel costs and crew are present in this method of sampling.  </w:t>
+      </w:r>
+    </w:p>
+    <w:p>
+      <w:pPr>
+        <w:jc w:val="both"/>
+      </w:pPr>
+      <w:r>
+        <w:t xml:space="preserve">Biological monitoring is a form of indirect in-situ monitoring. Marine organisms can serve as bio-indicators of plastic pollution by measuring the amount of ingested plastics </w:t>
+      </w:r>
+      <w:r>
+        <w:fldChar w:fldCharType="begin"/>
+      </w:r>
+      <w:r>
+        <w:instrText xml:space="preserve"> ADDIN ZOTERO_ITEM CSL_CITATION {"citationID":"TClXw1S4","properties":{"formattedCitation":"(Sacco {\\i{}et al.}, 2024)","plainCitation":"(Sacco et al., 2024)","noteIndex":0},"citationItems":[{"id":386,"uris":["http://zotero.org/users/local/SqoBCFxW/items/6TTU7SNP"],"itemData":{"id":386,"type":"article-journal","abstract":"The billions of tons of plastic released into the environment mostly fragment into smaller particles that reach rivers and oceans, posing toxicity risks to aquatic organisms. As fish serve as excellent environmental indicator organisms, this study aims to comprehensively review and quantify published data regarding the abundance of microplastics (MPs) ingested by fish through scientometric analysis. Systematic analysis reveals that global aquatic ecosystems are contaminated by MPs, with the characteristics of these contaminants stemming from inadequate disposal management practices. The abundance of MPs was recorded in several fish species, notably Cyprinus carpio in natural environments and Danio rerio in controlled environments. According to the surveyed studies, laboratory experiments do not accurately represent the conditions found in natural environments. The results suggest that, in natural environments, the predominant colors of MPs are blue, black, and red. Fibers emerged as the most prevalent type, with polyethylene (PE) and polypropylene (PP) being the most frequently identified chemical compositions. On the other hand, laboratory studies showed that the spheres and fragments ingested were predominantly polystyrene (PS) green, followed by the colors blue and red. This discrepancy complicates drawing accurate conclusions regarding the actual effects of plastic particles on aquatic biota. Given the enduring presence of plastic in the environment, it is imperative to consider and implement environmental monitoring for effective, long-term management.","container-title":"Environmental Pollution","DOI":"10.1016/j.envpol.2024.123972","ISSN":"0269-7491","journalAbbreviation":"Environmental Pollution","page":"123972","source":"ScienceDirect","title":"What are the global patterns of microplastic ingestion by fish? A scientometric review","title-short":"What are the global patterns of microplastic ingestion by fish?","volume":"350","author":[{"family":"Sacco","given":"Vania Aparecida"},{"family":"Zuanazzi","given":"Natana Raquel"},{"family":"Selinger","given":"Amanda"},{"family":"Alliprandini da Costa","given":"João Henrique"},{"family":"Spanhol Lemunie","given":"Érika"},{"family":"Comelli","given":"Camila Luiza"},{"family":"Abilhoa","given":"Vinícius"},{"family":"Sousa","given":"Fernando Carlos","dropping-particle":"de"},{"family":"Fávaro","given":"Luis Fernando"},{"family":"Rios Mendoza","given":"Lorena M."},{"family":"Castilhos Ghisi","given":"Nédia","non-dropping-particle":"de"},{"family":"Delariva","given":"Rosilene Luciana"}],"issued":{"date-parts":[["2024",6,1]]}}}],"schema":"https://github.com/citation-style-language/schema/raw/master/csl-citation.json"} </w:instrText>
+      </w:r>
+      <w:r>
+        <w:fldChar w:fldCharType="separate"/>
+      </w:r>
+      <w:r>
+        <w:rPr>
+          <w:rFonts w:cs="Calibri"/>
+          <w:kern w:val="0"/>
+        </w:rPr>
+        <w:t xml:space="preserve">(Sacco </w:t>
+      </w:r>
+      <w:r>
+        <w:rPr>
+          <w:rFonts w:cs="Calibri"/>
+          <w:i/>
+          <w:iCs/>
+          <w:kern w:val="0"/>
+        </w:rPr>
+        <w:t>et al.</w:t>
+      </w:r>
+      <w:r>
+        <w:rPr>
+          <w:rFonts w:cs="Calibri"/>
+          <w:kern w:val="0"/>
+        </w:rPr>
+        <w:t>, 2024)</w:t>
+      </w:r>
+      <w:r>
+        <w:fldChar w:fldCharType="end"/>
+      </w:r>
+      <w:r>
+        <w:t>. While this method can produce insights into pollution levels in the ocean as a whole and the risk of ingestion by humans it does not pin-point the location of plastics for their subsequent removal.</w:t>
+      </w:r>
+    </w:p>
+    <w:p>
+      <w:pPr>
+        <w:jc w:val="both"/>
+      </w:pPr>
+      <w:r>
+        <w:t xml:space="preserve">In situ surveys provide ground truth data with high accuracy for understanding marine plastic distribution. However, these methods are labour intensive and largely limited in scalability. It is infeasible for in situ methods to cover large ocean areas, which highlights the need for more scalable monitoring methods such as Remote Sensing.  </w:t>
+      </w:r>
+    </w:p>
+    <w:p/>
+    <w:p>
+      <w:pPr>
         <w:pStyle w:val="Heading3"/>
       </w:pPr>
-      <w:bookmarkStart w:id="11" w:name="_Toc201953880"/>
-      <w:r>
-        <w:t>2.3.1 In-Situ Surveys</w:t>
+      <w:bookmarkStart w:id="11" w:name="_Toc201953881"/>
+      <w:r>
+        <w:t>2.3.2 Remote Sensing</w:t>
       </w:r>
       <w:bookmarkEnd w:id="11"/>
-    </w:p>
-    <w:p>
-      <w:pPr>
-        <w:jc w:val="both"/>
-      </w:pPr>
-      <w:r>
-        <w:t xml:space="preserve">In situ methods refer to ground-based surveys of marine plastic where data is collected through direct contact with the environment. These methods allow for accurate monitoring providing quantification of plastics at a local scale. Beach surveys are the simplest way to identify potential sources of marine plastics while estimating the amount of plastic present in the coastal zone from where the litter washes up on </w:t>
-      </w:r>
-      <w:r>
-        <w:fldChar w:fldCharType="begin"/>
-      </w:r>
-      <w:r>
-        <w:instrText xml:space="preserve"> ADDIN ZOTERO_ITEM CSL_CITATION {"citationID":"xrg5j6eS","properties":{"formattedCitation":"(Ryan {\\i{}et al.}, 2020)","plainCitation":"(Ryan et al., 2020)","noteIndex":0},"citationItems":[{"id":301,"uris":["http://zotero.org/users/local/SqoBCFxW/items/CAZ5WCYV"],"itemData":{"id":301,"type":"article-journal","container-title":"South African Journal of Science","DOI":"10.17159/sajs.2020/7678","ISSN":"0038-2353","issue":"5-6","language":"en","page":"1-9","publisher":"Academy of Science of South Africa","source":"SciELO","title":"Monitoring marine plastics - will we know if we are making a difference?","volume":"116","author":[{"family":"Ryan","given":"Peter G."},{"family":"Pichegru","given":"Lorien"},{"family":"Perolod","given":"Vonica"},{"family":"Moloney","given":"Coleen L."}],"issued":{"date-parts":[["2020",6]]}}}],"schema":"https://github.com/citation-style-language/schema/raw/master/csl-citation.json"} </w:instrText>
-      </w:r>
-      <w:r>
-        <w:fldChar w:fldCharType="separate"/>
-      </w:r>
-      <w:r>
-        <w:rPr>
-          <w:rFonts w:cs="Calibri"/>
-          <w:kern w:val="0"/>
-        </w:rPr>
-        <w:t xml:space="preserve">(Ryan </w:t>
-      </w:r>
-      <w:r>
-        <w:rPr>
-          <w:rFonts w:cs="Calibri"/>
-          <w:i/>
-          <w:iCs/>
-          <w:kern w:val="0"/>
-        </w:rPr>
-        <w:t>et al.</w:t>
-      </w:r>
-      <w:r>
-        <w:rPr>
-          <w:rFonts w:cs="Calibri"/>
-          <w:kern w:val="0"/>
-        </w:rPr>
-        <w:t>, 2020)</w:t>
-      </w:r>
-      <w:r>
-        <w:fldChar w:fldCharType="end"/>
-      </w:r>
-      <w:r>
-        <w:t xml:space="preserve"> while identifying  local marine plastic hotspots </w:t>
-      </w:r>
-      <w:r>
-        <w:fldChar w:fldCharType="begin"/>
-      </w:r>
-      <w:r>
-        <w:instrText xml:space="preserve"> ADDIN ZOTERO_ITEM CSL_CITATION {"citationID":"TnAlm1ms","properties":{"formattedCitation":"(Slimane {\\i{}et al.}, 2025)","plainCitation":"(Slimane et al., 2025)","noteIndex":0},"citationItems":[{"id":306,"uris":["http://zotero.org/users/local/SqoBCFxW/items/9N7XR8QG"],"itemData":{"id":306,"type":"article-journal","abstract":"Marine litter is a critical environmental issue, with beach litter being its most visible indicator. Despite severe pollution on Mediterranean beaches, Tunisia currently lacks a national beach litter monitoring program. To address this gap and support the development of such a program, particularly at pollution hotspots like urban beaches, we conducted a one-year study on six Tunisian beaches. We employed an innovative, accelerated multiple 10 m transect method tailored to highly polluted beaches, focusing on macro-litter (&gt;2.5 cm). This method significantly reduces survey time compared to the standard 100 m approach while maintaining comparable pollution metrics, offering a practical and efficient solution for areas with high litter density. Our findings reveal an average litter density of 1.01 ± 1.08 pieces/m2, with higher pollution in urban areas. Based on the Clean Coast Index (CCI), two beaches were classified as extremely dirty, one as dirty, two as moderately clean, and one as clean. Plastics (59.2%) and cigarette butts (21.1%) were the most prevalent pollutants, with single-use plastics comprising 52.5% ± 5.3% of total litter. Most of the litter (60.6%) originated from shoreline activities and poor waste management. These findings underscore the urgent need for a long-term national beach litter monitoring program. The integration of our accelerated transect method would enable efficient, effective surveys on highly polluted beaches, providing critical data to address litter sources and support targeted strategies for mitigating pollution and protecting Tunisia’s coastal ecosystems.","container-title":"Journal of Marine Science and Engineering","DOI":"10.3390/jmse13010071","ISSN":"2077-1312","issue":"1","language":"en","license":"http://creativecommons.org/licenses/by/3.0/","note":"number: 1","page":"71","publisher":"Multidisciplinary Digital Publishing Institute","source":"www.mdpi.com","title":"Efficient Beach Litter Monitoring: Accelerated Surveys of Pollution Hotspots—A North African Case Study","title-short":"Efficient Beach Litter Monitoring","volume":"13","author":[{"family":"Slimane","given":"Emna Ben"},{"family":"Haseler","given":"Mirco"},{"family":"Ben Abdallah","given":"Lilia"},{"family":"Mhiri","given":"Fadhel"},{"family":"Nassour","given":"Abdallah"},{"family":"Schernewski","given":"Gerald"}],"issued":{"date-parts":[["2025",1]]}}}],"schema":"https://github.com/citation-style-language/schema/raw/master/csl-citation.json"} </w:instrText>
-      </w:r>
-      <w:r>
-        <w:fldChar w:fldCharType="separate"/>
-      </w:r>
-      <w:r>
-        <w:rPr>
-          <w:rFonts w:cs="Calibri"/>
-          <w:kern w:val="0"/>
-        </w:rPr>
-        <w:t xml:space="preserve">(Slimane </w:t>
-      </w:r>
-      <w:r>
-        <w:rPr>
-          <w:rFonts w:cs="Calibri"/>
-          <w:i/>
-          <w:iCs/>
-          <w:kern w:val="0"/>
-        </w:rPr>
-        <w:t>et al.</w:t>
-      </w:r>
-      <w:r>
-        <w:rPr>
-          <w:rFonts w:cs="Calibri"/>
-          <w:kern w:val="0"/>
-        </w:rPr>
-        <w:t>, 2025)</w:t>
-      </w:r>
-      <w:r>
-        <w:fldChar w:fldCharType="end"/>
-      </w:r>
-      <w:r>
-        <w:t xml:space="preserve">. Beach surveys have dominated studies on marine plastic monitoring, due to the simplicity and effectiveness on a local scale </w:t>
-      </w:r>
-      <w:r>
-        <w:fldChar w:fldCharType="begin"/>
-      </w:r>
-      <w:r>
-        <w:instrText xml:space="preserve"> ADDIN ZOTERO_ITEM CSL_CITATION {"citationID":"a87E5NbN","properties":{"formattedCitation":"(Haarr, Falk-Andersson and Fabres, 2022)","plainCitation":"(Haarr, Falk-Andersson and Fabres, 2022)","noteIndex":0},"citationItems":[{"id":303,"uris":["http://zotero.org/users/local/SqoBCFxW/items/M3DBM6IV"],"itemData":{"id":303,"type":"article-journal","abstract":"A systematic review of research on marine macrolitter densities in the past five years (2015–2020) revealed considerable knowledge gaps in the field. Nearly half he reviewed studies were on stranded litter. Data are scarce from many of the regions estimated to mismanage the largest amounts of plastic waste. In regions where data are available these are typically from coastal areas with few data from the high and deep seas; 57% and 87% of studies on pelagic and seafloor litter, respectively, took place within 100 km from shore. Data on pelagic litter are generally constrained to the sea surface and only two of 30 pelagic studies have measured macrolitter deeper in the water column. Reported litter densities are generally highest for stranded litter, although seafloor litter densities by weight are high in some areas. Reported densities of floating litter are several orders of magnitude lower. However, a lack of standardisation of methods makes it difficult both to assess and to compare litter densities within and across the different environmental compartments in time and space. The review illustrates a great need for survey design development within the field of macroplastics and point to some long-established considerations from ecological research pertaining to independence of data points, spatial autocorrelation, sampling scale, and plot size and shape which are highly relevant also for marine litter research. These considerations are relevant both for global standardisation efforts and for independent studies. Furthermore, the knowledge gaps created by geographic and compartment biases in research needs to be addressed to identify further research needs, validate models and inform policy.","container-title":"Science of The Total Environment","DOI":"10.1016/j.scitotenv.2022.153162","ISSN":"0048-9697","journalAbbreviation":"Science of The Total Environment","page":"153162","source":"ScienceDirect","title":"Global marine litter research 2015–2020: Geographical and methodological trends","title-short":"Global marine litter research 2015–2020","volume":"820","author":[{"family":"Haarr","given":"Marthe Larsen"},{"family":"Falk-Andersson","given":"Jannike"},{"family":"Fabres","given":"Joan"}],"issued":{"date-parts":[["2022",5,10]]}}}],"schema":"https://github.com/citation-style-language/schema/raw/master/csl-citation.json"} </w:instrText>
-      </w:r>
-      <w:r>
-        <w:fldChar w:fldCharType="separate"/>
-      </w:r>
-      <w:r>
-        <w:rPr>
-          <w:rFonts w:cs="Calibri"/>
-        </w:rPr>
-        <w:t>(Haarr, Falk-Andersson and Fabres, 2022)</w:t>
-      </w:r>
-      <w:r>
-        <w:fldChar w:fldCharType="end"/>
-      </w:r>
-      <w:r>
-        <w:t xml:space="preserve">. However, these surveys are largely limited in the area that can be monitored and the time it takes for monitoring to be done. </w:t>
-      </w:r>
-    </w:p>
-    <w:p>
-      <w:pPr>
-        <w:jc w:val="both"/>
-      </w:pPr>
-      <w:r>
-        <w:t xml:space="preserve">Research ships can tow trawl nets at the surface to collect floating and subsurface debris for an estimation of plastic concentrations. This method of plastic monitoring is advantageous in that it is able to collect plastics both at and below the sea surface </w:t>
-      </w:r>
-      <w:r>
-        <w:fldChar w:fldCharType="begin"/>
-      </w:r>
-      <w:r>
-        <w:instrText xml:space="preserve"> ADDIN ZOTERO_ITEM CSL_CITATION {"citationID":"ppc3xmbM","properties":{"formattedCitation":"(Ryan {\\i{}et al.}, 2020)","plainCitation":"(Ryan et al., 2020)","noteIndex":0},"citationItems":[{"id":301,"uris":["http://zotero.org/users/local/SqoBCFxW/items/CAZ5WCYV"],"itemData":{"id":301,"type":"article-journal","container-title":"South African Journal of Science","DOI":"10.17159/sajs.2020/7678","ISSN":"0038-2353","issue":"5-6","language":"en","page":"1-9","publisher":"Academy of Science of South Africa","source":"SciELO","title":"Monitoring marine plastics - will we know if we are making a difference?","volume":"116","author":[{"family":"Ryan","given":"Peter G."},{"family":"Pichegru","given":"Lorien"},{"family":"Perolod","given":"Vonica"},{"family":"Moloney","given":"Coleen L."}],"issued":{"date-parts":[["2020",6]]}}}],"schema":"https://github.com/citation-style-language/schema/raw/master/csl-citation.json"} </w:instrText>
-      </w:r>
-      <w:r>
-        <w:fldChar w:fldCharType="separate"/>
-      </w:r>
-      <w:r>
-        <w:rPr>
-          <w:rFonts w:cs="Calibri"/>
-          <w:kern w:val="0"/>
-        </w:rPr>
-        <w:t xml:space="preserve">(Ryan </w:t>
-      </w:r>
-      <w:r>
-        <w:rPr>
-          <w:rFonts w:cs="Calibri"/>
-          <w:i/>
-          <w:iCs/>
-          <w:kern w:val="0"/>
-        </w:rPr>
-        <w:t>et al.</w:t>
-      </w:r>
-      <w:r>
-        <w:rPr>
-          <w:rFonts w:cs="Calibri"/>
-          <w:kern w:val="0"/>
-        </w:rPr>
-        <w:t>, 2020)</w:t>
-      </w:r>
-      <w:r>
-        <w:fldChar w:fldCharType="end"/>
-      </w:r>
-      <w:r>
-        <w:t xml:space="preserve">. However, ship-based trawling for marine plastic monitoring is limited in where nets can be pulled as well as the high cost involved with fuel and crew in trawl sampling </w:t>
-      </w:r>
-      <w:r>
-        <w:fldChar w:fldCharType="begin"/>
-      </w:r>
-      <w:r>
-        <w:instrText xml:space="preserve"> ADDIN ZOTERO_ITEM CSL_CITATION {"citationID":"s9v40EOq","properties":{"formattedCitation":"(Pasquier {\\i{}et al.}, 2022)","plainCitation":"(Pasquier et al., 2022)","noteIndex":0},"citationItems":[{"id":376,"uris":["http://zotero.org/users/local/SqoBCFxW/items/FN5KNU33"],"itemData":{"id":376,"type":"article-journal","abstract":"The lack of one standardized method to evaluate microplastic pollution in different aquatic environments worldwide represent a gap to fill for the scientist's community. To help overcome this challenge, we adapted an aquatic drone, named Jellyfishbot®, to sample microplastics. The aquatic drone has been compared with the actual most used method for sampling MPs in surface waters: the Manta net. In order to test the reliability of the aquatic drone in different environments, samples were collected in a river and coastal waters sites. The results obtained with the two methods were similar in term of MPs abundances, shapes and colors. It provides also a better reproducibility and more accurate sampling of MPs located in the surface waters mainly the lighter and smaller ones. This sampling method has the advantage of combining the benefits of Manta net sampling (i.e. a representative surface water sampling method that covers a large sampling area and volume (several tens m3) with those of pump filtration and grab sampling (easy access to confined and hard-to-reach areas). This new sampling method could be applied in different aquatic environments making it possible to compare the data and hence become a new standardized approach to evaluate microplastic pollution levels.","container-title":"Heliyon","DOI":"10.1016/j.heliyon.2022.e11662","ISSN":"2405-8440","issue":"11","journalAbbreviation":"Heliyon","page":"e11662","source":"ScienceDirect","title":"An innovative approach for microplastic sampling in all surface water bodies using an aquatic drone","volume":"8","author":[{"family":"Pasquier","given":"Gabriel"},{"family":"Doyen","given":"Périne"},{"family":"Carlesi","given":"Nicolas"},{"family":"Amara","given":"Rachid"}],"issued":{"date-parts":[["2022",11,1]]}}}],"schema":"https://github.com/citation-style-language/schema/raw/master/csl-citation.json"} </w:instrText>
-      </w:r>
-      <w:r>
-        <w:fldChar w:fldCharType="separate"/>
-      </w:r>
-      <w:r>
-        <w:rPr>
-          <w:rFonts w:cs="Calibri"/>
-          <w:kern w:val="0"/>
-        </w:rPr>
-        <w:t xml:space="preserve">(Pasquier </w:t>
-      </w:r>
-      <w:r>
-        <w:rPr>
-          <w:rFonts w:cs="Calibri"/>
-          <w:i/>
-          <w:iCs/>
-          <w:kern w:val="0"/>
-        </w:rPr>
-        <w:t>et al.</w:t>
-      </w:r>
-      <w:r>
-        <w:rPr>
-          <w:rFonts w:cs="Calibri"/>
-          <w:kern w:val="0"/>
-        </w:rPr>
-        <w:t>, 2022)</w:t>
-      </w:r>
-      <w:r>
-        <w:fldChar w:fldCharType="end"/>
-      </w:r>
-      <w:r>
-        <w:t xml:space="preserve">. Instead of trawling nets ships can be fitted with camera systems that continuously capture images of the ocean surface. An object detection algorithm can then be applied to the captured images to recorded floating plastic </w:t>
-      </w:r>
-      <w:r>
-        <w:fldChar w:fldCharType="begin"/>
-      </w:r>
-      <w:r>
-        <w:instrText xml:space="preserve"> ADDIN ZOTERO_ITEM CSL_CITATION {"citationID":"mJ38LBGL","properties":{"formattedCitation":"(de Vries {\\i{}et al.}, 2021)","plainCitation":"(de Vries et al., 2021)","noteIndex":0},"citationItems":[{"id":382,"uris":["http://zotero.org/users/local/SqoBCFxW/items/CQ7EEGIV"],"itemData":{"id":382,"type":"article-journal","abstract":"Despite recent advances in remote sensing of large accumulations of floating plastic debris, mainly in coastal regions, the quantification of individual macroplastic objects (&gt;50 cm) remains challenging. Here, we have trained an object-detection algorithm by selecting and labeling footage of floating plastic debris recorded offshore with GPS-enabled action cameras aboard vessels of opportunity. Macroplastic numerical concentrations are estimated by combining the object detection solution with bulk processing of the optical data. Our results are consistent with macroplastic densities predicted by global plastic dispersal models, and reveal first insights into how camera recorded offshore macroplastic densities compare to micro- and mesoplastic concentrations collected with neuston trawls.","container-title":"Remote Sensing","DOI":"10.3390/rs13173401","ISSN":"2072-4292","issue":"17","language":"en","license":"http://creativecommons.org/licenses/by/3.0/","note":"number: 17","page":"3401","publisher":"Multidisciplinary Digital Publishing Institute","source":"www.mdpi.com","title":"Quantifying Floating Plastic Debris at Sea Using Vessel-Based Optical Data and Artificial Intelligence","volume":"13","author":[{"family":"Vries","given":"Robin","non-dropping-particle":"de"},{"family":"Egger","given":"Matthias"},{"family":"Mani","given":"Thomas"},{"family":"Lebreton","given":"Laurent"}],"issued":{"date-parts":[["2021",1]]}}}],"schema":"https://github.com/citation-style-language/schema/raw/master/csl-citation.json"} </w:instrText>
-      </w:r>
-      <w:r>
-        <w:fldChar w:fldCharType="separate"/>
-      </w:r>
-      <w:r>
-        <w:rPr>
-          <w:rFonts w:cs="Calibri"/>
-          <w:kern w:val="0"/>
-        </w:rPr>
-        <w:t xml:space="preserve">(de Vries </w:t>
-      </w:r>
-      <w:r>
-        <w:rPr>
-          <w:rFonts w:cs="Calibri"/>
-          <w:i/>
-          <w:iCs/>
-          <w:kern w:val="0"/>
-        </w:rPr>
-        <w:t>et al.</w:t>
-      </w:r>
-      <w:r>
-        <w:rPr>
-          <w:rFonts w:cs="Calibri"/>
-          <w:kern w:val="0"/>
-        </w:rPr>
-        <w:t>, 2021)</w:t>
-      </w:r>
-      <w:r>
-        <w:fldChar w:fldCharType="end"/>
-      </w:r>
-      <w:r>
-        <w:t xml:space="preserve">. This has an advantage over trawling in that images can be captured consistently without planned trawls on specialised vessels as well as this method being less invasive to marine life than trawling nets on the surface. However, the same limitations faced in trawling in fuel costs and crew are present in this method of sampling.  </w:t>
-      </w:r>
-    </w:p>
-    <w:p>
-      <w:pPr>
-        <w:jc w:val="both"/>
-      </w:pPr>
-      <w:r>
-        <w:t xml:space="preserve">Biological monitoring is a form of indirect in-situ monitoring. Marine organisms can serve as bio-indicators of plastic pollution by measuring the amount of ingested plastics </w:t>
-      </w:r>
-      <w:r>
-        <w:fldChar w:fldCharType="begin"/>
-      </w:r>
-      <w:r>
-        <w:instrText xml:space="preserve"> ADDIN ZOTERO_ITEM CSL_CITATION {"citationID":"TClXw1S4","properties":{"formattedCitation":"(Sacco {\\i{}et al.}, 2024)","plainCitation":"(Sacco et al., 2024)","noteIndex":0},"citationItems":[{"id":386,"uris":["http://zotero.org/users/local/SqoBCFxW/items/6TTU7SNP"],"itemData":{"id":386,"type":"article-journal","abstract":"The billions of tons of plastic released into the environment mostly fragment into smaller particles that reach rivers and oceans, posing toxicity risks to aquatic organisms. As fish serve as excellent environmental indicator organisms, this study aims to comprehensively review and quantify published data regarding the abundance of microplastics (MPs) ingested by fish through scientometric analysis. Systematic analysis reveals that global aquatic ecosystems are contaminated by MPs, with the characteristics of these contaminants stemming from inadequate disposal management practices. The abundance of MPs was recorded in several fish species, notably Cyprinus carpio in natural environments and Danio rerio in controlled environments. According to the surveyed studies, laboratory experiments do not accurately represent the conditions found in natural environments. The results suggest that, in natural environments, the predominant colors of MPs are blue, black, and red. Fibers emerged as the most prevalent type, with polyethylene (PE) and polypropylene (PP) being the most frequently identified chemical compositions. On the other hand, laboratory studies showed that the spheres and fragments ingested were predominantly polystyrene (PS) green, followed by the colors blue and red. This discrepancy complicates drawing accurate conclusions regarding the actual effects of plastic particles on aquatic biota. Given the enduring presence of plastic in the environment, it is imperative to consider and implement environmental monitoring for effective, long-term management.","container-title":"Environmental Pollution","DOI":"10.1016/j.envpol.2024.123972","ISSN":"0269-7491","journalAbbreviation":"Environmental Pollution","page":"123972","source":"ScienceDirect","title":"What are the global patterns of microplastic ingestion by fish? A scientometric review","title-short":"What are the global patterns of microplastic ingestion by fish?","volume":"350","author":[{"family":"Sacco","given":"Vania Aparecida"},{"family":"Zuanazzi","given":"Natana Raquel"},{"family":"Selinger","given":"Amanda"},{"family":"Alliprandini da Costa","given":"João Henrique"},{"family":"Spanhol Lemunie","given":"Érika"},{"family":"Comelli","given":"Camila Luiza"},{"family":"Abilhoa","given":"Vinícius"},{"family":"Sousa","given":"Fernando Carlos","dropping-particle":"de"},{"family":"Fávaro","given":"Luis Fernando"},{"family":"Rios Mendoza","given":"Lorena M."},{"family":"Castilhos Ghisi","given":"Nédia","non-dropping-particle":"de"},{"family":"Delariva","given":"Rosilene Luciana"}],"issued":{"date-parts":[["2024",6,1]]}}}],"schema":"https://github.com/citation-style-language/schema/raw/master/csl-citation.json"} </w:instrText>
-      </w:r>
-      <w:r>
-        <w:fldChar w:fldCharType="separate"/>
-      </w:r>
-      <w:r>
-        <w:rPr>
-          <w:rFonts w:cs="Calibri"/>
-          <w:kern w:val="0"/>
-        </w:rPr>
-        <w:t xml:space="preserve">(Sacco </w:t>
-      </w:r>
-      <w:r>
-        <w:rPr>
-          <w:rFonts w:cs="Calibri"/>
-          <w:i/>
-          <w:iCs/>
-          <w:kern w:val="0"/>
-        </w:rPr>
-        <w:t>et al.</w:t>
-      </w:r>
-      <w:r>
-        <w:rPr>
-          <w:rFonts w:cs="Calibri"/>
-          <w:kern w:val="0"/>
-        </w:rPr>
-        <w:t>, 2024)</w:t>
-      </w:r>
-      <w:r>
-        <w:fldChar w:fldCharType="end"/>
-      </w:r>
-      <w:r>
-        <w:t>. While this method can produce insights into pollution levels in the ocean as a whole and the risk of ingestion by humans it does not pin-point the location of plastics for their subsequent removal.</w:t>
-      </w:r>
-    </w:p>
-    <w:p>
-      <w:pPr>
-        <w:jc w:val="both"/>
-      </w:pPr>
-      <w:r>
-        <w:t xml:space="preserve">In situ surveys provide ground truth data with high accuracy for understanding marine plastic distribution. However, these methods are labour intensive and largely limited in scalability. It is infeasible for in situ methods to cover large ocean areas, which highlights the need for more scalable monitoring methods such as Remote Sensing.  </w:t>
-      </w:r>
-    </w:p>
-    <w:p/>
-    <w:p>
-      <w:pPr>
-        <w:pStyle w:val="Heading3"/>
-      </w:pPr>
-      <w:bookmarkStart w:id="12" w:name="_Toc201953881"/>
-      <w:r>
-        <w:t>2.3.2 Remote Sensing</w:t>
-      </w:r>
-      <w:bookmarkEnd w:id="12"/>
     </w:p>
     <w:p>
       <w:pPr>
@@ -2007,18 +2003,18 @@
       <w:r>
         <w:t xml:space="preserve">Unmanned Autonomous vehicles (UAVs) such as drones have also been used for the detection of marine plastics. Themistocleous et al. (2020) demonstrated the use of UAV high spatial resolution imagery for the detection of plastics in Greece. The classification of plastics was performed on both Sentinel-2 medium-resolution imagery and the UAV high-resolution imagery. It was highlighted that the use of very high-resolution imagery </w:t>
       </w:r>
-      <w:commentRangeStart w:id="13"/>
+      <w:commentRangeStart w:id="12"/>
       <w:r>
         <w:t>significantly</w:t>
       </w:r>
-      <w:commentRangeEnd w:id="13"/>
+      <w:commentRangeEnd w:id="12"/>
       <w:r>
         <w:rPr>
           <w:rStyle w:val="CommentReference"/>
           <w:sz w:val="22"/>
           <w:szCs w:val="22"/>
         </w:rPr>
-        <w:commentReference w:id="13"/>
+        <w:commentReference w:id="12"/>
       </w:r>
       <w:r>
         <w:t xml:space="preserve"> improved the detection and classification accuracy of marine plastics over that of medium spatial resolution of Sentinel-2. Further, Cortesi et al. (2022) presented a study on the detection of river plastic in Italy using a multispectral camera, having the same spectral bands as Sentinel-2, mounted on an aerial UAV, allowing for extremely high spatial resolution. The high spatial resolution allowed the authors to develop an object-based classification, identifying individual pieces of plastic. These results showed very high accuracy in the identification and classification of floating plastics. While these studies have shown high accuracy in detecting floating marine plastics using UAV imagery their practical application to this study is limited. This study aims to develop methods for plastic detection that could be applied to the extent of the SA EEZ, this would not be possible to do with a UAV which offers limited coverage due to maximum flight times. Additionally, UAVs are affected by adverse weather conditions and would not be able to fly during times of heavy winds or rainfall. </w:t>
@@ -2026,25 +2022,50 @@
     </w:p>
     <w:p>
       <w:pPr>
+        <w:jc w:val="both"/>
+      </w:pPr>
+    </w:p>
+    <w:p>
+      <w:pPr>
+        <w:jc w:val="both"/>
+      </w:pPr>
+    </w:p>
+    <w:p>
+      <w:pPr>
+        <w:jc w:val="both"/>
+      </w:pPr>
+    </w:p>
+    <w:p>
+      <w:pPr>
+        <w:jc w:val="both"/>
+      </w:pPr>
+    </w:p>
+    <w:p>
+      <w:pPr>
+        <w:jc w:val="both"/>
+      </w:pPr>
+    </w:p>
+    <w:p>
+      <w:pPr>
         <w:pStyle w:val="Heading2"/>
       </w:pPr>
-      <w:bookmarkStart w:id="14" w:name="_Toc201953882"/>
-      <w:bookmarkStart w:id="15" w:name="_Hlk211551363"/>
-      <w:r>
+      <w:bookmarkStart w:id="13" w:name="_Toc201953882"/>
+      <w:bookmarkStart w:id="14" w:name="_Hlk211551363"/>
+      <w:r>
+        <w:lastRenderedPageBreak/>
         <w:t>2.4 Synthetic Aperture Radar (SAR) for Plastic Detection</w:t>
       </w:r>
-      <w:bookmarkEnd w:id="14"/>
+      <w:bookmarkEnd w:id="13"/>
     </w:p>
     <w:p>
       <w:pPr>
         <w:pStyle w:val="Heading3"/>
       </w:pPr>
-      <w:bookmarkStart w:id="16" w:name="_Toc201953883"/>
-      <w:commentRangeStart w:id="17"/>
+      <w:bookmarkStart w:id="15" w:name="_Toc201953883"/>
       <w:r>
         <w:t>2.4.1 Synthetic Aperture Radar Overview</w:t>
       </w:r>
-      <w:bookmarkEnd w:id="16"/>
+      <w:bookmarkEnd w:id="15"/>
     </w:p>
     <w:p>
       <w:pPr>
@@ -2057,294 +2078,305 @@
         <w:t>an active</w:t>
       </w:r>
       <w:r>
-        <w:t xml:space="preserve"> imaging technology that generates images by emitting microwave signals towards a target area and then capturing the reflected signals, known as backscatter</w:t>
+        <w:t xml:space="preserve"> imaging technology that generates images by </w:t>
+      </w:r>
+      <w:r>
+        <w:t>transmitting</w:t>
+      </w:r>
+      <w:r>
+        <w:t xml:space="preserve"> microwave signals towards a target area and then </w:t>
+      </w:r>
+      <w:r>
+        <w:t>capturing the signal scattered back towards the sensor.</w:t>
+      </w:r>
+      <w:r>
+        <w:t xml:space="preserve"> The return is represented by a complex value containing the strength </w:t>
+      </w:r>
+      <w:r>
+        <w:t>of the</w:t>
+      </w:r>
+      <w:r>
+        <w:t xml:space="preserve"> received signal and its phase, which describes the position of the return wave relative to a reference</w:t>
       </w:r>
       <w:r>
         <w:t xml:space="preserve">. </w:t>
       </w:r>
       <w:r>
-        <w:t xml:space="preserve">SAR </w:t>
+        <w:t>Because SAR provides its own illumination, it can acquire images during both day and night, unlike optical sensors, which rely on reflected sunlight.</w:t>
+      </w:r>
+      <w:r>
+        <w:t xml:space="preserve"> </w:t>
+      </w:r>
+      <w:r>
+        <w:t>SAR operates at microwave wavelengths which are longer than that of visible and near-infrared (NIR) wavelengths measured by optical sensors. Cloud particles strongly scatter or absorb optical wavelengths</w:t>
+      </w:r>
+      <w:r>
+        <w:t xml:space="preserve"> preventing monitoring over areas with cloud cover. M</w:t>
+      </w:r>
+      <w:r>
+        <w:t xml:space="preserve">icrowaves interact less with clouds and therefore can travel through cloud cover without image interference. </w:t>
+      </w:r>
+      <w:r>
+        <w:t>This allows SAR to provide observations under conditions in which optical imagery</w:t>
+      </w:r>
+      <w:r>
+        <w:t xml:space="preserve"> would</w:t>
+      </w:r>
+      <w:r>
+        <w:t xml:space="preserve"> be unavailable</w:t>
+      </w:r>
+      <w:r>
+        <w:t xml:space="preserve">. </w:t>
+      </w:r>
+    </w:p>
+    <w:p>
+      <w:pPr>
+        <w:jc w:val="both"/>
+      </w:pPr>
+      <w:r>
+        <w:t>SAR operates in several frequency bands including, increasing in wavelength, Ka-Band, Ku-Band, X-Band, C-Band, S-Band, L-Band and P-Band.</w:t>
+      </w:r>
+      <w:r>
+        <w:t xml:space="preserve"> The wavelength influences how the radar signal interacts with the target surface. Shorter wavelengths are more sensitive to</w:t>
+      </w:r>
+      <w:r>
+        <w:t xml:space="preserve"> small scale surface roughness changes and targets close to the surface, while longer wavelengths </w:t>
+      </w:r>
+      <w:r>
+        <w:t xml:space="preserve">can penetrate further into materials such a vegetation canopies. The physical properties and scale of the target therefore determine which frequency band is appropriate. </w:t>
+      </w:r>
+    </w:p>
+    <w:p>
+      <w:pPr>
+        <w:jc w:val="both"/>
+      </w:pPr>
+      <w:r>
+        <w:t xml:space="preserve">Polarisation refers to the orientation of the transmitted and received signals. </w:t>
+      </w:r>
+      <w:r>
+        <w:t>SAR systems can be designed</w:t>
+      </w:r>
+      <w:r>
+        <w:t xml:space="preserve"> to operate in</w:t>
+      </w:r>
+      <w:r>
+        <w:t xml:space="preserve"> single</w:t>
+      </w:r>
+      <w:r>
+        <w:t>,</w:t>
+      </w:r>
+      <w:r>
+        <w:t xml:space="preserve"> dual</w:t>
+      </w:r>
+      <w:r>
+        <w:t xml:space="preserve"> and quad-polarisation modes</w:t>
+      </w:r>
+      <w:r>
+        <w:t>.</w:t>
+      </w:r>
+      <w:r>
+        <w:t xml:space="preserve"> </w:t>
+      </w:r>
+      <w:r>
+        <w:t>Single polarisation</w:t>
+      </w:r>
+      <w:r>
+        <w:t xml:space="preserve"> </w:t>
+      </w:r>
+      <w:r>
+        <w:t>sensors record</w:t>
+      </w:r>
+      <w:r>
+        <w:t xml:space="preserve"> one</w:t>
+      </w:r>
+      <w:r>
+        <w:t xml:space="preserve"> </w:t>
+      </w:r>
+      <w:r>
+        <w:t>polarisation channel</w:t>
+      </w:r>
+      <w:r>
+        <w:t>,</w:t>
+      </w:r>
+      <w:r>
+        <w:t xml:space="preserve"> </w:t>
+      </w:r>
+      <w:r>
+        <w:t>horizontal or vertical, for both transmitting and receiving signals these are denoted as VV or HH for Vertical-Transmit, Vertical-Receive and Horizontal-Transmit, and Horizontal-</w:t>
+      </w:r>
+      <w:r>
+        <w:t>R</w:t>
+      </w:r>
+      <w:r>
+        <w:t>eceive respectively.</w:t>
+      </w:r>
+      <w:r>
+        <w:t xml:space="preserve"> </w:t>
+      </w:r>
+      <w:r>
+        <w:t>Dual polarisation refers to when a sensor transmits in one polarisation either horizontal or vertical and receives in two polarisations, both horizontal and vertical</w:t>
+      </w:r>
+      <w:r>
+        <w:t xml:space="preserve"> </w:t>
+      </w:r>
+      <w:r>
+        <w:fldChar w:fldCharType="begin"/>
+      </w:r>
+      <w:r>
+        <w:instrText xml:space="preserve"> ADDIN ZOTERO_ITEM CSL_CITATION {"citationID":"pCyUeBcS","properties":{"formattedCitation":"({\\i{}Polarimetry | Get to Know SAR \\uc0\\u8211{} NASA-ISRO SAR Mission (NISAR)}, no date)","plainCitation":"(Polarimetry | Get to Know SAR – NASA-ISRO SAR Mission (NISAR), no date)","dontUpdate":true,"noteIndex":0},"citationItems":[{"id":398,"uris":["http://zotero.org/users/local/SqoBCFxW/items/ZC9IKH8B"],"itemData":{"id":398,"type":"webpage","title":"Polarimetry | Get to Know SAR – NASA-ISRO SAR Mission (NISAR)","URL":"https://nisar.jpl.nasa.gov/mission/get-to-know-sar/polarimetry/","accessed":{"date-parts":[["2025",6,25]]}}}],"schema":"https://github.com/citation-style-language/schema/raw/master/csl-citation.json"} </w:instrText>
+      </w:r>
+      <w:r>
+        <w:fldChar w:fldCharType="separate"/>
+      </w:r>
+      <w:r>
+        <w:rPr>
+          <w:rFonts w:cs="Calibri"/>
+          <w:kern w:val="0"/>
+        </w:rPr>
+        <w:t>( NASA-ISRO SAR Mission (NISAR), 2025)</w:t>
+      </w:r>
+      <w:r>
+        <w:fldChar w:fldCharType="end"/>
+      </w:r>
+      <w:r>
+        <w:t xml:space="preserve">. </w:t>
+      </w:r>
+      <w:r>
+        <w:t xml:space="preserve">The additional cross-polarised channel in dual polarisation imagery </w:t>
+      </w:r>
+      <w:r>
+        <w:t xml:space="preserve">provides more information on </w:t>
+      </w:r>
+      <w:r>
+        <w:t>the</w:t>
+      </w:r>
+      <w:r>
+        <w:t xml:space="preserve"> target</w:t>
+      </w:r>
+      <w:r>
+        <w:t xml:space="preserve"> surface allowing for the separation of scattering mechanisms as well as the ability to calculate radar-based indices</w:t>
+      </w:r>
+      <w:r>
+        <w:t>,</w:t>
+      </w:r>
+      <w:r>
+        <w:t xml:space="preserve"> such as the</w:t>
+      </w:r>
+      <w:r>
+        <w:t xml:space="preserve"> polarisation ratio which is</w:t>
+      </w:r>
+      <w:r>
+        <w:t xml:space="preserve"> the division of the VH value by the VV backscatter value </w:t>
+      </w:r>
+      <w:r>
+        <w:fldChar w:fldCharType="begin"/>
+      </w:r>
+      <w:r>
+        <w:instrText xml:space="preserve"> ADDIN ZOTERO_ITEM CSL_CITATION {"citationID":"0CQ0gQT6","properties":{"formattedCitation":"(Mandal {\\i{}et al.}, 2020)","plainCitation":"(Mandal et al., 2020)","noteIndex":0},"citationItems":[{"id":454,"uris":["http://zotero.org/users/local/SqoBCFxW/items/W997JN2Z"],"itemData":{"id":454,"type":"article-journal","abstract":"Sentinel-1 Synthetic Aperture Radar (SAR) data have provided an unprecedented opportunity for crop monitoring due to its high revisit frequency and wide spatial coverage. The dual-pol (VV-VH) Sentinel-1 SAR data are being utilized for the European Common Agricultural Policy (CAP) as well as for other national projects, which are providing Sentinel derived information to support crop monitoring networks. Among the Earth observation products identified for agriculture monitoring, indicators of vegetation status are deemed critical by end-user communities. In literature, several experiments usually utilize the backscatter intensities to characterize crops. In this study, we have jointly utilized the scattering information in terms of the degree of polarization and the eigenvalue spectrum to derive a new vegetation index from dual-pol (DpRVI) SAR data. We assess the utility of this index as an indicator of plant growth dynamics for canola, soybean, and wheat, over a test site in Canada. A temporal analysis of DpRVI with crop biophysical variables (viz., Plant Area Index (PAI), Vegetation Water Content (VWC), and dry biomass (DB)) at different phenological stages confirms its trend with plant growth dynamics. For each crop type, the DpRVI is compared with the cross and co-pol ratio (σVH0/σVV0) and dual-pol Radar Vegetation Index (RVI = 4σVH0/(σVV0 + σVH0)), Polarimetric Radar Vegetation Index (PRVI), and the Dual Polarization SAR Vegetation Index (DPSVI). Statistical analysis with biophysical variables shows that the DpRVI outperformed the other four vegetation indices, yielding significant correlations for all three crops. Correlations between DpRVI and biophysical variables are highest for canola, with coefficients of determination (R2) of 0.79 (PAI), 0.82 (VWC), and 0.75 (DB). DpRVI had a moderate correlation (R2</w:instrText>
+      </w:r>
+      <w:r>
+        <w:rPr>
+          <w:rFonts w:ascii="Cambria Math" w:hAnsi="Cambria Math" w:cs="Cambria Math"/>
+        </w:rPr>
+        <w:instrText>≳</w:instrText>
+      </w:r>
+      <w:r>
+        <w:instrText xml:space="preserve"> 0.6) with the biophysical parameters of wheat and soybean. Good retrieval accuracies of crop biophysical parameters are also observed for all three crops.","container-title":"Remote Sensing of Environment","DOI":"10.1016/j.rse.2020.111954","ISSN":"0034-4257","journalAbbreviation":"Remote Sensing of Environment","page":"111954","source":"ScienceDirect","title":"Dual polarimetric radar vegetation index for crop growth monitoring using sentinel-1 SAR data","volume":"247","author":[{"family":"Mandal","given":"Dipankar"},{"family":"Kumar","given":"Vineet"},{"family":"Ratha","given":"Debanshu"},{"family":"Dey","given":"Subhadip"},{"family":"Bhattacharya","given":"Avik"},{"family":"Lopez-Sanchez","given":"Juan M."},{"family":"McNairn","given":"Heather"},{"family":"Rao","given":"Yalamanchili S."}],"issued":{"date-parts":[["2020",9,15]]}}}],"schema":"https://github.com/citation-style-language/schema/raw/master/csl-citation.json"} </w:instrText>
+      </w:r>
+      <w:r>
+        <w:fldChar w:fldCharType="separate"/>
+      </w:r>
+      <w:r>
+        <w:rPr>
+          <w:rFonts w:cs="Calibri"/>
+          <w:kern w:val="0"/>
+        </w:rPr>
+        <w:t xml:space="preserve">(Mandal </w:t>
+      </w:r>
+      <w:r>
+        <w:rPr>
+          <w:rFonts w:cs="Calibri"/>
+          <w:i/>
+          <w:iCs/>
+          <w:kern w:val="0"/>
+        </w:rPr>
+        <w:t>et al.</w:t>
+      </w:r>
+      <w:r>
+        <w:rPr>
+          <w:rFonts w:cs="Calibri"/>
+          <w:kern w:val="0"/>
+        </w:rPr>
+        <w:t>, 2020)</w:t>
+      </w:r>
+      <w:r>
+        <w:fldChar w:fldCharType="end"/>
+      </w:r>
+      <w:r>
+        <w:t>.</w:t>
+      </w:r>
+      <w:r>
+        <w:t xml:space="preserve"> Quad polarisation extends dual polarisation by</w:t>
+      </w:r>
+      <w:r>
+        <w:t xml:space="preserve"> alternatingly</w:t>
+      </w:r>
+      <w:r>
+        <w:t xml:space="preserve"> </w:t>
+      </w:r>
+      <w:r>
+        <w:t>transmitting and</w:t>
+      </w:r>
+      <w:r>
+        <w:t xml:space="preserve"> receiving in both directions creating all four combinations namely, VV, VH, HV and HH. Quad-pol SAR</w:t>
+      </w:r>
+      <w:r>
+        <w:t xml:space="preserve"> allows for full polarimetric </w:t>
+      </w:r>
+      <w:r>
+        <w:t xml:space="preserve">decomposition, which </w:t>
       </w:r>
       <w:r>
         <w:t>can</w:t>
       </w:r>
       <w:r>
-        <w:t xml:space="preserve"> operate at any time and in all weather conditions regardless of cloud cover as the formation of an image is not reliant on reflected sunlight but rather on received backscatter after the </w:t>
-      </w:r>
-      <w:r>
-        <w:lastRenderedPageBreak/>
-        <w:t>emitted microwaves from the sensor interact with the target</w:t>
-      </w:r>
-      <w:r>
-        <w:t>, being a significant advantage over optical sensors</w:t>
+        <w:t xml:space="preserve"> separate the dominant form of scattering per pixel</w:t>
+      </w:r>
+      <w:r>
+        <w:t xml:space="preserve"> </w:t>
+      </w:r>
+      <w:r>
+        <w:fldChar w:fldCharType="begin"/>
+      </w:r>
+      <w:r>
+        <w:instrText xml:space="preserve"> ADDIN ZOTERO_ITEM CSL_CITATION {"citationID":"GwDeVQWH","properties":{"formattedCitation":"(Hajnsek and Desnos, 2021)","plainCitation":"(Hajnsek and Desnos, 2021)","noteIndex":0},"citationItems":[{"id":477,"uris":["http://zotero.org/users/local/SqoBCFxW/items/JRAXE79R"],"itemData":{"id":477,"type":"book","DOI":"10.1007/978-3-030-56504-6","ISBN":"978-3-030-56502-2","title":"Polarimetric Synthetic Aperture Radar Principles and Application: Principles and Application","author":[{"family":"Hajnsek","given":"Irena"},{"family":"Desnos","given":"Yves-Louis"}],"issued":{"date-parts":[["2021",1,1]]}}}],"schema":"https://github.com/citation-style-language/schema/raw/master/csl-citation.json"} </w:instrText>
+      </w:r>
+      <w:r>
+        <w:fldChar w:fldCharType="separate"/>
+      </w:r>
+      <w:r>
+        <w:rPr>
+          <w:rFonts w:cs="Calibri"/>
+        </w:rPr>
+        <w:t>(Hajnsek and Desnos, 2021)</w:t>
+      </w:r>
+      <w:r>
+        <w:fldChar w:fldCharType="end"/>
+      </w:r>
+      <w:r>
+        <w:t>. Decomposition,</w:t>
+      </w:r>
+      <w:r>
+        <w:t xml:space="preserve"> however</w:t>
+      </w:r>
+      <w:r>
+        <w:t>,</w:t>
+      </w:r>
+      <w:r>
+        <w:t xml:space="preserve"> requires phase data to be preserved</w:t>
       </w:r>
       <w:r>
         <w:t>.</w:t>
-      </w:r>
-      <w:commentRangeEnd w:id="17"/>
-      <w:r>
-        <w:rPr>
-          <w:rStyle w:val="CommentReference"/>
-          <w:sz w:val="22"/>
-          <w:szCs w:val="22"/>
-        </w:rPr>
-        <w:commentReference w:id="17"/>
-      </w:r>
-    </w:p>
-    <w:p>
-      <w:pPr>
-        <w:jc w:val="both"/>
-      </w:pPr>
-      <w:r>
-        <w:t xml:space="preserve">SAR operates in several frequency bands including, increasing in wavelength, Ka-Band, Ku-Band, X-Band, C-Band, S-Band, L-Band and P-Band. These bands are suited to different applications, longer wavelength bands can penetrate through cloud cover more effectively but operate at a lower spatial resolution while shorter wavelength bands are more affected by cloud cover but can capture finer surface features </w:t>
-      </w:r>
-      <w:r>
-        <w:fldChar w:fldCharType="begin"/>
-      </w:r>
-      <w:r>
-        <w:instrText xml:space="preserve"> ADDIN ZOTERO_ITEM CSL_CITATION {"citationID":"PcxaBPLi","properties":{"formattedCitation":"(Johansson {\\i{}et al.}, 2017)","plainCitation":"(Johansson et al., 2017)","noteIndex":0},"citationItems":[{"id":390,"uris":["http://zotero.org/users/local/SqoBCFxW/items/GUBXKZAL"],"itemData":{"id":390,"type":"article-journal","abstract":"In this study, we compare colocated near-coincident X-, C-, and L-band fully polarimetry SAR satellite images with helicopter-borne ice thickness measurements acquired during the Norwegian Young sea ICE 2015 (N-ICE2015) expedition in the region of the Arctic Ocean north of Svalbard in April 2015. The air-borne surveys provide near-coincident snow plus ice thickness, surface roughness data, and photographs. This unique data set allows us to investigate how the different frequencies can complement one another for sea ice studies, but also to raise awareness of limitations. X-band and L-band satellite scenes were shown to be a useful complement to the standard SAR frequency for sea ice monitoring (C-band) for lead ice and newly formed sea ice identification. This may be in part be due to the frequency but also the high spatial resolution of these sensors. We found a relatively low correlation between snow plus ice thickness and surface roughness. Therefore, in our dataset ice thickness cannot directly be observed by SAR which has important implications for operational ice charting based on automatic segmentation.","container-title":"Journal of Geophysical Research: Oceans","DOI":"10.1002/2016JC012273","ISSN":"2169-9291","issue":"1","language":"en","license":"© 2016. American Geophysical Union. All Rights Reserved.","note":"_eprint: https://agupubs.onlinelibrary.wiley.com/doi/pdf/10.1002/2016JC012273","page":"669-691","source":"Wiley Online Library","title":"Combined observations of Arctic sea ice with near-coincident colocated X-band, C-band, and L-band SAR satellite remote sensing and helicopter-borne measurements","volume":"122","author":[{"family":"Johansson","given":"A. M."},{"family":"King","given":"J. A."},{"family":"Doulgeris","given":"A. P."},{"family":"Gerland","given":"S."},{"family":"Singha","given":"S."},{"family":"Spreen","given":"G."},{"family":"Busche","given":"T."}],"issued":{"date-parts":[["2017"]]}}}],"schema":"https://github.com/citation-style-language/schema/raw/master/csl-citation.json"} </w:instrText>
-      </w:r>
-      <w:r>
-        <w:fldChar w:fldCharType="separate"/>
-      </w:r>
-      <w:r>
-        <w:rPr>
-          <w:rFonts w:cs="Calibri"/>
-          <w:kern w:val="0"/>
-        </w:rPr>
-        <w:t xml:space="preserve">(Johansson </w:t>
-      </w:r>
-      <w:r>
-        <w:rPr>
-          <w:rFonts w:cs="Calibri"/>
-          <w:i/>
-          <w:iCs/>
-          <w:kern w:val="0"/>
-        </w:rPr>
-        <w:t>et al.</w:t>
-      </w:r>
-      <w:r>
-        <w:rPr>
-          <w:rFonts w:cs="Calibri"/>
-          <w:kern w:val="0"/>
-        </w:rPr>
-        <w:t>, 2017)</w:t>
-      </w:r>
-      <w:r>
-        <w:fldChar w:fldCharType="end"/>
-      </w:r>
-      <w:r>
-        <w:t>. This trade-off needs to be considered regarding what is required from the SAR imagery and the aim of the application for the choice of an effective band. </w:t>
-      </w:r>
-    </w:p>
-    <w:p>
-      <w:pPr>
-        <w:jc w:val="both"/>
-      </w:pPr>
-      <w:r>
-        <w:t>SAR systems can be designed with different polarization characteristics including single and dual modes. Single polarisation uses a single polarisation direction, either horizontal or vertical, for both transmitting and receiving signals these are denoted as VV or HH for Vertical-Transmit, Vertical-Receive and Horizontal-Transmit, and Horizontal-</w:t>
-      </w:r>
-      <w:r>
-        <w:t>R</w:t>
-      </w:r>
-      <w:r>
-        <w:t>eceive respectively. This is the simplest form of SAR and is suited for applications involving smoother surfaces without a large amount of vertical variability such as water or soil monitoring</w:t>
-      </w:r>
-      <w:r>
-        <w:t xml:space="preserve"> </w:t>
-      </w:r>
-      <w:r>
-        <w:fldChar w:fldCharType="begin"/>
-      </w:r>
-      <w:r>
-        <w:instrText xml:space="preserve"> ADDIN ZOTERO_ITEM CSL_CITATION {"citationID":"pCyUeBcS","properties":{"formattedCitation":"({\\i{}Polarimetry | Get to Know SAR \\uc0\\u8211{} NASA-ISRO SAR Mission (NISAR)}, no date)","plainCitation":"(Polarimetry | Get to Know SAR – NASA-ISRO SAR Mission (NISAR), no date)","dontUpdate":true,"noteIndex":0},"citationItems":[{"id":398,"uris":["http://zotero.org/users/local/SqoBCFxW/items/ZC9IKH8B"],"itemData":{"id":398,"type":"webpage","title":"Polarimetry | Get to Know SAR – NASA-ISRO SAR Mission (NISAR)","URL":"https://nisar.jpl.nasa.gov/mission/get-to-know-sar/polarimetry/","accessed":{"date-parts":[["2025",6,25]]}}}],"schema":"https://github.com/citation-style-language/schema/raw/master/csl-citation.json"} </w:instrText>
-      </w:r>
-      <w:r>
-        <w:fldChar w:fldCharType="separate"/>
-      </w:r>
-      <w:r>
-        <w:rPr>
-          <w:rFonts w:cs="Calibri"/>
-          <w:kern w:val="0"/>
-        </w:rPr>
-        <w:t>( NASA-ISRO SAR Mission (NISAR), 2025)</w:t>
-      </w:r>
-      <w:r>
-        <w:fldChar w:fldCharType="end"/>
-      </w:r>
-      <w:r>
-        <w:t>. Dual polarisation refers to when a sensor transmits in one polarisation either horizontal or vertical and receives in two polarisations, both horizontal and vertical. This polarisation has been shown to be more effective</w:t>
-      </w:r>
-      <w:r>
-        <w:t xml:space="preserve"> over single polarisation</w:t>
-      </w:r>
-      <w:r>
-        <w:t xml:space="preserve"> in applications where</w:t>
-      </w:r>
-      <w:r>
-        <w:t xml:space="preserve"> small vertical changes separate targets</w:t>
-      </w:r>
-      <w:r>
-        <w:t xml:space="preserve">, such as vegetation </w:t>
-      </w:r>
-      <w:commentRangeStart w:id="18"/>
-      <w:r>
-        <w:t>monitoring</w:t>
-      </w:r>
-      <w:commentRangeEnd w:id="18"/>
-      <w:r>
-        <w:rPr>
-          <w:rStyle w:val="CommentReference"/>
-          <w:sz w:val="22"/>
-          <w:szCs w:val="22"/>
-        </w:rPr>
-        <w:commentReference w:id="18"/>
-      </w:r>
-      <w:r>
-        <w:t>.</w:t>
-      </w:r>
-      <w:r>
-        <w:t xml:space="preserve"> </w:t>
-      </w:r>
-    </w:p>
-    <w:p>
-      <w:pPr>
-        <w:jc w:val="both"/>
-      </w:pPr>
-    </w:p>
-    <w:p>
-      <w:pPr>
-        <w:jc w:val="both"/>
-      </w:pPr>
-    </w:p>
-    <w:p>
-      <w:pPr>
-        <w:jc w:val="both"/>
-      </w:pPr>
-      <w:r>
-        <w:t xml:space="preserve">The additional cross-polarised channel in dual polarisation imagery </w:t>
-      </w:r>
-      <w:r>
-        <w:t xml:space="preserve">provides more information on </w:t>
-      </w:r>
-      <w:r>
-        <w:t>the</w:t>
-      </w:r>
-      <w:r>
-        <w:t xml:space="preserve"> target</w:t>
-      </w:r>
-      <w:r>
-        <w:t xml:space="preserve"> surface allowing for the separation of scattering mechanisms as well as the ability to calculate radar-based indices</w:t>
-      </w:r>
-      <w:r>
-        <w:t>,</w:t>
-      </w:r>
-      <w:r>
-        <w:t xml:space="preserve"> such as the</w:t>
-      </w:r>
-      <w:r>
-        <w:t xml:space="preserve"> cross-correlation index</w:t>
-      </w:r>
-      <w:r>
-        <w:t xml:space="preserve"> as the division of the VH value by the VV backscatter value </w:t>
-      </w:r>
-      <w:r>
-        <w:fldChar w:fldCharType="begin"/>
-      </w:r>
-      <w:r>
-        <w:instrText xml:space="preserve"> ADDIN ZOTERO_ITEM CSL_CITATION {"citationID":"0CQ0gQT6","properties":{"formattedCitation":"(Mandal {\\i{}et al.}, 2020)","plainCitation":"(Mandal et al., 2020)","noteIndex":0},"citationItems":[{"id":454,"uris":["http://zotero.org/users/local/SqoBCFxW/items/W997JN2Z"],"itemData":{"id":454,"type":"article-journal","abstract":"Sentinel-1 Synthetic Aperture Radar (SAR) data have provided an unprecedented opportunity for crop monitoring due to its high revisit frequency and wide spatial coverage. The dual-pol (VV-VH) Sentinel-1 SAR data are being utilized for the European Common Agricultural Policy (CAP) as well as for other national projects, which are providing Sentinel derived information to support crop monitoring networks. Among the Earth observation products identified for agriculture monitoring, indicators of vegetation status are deemed critical by end-user communities. In literature, several experiments usually utilize the backscatter intensities to characterize crops. In this study, we have jointly utilized the scattering information in terms of the degree of polarization and the eigenvalue spectrum to derive a new vegetation index from dual-pol (DpRVI) SAR data. We assess the utility of this index as an indicator of plant growth dynamics for canola, soybean, and wheat, over a test site in Canada. A temporal analysis of DpRVI with crop biophysical variables (viz., Plant Area Index (PAI), Vegetation Water Content (VWC), and dry biomass (DB)) at different phenological stages confirms its trend with plant growth dynamics. For each crop type, the DpRVI is compared with the cross and co-pol ratio (σVH0/σVV0) and dual-pol Radar Vegetation Index (RVI = 4σVH0/(σVV0 + σVH0)), Polarimetric Radar Vegetation Index (PRVI), and the Dual Polarization SAR Vegetation Index (DPSVI). Statistical analysis with biophysical variables shows that the DpRVI outperformed the other four vegetation indices, yielding significant correlations for all three crops. Correlations between DpRVI and biophysical variables are highest for canola, with coefficients of determination (R2) of 0.79 (PAI), 0.82 (VWC), and 0.75 (DB). DpRVI had a moderate correlation (R2</w:instrText>
-      </w:r>
-      <w:r>
-        <w:rPr>
-          <w:rFonts w:ascii="Cambria Math" w:hAnsi="Cambria Math" w:cs="Cambria Math"/>
-        </w:rPr>
-        <w:instrText>≳</w:instrText>
-      </w:r>
-      <w:r>
-        <w:instrText xml:space="preserve"> 0.6) with the biophysical parameters of wheat and soybean. Good retrieval accuracies of crop biophysical parameters are also observed for all three crops.","container-title":"Remote Sensing of Environment","DOI":"10.1016/j.rse.2020.111954","ISSN":"0034-4257","journalAbbreviation":"Remote Sensing of Environment","page":"111954","source":"ScienceDirect","title":"Dual polarimetric radar vegetation index for crop growth monitoring using sentinel-1 SAR data","volume":"247","author":[{"family":"Mandal","given":"Dipankar"},{"family":"Kumar","given":"Vineet"},{"family":"Ratha","given":"Debanshu"},{"family":"Dey","given":"Subhadip"},{"family":"Bhattacharya","given":"Avik"},{"family":"Lopez-Sanchez","given":"Juan M."},{"family":"McNairn","given":"Heather"},{"family":"Rao","given":"Yalamanchili S."}],"issued":{"date-parts":[["2020",9,15]]}}}],"schema":"https://github.com/citation-style-language/schema/raw/master/csl-citation.json"} </w:instrText>
-      </w:r>
-      <w:r>
-        <w:fldChar w:fldCharType="separate"/>
-      </w:r>
-      <w:r>
-        <w:rPr>
-          <w:rFonts w:cs="Calibri"/>
-          <w:kern w:val="0"/>
-        </w:rPr>
-        <w:t xml:space="preserve">(Mandal </w:t>
-      </w:r>
-      <w:r>
-        <w:rPr>
-          <w:rFonts w:cs="Calibri"/>
-          <w:i/>
-          <w:iCs/>
-          <w:kern w:val="0"/>
-        </w:rPr>
-        <w:t>et al.</w:t>
-      </w:r>
-      <w:r>
-        <w:rPr>
-          <w:rFonts w:cs="Calibri"/>
-          <w:kern w:val="0"/>
-        </w:rPr>
-        <w:t>, 2020)</w:t>
-      </w:r>
-      <w:r>
-        <w:fldChar w:fldCharType="end"/>
-      </w:r>
-      <w:r>
-        <w:t>.</w:t>
-      </w:r>
-      <w:r>
-        <w:t xml:space="preserve"> Quad polarisation extends dual polarisation by transmitting and receiving in both directions creating all four combinations namely, VV, VH, HV and HH. Quad-pol SAR</w:t>
-      </w:r>
-      <w:r>
-        <w:t xml:space="preserve"> allows for full polarimetric </w:t>
-      </w:r>
-      <w:r>
-        <w:t xml:space="preserve">decomposition, which </w:t>
-      </w:r>
-      <w:r>
-        <w:t>can</w:t>
-      </w:r>
-      <w:r>
-        <w:t xml:space="preserve"> separate the dominant form of scattering per pixel</w:t>
-      </w:r>
-      <w:r>
-        <w:t xml:space="preserve"> </w:t>
-      </w:r>
-      <w:r>
-        <w:fldChar w:fldCharType="begin"/>
-      </w:r>
-      <w:r>
-        <w:instrText xml:space="preserve"> ADDIN ZOTERO_ITEM CSL_CITATION {"citationID":"GwDeVQWH","properties":{"formattedCitation":"(Hajnsek and Desnos, 2021)","plainCitation":"(Hajnsek and Desnos, 2021)","noteIndex":0},"citationItems":[{"id":477,"uris":["http://zotero.org/users/local/SqoBCFxW/items/JRAXE79R"],"itemData":{"id":477,"type":"book","DOI":"10.1007/978-3-030-56504-6","ISBN":"978-3-030-56502-2","title":"Polarimetric Synthetic Aperture Radar Principles and Application: Principles and Application","author":[{"family":"Hajnsek","given":"Irena"},{"family":"Desnos","given":"Yves-Louis"}],"issued":{"date-parts":[["2021",1,1]]}}}],"schema":"https://github.com/citation-style-language/schema/raw/master/csl-citation.json"} </w:instrText>
-      </w:r>
-      <w:r>
-        <w:fldChar w:fldCharType="separate"/>
-      </w:r>
-      <w:r>
-        <w:rPr>
-          <w:rFonts w:cs="Calibri"/>
-        </w:rPr>
-        <w:t>(Hajnsek and Desnos, 2021)</w:t>
-      </w:r>
-      <w:r>
-        <w:fldChar w:fldCharType="end"/>
-      </w:r>
-      <w:r>
-        <w:t>. Decomposition,</w:t>
-      </w:r>
-      <w:r>
-        <w:t xml:space="preserve"> however</w:t>
-      </w:r>
-      <w:r>
-        <w:t>,</w:t>
-      </w:r>
-      <w:r>
-        <w:t xml:space="preserve"> requires phase data to be preserved</w:t>
-      </w:r>
-      <w:r>
-        <w:t xml:space="preserve">. </w:t>
       </w:r>
     </w:p>
     <w:p>
@@ -2640,7 +2672,10 @@
         <w:jc w:val="both"/>
       </w:pPr>
       <w:r>
-        <w:t>The choice between SLC and GRD data depends on the application and thus the information required.</w:t>
+        <w:t>The choice between SLC and GRD data depends on</w:t>
+      </w:r>
+      <w:r>
+        <w:t xml:space="preserve"> whether the expected gain from retaining phase information in SLC justifies the additional processing and complexity associated with SLC data.</w:t>
       </w:r>
       <w:r>
         <w:t xml:space="preserve"> GRD data does not retain phase information </w:t>
@@ -2731,7 +2766,13 @@
         <w:t xml:space="preserve"> providing more information per pixel, allowing for the derivation of polarimetric information and coherence.</w:t>
       </w:r>
       <w:r>
-        <w:t xml:space="preserve"> The full spatial resolution, while introducing complexity at range views, allows for the detection of finer targets than that in GRD data while using the greater information content, that can be extracted from the retained phase information, to separate targets. With regards to plastic detection using SAR, a case for fine not well contrasted target identification, it was found that including SLC-based parameters such as coherence were beneficial in detecting floating objects </w:t>
+        <w:t xml:space="preserve"> The full spatial resolution, while introducing complexity at range views, allows for the detection of finer targets than that in GRD data while using the greater information content, that can be extracted </w:t>
+      </w:r>
+      <w:r>
+        <w:t>from the retained phase information</w:t>
+      </w:r>
+      <w:r>
+        <w:t xml:space="preserve"> to separate targets. With regards to plastic detection using SAR, a case for fine not well contrasted target identification, it was found that including SLC-based parameters such as coherence were beneficial in detecting floating objects </w:t>
       </w:r>
       <w:r>
         <w:fldChar w:fldCharType="begin"/>
@@ -2786,7 +2827,13 @@
         <w:t>t</w:t>
       </w:r>
       <w:r>
-        <w:t xml:space="preserve"> backscatter intensity, several different features can be extracted from SAR imagery to improve the separation between targets. Textur</w:t>
+        <w:t xml:space="preserve"> backscatter intensity, several different features can be extracted from SAR imagery to improve the separation between targets.</w:t>
+      </w:r>
+      <w:r>
+        <w:t xml:space="preserve"> </w:t>
+      </w:r>
+      <w:r>
+        <w:t>Textur</w:t>
       </w:r>
       <w:r>
         <w:t xml:space="preserve">e </w:t>
@@ -2798,11 +2845,112 @@
         <w:t>consider</w:t>
       </w:r>
       <w:r>
-        <w:t xml:space="preserve"> the spatial arrangement of pixel intensities rather than single pixel intensities.</w:t>
-      </w:r>
-      <w:r>
-        <w:t xml:space="preserve"> To derive texture features from SAR imagery a Gray Level Co-occurrence Matrix (GLCM) is calculated which produces measures such as contrast, homogeneity and entropy. </w:t>
-      </w:r>
+        <w:t xml:space="preserve"> the spatial arrangement of pixel intensities rather than</w:t>
+      </w:r>
+      <w:r>
+        <w:t xml:space="preserve"> considering each pixel independently</w:t>
+      </w:r>
+      <w:r>
+        <w:t>.</w:t>
+      </w:r>
+      <w:r>
+        <w:t xml:space="preserve"> In the context of marine debris texture features could be used to help identify collections of debris </w:t>
+      </w:r>
+      <w:r>
+        <w:t>organised</w:t>
+      </w:r>
+      <w:r>
+        <w:t xml:space="preserve"> by currents and wind based on the difference in texture against the surrounding water.</w:t>
+      </w:r>
+      <w:r>
+        <w:t xml:space="preserve"> This could otherwise be missed if</w:t>
+      </w:r>
+      <w:r>
+        <w:t xml:space="preserve"> the average backscatter intensity of the accumulation and surrounding water is similar. </w:t>
+      </w:r>
+      <w:r>
+        <w:t xml:space="preserve"> </w:t>
+      </w:r>
+    </w:p>
+    <w:p>
+      <w:pPr>
+        <w:jc w:val="both"/>
+      </w:pPr>
+    </w:p>
+    <w:p>
+      <w:pPr>
+        <w:jc w:val="both"/>
+      </w:pPr>
+      <w:r>
+        <w:t>To derive texture features from SAR imagery a Gray Level Co-occurrence Matrix (GLCM) is calculated</w:t>
+      </w:r>
+      <w:r>
+        <w:t>. Backscatter intensities are grouped into a defined number of grey levels before a sliding window examines how often different combinations of grey levels occur. The GLCM represents the probability</w:t>
+      </w:r>
+      <w:r>
+        <w:t xml:space="preserve"> of different grey level pairs from occurring within a neighbourhood of pixels</w:t>
+      </w:r>
+      <w:r>
+        <w:t xml:space="preserve">. Several features can be calculated from the GCLM such as the GCLM mean, standard deviation and entropy. </w:t>
+      </w:r>
+    </w:p>
+    <w:p>
+      <w:pPr>
+        <w:jc w:val="both"/>
+      </w:pPr>
+    </w:p>
+    <w:p>
+      <w:pPr>
+        <w:jc w:val="both"/>
+      </w:pPr>
+    </w:p>
+    <w:p>
+      <w:pPr>
+        <w:jc w:val="both"/>
+      </w:pPr>
+    </w:p>
+    <w:p>
+      <w:pPr>
+        <w:jc w:val="both"/>
+      </w:pPr>
+      <w:r>
+        <w:t xml:space="preserve"> Entropy measures the complexity of a local grey level arrangement. </w:t>
+      </w:r>
+    </w:p>
+    <w:p>
+      <w:pPr>
+        <w:jc w:val="both"/>
+      </w:pPr>
+    </w:p>
+    <w:p>
+      <w:pPr>
+        <w:jc w:val="both"/>
+      </w:pPr>
+    </w:p>
+    <w:p>
+      <w:pPr>
+        <w:jc w:val="both"/>
+      </w:pPr>
+    </w:p>
+    <w:p>
+      <w:pPr>
+        <w:jc w:val="both"/>
+      </w:pPr>
+    </w:p>
+    <w:p>
+      <w:pPr>
+        <w:jc w:val="both"/>
+      </w:pPr>
+    </w:p>
+    <w:p>
+      <w:pPr>
+        <w:jc w:val="both"/>
+      </w:pPr>
+    </w:p>
+    <w:p>
+      <w:pPr>
+        <w:jc w:val="both"/>
+      </w:pPr>
       <w:r>
         <w:t>These features allow for the spatial context of objects to be considered which can improve object detection accuracy</w:t>
       </w:r>
@@ -2845,8 +2993,28 @@
         <w:fldChar w:fldCharType="end"/>
       </w:r>
       <w:r>
-        <w:t xml:space="preserve"> . </w:t>
-      </w:r>
+        <w:t xml:space="preserve"> </w:t>
+      </w:r>
+    </w:p>
+    <w:p>
+      <w:pPr>
+        <w:jc w:val="both"/>
+      </w:pPr>
+    </w:p>
+    <w:p>
+      <w:pPr>
+        <w:jc w:val="both"/>
+      </w:pPr>
+    </w:p>
+    <w:p>
+      <w:pPr>
+        <w:jc w:val="both"/>
+      </w:pPr>
+    </w:p>
+    <w:p>
+      <w:pPr>
+        <w:jc w:val="both"/>
+      </w:pPr>
     </w:p>
     <w:p>
       <w:pPr>
@@ -2875,26 +3043,32 @@
         <w:rPr>
           <w:color w:val="FF0000"/>
         </w:rPr>
-        <w:t>ASK SHELLEY FOR HELP HERE</w:t>
+        <w:t xml:space="preserve">**Go into </w:t>
       </w:r>
       <w:r>
         <w:rPr>
           <w:color w:val="FF0000"/>
         </w:rPr>
-        <w:t xml:space="preserve"> (Polarimetric Matrix)</w:t>
-      </w:r>
-    </w:p>
-    <w:p>
-      <w:pPr>
-        <w:jc w:val="both"/>
+        <w:t>Polarimetric Matrix</w:t>
+      </w:r>
+      <w:r>
         <w:rPr>
           <w:color w:val="FF0000"/>
         </w:rPr>
-      </w:pPr>
-      <w:r>
+        <w:t xml:space="preserve"> how it can be derived from dual and why we would want to do it, all the features** </w:t>
+      </w:r>
+    </w:p>
+    <w:p>
+      <w:pPr>
+        <w:jc w:val="both"/>
         <w:rPr>
           <w:color w:val="FF0000"/>
         </w:rPr>
+      </w:pPr>
+      <w:r>
+        <w:rPr>
+          <w:color w:val="FF0000"/>
+        </w:rPr>
         <w:fldChar w:fldCharType="begin"/>
       </w:r>
       <w:r>
@@ -2942,19 +3116,18 @@
       <w:pPr>
         <w:pStyle w:val="Heading3"/>
       </w:pPr>
-      <w:commentRangeStart w:id="19"/>
-      <w:r>
-        <w:lastRenderedPageBreak/>
+      <w:commentRangeStart w:id="16"/>
+      <w:r>
         <w:t>2.4.2 Ocean Surface Physics</w:t>
       </w:r>
-      <w:commentRangeEnd w:id="19"/>
+      <w:commentRangeEnd w:id="16"/>
       <w:r>
         <w:rPr>
           <w:rStyle w:val="CommentReference"/>
           <w:sz w:val="28"/>
           <w:szCs w:val="28"/>
         </w:rPr>
-        <w:commentReference w:id="19"/>
+        <w:commentReference w:id="16"/>
       </w:r>
     </w:p>
     <w:p>
@@ -2995,11 +3168,11 @@
       <w:pPr>
         <w:pStyle w:val="Heading3"/>
       </w:pPr>
-      <w:bookmarkStart w:id="20" w:name="_Toc201953884"/>
+      <w:bookmarkStart w:id="17" w:name="_Toc201953884"/>
       <w:r>
         <w:t>2.4.2 Floating Plastic and SAR Signal Returns</w:t>
       </w:r>
-      <w:bookmarkEnd w:id="20"/>
+      <w:bookmarkEnd w:id="17"/>
     </w:p>
     <w:p/>
     <w:p>
@@ -3023,6 +3196,234 @@
           <w:rFonts w:cs="Calibri"/>
           <w:kern w:val="0"/>
         </w:rPr>
+        <w:t xml:space="preserve">(de </w:t>
+      </w:r>
+      <w:r>
+        <w:rPr>
+          <w:rFonts w:cs="Calibri"/>
+          <w:kern w:val="0"/>
+        </w:rPr>
+        <w:lastRenderedPageBreak/>
+        <w:t xml:space="preserve">Fockert </w:t>
+      </w:r>
+      <w:r>
+        <w:rPr>
+          <w:rFonts w:cs="Calibri"/>
+          <w:i/>
+          <w:iCs/>
+          <w:kern w:val="0"/>
+        </w:rPr>
+        <w:t>et al.</w:t>
+      </w:r>
+      <w:r>
+        <w:rPr>
+          <w:rFonts w:cs="Calibri"/>
+          <w:kern w:val="0"/>
+        </w:rPr>
+        <w:t>, 2024)</w:t>
+      </w:r>
+      <w:r>
+        <w:fldChar w:fldCharType="end"/>
+      </w:r>
+      <w:r>
+        <w:t>.Large</w:t>
+      </w:r>
+      <w:r>
+        <w:t>,</w:t>
+      </w:r>
+      <w:r>
+        <w:t xml:space="preserve"> dense</w:t>
+      </w:r>
+      <w:r>
+        <w:t xml:space="preserve"> </w:t>
+      </w:r>
+      <w:r>
+        <w:t>collections of macroplastics tend to increase surface roughness through creatin</w:t>
+      </w:r>
+      <w:r>
+        <w:t xml:space="preserve">g </w:t>
+      </w:r>
+      <w:r>
+        <w:t>disturbances</w:t>
+      </w:r>
+      <w:r>
+        <w:t xml:space="preserve"> in the surrounding water generating brighter SAR returns.</w:t>
+      </w:r>
+      <w:r>
+        <w:t xml:space="preserve"> Large macroplastic targets have been observed as bright anomalies in contrast to dark, with lower backscatter, surrounding water in SAR imagery</w:t>
+      </w:r>
+      <w:r>
+        <w:t xml:space="preserve"> </w:t>
+      </w:r>
+      <w:r>
+        <w:fldChar w:fldCharType="begin"/>
+      </w:r>
+      <w:r>
+        <w:instrText xml:space="preserve"> ADDIN ZOTERO_ITEM CSL_CITATION {"citationID":"u9AmeEUu","properties":{"unsorted":false,"formattedCitation":"(Simpson {\\i{}et al.}, 2022; Nunziata {\\i{}et al.}, 2026)","plainCitation":"(Simpson et al., 2022; Nunziata et al., 2026)","noteIndex":0},"citationItems":[{"id":80,"uris":["http://zotero.org/users/local/SqoBCFxW/items/SCV46JUL"],"itemData":{"id":80,"type":"article-journal","abstract":"Plastics in the river environment are of major concern due to their potential pathways into the ocean, their persistence in the environment, and their impacts on human and marine health. It has been documented that plastic concentrations in riparian environments are higher following major rain events, where plastic can be moved through surface runoff. Considering the hazard that plastic waste poses to the environment, monitoring techniques are needed to aid in locating, monitoring, and remediating plastic waste within these systems. Dams are known to trap sediments and pollutants, such as metals and Polychlorinated Biphenyls (PCBs). While there is an established background on the monitoring of dams using the synoptic coverage provided by satellite imaging to observe water quality and volume, the detection of marine debris in riparian systems remains challenging, especially in cloudy conditions. Herein, we exploit the use of Synthetic Aperture Radar (SAR) to understand its capabilities for monitoring marine debris. This research focuses on detecting plastic islands within the Drina River system in Bosnia and Herzegovina and Serbia. Here, the results show that the monitoring of these plastic accumulations is feasible using Sentinel-1 SAR data. A quantitative analysis of detection performance is presented using traditional and state-of-the-art change detectors. The analysis of these detectors indicates that detectors that can utilise the coherent data from Single Look Complex (SLC) acquisitions are perform better when compared with those that only utilise incoherent data from Ground Range-Detected (GRD) acquisitions, with true positive detection ratings of ~95% with 0.1% false alarm rates seen in the best-performing detector. We also found that that the cross-pol VH channel provides better detection than those based on single-pol VV polarisation.","container-title":"Remote Sensing","DOI":"10.3390/rs14184473","ISSN":"2072-4292","issue":"18","language":"en","license":"http://creativecommons.org/licenses/by/3.0/","note":"number: 18","page":"4473","publisher":"Multidisciplinary Digital Publishing Institute","source":"www.mdpi.com","title":"Monitoring of Plastic Islands in River Environment Using Sentinel-1 SAR Data","volume":"14","author":[{"family":"Simpson","given":"Morgan David"},{"family":"Marino","given":"Armando"},{"family":"Maagt","given":"Peter","non-dropping-particle":"de"},{"family":"Gandini","given":"Erio"},{"family":"Hunter","given":"Peter"},{"family":"Spyrakos","given":"Evangelos"},{"family":"Tyler","given":"Andrew"},{"family":"Telfer","given":"Trevor"}],"issued":{"date-parts":[["2022",1]]}}},{"id":497,"uris":["http://zotero.org/users/local/SqoBCFxW/items/F5D3T5IS"],"itemData":{"id":497,"type":"article-journal","abstract":"This study summarizes the lessons learned during the July 2024 experimental campaign, where targets, consisting of floating plastic and natural debris, were jointly observed in a South Italy lake by drone and satellite instruments. The satellite layer consists of the X-band synthetic aperture radar (SAR) equipped onboard the Italian Cosmo-SkyMed Second Generation (CSG) constellation, while the drone layer consists of an optical camera. A set of multipolarization features, namely the co- and cross-polarized normalized radar cross section (NRCS), the SPAN, and the like-to-cross-polarization ratio, are extracted from the CSG SAR measurements. Their sensitivity to the plastic target, along with their ability to discriminate plastic from natural floating debris, is investigated using objective metrics. Experimental results, obtained under calm water conditions, show that floating plastic calls for co- and cross-polarized signals well above the system noise and well-distinguishable from the surrounding water using all the features. The plastic target appears as a spot brighter than the surrounding water in both the co- and the cross-polarized NRCS imagery. The copolarized NRCS calls for the largest plastic-to-water contrast and the largest separation between the plastic and the natural target. However, this separation is such that the discrimination remains a challenging task when using intensity-based dual-polarimetric features.","container-title":"IEEE Journal of Selected Topics in Applied Earth Observations and Remote Sensing","DOI":"10.1109/JSTARS.2026.3675344","ISSN":"2151-1535","page":"10794-10803","source":"IEEE Xplore","title":"Detecting Coastal Aggregation of Macroplastic Litter Using Satellite X-Band SAR Imagery","volume":"19","author":[{"family":"Nunziata","given":"Ferdinando"},{"family":"Famiglietti","given":"Nicola Angelo"},{"family":"Verlanti","given":"Anna"},{"family":"Buono","given":"Andrea"},{"family":"Memmolo","given":"Antonino"},{"family":"Michele","given":"Luigi","dropping-particle":"di"},{"family":"Vicari","given":"Annamaria"},{"family":"Fanti","given":"Alessandro"},{"family":"Migliaccio","given":"Maurizio"}],"issued":{"date-parts":[["2026"]]}}}],"schema":"https://github.com/citation-style-language/schema/raw/master/csl-citation.json"} </w:instrText>
+      </w:r>
+      <w:r>
+        <w:fldChar w:fldCharType="separate"/>
+      </w:r>
+      <w:r>
+        <w:rPr>
+          <w:rFonts w:cs="Calibri"/>
+          <w:kern w:val="0"/>
+        </w:rPr>
+        <w:t xml:space="preserve">(Simpson </w:t>
+      </w:r>
+      <w:r>
+        <w:rPr>
+          <w:rFonts w:cs="Calibri"/>
+          <w:i/>
+          <w:iCs/>
+          <w:kern w:val="0"/>
+        </w:rPr>
+        <w:t>et al.</w:t>
+      </w:r>
+      <w:r>
+        <w:rPr>
+          <w:rFonts w:cs="Calibri"/>
+          <w:kern w:val="0"/>
+        </w:rPr>
+        <w:t xml:space="preserve">, 2022; Nunziata </w:t>
+      </w:r>
+      <w:r>
+        <w:rPr>
+          <w:rFonts w:cs="Calibri"/>
+          <w:i/>
+          <w:iCs/>
+          <w:kern w:val="0"/>
+        </w:rPr>
+        <w:t>et al.</w:t>
+      </w:r>
+      <w:r>
+        <w:rPr>
+          <w:rFonts w:cs="Calibri"/>
+          <w:kern w:val="0"/>
+        </w:rPr>
+        <w:t>, 2026)</w:t>
+      </w:r>
+      <w:r>
+        <w:fldChar w:fldCharType="end"/>
+      </w:r>
+      <w:r>
+        <w:t xml:space="preserve"> .</w:t>
+      </w:r>
+      <w:r>
+        <w:t xml:space="preserve"> </w:t>
+      </w:r>
+      <w:r>
+        <w:t>In contrast, microplastics</w:t>
+      </w:r>
+      <w:r>
+        <w:t xml:space="preserve"> may </w:t>
+      </w:r>
+      <w:r>
+        <w:t>dampen capillary waves</w:t>
+      </w:r>
+      <w:r>
+        <w:t>, creating surface slicks</w:t>
+      </w:r>
+      <w:r>
+        <w:t xml:space="preserve"> causing reduced surface roughness and thus a lower SAR return</w:t>
+      </w:r>
+      <w:r>
+        <w:t xml:space="preserve"> </w:t>
+      </w:r>
+      <w:r>
+        <w:fldChar w:fldCharType="begin"/>
+      </w:r>
+      <w:r>
+        <w:instrText xml:space="preserve"> ADDIN ZOTERO_ITEM CSL_CITATION {"citationID":"BrnFOuYo","properties":{"unsorted":false,"formattedCitation":"(Qi {\\i{}et al.}, 2022)","plainCitation":"(Qi et al., 2022)","noteIndex":0},"citationItems":[{"id":70,"uris":["http://zotero.org/users/local/SqoBCFxW/items/GMBUWGEU"],"itemData":{"id":70,"type":"article-journal","abstract":"Semantic Scholar extracted view of \"On the capacity of Sentinel-1 synthetic aperture radar in detecting floating macroalgae and other floating matters\" by Lin Qi et al.","container-title":"Remote Sensing of Environment","DOI":"10.1016/j.rse.2022.113188","ISSN":"00344257","journalAbbreviation":"Remote Sensing of Environment","language":"en","page":"113188","source":"Semantic Scholar","title":"On the capacity of Sentinel-1 synthetic aperture radar in detecting floating macroalgae and other floating matters","volume":"280","author":[{"family":"Qi","given":"Lin"},{"family":"Wang","given":"Menghua"},{"family":"Hu","given":"Chuanmin"},{"family":"Holt","given":"Benjamin"}],"issued":{"date-parts":[["2022",10]]}}}],"schema":"https://github.com/citation-style-language/schema/raw/master/csl-citation.json"} </w:instrText>
+      </w:r>
+      <w:r>
+        <w:fldChar w:fldCharType="separate"/>
+      </w:r>
+      <w:r>
+        <w:rPr>
+          <w:rFonts w:cs="Calibri"/>
+          <w:kern w:val="0"/>
+        </w:rPr>
+        <w:t xml:space="preserve">(Qi </w:t>
+      </w:r>
+      <w:r>
+        <w:rPr>
+          <w:rFonts w:cs="Calibri"/>
+          <w:i/>
+          <w:iCs/>
+          <w:kern w:val="0"/>
+        </w:rPr>
+        <w:t>et al.</w:t>
+      </w:r>
+      <w:r>
+        <w:rPr>
+          <w:rFonts w:cs="Calibri"/>
+          <w:kern w:val="0"/>
+        </w:rPr>
+        <w:t>, 2022)</w:t>
+      </w:r>
+      <w:r>
+        <w:fldChar w:fldCharType="end"/>
+      </w:r>
+      <w:r>
+        <w:t>. The differences in dielectric constants at the boundary between materials play a role in the signal received by the SAR sensor. The dielectric constant of water is high while that of air is very low, this allows for the clear separation of water and air in SAR imagery</w:t>
+      </w:r>
+      <w:r>
+        <w:t>. However,</w:t>
+      </w:r>
+      <w:r>
+        <w:t xml:space="preserve"> the dielectric constant of air and </w:t>
+      </w:r>
+      <w:r>
+        <w:t xml:space="preserve">dry </w:t>
+      </w:r>
+      <w:r>
+        <w:t>plastics are similar</w:t>
+      </w:r>
+      <w:r>
+        <w:t>, creating a weaker contrast at the plastic-air interface</w:t>
+      </w:r>
+      <w:r>
+        <w:t>.</w:t>
+      </w:r>
+      <w:r>
+        <w:t xml:space="preserve"> </w:t>
+      </w:r>
+      <w:r>
+        <w:t>Therefore, for the separation of plastics and water</w:t>
+      </w:r>
+      <w:r>
+        <w:t>,</w:t>
+      </w:r>
+      <w:r>
+        <w:t xml:space="preserve"> surface roughness would be the dominate</w:t>
+      </w:r>
+      <w:r>
+        <w:t xml:space="preserve"> </w:t>
+      </w:r>
+      <w:r>
+        <w:t>mechanism influencing the received SAR signal</w:t>
+      </w:r>
+      <w:r>
+        <w:t xml:space="preserve"> and thus the separation of floating debris and background water</w:t>
+      </w:r>
+      <w:r>
+        <w:t xml:space="preserve"> </w:t>
+      </w:r>
+      <w:r>
+        <w:fldChar w:fldCharType="begin"/>
+      </w:r>
+      <w:r>
+        <w:instrText xml:space="preserve"> ADDIN ZOTERO_ITEM CSL_CITATION {"citationID":"rIUWTV4B","properties":{"formattedCitation":"(de Fockert {\\i{}et al.}, 2024)","plainCitation":"(de Fockert et al., 2024)","noteIndex":0},"citationItems":[{"id":118,"uris":["http://zotero.org/users/local/SqoBCFxW/items/P8B3TA3W"],"itemData":{"id":118,"type":"article-journal","abstract":"Remote sensing technologies have the potential to support monitoring of floating plastic litter in aquatic environments. An experimental campaign was carried out in a large-scale hydrodynamic test facility to explore the detectability of floating plastics in ocean waves, comparing and contrasting different microwave and optical remote sensing technologies. The extensive experiments revealed that detection of plastics was feasible with microwave measurement techniques using X and Ku-bands with VV polarization at a plastic threshold concentration of 1 item/m2 or 1–10 g/m2. The optical measurements further revealed that spectral and polarization properties in the visible and infrared spectrum had diagnostic information unique to the floating plastics. This assessment presents a crucial step towards enabling the detection of aquatic plastics using advanced remote sensing technologies. We demonstrate that remote sensing has the potential for global targeting of plastic litter hotspots, which is needed for supporting effective clean-up efforts and scientific evidence-based policy making.","container-title":"Scientific Reports","DOI":"10.1038/s41598-024-74332-5","ISSN":"2045-2322","issue":"1","journalAbbreviation":"Sci Rep","language":"en","license":"2024 The Author(s)","page":"25902","publisher":"Nature Publishing Group","source":"www.nature.com","title":"Assessing the detection of floating plastic litter with advanced remote sensing technologies in a hydrodynamic test facility","volume":"14","author":[{"family":"Fockert","given":"A.","non-dropping-particle":"de"},{"family":"Eleveld","given":"M. A."},{"family":"Bakker","given":"W."},{"family":"Felício","given":"J. M."},{"family":"Costa","given":"T. S."},{"family":"Vala","given":"M."},{"family":"Marques","given":"P."},{"family":"Leonor","given":"N."},{"family":"Moreira","given":"A."},{"family":"Costa","given":"J. R."},{"family":"Caldeirinha","given":"R. F. S."},{"family":"Matos","given":"S. A."},{"family":"Fernandes","given":"C. A."},{"family":"Fonseca","given":"N."},{"family":"Simpson","given":"M. D."},{"family":"Marino","given":"A."},{"family":"Gandini","given":"E."},{"family":"Camps","given":"A."},{"family":"Perez-Portero","given":"A."},{"family":"Gonga","given":"A."},{"family":"Burggraaff","given":"O."},{"family":"Garaba","given":"S. P."},{"family":"Salama","given":"M. S."},{"family":"Xiao","given":"Q."},{"family":"Calvert","given":"R."},{"family":"Bremer","given":"T. S.","non-dropping-particle":"van den"},{"family":"Maagt","given":"P.","non-dropping-particle":"de"}],"issued":{"date-parts":[["2024",10,29]]}}}],"schema":"https://github.com/citation-style-language/schema/raw/master/csl-citation.json"} </w:instrText>
+      </w:r>
+      <w:r>
+        <w:fldChar w:fldCharType="separate"/>
+      </w:r>
+      <w:r>
+        <w:rPr>
+          <w:rFonts w:cs="Calibri"/>
+          <w:kern w:val="0"/>
+        </w:rPr>
         <w:t xml:space="preserve">(de Fockert </w:t>
       </w:r>
       <w:r>
@@ -3045,40 +3446,71 @@
         <w:fldChar w:fldCharType="end"/>
       </w:r>
       <w:r>
-        <w:t>.Large</w:t>
-      </w:r>
-      <w:r>
-        <w:t>,</w:t>
-      </w:r>
-      <w:r>
-        <w:t xml:space="preserve"> dense</w:t>
+        <w:t xml:space="preserve">. </w:t>
+      </w:r>
+    </w:p>
+    <w:p>
+      <w:pPr>
+        <w:jc w:val="both"/>
+      </w:pPr>
+    </w:p>
+    <w:p>
+      <w:pPr>
+        <w:jc w:val="both"/>
+      </w:pPr>
+      <w:r>
+        <w:t>Wind at the surface of the ocean largely influences surface roughness and thus the backscatter received by the sensor</w:t>
+      </w:r>
+      <w:r>
+        <w:t>.</w:t>
       </w:r>
       <w:r>
         <w:t xml:space="preserve"> </w:t>
       </w:r>
       <w:r>
-        <w:t>collections of macroplastics tend to increase surface roughness through creatin</w:t>
-      </w:r>
-      <w:r>
-        <w:t xml:space="preserve">g </w:t>
-      </w:r>
-      <w:r>
-        <w:t>disturbances</w:t>
-      </w:r>
-      <w:r>
-        <w:t xml:space="preserve"> in the surrounding water generating brighter SAR returns.</w:t>
-      </w:r>
-      <w:r>
-        <w:t xml:space="preserve"> Large macroplastic targets have been observed as bright anomalies in contrast to dark, with lower backscatter, surrounding water in SAR imagery</w:t>
+        <w:t xml:space="preserve">This can affect the ability to distinguish </w:t>
+      </w:r>
+      <w:r>
+        <w:t>floating debris induced</w:t>
+      </w:r>
+      <w:r>
+        <w:t xml:space="preserve"> signal responses from natural variations in sea surface conditions.</w:t>
+      </w:r>
+      <w:r>
+        <w:t xml:space="preserve"> Under calm conditions</w:t>
+      </w:r>
+      <w:r>
+        <w:t xml:space="preserve">, surrounding water is relatively smooth, producing low backscatter. Marine debris accumulations that increase local roughness create a strong contrast against background water making them more likely to appear as bright anomalies in SAR imagery. </w:t>
+      </w:r>
+      <w:r>
+        <w:t>Under rougher sea surface conditions, this contrast may be reduced. Wind and wav</w:t>
+      </w:r>
+      <w:r>
+        <w:t>es may</w:t>
+      </w:r>
+      <w:r>
+        <w:t xml:space="preserve"> increase the backscatter from the surrounding water, which can make the background signal more similar to the return from floating debris. As a result,</w:t>
+      </w:r>
+      <w:r>
+        <w:t xml:space="preserve"> making marine debris collections</w:t>
+      </w:r>
+      <w:r>
+        <w:t xml:space="preserve"> more difficult to separate from natural</w:t>
       </w:r>
       <w:r>
         <w:t xml:space="preserve"> </w:t>
       </w:r>
       <w:r>
+        <w:t>surface variability</w:t>
+      </w:r>
+      <w:r>
+        <w:t xml:space="preserve"> </w:t>
+      </w:r>
+      <w:r>
         <w:fldChar w:fldCharType="begin"/>
       </w:r>
       <w:r>
-        <w:instrText xml:space="preserve"> ADDIN ZOTERO_ITEM CSL_CITATION {"citationID":"u9AmeEUu","properties":{"unsorted":false,"formattedCitation":"(Simpson {\\i{}et al.}, 2022; Nunziata {\\i{}et al.}, 2026)","plainCitation":"(Simpson et al., 2022; Nunziata et al., 2026)","noteIndex":0},"citationItems":[{"id":80,"uris":["http://zotero.org/users/local/SqoBCFxW/items/SCV46JUL"],"itemData":{"id":80,"type":"article-journal","abstract":"Plastics in the river environment are of major concern due to their potential pathways into the ocean, their persistence in the environment, and their impacts on human and marine health. It has been documented that plastic concentrations in riparian environments are higher following major rain events, where plastic can be moved through surface runoff. Considering the hazard that plastic waste poses to the environment, monitoring techniques are needed to aid in locating, monitoring, and remediating plastic waste within these systems. Dams are known to trap sediments and pollutants, such as metals and Polychlorinated Biphenyls (PCBs). While there is an established background on the monitoring of dams using the synoptic coverage provided by satellite imaging to observe water quality and volume, the detection of marine debris in riparian systems remains challenging, especially in cloudy conditions. Herein, we exploit the use of Synthetic Aperture Radar (SAR) to understand its capabilities for monitoring marine debris. This research focuses on detecting plastic islands within the Drina River system in Bosnia and Herzegovina and Serbia. Here, the results show that the monitoring of these plastic accumulations is feasible using Sentinel-1 SAR data. A quantitative analysis of detection performance is presented using traditional and state-of-the-art change detectors. The analysis of these detectors indicates that detectors that can utilise the coherent data from Single Look Complex (SLC) acquisitions are perform better when compared with those that only utilise incoherent data from Ground Range-Detected (GRD) acquisitions, with true positive detection ratings of ~95% with 0.1% false alarm rates seen in the best-performing detector. We also found that that the cross-pol VH channel provides better detection than those based on single-pol VV polarisation.","container-title":"Remote Sensing","DOI":"10.3390/rs14184473","ISSN":"2072-4292","issue":"18","language":"en","license":"http://creativecommons.org/licenses/by/3.0/","note":"number: 18","page":"4473","publisher":"Multidisciplinary Digital Publishing Institute","source":"www.mdpi.com","title":"Monitoring of Plastic Islands in River Environment Using Sentinel-1 SAR Data","volume":"14","author":[{"family":"Simpson","given":"Morgan David"},{"family":"Marino","given":"Armando"},{"family":"Maagt","given":"Peter","non-dropping-particle":"de"},{"family":"Gandini","given":"Erio"},{"family":"Hunter","given":"Peter"},{"family":"Spyrakos","given":"Evangelos"},{"family":"Tyler","given":"Andrew"},{"family":"Telfer","given":"Trevor"}],"issued":{"date-parts":[["2022",1]]}}},{"id":497,"uris":["http://zotero.org/users/local/SqoBCFxW/items/F5D3T5IS"],"itemData":{"id":497,"type":"article-journal","abstract":"This study summarizes the lessons learned during the July 2024 experimental campaign, where targets, consisting of floating plastic and natural debris, were jointly observed in a South Italy lake by drone and satellite instruments. The satellite layer consists of the X-band synthetic aperture radar (SAR) equipped onboard the Italian Cosmo-SkyMed Second Generation (CSG) constellation, while the drone layer consists of an optical camera. A set of multipolarization features, namely the co- and cross-polarized normalized radar cross section (NRCS), the SPAN, and the like-to-cross-polarization ratio, are extracted from the CSG SAR measurements. Their sensitivity to the plastic target, along with their ability to discriminate plastic from natural floating debris, is investigated using objective metrics. Experimental results, obtained under calm water conditions, show that floating plastic calls for co- and cross-polarized signals well above the system noise and well-distinguishable from the surrounding water using all the features. The plastic target appears as a spot brighter than the surrounding water in both the co- and the cross-polarized NRCS imagery. The copolarized NRCS calls for the largest plastic-to-water contrast and the largest separation between the plastic and the natural target. However, this separation is such that the discrimination remains a challenging task when using intensity-based dual-polarimetric features.","container-title":"IEEE Journal of Selected Topics in Applied Earth Observations and Remote Sensing","DOI":"10.1109/JSTARS.2026.3675344","ISSN":"2151-1535","page":"10794-10803","source":"IEEE Xplore","title":"Detecting Coastal Aggregation of Macroplastic Litter Using Satellite X-Band SAR Imagery","volume":"19","author":[{"family":"Nunziata","given":"Ferdinando"},{"family":"Famiglietti","given":"Nicola Angelo"},{"family":"Verlanti","given":"Anna"},{"family":"Buono","given":"Andrea"},{"family":"Memmolo","given":"Antonino"},{"family":"Michele","given":"Luigi","dropping-particle":"di"},{"family":"Vicari","given":"Annamaria"},{"family":"Fanti","given":"Alessandro"},{"family":"Migliaccio","given":"Maurizio"}],"issued":{"date-parts":[["2026"]]}}}],"schema":"https://github.com/citation-style-language/schema/raw/master/csl-citation.json"} </w:instrText>
+        <w:instrText xml:space="preserve"> ADDIN ZOTERO_ITEM CSL_CITATION {"citationID":"s2R09iIr","properties":{"unsorted":false,"formattedCitation":"(Nunziata {\\i{}et al.}, 2026)","plainCitation":"(Nunziata et al., 2026)","noteIndex":0},"citationItems":[{"id":497,"uris":["http://zotero.org/users/local/SqoBCFxW/items/F5D3T5IS"],"itemData":{"id":497,"type":"article-journal","abstract":"This study summarizes the lessons learned during the July 2024 experimental campaign, where targets, consisting of floating plastic and natural debris, were jointly observed in a South Italy lake by drone and satellite instruments. The satellite layer consists of the X-band synthetic aperture radar (SAR) equipped onboard the Italian Cosmo-SkyMed Second Generation (CSG) constellation, while the drone layer consists of an optical camera. A set of multipolarization features, namely the co- and cross-polarized normalized radar cross section (NRCS), the SPAN, and the like-to-cross-polarization ratio, are extracted from the CSG SAR measurements. Their sensitivity to the plastic target, along with their ability to discriminate plastic from natural floating debris, is investigated using objective metrics. Experimental results, obtained under calm water conditions, show that floating plastic calls for co- and cross-polarized signals well above the system noise and well-distinguishable from the surrounding water using all the features. The plastic target appears as a spot brighter than the surrounding water in both the co- and the cross-polarized NRCS imagery. The copolarized NRCS calls for the largest plastic-to-water contrast and the largest separation between the plastic and the natural target. However, this separation is such that the discrimination remains a challenging task when using intensity-based dual-polarimetric features.","container-title":"IEEE Journal of Selected Topics in Applied Earth Observations and Remote Sensing","DOI":"10.1109/JSTARS.2026.3675344","ISSN":"2151-1535","page":"10794-10803","source":"IEEE Xplore","title":"Detecting Coastal Aggregation of Macroplastic Litter Using Satellite X-Band SAR Imagery","volume":"19","author":[{"family":"Nunziata","given":"Ferdinando"},{"family":"Famiglietti","given":"Nicola Angelo"},{"family":"Verlanti","given":"Anna"},{"family":"Buono","given":"Andrea"},{"family":"Memmolo","given":"Antonino"},{"family":"Michele","given":"Luigi","dropping-particle":"di"},{"family":"Vicari","given":"Annamaria"},{"family":"Fanti","given":"Alessandro"},{"family":"Migliaccio","given":"Maurizio"}],"issued":{"date-parts":[["2026"]]}}}],"schema":"https://github.com/citation-style-language/schema/raw/master/csl-citation.json"} </w:instrText>
       </w:r>
       <w:r>
         <w:fldChar w:fldCharType="separate"/>
@@ -3088,7 +3520,7 @@
           <w:rFonts w:cs="Calibri"/>
           <w:kern w:val="0"/>
         </w:rPr>
-        <w:t xml:space="preserve">(Simpson </w:t>
+        <w:t xml:space="preserve">(Nunziata </w:t>
       </w:r>
       <w:r>
         <w:rPr>
@@ -3104,165 +3536,58 @@
           <w:rFonts w:cs="Calibri"/>
           <w:kern w:val="0"/>
         </w:rPr>
-        <w:t xml:space="preserve">, 2022; Nunziata </w:t>
-      </w:r>
-      <w:r>
-        <w:rPr>
-          <w:rFonts w:cs="Calibri"/>
-          <w:i/>
-          <w:iCs/>
-          <w:kern w:val="0"/>
-        </w:rPr>
-        <w:t>et al.</w:t>
-      </w:r>
-      <w:r>
-        <w:rPr>
-          <w:rFonts w:cs="Calibri"/>
-          <w:kern w:val="0"/>
-        </w:rPr>
         <w:t>, 2026)</w:t>
       </w:r>
       <w:r>
         <w:fldChar w:fldCharType="end"/>
       </w:r>
       <w:r>
-        <w:t xml:space="preserve"> .</w:t>
+        <w:t>.</w:t>
+      </w:r>
+      <w:r>
+        <w:t xml:space="preserve"> Therefore </w:t>
+      </w:r>
+      <w:r>
+        <w:t>to accurately separate the influence of surface conditions on the radar signal from that of floating plastics</w:t>
+      </w:r>
+      <w:r>
+        <w:t xml:space="preserve"> sea surface variables such as</w:t>
+      </w:r>
+      <w:r>
+        <w:t xml:space="preserve"> wind speed should be considered and factored into detection methods </w:t>
+      </w:r>
+      <w:r>
+        <w:fldChar w:fldCharType="begin"/>
+      </w:r>
+      <w:r>
+        <w:instrText xml:space="preserve"> ADDIN ZOTERO_ITEM CSL_CITATION {"citationID":"ZIeQZgxy","properties":{"formattedCitation":"(Topouzelis, Papakonstantinou and Garaba, 2019)","plainCitation":"(Topouzelis, Papakonstantinou and Garaba, 2019)","noteIndex":0},"citationItems":[{"id":263,"uris":["http://zotero.org/users/local/SqoBCFxW/items/FFLZCHNY"],"itemData":{"id":263,"type":"article-journal","abstract":"A rapidly rising amount of plastic litter on land and at sea is becoming a global wicked environmental problem. Here, we present an innovative exploratory application of unmanned aerial systems (UAS) and open-access satellite imagery in remote detection of floating plastics in natural seawater, through a dedicated aquatic environment experiment. We aimed to extract meaningful spectral measurements in near-real scenarios and to compare the geospatial information ranging from moderate to very high resolution. A set of three artificial floating plastic targets were setup for remote detection in the waters close to Tsamakia beach of Mytilene on Lesvos Island, Greece. These floating targets consisted of 100 m2 PET-1 1.5 L water bottles, LDPE plastic bags and nylon fishing ghost nets. Spectral properties of the controlled targets as well as surrounding seawater were investigated for Sentinel-2A satellite data. We demonstrate how UAS very high geospatial resolution images can be useful in improving geo-referencing of satellite images and how UAS can be used to assess the plastic percentage coverage of satellite images. We observed very weak to strong relationships between percentage pixel coverage and the spectral reflectance at p-value &lt; 0.1 significance level. Effects of atmospheric correction algorithms was evaluated using Sen2Cor and ACOLITE, derive unbiased percentage differences were less than 65%. Our feasibility study demonstrated the importance of very high geo-spatial resolution UAS datasets in validating and enhancing the geo-spatial accuracy of satellite data for monitoring plastics in the aquatic environment. Monitoring and identifying plastics needs an integrated suite of sensors, we therefore present how available tools can be utilized to improve current efforts and contribute to advancing relevant future remote sensing technologies.","container-title":"International Journal of Applied Earth Observation and Geoinformation","DOI":"10.1016/j.jag.2019.03.011","ISSN":"1569-8432","journalAbbreviation":"International Journal of Applied Earth Observation and Geoinformation","page":"175-183","source":"ScienceDirect","title":"Detection of floating plastics from satellite and unmanned aerial systems (Plastic Litter Project 2018)","volume":"79","author":[{"family":"Topouzelis","given":"Konstantinos"},{"family":"Papakonstantinou","given":"Apostolos"},{"family":"Garaba","given":"Shungudzemwoyo P."}],"issued":{"date-parts":[["2019",7,1]]}}}],"schema":"https://github.com/citation-style-language/schema/raw/master/csl-citation.json"} </w:instrText>
+      </w:r>
+      <w:r>
+        <w:fldChar w:fldCharType="separate"/>
+      </w:r>
+      <w:r>
+        <w:rPr>
+          <w:rFonts w:cs="Calibri"/>
+        </w:rPr>
+        <w:t>(Topouzelis, Papakonstantinou and Garaba, 2019)</w:t>
+      </w:r>
+      <w:r>
+        <w:fldChar w:fldCharType="end"/>
+      </w:r>
+      <w:r>
+        <w:t>.</w:t>
       </w:r>
       <w:r>
         <w:t xml:space="preserve"> </w:t>
       </w:r>
       <w:r>
-        <w:t>In contrast, microplastics</w:t>
-      </w:r>
-      <w:r>
-        <w:t xml:space="preserve"> may </w:t>
-      </w:r>
-      <w:r>
-        <w:t>dampen capillary waves</w:t>
-      </w:r>
-      <w:r>
-        <w:t>, creating surface slicks</w:t>
-      </w:r>
-      <w:r>
-        <w:t xml:space="preserve"> causing reduced surface roughness and thus a lower SAR return</w:t>
-      </w:r>
-      <w:r>
-        <w:t xml:space="preserve"> </w:t>
-      </w:r>
-      <w:r>
-        <w:fldChar w:fldCharType="begin"/>
-      </w:r>
-      <w:r>
-        <w:instrText xml:space="preserve"> ADDIN ZOTERO_ITEM CSL_CITATION {"citationID":"BrnFOuYo","properties":{"unsorted":false,"formattedCitation":"(Qi {\\i{}et al.}, 2022)","plainCitation":"(Qi et al., 2022)","noteIndex":0},"citationItems":[{"id":70,"uris":["http://zotero.org/users/local/SqoBCFxW/items/GMBUWGEU"],"itemData":{"id":70,"type":"article-journal","abstract":"Semantic Scholar extracted view of \"On the capacity of Sentinel-1 synthetic aperture radar in detecting floating macroalgae and other floating matters\" by Lin Qi et al.","container-title":"Remote Sensing of Environment","DOI":"10.1016/j.rse.2022.113188","ISSN":"00344257","journalAbbreviation":"Remote Sensing of Environment","language":"en","page":"113188","source":"Semantic Scholar","title":"On the capacity of Sentinel-1 synthetic aperture radar in detecting floating macroalgae and other floating matters","volume":"280","author":[{"family":"Qi","given":"Lin"},{"family":"Wang","given":"Menghua"},{"family":"Hu","given":"Chuanmin"},{"family":"Holt","given":"Benjamin"}],"issued":{"date-parts":[["2022",10]]}}}],"schema":"https://github.com/citation-style-language/schema/raw/master/csl-citation.json"} </w:instrText>
-      </w:r>
-      <w:r>
-        <w:fldChar w:fldCharType="separate"/>
-      </w:r>
-      <w:r>
-        <w:rPr>
-          <w:rFonts w:cs="Calibri"/>
-          <w:kern w:val="0"/>
-        </w:rPr>
-        <w:t xml:space="preserve">(Qi </w:t>
-      </w:r>
-      <w:r>
-        <w:rPr>
-          <w:rFonts w:cs="Calibri"/>
-          <w:i/>
-          <w:iCs/>
-          <w:kern w:val="0"/>
-        </w:rPr>
-        <w:t>et al.</w:t>
-      </w:r>
-      <w:r>
-        <w:rPr>
-          <w:rFonts w:cs="Calibri"/>
-          <w:kern w:val="0"/>
-        </w:rPr>
-        <w:t>, 2022)</w:t>
-      </w:r>
-      <w:r>
-        <w:fldChar w:fldCharType="end"/>
-      </w:r>
-      <w:r>
-        <w:t>. The differences in dielectric constants at the boundary between materials play a role in the signal received by the SAR sensor. The dielectric constant of water is high while that of air is very low, this allows for the clear separation of water and air in SAR imagery</w:t>
-      </w:r>
-      <w:r>
-        <w:t>. However,</w:t>
-      </w:r>
-      <w:r>
-        <w:t xml:space="preserve"> the dielectric constant of air and </w:t>
-      </w:r>
-      <w:r>
-        <w:t xml:space="preserve">dry </w:t>
-      </w:r>
-      <w:r>
-        <w:t>plastics are similar</w:t>
-      </w:r>
-      <w:r>
-        <w:t>, creating a weaker contrast at the plastic-air interface</w:t>
-      </w:r>
-      <w:r>
-        <w:t>.</w:t>
-      </w:r>
-      <w:r>
-        <w:t xml:space="preserve"> </w:t>
-      </w:r>
-      <w:r>
-        <w:t>Therefore, for the separation of plastics and water</w:t>
-      </w:r>
-      <w:r>
-        <w:t>,</w:t>
-      </w:r>
-      <w:r>
-        <w:t xml:space="preserve"> surface roughness would be the dominate</w:t>
-      </w:r>
-      <w:r>
-        <w:t xml:space="preserve"> </w:t>
-      </w:r>
-      <w:r>
-        <w:t>mechanism influencing the received SAR signal</w:t>
-      </w:r>
-      <w:r>
-        <w:t xml:space="preserve"> and thus the separation of floating debris and background water</w:t>
-      </w:r>
-      <w:r>
-        <w:t xml:space="preserve"> </w:t>
-      </w:r>
-      <w:r>
-        <w:fldChar w:fldCharType="begin"/>
-      </w:r>
-      <w:r>
-        <w:instrText xml:space="preserve"> ADDIN ZOTERO_ITEM CSL_CITATION {"citationID":"rIUWTV4B","properties":{"formattedCitation":"(de Fockert {\\i{}et al.}, 2024)","plainCitation":"(de Fockert et al., 2024)","noteIndex":0},"citationItems":[{"id":118,"uris":["http://zotero.org/users/local/SqoBCFxW/items/P8B3TA3W"],"itemData":{"id":118,"type":"article-journal","abstract":"Remote sensing technologies have the potential to support monitoring of floating plastic litter in aquatic environments. An experimental campaign was carried out in a large-scale hydrodynamic test facility to explore the detectability of floating plastics in ocean waves, comparing and contrasting different microwave and optical remote sensing technologies. The extensive experiments revealed that detection of plastics was feasible with microwave measurement techniques using X and Ku-bands with VV polarization at a plastic threshold concentration of 1 item/m2 or 1–10 g/m2. The optical measurements further revealed that spectral and polarization properties in the visible and infrared spectrum had diagnostic information unique to the floating plastics. This assessment presents a crucial step towards enabling the detection of aquatic plastics using advanced remote sensing technologies. We demonstrate that remote sensing has the potential for global targeting of plastic litter hotspots, which is needed for supporting effective clean-up efforts and scientific evidence-based policy making.","container-title":"Scientific Reports","DOI":"10.1038/s41598-024-74332-5","ISSN":"2045-2322","issue":"1","journalAbbreviation":"Sci Rep","language":"en","license":"2024 The Author(s)","page":"25902","publisher":"Nature Publishing Group","source":"www.nature.com","title":"Assessing the detection of floating plastic litter with advanced remote sensing technologies in a hydrodynamic test facility","volume":"14","author":[{"family":"Fockert","given":"A.","non-dropping-particle":"de"},{"family":"Eleveld","given":"M. A."},{"family":"Bakker","given":"W."},{"family":"Felício","given":"J. M."},{"family":"Costa","given":"T. S."},{"family":"Vala","given":"M."},{"family":"Marques","given":"P."},{"family":"Leonor","given":"N."},{"family":"Moreira","given":"A."},{"family":"Costa","given":"J. R."},{"family":"Caldeirinha","given":"R. F. S."},{"family":"Matos","given":"S. A."},{"family":"Fernandes","given":"C. A."},{"family":"Fonseca","given":"N."},{"family":"Simpson","given":"M. D."},{"family":"Marino","given":"A."},{"family":"Gandini","given":"E."},{"family":"Camps","given":"A."},{"family":"Perez-Portero","given":"A."},{"family":"Gonga","given":"A."},{"family":"Burggraaff","given":"O."},{"family":"Garaba","given":"S. P."},{"family":"Salama","given":"M. S."},{"family":"Xiao","given":"Q."},{"family":"Calvert","given":"R."},{"family":"Bremer","given":"T. S.","non-dropping-particle":"van den"},{"family":"Maagt","given":"P.","non-dropping-particle":"de"}],"issued":{"date-parts":[["2024",10,29]]}}}],"schema":"https://github.com/citation-style-language/schema/raw/master/csl-citation.json"} </w:instrText>
-      </w:r>
-      <w:r>
-        <w:fldChar w:fldCharType="separate"/>
-      </w:r>
-      <w:r>
-        <w:rPr>
-          <w:rFonts w:cs="Calibri"/>
-          <w:kern w:val="0"/>
-        </w:rPr>
-        <w:t xml:space="preserve">(de Fockert </w:t>
-      </w:r>
-      <w:r>
-        <w:rPr>
-          <w:rFonts w:cs="Calibri"/>
-          <w:i/>
-          <w:iCs/>
-          <w:kern w:val="0"/>
-        </w:rPr>
-        <w:t>et al.</w:t>
-      </w:r>
-      <w:r>
-        <w:rPr>
-          <w:rFonts w:cs="Calibri"/>
-          <w:kern w:val="0"/>
-        </w:rPr>
-        <w:t>, 2024)</w:t>
-      </w:r>
-      <w:r>
-        <w:fldChar w:fldCharType="end"/>
+        <w:t xml:space="preserve">The detection of floating plastics with SAR is thus complex as both dark anomalies, reduced backscatter, and bright anomalies need to be considered as potential litter collections while removing the influence of noise from wind or other unwanted targets. Machine Learning (ML) models </w:t>
+      </w:r>
+      <w:r>
+        <w:t>can</w:t>
+      </w:r>
+      <w:r>
+        <w:t xml:space="preserve"> learn these complex patterns in SAR data while accounting for variations in sea surface conditions</w:t>
       </w:r>
       <w:r>
         <w:t xml:space="preserve">. </w:t>
@@ -3270,153 +3595,6 @@
     </w:p>
     <w:p>
       <w:pPr>
-        <w:jc w:val="both"/>
-      </w:pPr>
-    </w:p>
-    <w:p>
-      <w:pPr>
-        <w:jc w:val="both"/>
-      </w:pPr>
-      <w:r>
-        <w:t>Wind at the surface of the ocean largely influences surface roughness and thus the backscatter received by the sensor</w:t>
-      </w:r>
-      <w:r>
-        <w:t>.</w:t>
-      </w:r>
-      <w:r>
-        <w:t xml:space="preserve"> </w:t>
-      </w:r>
-      <w:r>
-        <w:t xml:space="preserve">This can affect the ability to distinguish </w:t>
-      </w:r>
-      <w:r>
-        <w:t>floating debris induced</w:t>
-      </w:r>
-      <w:r>
-        <w:t xml:space="preserve"> signal responses from natural variations in sea surface conditions.</w:t>
-      </w:r>
-      <w:r>
-        <w:t xml:space="preserve"> Under calm conditions</w:t>
-      </w:r>
-      <w:r>
-        <w:t xml:space="preserve">, surrounding water is relatively smooth, producing low backscatter. Marine debris accumulations that increase local roughness create a strong contrast against background water making them more likely to appear as bright anomalies in SAR imagery. </w:t>
-      </w:r>
-      <w:r>
-        <w:t>Under rougher sea surface conditions, this contrast may be reduced. Wind and wav</w:t>
-      </w:r>
-      <w:r>
-        <w:t>es may</w:t>
-      </w:r>
-      <w:r>
-        <w:t xml:space="preserve"> increase the backscatter from the surrounding water, which can make the background signal more similar to the return from floating debris. As a </w:t>
-      </w:r>
-      <w:r>
-        <w:t>result,</w:t>
-      </w:r>
-      <w:r>
-        <w:t xml:space="preserve"> making marine debris collections</w:t>
-      </w:r>
-      <w:r>
-        <w:t xml:space="preserve"> more difficult to separate from natural</w:t>
-      </w:r>
-      <w:r>
-        <w:t xml:space="preserve"> </w:t>
-      </w:r>
-      <w:r>
-        <w:t>surface variability</w:t>
-      </w:r>
-      <w:r>
-        <w:t xml:space="preserve"> </w:t>
-      </w:r>
-      <w:r>
-        <w:fldChar w:fldCharType="begin"/>
-      </w:r>
-      <w:r>
-        <w:instrText xml:space="preserve"> ADDIN ZOTERO_ITEM CSL_CITATION {"citationID":"s2R09iIr","properties":{"unsorted":false,"formattedCitation":"(Nunziata {\\i{}et al.}, 2026)","plainCitation":"(Nunziata et al., 2026)","noteIndex":0},"citationItems":[{"id":497,"uris":["http://zotero.org/users/local/SqoBCFxW/items/F5D3T5IS"],"itemData":{"id":497,"type":"article-journal","abstract":"This study summarizes the lessons learned during the July 2024 experimental campaign, where targets, consisting of floating plastic and natural debris, were jointly observed in a South Italy lake by drone and satellite instruments. The satellite layer consists of the X-band synthetic aperture radar (SAR) equipped onboard the Italian Cosmo-SkyMed Second Generation (CSG) constellation, while the drone layer consists of an optical camera. A set of multipolarization features, namely the co- and cross-polarized normalized radar cross section (NRCS), the SPAN, and the like-to-cross-polarization ratio, are extracted from the CSG SAR measurements. Their sensitivity to the plastic target, along with their ability to discriminate plastic from natural floating debris, is investigated using objective metrics. Experimental results, obtained under calm water conditions, show that floating plastic calls for co- and cross-polarized signals well above the system noise and well-distinguishable from the surrounding water using all the features. The plastic target appears as a spot brighter than the surrounding water in both the co- and the cross-polarized NRCS imagery. The copolarized NRCS calls for the largest plastic-to-water contrast and the largest separation between the plastic and the natural target. However, this separation is such that the discrimination remains a challenging task when using intensity-based dual-polarimetric features.","container-title":"IEEE Journal of Selected Topics in Applied Earth Observations and Remote Sensing","DOI":"10.1109/JSTARS.2026.3675344","ISSN":"2151-1535","page":"10794-10803","source":"IEEE Xplore","title":"Detecting Coastal Aggregation of Macroplastic Litter Using Satellite X-Band SAR Imagery","volume":"19","author":[{"family":"Nunziata","given":"Ferdinando"},{"family":"Famiglietti","given":"Nicola Angelo"},{"family":"Verlanti","given":"Anna"},{"family":"Buono","given":"Andrea"},{"family":"Memmolo","given":"Antonino"},{"family":"Michele","given":"Luigi","dropping-particle":"di"},{"family":"Vicari","given":"Annamaria"},{"family":"Fanti","given":"Alessandro"},{"family":"Migliaccio","given":"Maurizio"}],"issued":{"date-parts":[["2026"]]}}}],"schema":"https://github.com/citation-style-language/schema/raw/master/csl-citation.json"} </w:instrText>
-      </w:r>
-      <w:r>
-        <w:fldChar w:fldCharType="separate"/>
-      </w:r>
-      <w:r>
-        <w:rPr>
-          <w:rFonts w:cs="Calibri"/>
-          <w:kern w:val="0"/>
-        </w:rPr>
-        <w:t xml:space="preserve">(Nunziata </w:t>
-      </w:r>
-      <w:r>
-        <w:rPr>
-          <w:rFonts w:cs="Calibri"/>
-          <w:i/>
-          <w:iCs/>
-          <w:kern w:val="0"/>
-        </w:rPr>
-        <w:t>et al.</w:t>
-      </w:r>
-      <w:r>
-        <w:rPr>
-          <w:rFonts w:cs="Calibri"/>
-          <w:kern w:val="0"/>
-        </w:rPr>
-        <w:t>, 2026)</w:t>
-      </w:r>
-      <w:r>
-        <w:fldChar w:fldCharType="end"/>
-      </w:r>
-      <w:r>
-        <w:t>.</w:t>
-      </w:r>
-      <w:r>
-        <w:t xml:space="preserve"> Therefore </w:t>
-      </w:r>
-      <w:r>
-        <w:t>to accurately separate the influence of surface conditions on the radar signal from that of floating plastics</w:t>
-      </w:r>
-      <w:r>
-        <w:t xml:space="preserve"> sea surface variables such as</w:t>
-      </w:r>
-      <w:r>
-        <w:t xml:space="preserve"> wind speed should be considered and factored into detection methods </w:t>
-      </w:r>
-      <w:r>
-        <w:fldChar w:fldCharType="begin"/>
-      </w:r>
-      <w:r>
-        <w:instrText xml:space="preserve"> ADDIN ZOTERO_ITEM CSL_CITATION {"citationID":"ZIeQZgxy","properties":{"formattedCitation":"(Topouzelis, Papakonstantinou and Garaba, 2019)","plainCitation":"(Topouzelis, Papakonstantinou and Garaba, 2019)","noteIndex":0},"citationItems":[{"id":263,"uris":["http://zotero.org/users/local/SqoBCFxW/items/FFLZCHNY"],"itemData":{"id":263,"type":"article-journal","abstract":"A rapidly rising amount of plastic litter on land and at sea is becoming a global wicked environmental problem. Here, we present an innovative exploratory application of unmanned aerial systems (UAS) and open-access satellite imagery in remote detection of floating plastics in natural seawater, through a dedicated aquatic environment experiment. We aimed to extract meaningful spectral measurements in near-real scenarios and to compare the geospatial information ranging from moderate to very high resolution. A set of three artificial floating plastic targets were setup for remote detection in the waters close to Tsamakia beach of Mytilene on Lesvos Island, Greece. These floating targets consisted of 100 m2 PET-1 1.5 L water bottles, LDPE plastic bags and nylon fishing ghost nets. Spectral properties of the controlled targets as well as surrounding seawater were investigated for Sentinel-2A satellite data. We demonstrate how UAS very high geospatial resolution images can be useful in improving geo-referencing of satellite images and how UAS can be used to assess the plastic percentage coverage of satellite images. We observed very weak to strong relationships between percentage pixel coverage and the spectral reflectance at p-value &lt; 0.1 significance level. Effects of atmospheric correction algorithms was evaluated using Sen2Cor and ACOLITE, derive unbiased percentage differences were less than 65%. Our feasibility study demonstrated the importance of very high geo-spatial resolution UAS datasets in validating and enhancing the geo-spatial accuracy of satellite data for monitoring plastics in the aquatic environment. Monitoring and identifying plastics needs an integrated suite of sensors, we therefore present how available tools can be utilized to improve current efforts and contribute to advancing relevant future remote sensing technologies.","container-title":"International Journal of Applied Earth Observation and Geoinformation","DOI":"10.1016/j.jag.2019.03.011","ISSN":"1569-8432","journalAbbreviation":"International Journal of Applied Earth Observation and Geoinformation","page":"175-183","source":"ScienceDirect","title":"Detection of floating plastics from satellite and unmanned aerial systems (Plastic Litter Project 2018)","volume":"79","author":[{"family":"Topouzelis","given":"Konstantinos"},{"family":"Papakonstantinou","given":"Apostolos"},{"family":"Garaba","given":"Shungudzemwoyo P."}],"issued":{"date-parts":[["2019",7,1]]}}}],"schema":"https://github.com/citation-style-language/schema/raw/master/csl-citation.json"} </w:instrText>
-      </w:r>
-      <w:r>
-        <w:fldChar w:fldCharType="separate"/>
-      </w:r>
-      <w:r>
-        <w:rPr>
-          <w:rFonts w:cs="Calibri"/>
-        </w:rPr>
-        <w:t>(Topouzelis, Papakonstantinou and Garaba, 2019)</w:t>
-      </w:r>
-      <w:r>
-        <w:fldChar w:fldCharType="end"/>
-      </w:r>
-      <w:r>
-        <w:t>.</w:t>
-      </w:r>
-      <w:r>
-        <w:t xml:space="preserve"> </w:t>
-      </w:r>
-      <w:r>
-        <w:t xml:space="preserve">The detection of floating plastics with SAR is thus complex as both dark anomalies, reduced backscatter, and bright anomalies need to be considered as potential litter collections while removing the influence of noise from wind or other unwanted targets. Machine Learning (ML) models </w:t>
-      </w:r>
-      <w:r>
-        <w:t>can</w:t>
-      </w:r>
-      <w:r>
-        <w:t xml:space="preserve"> learn these complex patterns in SAR data while accounting for variations in sea surface conditions</w:t>
-      </w:r>
-      <w:r>
-        <w:t xml:space="preserve">. </w:t>
-      </w:r>
-    </w:p>
-    <w:p>
-      <w:pPr>
         <w:rPr>
           <w:color w:val="FF0000"/>
         </w:rPr>
@@ -3427,7 +3605,6 @@
         <w:pStyle w:val="Heading3"/>
       </w:pPr>
       <w:r>
-        <w:lastRenderedPageBreak/>
         <w:t xml:space="preserve">2.4.4 </w:t>
       </w:r>
       <w:r>
@@ -3446,7 +3623,7 @@
         <w:t>Where you talk about look alkikes and why the wind data can help us with that</w:t>
       </w:r>
     </w:p>
-    <w:bookmarkEnd w:id="15"/>
+    <w:bookmarkEnd w:id="14"/>
     <w:p>
       <w:r>
         <w:t>Talk about look alike and why the wind, current and SST data can help reduce false positives</w:t>
@@ -3508,11 +3685,11 @@
       <w:pPr>
         <w:pStyle w:val="Heading2"/>
       </w:pPr>
-      <w:bookmarkStart w:id="21" w:name="_Toc201953885"/>
+      <w:bookmarkStart w:id="18" w:name="_Toc201953885"/>
       <w:r>
         <w:t>2.5 Machine Learning</w:t>
       </w:r>
-      <w:bookmarkEnd w:id="21"/>
+      <w:bookmarkEnd w:id="18"/>
     </w:p>
     <w:p>
       <w:r>
@@ -3523,7 +3700,7 @@
       <w:pPr>
         <w:jc w:val="both"/>
       </w:pPr>
-      <w:bookmarkStart w:id="22" w:name="_Hlk201911995"/>
+      <w:bookmarkStart w:id="19" w:name="_Hlk201911995"/>
       <w:r>
         <w:t xml:space="preserve">Machine Learning (ML) is a branch of Artificial Intelligence (AI) which </w:t>
       </w:r>
@@ -3740,7 +3917,6 @@
         <w:rPr>
           <w:noProof/>
         </w:rPr>
-        <w:lastRenderedPageBreak/>
         <w:drawing>
           <wp:inline distT="0" distB="0" distL="0" distR="0" wp14:anchorId="2AA8848D" wp14:editId="6CE3E0F7">
             <wp:extent cx="4391025" cy="2175080"/>
@@ -3993,7 +4169,7 @@
         <w:t xml:space="preserve">Training Strategies </w:t>
       </w:r>
     </w:p>
-    <w:bookmarkEnd w:id="22"/>
+    <w:bookmarkEnd w:id="19"/>
     <w:p>
       <w:pPr>
         <w:jc w:val="both"/>
@@ -4005,7 +4181,6 @@
         <w:rPr>
           <w:color w:val="FF0000"/>
         </w:rPr>
-        <w:lastRenderedPageBreak/>
         <w:t>SSL Strategies</w:t>
       </w:r>
       <w:r>
@@ -4084,11 +4259,11 @@
       <w:pPr>
         <w:pStyle w:val="Heading2"/>
       </w:pPr>
-      <w:bookmarkStart w:id="23" w:name="_Toc201953886"/>
+      <w:bookmarkStart w:id="20" w:name="_Toc201953886"/>
       <w:r>
         <w:t>2.6 Available Labelled Data for Marine Plastic Detection</w:t>
       </w:r>
-      <w:bookmarkEnd w:id="23"/>
+      <w:bookmarkEnd w:id="20"/>
     </w:p>
     <w:p>
       <w:pPr>
@@ -4181,7 +4356,7 @@
         <w:pStyle w:val="Caption"/>
         <w:keepNext/>
       </w:pPr>
-      <w:bookmarkStart w:id="24" w:name="_Ref199162661"/>
+      <w:bookmarkStart w:id="21" w:name="_Ref199162661"/>
       <w:r>
         <w:t xml:space="preserve">Table </w:t>
       </w:r>
@@ -4193,7 +4368,7 @@
           <w:t>2</w:t>
         </w:r>
       </w:fldSimple>
-      <w:bookmarkEnd w:id="24"/>
+      <w:bookmarkEnd w:id="21"/>
       <w:r>
         <w:t>: Labelled datasets for floating marine</w:t>
       </w:r>
@@ -4430,7 +4605,6 @@
               <w:jc w:val="both"/>
             </w:pPr>
             <w:r>
-              <w:lastRenderedPageBreak/>
               <w:fldChar w:fldCharType="begin"/>
             </w:r>
             <w:r>
@@ -4682,7 +4856,12 @@
               <w:jc w:val="both"/>
             </w:pPr>
             <w:r>
-              <w:t>Manual labelling on S2 Images using NDVI, FDI and visual identification from experts.</w:t>
+              <w:lastRenderedPageBreak/>
+              <w:t xml:space="preserve">Manual labelling on S2 Images using NDVI, FDI and visual </w:t>
+            </w:r>
+            <w:r>
+              <w:lastRenderedPageBreak/>
+              <w:t>identification from experts.</w:t>
             </w:r>
           </w:p>
         </w:tc>
@@ -4695,6 +4874,7 @@
               <w:jc w:val="both"/>
             </w:pPr>
             <w:r>
+              <w:lastRenderedPageBreak/>
               <w:t>Pixel-wise multi-class</w:t>
             </w:r>
           </w:p>
@@ -4742,7 +4922,11 @@
               <w:jc w:val="both"/>
             </w:pPr>
             <w:r>
-              <w:t xml:space="preserve">Large dataset with multiclass features could be applicable if temporal gap between S1 and S2 is low corresponding to the training dataset. </w:t>
+              <w:t xml:space="preserve">Large dataset with multiclass features could be applicable if temporal gap between S1 and S2 is </w:t>
+            </w:r>
+            <w:r>
+              <w:lastRenderedPageBreak/>
+              <w:t xml:space="preserve">low corresponding to the training dataset. </w:t>
             </w:r>
           </w:p>
         </w:tc>
@@ -4759,8 +4943,9 @@
             <w:pPr>
               <w:jc w:val="both"/>
             </w:pPr>
-            <w:commentRangeStart w:id="25"/>
+            <w:commentRangeStart w:id="22"/>
             <w:r>
+              <w:lastRenderedPageBreak/>
               <w:t>CYGNSS L3 Ocean Microplastic Concentration</w:t>
             </w:r>
             <w:r>
@@ -4852,14 +5037,14 @@
             <w:r>
               <w:t xml:space="preserve">Data is at a coarse scale but could be used for the detection of plastic hotspots detection to identify areas for higher resolution monitoring. </w:t>
             </w:r>
-            <w:commentRangeEnd w:id="25"/>
+            <w:commentRangeEnd w:id="22"/>
             <w:r>
               <w:rPr>
                 <w:rStyle w:val="CommentReference"/>
                 <w:sz w:val="22"/>
                 <w:szCs w:val="22"/>
               </w:rPr>
-              <w:commentReference w:id="25"/>
+              <w:commentReference w:id="22"/>
             </w:r>
           </w:p>
         </w:tc>
@@ -4879,9 +5064,34 @@
         <w:t>Add the newer datasets</w:t>
       </w:r>
     </w:p>
+    <w:p>
+      <w:pPr>
+        <w:rPr>
+          <w:color w:val="FF0000"/>
+        </w:rPr>
+      </w:pPr>
+      <w:r>
+        <w:rPr>
+          <w:color w:val="FF0000"/>
+        </w:rPr>
+        <w:t>End of with why this is not enough for SAR and why we need to create a training dataset – which goes into how we will do it</w:t>
+      </w:r>
+    </w:p>
     <w:p/>
     <w:p>
       <w:pPr>
+        <w:pStyle w:val="Heading3"/>
+      </w:pPr>
+      <w:r>
+        <w:t>2.7 Label Creation</w:t>
+      </w:r>
+      <w:r>
+        <w:t xml:space="preserve"> </w:t>
+      </w:r>
+    </w:p>
+    <w:p/>
+    <w:p>
+      <w:pPr>
         <w:rPr>
           <w:color w:val="FF0000"/>
         </w:rPr>
@@ -4890,80 +5100,45 @@
         <w:rPr>
           <w:color w:val="FF0000"/>
         </w:rPr>
-        <w:t>End of with why this is not enough for SAR and why we need to create a training dataset – which goes into how we will do it</w:t>
-      </w:r>
-    </w:p>
-    <w:p/>
+        <w:t>How to create the labels for the data from optical to SAR (has it been done and how can it be done)</w:t>
+      </w:r>
+    </w:p>
+    <w:p>
+      <w:pPr>
+        <w:rPr>
+          <w:color w:val="FF0000"/>
+        </w:rPr>
+      </w:pPr>
+      <w:r>
+        <w:rPr>
+          <w:color w:val="FF0000"/>
+        </w:rPr>
+        <w:t>Probabilistic drift modelling</w:t>
+      </w:r>
+    </w:p>
+    <w:p>
+      <w:pPr>
+        <w:rPr>
+          <w:color w:val="FF0000"/>
+        </w:rPr>
+      </w:pPr>
+      <w:r>
+        <w:rPr>
+          <w:color w:val="FF0000"/>
+        </w:rPr>
+        <w:t>How we transfer across from Optical to SAR detections – how we can make it more autonomous through drift modelling</w:t>
+      </w:r>
+    </w:p>
     <w:p>
       <w:pPr>
         <w:pStyle w:val="Heading3"/>
       </w:pPr>
-      <w:r>
-        <w:t>2.7 Label Creation</w:t>
-      </w:r>
-      <w:r>
-        <w:t xml:space="preserve"> </w:t>
-      </w:r>
-    </w:p>
-    <w:p/>
-    <w:p>
-      <w:pPr>
-        <w:rPr>
-          <w:color w:val="FF0000"/>
-        </w:rPr>
-      </w:pPr>
-      <w:r>
-        <w:rPr>
-          <w:color w:val="FF0000"/>
-        </w:rPr>
-        <w:t>How to create the labels for the data from optical to SAR (has it been done and how can it be done)</w:t>
-      </w:r>
-    </w:p>
-    <w:p>
-      <w:pPr>
-        <w:rPr>
-          <w:color w:val="FF0000"/>
-        </w:rPr>
-      </w:pPr>
-      <w:r>
-        <w:rPr>
-          <w:color w:val="FF0000"/>
-        </w:rPr>
-        <w:t>Probabilistic drift modelling</w:t>
-      </w:r>
-    </w:p>
-    <w:p>
-      <w:pPr>
-        <w:rPr>
-          <w:color w:val="FF0000"/>
-        </w:rPr>
-      </w:pPr>
-      <w:r>
-        <w:rPr>
-          <w:color w:val="FF0000"/>
-        </w:rPr>
-        <w:t>How we transfer across from Optical to SAR detections – how we can make it more autonomous through drift modelling</w:t>
-      </w:r>
-    </w:p>
-    <w:p/>
-    <w:p/>
-    <w:p/>
-    <w:p/>
-    <w:p/>
-    <w:p/>
-    <w:p/>
-    <w:p/>
-    <w:p/>
-    <w:p>
-      <w:pPr>
-        <w:pStyle w:val="Heading3"/>
-      </w:pPr>
-      <w:bookmarkStart w:id="26" w:name="_Toc201953887"/>
-      <w:commentRangeStart w:id="27"/>
+      <w:bookmarkStart w:id="23" w:name="_Toc201953887"/>
+      <w:commentRangeStart w:id="24"/>
       <w:r>
         <w:t>2.7 Related Work</w:t>
       </w:r>
-      <w:bookmarkEnd w:id="26"/>
+      <w:bookmarkEnd w:id="23"/>
     </w:p>
     <w:p>
       <w:pPr>
@@ -5069,14 +5244,14 @@
       <w:r>
         <w:t xml:space="preserve"> introduced  one of the first publicly available, large scale, datasets for marine debris, based on Sentinel-2 imagery. The Marine Debris Archive (MARIDA) contains 837 thousand labelled pixels providing ground truth labels corresponding to 15 different classes of common floating ocean features, including marine debris. The study also set a baseline for the detection of marine </w:t>
       </w:r>
-      <w:commentRangeEnd w:id="27"/>
+      <w:commentRangeEnd w:id="24"/>
       <w:r>
         <w:rPr>
           <w:rStyle w:val="CommentReference"/>
           <w:sz w:val="22"/>
           <w:szCs w:val="22"/>
         </w:rPr>
-        <w:commentReference w:id="27"/>
+        <w:commentReference w:id="24"/>
       </w:r>
       <w:r>
         <w:t xml:space="preserve">debris with optical imagery and machine learning using a U-Net architecture. While focused on Sentinel-2 optical imagery this study sets a precedent for the dataset that will be created in this study. By including co-existing floating features into the dataset, a model can distinguish marine debris from other floating anomalies. This dataset has paved the way for the development of ML models to accurately detect marine debris </w:t>
@@ -5129,6 +5304,7 @@
           <w:rFonts w:cs="Calibri"/>
           <w:kern w:val="0"/>
         </w:rPr>
+        <w:lastRenderedPageBreak/>
         <w:t>Booth, Ma and Karakuş,</w:t>
       </w:r>
       <w:r>
@@ -5183,11 +5359,7 @@
         <w:fldChar w:fldCharType="end"/>
       </w:r>
       <w:r>
-        <w:t xml:space="preserve">. Plastic targets where placed on the ocean and were left over a period of three months to allow for multiple satellite acquisitions of the targets. This allows for the extraction of data past just Sentinel-2, allowing for validated measurements of plastic targets with Sentinel-1 SAR. This data can be used in this study to assess the initial ability of SAR data to detect </w:t>
-      </w:r>
-      <w:r>
-        <w:lastRenderedPageBreak/>
-        <w:t xml:space="preserve">collections of plastic as well as a proof of concept for placing artificial targets out to sea to create data where floating debris collections are scarce.  </w:t>
+        <w:t xml:space="preserve">. Plastic targets where placed on the ocean and were left over a period of three months to allow for multiple satellite acquisitions of the targets. This allows for the extraction of data past just Sentinel-2, allowing for validated measurements of plastic targets with Sentinel-1 SAR. This data can be used in this study to assess the initial ability of SAR data to detect collections of plastic as well as a proof of concept for placing artificial targets out to sea to create data where floating debris collections are scarce.  </w:t>
       </w:r>
     </w:p>
     <w:p>
@@ -5422,12 +5594,12 @@
       <w:pPr>
         <w:pStyle w:val="Heading3"/>
       </w:pPr>
-      <w:bookmarkStart w:id="28" w:name="_Toc201953888"/>
-      <w:commentRangeStart w:id="29"/>
+      <w:bookmarkStart w:id="25" w:name="_Toc201953888"/>
+      <w:commentRangeStart w:id="26"/>
       <w:r>
         <w:t>2.8 Research Gaps</w:t>
       </w:r>
-      <w:bookmarkEnd w:id="28"/>
+      <w:bookmarkEnd w:id="25"/>
     </w:p>
     <w:p>
       <w:pPr>
@@ -5475,11 +5647,7 @@
         <w:fldChar w:fldCharType="end"/>
       </w:r>
       <w:r>
-        <w:t xml:space="preserve">. However, optical imagery faces a major limitation in that monitoring cannot take place when there is cloud cover, which is often the case during and after events that release large amounts of plastic into the ocean such as during floods. To overcome this limitation other data sources that </w:t>
-      </w:r>
-      <w:r>
-        <w:lastRenderedPageBreak/>
-        <w:t xml:space="preserve">operate regardless of cloud cover need to be investigated, such as SAR. The use of SAR for the detection of marine debris is largely unexplored and is still in research infancy, posing as a major gap in the literature on marine plastic detection </w:t>
+        <w:t xml:space="preserve">. However, optical imagery faces a major limitation in that monitoring cannot take place when there is cloud cover, which is often the case during and after events that release large amounts of plastic into the ocean such as during floods. To overcome this limitation other data sources that operate regardless of cloud cover need to be investigated, such as SAR. The use of SAR for the detection of marine debris is largely unexplored and is still in research infancy, posing as a major gap in the literature on marine plastic detection </w:t>
       </w:r>
       <w:r>
         <w:fldChar w:fldCharType="begin"/>
@@ -5630,14 +5798,14 @@
       <w:r>
         <w:t xml:space="preserve">. </w:t>
       </w:r>
-      <w:commentRangeEnd w:id="29"/>
+      <w:commentRangeEnd w:id="26"/>
       <w:r>
         <w:rPr>
           <w:rStyle w:val="CommentReference"/>
           <w:sz w:val="22"/>
           <w:szCs w:val="22"/>
         </w:rPr>
-        <w:commentReference w:id="29"/>
+        <w:commentReference w:id="26"/>
       </w:r>
     </w:p>
     <w:p/>
@@ -5765,6 +5933,7 @@
         <w:pStyle w:val="Bibliography"/>
       </w:pPr>
       <w:r>
+        <w:lastRenderedPageBreak/>
         <w:t xml:space="preserve">Booth, H., Ma, W. and Karakuş, O. (2023) “High-precision density mapping of marine debris and floating plastics via satellite imagery,” </w:t>
       </w:r>
       <w:r>
@@ -5837,18 +6006,268 @@
         <w:pStyle w:val="Bibliography"/>
       </w:pPr>
       <w:r>
+        <w:t xml:space="preserve">Evans, M.C. and Ruf, C.S. (2022) “Toward the Detection and Imaging of Ocean Microplastics With a Spaceborne Radar,” </w:t>
+      </w:r>
+      <w:r>
+        <w:rPr>
+          <w:i/>
+          <w:iCs/>
+        </w:rPr>
+        <w:t>IEEE Transactions on Geoscience and Remote Sensing</w:t>
+      </w:r>
+      <w:r>
+        <w:t>, 60, pp. 1–9. Available at: https://doi.org/10.1109/TGRS.2021.3081691.</w:t>
+      </w:r>
+    </w:p>
+    <w:p>
+      <w:pPr>
+        <w:pStyle w:val="Bibliography"/>
+      </w:pPr>
+      <w:r>
+        <w:t xml:space="preserve">Fauvelle, V. </w:t>
+      </w:r>
+      <w:r>
+        <w:rPr>
+          <w:i/>
+          <w:iCs/>
+        </w:rPr>
+        <w:t>et al.</w:t>
+      </w:r>
+      <w:r>
+        <w:t xml:space="preserve"> (2021) “Organic additive release from plastic to seawater is lower under deep-sea conditions,” </w:t>
+      </w:r>
+      <w:r>
+        <w:rPr>
+          <w:i/>
+          <w:iCs/>
+        </w:rPr>
+        <w:t>Nature Communications</w:t>
+      </w:r>
+      <w:r>
+        <w:t>, 12(1), p. 4426. Available at: https://doi.org/10.1038/s41467-021-24738-w.</w:t>
+      </w:r>
+    </w:p>
+    <w:p>
+      <w:pPr>
+        <w:pStyle w:val="Bibliography"/>
+      </w:pPr>
+      <w:r>
+        <w:t xml:space="preserve">Ferro-Famil, L. and Pottier, E. (2001) “Dual Frequency Polarimetric SAR Data Classification and Analysis,” </w:t>
+      </w:r>
+      <w:r>
+        <w:rPr>
+          <w:i/>
+          <w:iCs/>
+        </w:rPr>
+        <w:t>Progress In Electromagnetics Research</w:t>
+      </w:r>
+      <w:r>
+        <w:t>, 31, pp. 247–272. Available at: https://doi.org/10.2528/PIER00081601.</w:t>
+      </w:r>
+    </w:p>
+    <w:p>
+      <w:pPr>
+        <w:pStyle w:val="Bibliography"/>
+      </w:pPr>
+      <w:r>
+        <w:t xml:space="preserve">Field, L.C. </w:t>
+      </w:r>
+      <w:r>
+        <w:rPr>
+          <w:i/>
+          <w:iCs/>
+        </w:rPr>
+        <w:t>et al.</w:t>
+      </w:r>
+      <w:r>
+        <w:t xml:space="preserve"> (2025) “Assessing South Africa’s marine protected area quality and progress towards conservation goals: An application of </w:t>
+      </w:r>
+      <w:r>
+        <w:rPr>
+          <w:i/>
+          <w:iCs/>
+        </w:rPr>
+        <w:t>The MPA Guide</w:t>
+      </w:r>
+      <w:r>
+        <w:t xml:space="preserve"> framework,” </w:t>
+      </w:r>
+      <w:r>
+        <w:rPr>
+          <w:i/>
+          <w:iCs/>
+        </w:rPr>
+        <w:t>Marine Policy</w:t>
+      </w:r>
+      <w:r>
+        <w:t>, 173, p. 106513. Available at: https://doi.org/10.1016/j.marpol.2024.106513.</w:t>
+      </w:r>
+    </w:p>
+    <w:p>
+      <w:pPr>
+        <w:pStyle w:val="Bibliography"/>
+      </w:pPr>
+      <w:r>
+        <w:t xml:space="preserve">de Fockert, A. </w:t>
+      </w:r>
+      <w:r>
+        <w:rPr>
+          <w:i/>
+          <w:iCs/>
+        </w:rPr>
+        <w:t>et al.</w:t>
+      </w:r>
+      <w:r>
+        <w:t xml:space="preserve"> (2024) “Assessing the detection of floating plastic litter with advanced remote sensing technologies in a hydrodynamic test facility,” </w:t>
+      </w:r>
+      <w:r>
+        <w:rPr>
+          <w:i/>
+          <w:iCs/>
+        </w:rPr>
+        <w:t>Scientific Reports</w:t>
+      </w:r>
+      <w:r>
+        <w:t>, 14(1), p. 25902. Available at: https://doi.org/10.1038/s41598-024-74332-5.</w:t>
+      </w:r>
+    </w:p>
+    <w:p>
+      <w:pPr>
+        <w:pStyle w:val="Bibliography"/>
+      </w:pPr>
+      <w:r>
+        <w:t xml:space="preserve">Gutsa, T. </w:t>
+      </w:r>
+      <w:r>
+        <w:rPr>
+          <w:i/>
+          <w:iCs/>
+        </w:rPr>
+        <w:t>et al.</w:t>
+      </w:r>
+      <w:r>
+        <w:t xml:space="preserve"> (2024) “Wasted shores: Using drones to monitor the spatio-temporal evolution of debris accumulation hotspots on South Africa’s Umgeni River,” </w:t>
+      </w:r>
+      <w:r>
+        <w:rPr>
+          <w:i/>
+          <w:iCs/>
+        </w:rPr>
+        <w:t>Science of The Total Environment</w:t>
+      </w:r>
+      <w:r>
+        <w:t>, 955, p. 176791. Available at: https://doi.org/10.1016/j.scitotenv.2024.176791.</w:t>
+      </w:r>
+    </w:p>
+    <w:p>
+      <w:pPr>
+        <w:pStyle w:val="Bibliography"/>
+      </w:pPr>
+      <w:r>
+        <w:t xml:space="preserve">Haarr, M.L., Falk-Andersson, J. and Fabres, J. (2022) “Global marine litter research 2015–2020: Geographical and methodological trends,” </w:t>
+      </w:r>
+      <w:r>
+        <w:rPr>
+          <w:i/>
+          <w:iCs/>
+        </w:rPr>
+        <w:t>Science of The Total Environment</w:t>
+      </w:r>
+      <w:r>
+        <w:t>, 820, p. 153162. Available at: https://doi.org/10.1016/j.scitotenv.2022.153162.</w:t>
+      </w:r>
+    </w:p>
+    <w:p>
+      <w:pPr>
+        <w:pStyle w:val="Bibliography"/>
+      </w:pPr>
+      <w:r>
+        <w:t xml:space="preserve">Hajnsek, I. and Desnos, Y.-L. (2021) </w:t>
+      </w:r>
+      <w:r>
+        <w:rPr>
+          <w:i/>
+          <w:iCs/>
+        </w:rPr>
+        <w:t>Polarimetric Synthetic Aperture Radar Principles and Application: Principles and Application</w:t>
+      </w:r>
+      <w:r>
+        <w:t>. Available at: https://doi.org/10.1007/978-3-030-56504-6.</w:t>
+      </w:r>
+    </w:p>
+    <w:p>
+      <w:pPr>
+        <w:pStyle w:val="Bibliography"/>
+      </w:pPr>
+      <w:r>
+        <w:t xml:space="preserve">Jamali, A. and Mahdianpari, M. (2021) “A Cloud-Based Framework for Large-Scale Monitoring of Ocean Plastics Using Multi-Spectral Satellite Imagery and Generative Adversarial Network,” </w:t>
+      </w:r>
+      <w:r>
+        <w:rPr>
+          <w:i/>
+          <w:iCs/>
+        </w:rPr>
+        <w:t>Water</w:t>
+      </w:r>
+      <w:r>
+        <w:t>, 13(18), p. 2553. Available at: https://doi.org/10.3390/w13182553.</w:t>
+      </w:r>
+    </w:p>
+    <w:p>
+      <w:pPr>
+        <w:pStyle w:val="Bibliography"/>
+      </w:pPr>
+      <w:r>
+        <w:t xml:space="preserve">Janga, B. </w:t>
+      </w:r>
+      <w:r>
+        <w:rPr>
+          <w:i/>
+          <w:iCs/>
+        </w:rPr>
+        <w:t>et al.</w:t>
+      </w:r>
+      <w:r>
+        <w:t xml:space="preserve"> (2023) “A Review of Practical AI for Remote Sensing in Earth Sciences,” </w:t>
+      </w:r>
+      <w:r>
+        <w:rPr>
+          <w:i/>
+          <w:iCs/>
+        </w:rPr>
+        <w:t>Remote Sensing</w:t>
+      </w:r>
+      <w:r>
+        <w:t>, 15(16), p. 4112. Available at: https://doi.org/10.3390/rs15164112.</w:t>
+      </w:r>
+    </w:p>
+    <w:p>
+      <w:pPr>
+        <w:pStyle w:val="Bibliography"/>
+      </w:pPr>
+      <w:r>
         <w:lastRenderedPageBreak/>
-        <w:t xml:space="preserve">Evans, M.C. and Ruf, C.S. (2022) “Toward the Detection and Imaging of Ocean Microplastics With a Spaceborne Radar,” </w:t>
-      </w:r>
-      <w:r>
-        <w:rPr>
-          <w:i/>
-          <w:iCs/>
-        </w:rPr>
-        <w:t>IEEE Transactions on Geoscience and Remote Sensing</w:t>
-      </w:r>
-      <w:r>
-        <w:t>, 60, pp. 1–9. Available at: https://doi.org/10.1109/TGRS.2021.3081691.</w:t>
+        <w:t xml:space="preserve">Johansson, A.M. </w:t>
+      </w:r>
+      <w:r>
+        <w:rPr>
+          <w:i/>
+          <w:iCs/>
+        </w:rPr>
+        <w:t>et al.</w:t>
+      </w:r>
+      <w:r>
+        <w:t xml:space="preserve"> (2017) “Combined observations of Arctic sea ice with near-coincident colocated X-band, C-band, and L-band SAR satellite remote sensing and helicopter-borne measurements,” </w:t>
+      </w:r>
+      <w:r>
+        <w:rPr>
+          <w:i/>
+          <w:iCs/>
+        </w:rPr>
+        <w:t>Journal of Geophysical Research: Oceans</w:t>
+      </w:r>
+      <w:r>
+        <w:t>, 122(1), pp. 669–691. Available at: https://doi.org/10.1002/2016JC012273.</w:t>
       </w:r>
     </w:p>
     <w:p>
@@ -5856,7 +6275,7 @@
         <w:pStyle w:val="Bibliography"/>
       </w:pPr>
       <w:r>
-        <w:t xml:space="preserve">Fauvelle, V. </w:t>
+        <w:t xml:space="preserve">Kaandorp, M.L.A. </w:t>
       </w:r>
       <w:r>
         <w:rPr>
@@ -5866,17 +6285,17 @@
         <w:t>et al.</w:t>
       </w:r>
       <w:r>
-        <w:t xml:space="preserve"> (2021) “Organic additive release from plastic to seawater is lower under deep-sea conditions,” </w:t>
-      </w:r>
-      <w:r>
-        <w:rPr>
-          <w:i/>
-          <w:iCs/>
-        </w:rPr>
-        <w:t>Nature Communications</w:t>
-      </w:r>
-      <w:r>
-        <w:t>, 12(1), p. 4426. Available at: https://doi.org/10.1038/s41467-021-24738-w.</w:t>
+        <w:t xml:space="preserve"> (2023) “Global mass of buoyant marine plastics dominated by large long-lived debris,” </w:t>
+      </w:r>
+      <w:r>
+        <w:rPr>
+          <w:i/>
+          <w:iCs/>
+        </w:rPr>
+        <w:t>Nature Geoscience</w:t>
+      </w:r>
+      <w:r>
+        <w:t>, 16(8), pp. 689–694. Available at: https://doi.org/10.1038/s41561-023-01216-0.</w:t>
       </w:r>
     </w:p>
     <w:p>
@@ -5884,17 +6303,27 @@
         <w:pStyle w:val="Bibliography"/>
       </w:pPr>
       <w:r>
-        <w:t xml:space="preserve">Ferro-Famil, L. and Pottier, E. (2001) “Dual Frequency Polarimetric SAR Data Classification and Analysis,” </w:t>
-      </w:r>
-      <w:r>
-        <w:rPr>
-          <w:i/>
-          <w:iCs/>
-        </w:rPr>
-        <w:t>Progress In Electromagnetics Research</w:t>
-      </w:r>
-      <w:r>
-        <w:t>, 31, pp. 247–272. Available at: https://doi.org/10.2528/PIER00081601.</w:t>
+        <w:t xml:space="preserve">Kikaki, K. </w:t>
+      </w:r>
+      <w:r>
+        <w:rPr>
+          <w:i/>
+          <w:iCs/>
+        </w:rPr>
+        <w:t>et al.</w:t>
+      </w:r>
+      <w:r>
+        <w:t xml:space="preserve"> (2022) “MARIDA: A benchmark for Marine Debris detection from Sentinel-2 remote sensing data,” </w:t>
+      </w:r>
+      <w:r>
+        <w:rPr>
+          <w:i/>
+          <w:iCs/>
+        </w:rPr>
+        <w:t>PLOS ONE</w:t>
+      </w:r>
+      <w:r>
+        <w:t>, 17(1), p. e0262247. Available at: https://doi.org/10.1371/journal.pone.0262247.</w:t>
       </w:r>
     </w:p>
     <w:p>
@@ -5902,7 +6331,7 @@
         <w:pStyle w:val="Bibliography"/>
       </w:pPr>
       <w:r>
-        <w:t xml:space="preserve">Field, L.C. </w:t>
+        <w:t xml:space="preserve">Knaeps, E. </w:t>
       </w:r>
       <w:r>
         <w:rPr>
@@ -5912,27 +6341,17 @@
         <w:t>et al.</w:t>
       </w:r>
       <w:r>
-        <w:t xml:space="preserve"> (2025) “Assessing South Africa’s marine protected area quality and progress towards conservation goals: An application of </w:t>
-      </w:r>
-      <w:r>
-        <w:rPr>
-          <w:i/>
-          <w:iCs/>
-        </w:rPr>
-        <w:t>The MPA Guide</w:t>
-      </w:r>
-      <w:r>
-        <w:t xml:space="preserve"> framework,” </w:t>
-      </w:r>
-      <w:r>
-        <w:rPr>
-          <w:i/>
-          <w:iCs/>
-        </w:rPr>
-        <w:t>Marine Policy</w:t>
-      </w:r>
-      <w:r>
-        <w:t>, 173, p. 106513. Available at: https://doi.org/10.1016/j.marpol.2024.106513.</w:t>
+        <w:t xml:space="preserve"> (2021) “Hyperspectral-reflectance dataset of dry, wet and submerged marine litter,” </w:t>
+      </w:r>
+      <w:r>
+        <w:rPr>
+          <w:i/>
+          <w:iCs/>
+        </w:rPr>
+        <w:t>Earth System Science Data</w:t>
+      </w:r>
+      <w:r>
+        <w:t>, 13(2), pp. 713–730. Available at: https://doi.org/10.5194/essd-13-713-2021.</w:t>
       </w:r>
     </w:p>
     <w:p>
@@ -5940,7 +6359,25 @@
         <w:pStyle w:val="Bibliography"/>
       </w:pPr>
       <w:r>
-        <w:t xml:space="preserve">de Fockert, A. </w:t>
+        <w:t xml:space="preserve">Leal Filho, W., Hunt, J. and Kovaleva, M. (2021) “Garbage Patches and Their Environmental Implications in a Plastisphere,” </w:t>
+      </w:r>
+      <w:r>
+        <w:rPr>
+          <w:i/>
+          <w:iCs/>
+        </w:rPr>
+        <w:t>Journal of Marine Science and Engineering</w:t>
+      </w:r>
+      <w:r>
+        <w:t>, 9(11), p. 1289. Available at: https://doi.org/10.3390/jmse9111289.</w:t>
+      </w:r>
+    </w:p>
+    <w:p>
+      <w:pPr>
+        <w:pStyle w:val="Bibliography"/>
+      </w:pPr>
+      <w:r>
+        <w:t xml:space="preserve">Li, K. </w:t>
       </w:r>
       <w:r>
         <w:rPr>
@@ -5950,17 +6387,17 @@
         <w:t>et al.</w:t>
       </w:r>
       <w:r>
-        <w:t xml:space="preserve"> (2024) “Assessing the detection of floating plastic litter with advanced remote sensing technologies in a hydrodynamic test facility,” </w:t>
-      </w:r>
-      <w:r>
-        <w:rPr>
-          <w:i/>
-          <w:iCs/>
-        </w:rPr>
-        <w:t>Scientific Reports</w:t>
-      </w:r>
-      <w:r>
-        <w:t>, 14(1), p. 25902. Available at: https://doi.org/10.1038/s41598-024-74332-5.</w:t>
+        <w:t xml:space="preserve"> (2022) “Detection of oil spills based on gray level co-occurrence matrix and support vector machine,” </w:t>
+      </w:r>
+      <w:r>
+        <w:rPr>
+          <w:i/>
+          <w:iCs/>
+        </w:rPr>
+        <w:t>Frontiers in Environmental Science</w:t>
+      </w:r>
+      <w:r>
+        <w:t>, 10. Available at: https://doi.org/10.3389/fenvs.2022.1049880.</w:t>
       </w:r>
     </w:p>
     <w:p>
@@ -5968,7 +6405,7 @@
         <w:pStyle w:val="Bibliography"/>
       </w:pPr>
       <w:r>
-        <w:t xml:space="preserve">Gutsa, T. </w:t>
+        <w:t xml:space="preserve">Li, W. </w:t>
       </w:r>
       <w:r>
         <w:rPr>
@@ -5978,7 +6415,35 @@
         <w:t>et al.</w:t>
       </w:r>
       <w:r>
-        <w:t xml:space="preserve"> (2024) “Wasted shores: Using drones to monitor the spatio-temporal evolution of debris accumulation hotspots on South Africa’s Umgeni River,” </w:t>
+        <w:t xml:space="preserve"> (2024) “Predicting gradient is better: Exploring self-supervised learning for SAR ATR with a joint-embedding predictive architecture,” </w:t>
+      </w:r>
+      <w:r>
+        <w:rPr>
+          <w:i/>
+          <w:iCs/>
+        </w:rPr>
+        <w:t>ISPRS Journal of Photogrammetry and Remote Sensing</w:t>
+      </w:r>
+      <w:r>
+        <w:t>, 218, pp. 326–338. Available at: https://doi.org/10.1016/j.isprsjprs.2024.09.013.</w:t>
+      </w:r>
+    </w:p>
+    <w:p>
+      <w:pPr>
+        <w:pStyle w:val="Bibliography"/>
+      </w:pPr>
+      <w:r>
+        <w:t xml:space="preserve">Lincoln, S. </w:t>
+      </w:r>
+      <w:r>
+        <w:rPr>
+          <w:i/>
+          <w:iCs/>
+        </w:rPr>
+        <w:t>et al.</w:t>
+      </w:r>
+      <w:r>
+        <w:t xml:space="preserve"> (2022) “Marine litter and climate change: Inextricably connected threats to the world’s oceans,” </w:t>
       </w:r>
       <w:r>
         <w:rPr>
@@ -5988,7 +6453,7 @@
         <w:t>Science of The Total Environment</w:t>
       </w:r>
       <w:r>
-        <w:t>, 955, p. 176791. Available at: https://doi.org/10.1016/j.scitotenv.2024.176791.</w:t>
+        <w:t>, 837, p. 155709. Available at: https://doi.org/10.1016/j.scitotenv.2022.155709.</w:t>
       </w:r>
     </w:p>
     <w:p>
@@ -5996,7 +6461,202 @@
         <w:pStyle w:val="Bibliography"/>
       </w:pPr>
       <w:r>
-        <w:t xml:space="preserve">Haarr, M.L., Falk-Andersson, J. and Fabres, J. (2022) “Global marine litter research 2015–2020: Geographical and methodological trends,” </w:t>
+        <w:t xml:space="preserve">Mandal, D. </w:t>
+      </w:r>
+      <w:r>
+        <w:rPr>
+          <w:i/>
+          <w:iCs/>
+        </w:rPr>
+        <w:t>et al.</w:t>
+      </w:r>
+      <w:r>
+        <w:t xml:space="preserve"> (2020) “Dual polarimetric radar vegetation index for crop growth monitoring using sentinel-1 SAR data,” </w:t>
+      </w:r>
+      <w:r>
+        <w:rPr>
+          <w:i/>
+          <w:iCs/>
+        </w:rPr>
+        <w:t>Remote Sensing of Environment</w:t>
+      </w:r>
+      <w:r>
+        <w:t>, 247, p. 111954. Available at: https://doi.org/10.1016/j.rse.2020.111954.</w:t>
+      </w:r>
+    </w:p>
+    <w:p>
+      <w:pPr>
+        <w:pStyle w:val="Bibliography"/>
+      </w:pPr>
+      <w:r>
+        <w:t xml:space="preserve">Marghany, M. (2020) “Chapter 8 - Principle theories of synthetic aperture radar,” in M. Marghany (ed.) </w:t>
+      </w:r>
+      <w:r>
+        <w:rPr>
+          <w:i/>
+          <w:iCs/>
+        </w:rPr>
+        <w:t>Synthetic Aperture Radar Imaging Mechanism for Oil Spills</w:t>
+      </w:r>
+      <w:r>
+        <w:t>. Gulf Professional Publishing, pp. 127–150. Available at: https://doi.org/10.1016/B978-0-12-818111-9.00008-2.</w:t>
+      </w:r>
+    </w:p>
+    <w:p>
+      <w:pPr>
+        <w:pStyle w:val="Bibliography"/>
+      </w:pPr>
+      <w:r>
+        <w:t xml:space="preserve">Meijer, L.J.J. </w:t>
+      </w:r>
+      <w:r>
+        <w:rPr>
+          <w:i/>
+          <w:iCs/>
+        </w:rPr>
+        <w:t>et al.</w:t>
+      </w:r>
+      <w:r>
+        <w:t xml:space="preserve"> (2021) “More than 1000 rivers account for 80% of global riverine plastic emissions into the ocean,” </w:t>
+      </w:r>
+      <w:r>
+        <w:rPr>
+          <w:i/>
+          <w:iCs/>
+        </w:rPr>
+        <w:t>Science Advances</w:t>
+      </w:r>
+      <w:r>
+        <w:t>, 7(18), p. eaaz5803. Available at: https://doi.org/10.1126/sciadv.aaz5803.</w:t>
+      </w:r>
+    </w:p>
+    <w:p>
+      <w:pPr>
+        <w:pStyle w:val="Bibliography"/>
+      </w:pPr>
+      <w:r>
+        <w:t xml:space="preserve">Mifdal, J., Longépé, N. and Rußwurm, M. (2021) “TOWARDS DETECTING FLOATING OBJECTS ON A GLOBAL SCALE WITH LEARNED SPATIAL FEATURES USING SENTINEL 2,” </w:t>
+      </w:r>
+      <w:r>
+        <w:rPr>
+          <w:i/>
+          <w:iCs/>
+        </w:rPr>
+        <w:t>ISPRS Annals of the Photogrammetry, Remote Sensing and Spatial Information Sciences</w:t>
+      </w:r>
+      <w:r>
+        <w:t>, V-3–2021, pp. 285–293. Available at: https://doi.org/10.5194/isprs-annals-V-3-2021-285-2021.</w:t>
+      </w:r>
+    </w:p>
+    <w:p>
+      <w:pPr>
+        <w:pStyle w:val="Bibliography"/>
+      </w:pPr>
+      <w:r>
+        <w:t xml:space="preserve">Naidoo, T., Rajkaran, A. and Sershen (2020) “Impacts of plastic debris on biota and implications for human health: A South African perspective,” </w:t>
+      </w:r>
+      <w:r>
+        <w:rPr>
+          <w:i/>
+          <w:iCs/>
+        </w:rPr>
+        <w:t>South African Journal of Science</w:t>
+      </w:r>
+      <w:r>
+        <w:t>, 116(5/6). Available at: https://doi.org/10.17159/sajs.2020/7693.</w:t>
+      </w:r>
+    </w:p>
+    <w:p>
+      <w:pPr>
+        <w:pStyle w:val="Bibliography"/>
+      </w:pPr>
+      <w:r>
+        <w:lastRenderedPageBreak/>
+        <w:t xml:space="preserve">Nakakuni, M. </w:t>
+      </w:r>
+      <w:r>
+        <w:rPr>
+          <w:i/>
+          <w:iCs/>
+        </w:rPr>
+        <w:t>et al.</w:t>
+      </w:r>
+      <w:r>
+        <w:t xml:space="preserve"> (2024) “Convergence zones of coastal waters as hotspots for floating microplastic accumulation,” </w:t>
+      </w:r>
+      <w:r>
+        <w:rPr>
+          <w:i/>
+          <w:iCs/>
+        </w:rPr>
+        <w:t>Marine Pollution Bulletin</w:t>
+      </w:r>
+      <w:r>
+        <w:t>, 206, p. 116691. Available at: https://doi.org/10.1016/j.marpolbul.2024.116691.</w:t>
+      </w:r>
+    </w:p>
+    <w:p>
+      <w:pPr>
+        <w:pStyle w:val="Bibliography"/>
+      </w:pPr>
+      <w:r>
+        <w:t xml:space="preserve">Nayanathara Thathsarani Pilapitiya, P.G.C. and Ratnayake, A.S. (2024) “The world of plastic waste: A review,” </w:t>
+      </w:r>
+      <w:r>
+        <w:rPr>
+          <w:i/>
+          <w:iCs/>
+        </w:rPr>
+        <w:t>Cleaner Materials</w:t>
+      </w:r>
+      <w:r>
+        <w:t>, 11, p. 100220. Available at: https://doi.org/10.1016/j.clema.2024.100220.</w:t>
+      </w:r>
+    </w:p>
+    <w:p>
+      <w:pPr>
+        <w:pStyle w:val="Bibliography"/>
+      </w:pPr>
+      <w:r>
+        <w:t xml:space="preserve">Nunziata, F. </w:t>
+      </w:r>
+      <w:r>
+        <w:rPr>
+          <w:i/>
+          <w:iCs/>
+        </w:rPr>
+        <w:t>et al.</w:t>
+      </w:r>
+      <w:r>
+        <w:t xml:space="preserve"> (2026) “Detecting Coastal Aggregation of Macroplastic Litter Using Satellite X-Band SAR Imagery,” </w:t>
+      </w:r>
+      <w:r>
+        <w:rPr>
+          <w:i/>
+          <w:iCs/>
+        </w:rPr>
+        <w:t>IEEE Journal of Selected Topics in Applied Earth Observations and Remote Sensing</w:t>
+      </w:r>
+      <w:r>
+        <w:t>, 19, pp. 10794–10803. Available at: https://doi.org/10.1109/JSTARS.2026.3675344.</w:t>
+      </w:r>
+    </w:p>
+    <w:p>
+      <w:pPr>
+        <w:pStyle w:val="Bibliography"/>
+      </w:pPr>
+      <w:r>
+        <w:t xml:space="preserve">Oluwoye, I. </w:t>
+      </w:r>
+      <w:r>
+        <w:rPr>
+          <w:i/>
+          <w:iCs/>
+        </w:rPr>
+        <w:t>et al.</w:t>
+      </w:r>
+      <w:r>
+        <w:t xml:space="preserve"> (2023) “Degradation and lifetime prediction of plastics in subsea and offshore infrastructures,” </w:t>
       </w:r>
       <w:r>
         <w:rPr>
@@ -6006,7 +6666,7 @@
         <w:t>Science of The Total Environment</w:t>
       </w:r>
       <w:r>
-        <w:t>, 820, p. 153162. Available at: https://doi.org/10.1016/j.scitotenv.2022.153162.</w:t>
+        <w:t>, 904, p. 166719. Available at: https://doi.org/10.1016/j.scitotenv.2023.166719.</w:t>
       </w:r>
     </w:p>
     <w:p>
@@ -6014,17 +6674,27 @@
         <w:pStyle w:val="Bibliography"/>
       </w:pPr>
       <w:r>
-        <w:t xml:space="preserve">Hajnsek, I. and Desnos, Y.-L. (2021) </w:t>
-      </w:r>
-      <w:r>
-        <w:rPr>
-          <w:i/>
-          <w:iCs/>
-        </w:rPr>
-        <w:t>Polarimetric Synthetic Aperture Radar Principles and Application: Principles and Application</w:t>
-      </w:r>
-      <w:r>
-        <w:t>. Available at: https://doi.org/10.1007/978-3-030-56504-6.</w:t>
+        <w:t xml:space="preserve">Pasquier, G. </w:t>
+      </w:r>
+      <w:r>
+        <w:rPr>
+          <w:i/>
+          <w:iCs/>
+        </w:rPr>
+        <w:t>et al.</w:t>
+      </w:r>
+      <w:r>
+        <w:t xml:space="preserve"> (2022) “An innovative approach for microplastic sampling in all surface water bodies using an aquatic drone,” </w:t>
+      </w:r>
+      <w:r>
+        <w:rPr>
+          <w:i/>
+          <w:iCs/>
+        </w:rPr>
+        <w:t>Heliyon</w:t>
+      </w:r>
+      <w:r>
+        <w:t>, 8(11), p. e11662. Available at: https://doi.org/10.1016/j.heliyon.2022.e11662.</w:t>
       </w:r>
     </w:p>
     <w:p>
@@ -6032,17 +6702,14 @@
         <w:pStyle w:val="Bibliography"/>
       </w:pPr>
       <w:r>
-        <w:t xml:space="preserve">Jamali, A. and Mahdianpari, M. (2021) “A Cloud-Based Framework for Large-Scale Monitoring of Ocean Plastics Using Multi-Spectral Satellite Imagery and Generative Adversarial Network,” </w:t>
-      </w:r>
-      <w:r>
-        <w:rPr>
-          <w:i/>
-          <w:iCs/>
-        </w:rPr>
-        <w:t>Water</w:t>
-      </w:r>
-      <w:r>
-        <w:t>, 13(18), p. 2553. Available at: https://doi.org/10.3390/w13182553.</w:t>
+        <w:rPr>
+          <w:i/>
+          <w:iCs/>
+        </w:rPr>
+        <w:t>Polarimetry | Get to Know SAR – NASA-ISRO SAR Mission (NISAR)</w:t>
+      </w:r>
+      <w:r>
+        <w:t xml:space="preserve"> (no date). Available at: https://nisar.jpl.nasa.gov/mission/get-to-know-sar/polarimetry/ (Accessed: June 25, 2025).</w:t>
       </w:r>
     </w:p>
     <w:p>
@@ -6050,7 +6717,7 @@
         <w:pStyle w:val="Bibliography"/>
       </w:pPr>
       <w:r>
-        <w:t xml:space="preserve">Janga, B. </w:t>
+        <w:t xml:space="preserve">Qi, L. </w:t>
       </w:r>
       <w:r>
         <w:rPr>
@@ -6060,7 +6727,275 @@
         <w:t>et al.</w:t>
       </w:r>
       <w:r>
-        <w:t xml:space="preserve"> (2023) “A Review of Practical AI for Remote Sensing in Earth Sciences,” </w:t>
+        <w:t xml:space="preserve"> (2022) “On the capacity of Sentinel-1 synthetic aperture radar in detecting floating macroalgae and other floating matters,” </w:t>
+      </w:r>
+      <w:r>
+        <w:rPr>
+          <w:i/>
+          <w:iCs/>
+        </w:rPr>
+        <w:t>Remote Sensing of Environment</w:t>
+      </w:r>
+      <w:r>
+        <w:t>, 280, p. 113188. Available at: https://doi.org/10.1016/j.rse.2022.113188.</w:t>
+      </w:r>
+    </w:p>
+    <w:p>
+      <w:pPr>
+        <w:pStyle w:val="Bibliography"/>
+      </w:pPr>
+      <w:r>
+        <w:t xml:space="preserve">Read, J.M. and Torrado, M. (2009) “Remote Sensing,” in R. Kitchin and N. Thrift (eds.) </w:t>
+      </w:r>
+      <w:r>
+        <w:rPr>
+          <w:i/>
+          <w:iCs/>
+        </w:rPr>
+        <w:t>International Encyclopedia of Human Geography</w:t>
+      </w:r>
+      <w:r>
+        <w:t>. Oxford: Elsevier, pp. 335–346. Available at: https://doi.org/10.1016/B978-008044910-4.00508-3.</w:t>
+      </w:r>
+    </w:p>
+    <w:p>
+      <w:pPr>
+        <w:pStyle w:val="Bibliography"/>
+      </w:pPr>
+      <w:r>
+        <w:t xml:space="preserve">Rußwurm, M., Venkatesa, S.J. and Tuia, D. (2023) “Large-scale detection of marine debris in coastal areas with Sentinel-2,” </w:t>
+      </w:r>
+      <w:r>
+        <w:rPr>
+          <w:i/>
+          <w:iCs/>
+        </w:rPr>
+        <w:t>iScience</w:t>
+      </w:r>
+      <w:r>
+        <w:t>, 26(12), p. 108402. Available at: https://doi.org/10.1016/j.isci.2023.108402.</w:t>
+      </w:r>
+    </w:p>
+    <w:p>
+      <w:pPr>
+        <w:pStyle w:val="Bibliography"/>
+      </w:pPr>
+      <w:r>
+        <w:t xml:space="preserve">Ryan, P.G. </w:t>
+      </w:r>
+      <w:r>
+        <w:rPr>
+          <w:i/>
+          <w:iCs/>
+        </w:rPr>
+        <w:t>et al.</w:t>
+      </w:r>
+      <w:r>
+        <w:t xml:space="preserve"> (2020) “Monitoring marine plastics - will we know if we are making a difference?,” </w:t>
+      </w:r>
+      <w:r>
+        <w:rPr>
+          <w:i/>
+          <w:iCs/>
+        </w:rPr>
+        <w:t>South African Journal of Science</w:t>
+      </w:r>
+      <w:r>
+        <w:t>, 116(5–6), pp. 1–9. Available at: https://doi.org/10.17159/sajs.2020/7678.</w:t>
+      </w:r>
+    </w:p>
+    <w:p>
+      <w:pPr>
+        <w:pStyle w:val="Bibliography"/>
+      </w:pPr>
+      <w:r>
+        <w:t xml:space="preserve">Ryan, P.G. (2020) “The transport and fate of marine plastics in South Africa and adjacent oceans,” </w:t>
+      </w:r>
+      <w:r>
+        <w:rPr>
+          <w:i/>
+          <w:iCs/>
+        </w:rPr>
+        <w:t>South African Journal of Science</w:t>
+      </w:r>
+      <w:r>
+        <w:t>, 116(5/6). Available at: https://doi.org/10.17159/sajs.2020/7677.</w:t>
+      </w:r>
+    </w:p>
+    <w:p>
+      <w:pPr>
+        <w:pStyle w:val="Bibliography"/>
+      </w:pPr>
+      <w:r>
+        <w:t xml:space="preserve">Sacco, V.A. </w:t>
+      </w:r>
+      <w:r>
+        <w:rPr>
+          <w:i/>
+          <w:iCs/>
+        </w:rPr>
+        <w:t>et al.</w:t>
+      </w:r>
+      <w:r>
+        <w:t xml:space="preserve"> (2024) “What are the global patterns of microplastic ingestion by fish? A scientometric review,” </w:t>
+      </w:r>
+      <w:r>
+        <w:rPr>
+          <w:i/>
+          <w:iCs/>
+        </w:rPr>
+        <w:t>Environmental Pollution</w:t>
+      </w:r>
+      <w:r>
+        <w:t>, 350, p. 123972. Available at: https://doi.org/10.1016/j.envpol.2024.123972.</w:t>
+      </w:r>
+    </w:p>
+    <w:p>
+      <w:pPr>
+        <w:pStyle w:val="Bibliography"/>
+      </w:pPr>
+      <w:r>
+        <w:t xml:space="preserve">Savastano, S. </w:t>
+      </w:r>
+      <w:r>
+        <w:rPr>
+          <w:i/>
+          <w:iCs/>
+        </w:rPr>
+        <w:t>et al.</w:t>
+      </w:r>
+      <w:r>
+        <w:t xml:space="preserve"> (2021a) “A First Approach to the Automatic Detection of Marine Litter in SAR Images Using Artificial Intelligence,” </w:t>
+      </w:r>
+      <w:r>
+        <w:rPr>
+          <w:i/>
+          <w:iCs/>
+        </w:rPr>
+        <w:t>2021 IEEE International Geoscience and Remote Sensing Symposium IGARSS</w:t>
+      </w:r>
+      <w:r>
+        <w:t xml:space="preserve">. </w:t>
+      </w:r>
+      <w:r>
+        <w:rPr>
+          <w:i/>
+          <w:iCs/>
+        </w:rPr>
+        <w:t>2021 IEEE International Geoscience and Remote Sensing Symposium IGARSS</w:t>
+      </w:r>
+      <w:r>
+        <w:t>, pp. 8704–8707. Available at: https://doi.org/10.1109/IGARSS47720.2021.9737038.</w:t>
+      </w:r>
+    </w:p>
+    <w:p>
+      <w:pPr>
+        <w:pStyle w:val="Bibliography"/>
+      </w:pPr>
+      <w:r>
+        <w:t xml:space="preserve">Savastano, S. </w:t>
+      </w:r>
+      <w:r>
+        <w:rPr>
+          <w:i/>
+          <w:iCs/>
+        </w:rPr>
+        <w:t>et al.</w:t>
+      </w:r>
+      <w:r>
+        <w:t xml:space="preserve"> (2021b) “A First Approach to the Automatic Detection of Marine Litter in SAR Images Using Artificial Intelligence,” </w:t>
+      </w:r>
+      <w:r>
+        <w:rPr>
+          <w:i/>
+          <w:iCs/>
+        </w:rPr>
+        <w:t xml:space="preserve">2021 IEEE International Geoscience and Remote Sensing </w:t>
+      </w:r>
+      <w:r>
+        <w:rPr>
+          <w:i/>
+          <w:iCs/>
+        </w:rPr>
+        <w:lastRenderedPageBreak/>
+        <w:t>Symposium IGARSS</w:t>
+      </w:r>
+      <w:r>
+        <w:t xml:space="preserve">. </w:t>
+      </w:r>
+      <w:r>
+        <w:rPr>
+          <w:i/>
+          <w:iCs/>
+        </w:rPr>
+        <w:t>2021 IEEE International Geoscience and Remote Sensing Symposium IGARSS</w:t>
+      </w:r>
+      <w:r>
+        <w:t>, pp. 8704–8707. Available at: https://doi.org/10.1109/IGARSS47720.2021.9737038.</w:t>
+      </w:r>
+    </w:p>
+    <w:p>
+      <w:pPr>
+        <w:pStyle w:val="Bibliography"/>
+      </w:pPr>
+      <w:r>
+        <w:t xml:space="preserve">van Sebille, E. </w:t>
+      </w:r>
+      <w:r>
+        <w:rPr>
+          <w:i/>
+          <w:iCs/>
+        </w:rPr>
+        <w:t>et al.</w:t>
+      </w:r>
+      <w:r>
+        <w:t xml:space="preserve"> (2020) “The physical oceanography of the transport of floating marine debris,” </w:t>
+      </w:r>
+      <w:r>
+        <w:rPr>
+          <w:i/>
+          <w:iCs/>
+        </w:rPr>
+        <w:t>Environmental Research Letters</w:t>
+      </w:r>
+      <w:r>
+        <w:t>, 15(2), p. 023003. Available at: https://doi.org/10.1088/1748-9326/ab6d7d.</w:t>
+      </w:r>
+    </w:p>
+    <w:p>
+      <w:pPr>
+        <w:pStyle w:val="Bibliography"/>
+      </w:pPr>
+      <w:r>
+        <w:t xml:space="preserve">Shanks, A.L. (2021) “Observational Evidence and Open Questions on the Role of Internal Tidal Waves on the Concentration and Transport of Floating Plastic Debris,” </w:t>
+      </w:r>
+      <w:r>
+        <w:rPr>
+          <w:i/>
+          <w:iCs/>
+        </w:rPr>
+        <w:t>Frontiers in Marine Science</w:t>
+      </w:r>
+      <w:r>
+        <w:t>, 8. Available at: https://doi.org/10.3389/fmars.2021.621062.</w:t>
+      </w:r>
+    </w:p>
+    <w:p>
+      <w:pPr>
+        <w:pStyle w:val="Bibliography"/>
+      </w:pPr>
+      <w:r>
+        <w:t xml:space="preserve">Simpson, M.D. </w:t>
+      </w:r>
+      <w:r>
+        <w:rPr>
+          <w:i/>
+          <w:iCs/>
+        </w:rPr>
+        <w:t>et al.</w:t>
+      </w:r>
+      <w:r>
+        <w:t xml:space="preserve"> (2022) “Monitoring of Plastic Islands in River Environment Using Sentinel-1 SAR Data,” </w:t>
       </w:r>
       <w:r>
         <w:rPr>
@@ -6070,7 +7005,7 @@
         <w:t>Remote Sensing</w:t>
       </w:r>
       <w:r>
-        <w:t>, 15(16), p. 4112. Available at: https://doi.org/10.3390/rs15164112.</w:t>
+        <w:t>, 14(18), p. 4473. Available at: https://doi.org/10.3390/rs14184473.</w:t>
       </w:r>
     </w:p>
     <w:p>
@@ -6078,7 +7013,7 @@
         <w:pStyle w:val="Bibliography"/>
       </w:pPr>
       <w:r>
-        <w:t xml:space="preserve">Johansson, A.M. </w:t>
+        <w:t xml:space="preserve">Slimane, E.B. </w:t>
       </w:r>
       <w:r>
         <w:rPr>
@@ -6088,17 +7023,17 @@
         <w:t>et al.</w:t>
       </w:r>
       <w:r>
-        <w:t xml:space="preserve"> (2017) “Combined observations of Arctic sea ice with near-coincident colocated X-band, C-band, and L-band SAR satellite remote sensing and helicopter-borne measurements,” </w:t>
-      </w:r>
-      <w:r>
-        <w:rPr>
-          <w:i/>
-          <w:iCs/>
-        </w:rPr>
-        <w:t>Journal of Geophysical Research: Oceans</w:t>
-      </w:r>
-      <w:r>
-        <w:t>, 122(1), pp. 669–691. Available at: https://doi.org/10.1002/2016JC012273.</w:t>
+        <w:t xml:space="preserve"> (2025) “Efficient Beach Litter Monitoring: Accelerated Surveys of Pollution Hotspots—A North African Case Study,” </w:t>
+      </w:r>
+      <w:r>
+        <w:rPr>
+          <w:i/>
+          <w:iCs/>
+        </w:rPr>
+        <w:t>Journal of Marine Science and Engineering</w:t>
+      </w:r>
+      <w:r>
+        <w:t>, 13(1), p. 71. Available at: https://doi.org/10.3390/jmse13010071.</w:t>
       </w:r>
     </w:p>
     <w:p>
@@ -6106,7 +7041,43 @@
         <w:pStyle w:val="Bibliography"/>
       </w:pPr>
       <w:r>
-        <w:t xml:space="preserve">Kaandorp, M.L.A. </w:t>
+        <w:t xml:space="preserve">Sørensen, K.A., Heiselberg, P. and Heiselberg, H. (2024) “Unified Detection and Feature Extraction of Ships in Satellite Images,” </w:t>
+      </w:r>
+      <w:r>
+        <w:rPr>
+          <w:i/>
+          <w:iCs/>
+        </w:rPr>
+        <w:t>Remote Sensing</w:t>
+      </w:r>
+      <w:r>
+        <w:t>, 16(24). Available at: https://doi.org/10.3390/rs16244719.</w:t>
+      </w:r>
+    </w:p>
+    <w:p>
+      <w:pPr>
+        <w:pStyle w:val="Bibliography"/>
+      </w:pPr>
+      <w:r>
+        <w:t xml:space="preserve">Taye, M. (2023) “Understanding of Machine Learning with Deep Learning: Architectures, Workflow, Applications and Future Directions,” </w:t>
+      </w:r>
+      <w:r>
+        <w:rPr>
+          <w:i/>
+          <w:iCs/>
+        </w:rPr>
+        <w:t>Computers</w:t>
+      </w:r>
+      <w:r>
+        <w:t xml:space="preserve"> [Preprint]. Available at: https://doi.org/10.3390/COMPUTERS12050091.</w:t>
+      </w:r>
+    </w:p>
+    <w:p>
+      <w:pPr>
+        <w:pStyle w:val="Bibliography"/>
+      </w:pPr>
+      <w:r>
+        <w:t xml:space="preserve">Themistocleous, K. </w:t>
       </w:r>
       <w:r>
         <w:rPr>
@@ -6116,17 +7087,17 @@
         <w:t>et al.</w:t>
       </w:r>
       <w:r>
-        <w:t xml:space="preserve"> (2023) “Global mass of buoyant marine plastics dominated by large long-lived debris,” </w:t>
-      </w:r>
-      <w:r>
-        <w:rPr>
-          <w:i/>
-          <w:iCs/>
-        </w:rPr>
-        <w:t>Nature Geoscience</w:t>
-      </w:r>
-      <w:r>
-        <w:t>, 16(8), pp. 689–694. Available at: https://doi.org/10.1038/s41561-023-01216-0.</w:t>
+        <w:t xml:space="preserve"> (2020) “Investigating Detection of Floating Plastic Litter from Space Using Sentinel-2 Imagery,” </w:t>
+      </w:r>
+      <w:r>
+        <w:rPr>
+          <w:i/>
+          <w:iCs/>
+        </w:rPr>
+        <w:t>Remote Sensing</w:t>
+      </w:r>
+      <w:r>
+        <w:t>, 12(16), p. 2648. Available at: https://doi.org/10.3390/rs12162648.</w:t>
       </w:r>
     </w:p>
     <w:p>
@@ -6134,7 +7105,25 @@
         <w:pStyle w:val="Bibliography"/>
       </w:pPr>
       <w:r>
-        <w:t xml:space="preserve">Kikaki, K. </w:t>
+        <w:t xml:space="preserve">Thushari, G.G.N. and Senevirathna, J.D.M. (2020) “Plastic pollution in the marine environment,” </w:t>
+      </w:r>
+      <w:r>
+        <w:rPr>
+          <w:i/>
+          <w:iCs/>
+        </w:rPr>
+        <w:t>Heliyon</w:t>
+      </w:r>
+      <w:r>
+        <w:t>, 6(8), p. e04709. Available at: https://doi.org/10.1016/j.heliyon.2020.e04709.</w:t>
+      </w:r>
+    </w:p>
+    <w:p>
+      <w:pPr>
+        <w:pStyle w:val="Bibliography"/>
+      </w:pPr>
+      <w:r>
+        <w:t xml:space="preserve">Topouzelis, K. </w:t>
       </w:r>
       <w:r>
         <w:rPr>
@@ -6144,17 +7133,17 @@
         <w:t>et al.</w:t>
       </w:r>
       <w:r>
-        <w:t xml:space="preserve"> (2022) “MARIDA: A benchmark for Marine Debris detection from Sentinel-2 remote sensing data,” </w:t>
-      </w:r>
-      <w:r>
-        <w:rPr>
-          <w:i/>
-          <w:iCs/>
-        </w:rPr>
-        <w:t>PLOS ONE</w:t>
-      </w:r>
-      <w:r>
-        <w:t>, 17(1), p. e0262247. Available at: https://doi.org/10.1371/journal.pone.0262247.</w:t>
+        <w:t xml:space="preserve"> (2020) “Remote Sensing of Sea Surface Artificial Floating Plastic Targets with Sentinel-2 and Unmanned Aerial Systems (Plastic Litter Project 2019),” </w:t>
+      </w:r>
+      <w:r>
+        <w:rPr>
+          <w:i/>
+          <w:iCs/>
+        </w:rPr>
+        <w:t>Remote Sensing</w:t>
+      </w:r>
+      <w:r>
+        <w:t>, 12(12), p. 2013. Available at: https://doi.org/10.3390/rs12122013.</w:t>
       </w:r>
     </w:p>
     <w:p>
@@ -6162,919 +7151,106 @@
         <w:pStyle w:val="Bibliography"/>
       </w:pPr>
       <w:r>
+        <w:t xml:space="preserve">Topouzelis, K., Papakonstantinou, A. and Garaba, S.P. (2019) “Detection of floating plastics from satellite and unmanned aerial systems (Plastic Litter Project 2018),” </w:t>
+      </w:r>
+      <w:r>
+        <w:rPr>
+          <w:i/>
+          <w:iCs/>
+        </w:rPr>
+        <w:t>International Journal of Applied Earth Observation and Geoinformation</w:t>
+      </w:r>
+      <w:r>
+        <w:t>, 79, pp. 175–183. Available at: https://doi.org/10.1016/j.jag.2019.03.011.</w:t>
+      </w:r>
+    </w:p>
+    <w:p>
+      <w:pPr>
+        <w:pStyle w:val="Bibliography"/>
+      </w:pPr>
+      <w:r>
+        <w:t xml:space="preserve">de Vries, R. </w:t>
+      </w:r>
+      <w:r>
+        <w:rPr>
+          <w:i/>
+          <w:iCs/>
+        </w:rPr>
+        <w:t>et al.</w:t>
+      </w:r>
+      <w:r>
+        <w:t xml:space="preserve"> (2021) “Quantifying Floating Plastic Debris at Sea Using Vessel-Based Optical Data and Artificial Intelligence,” </w:t>
+      </w:r>
+      <w:r>
+        <w:rPr>
+          <w:i/>
+          <w:iCs/>
+        </w:rPr>
+        <w:t>Remote Sensing</w:t>
+      </w:r>
+      <w:r>
+        <w:t>, 13(17), p. 3401. Available at: https://doi.org/10.3390/rs13173401.</w:t>
+      </w:r>
+    </w:p>
+    <w:p>
+      <w:pPr>
+        <w:pStyle w:val="Bibliography"/>
+      </w:pPr>
+      <w:r>
+        <w:t xml:space="preserve">Waqas, M. </w:t>
+      </w:r>
+      <w:r>
+        <w:rPr>
+          <w:i/>
+          <w:iCs/>
+        </w:rPr>
+        <w:t>et al.</w:t>
+      </w:r>
+      <w:r>
+        <w:t xml:space="preserve"> (2023) “Marine plastic pollution detection and identification by using remote sensing-meta analysis,” </w:t>
+      </w:r>
+      <w:r>
+        <w:rPr>
+          <w:i/>
+          <w:iCs/>
+        </w:rPr>
+        <w:t>Marine Pollution Bulletin</w:t>
+      </w:r>
+      <w:r>
+        <w:t>, 197, p. 115746. Available at: https://doi.org/10.1016/j.marpolbul.2023.115746.</w:t>
+      </w:r>
+    </w:p>
+    <w:p>
+      <w:pPr>
+        <w:pStyle w:val="Bibliography"/>
+      </w:pPr>
+      <w:r>
+        <w:t xml:space="preserve">Yang, X. </w:t>
+      </w:r>
+      <w:r>
+        <w:rPr>
+          <w:i/>
+          <w:iCs/>
+        </w:rPr>
+        <w:t>et al.</w:t>
+      </w:r>
+      <w:r>
+        <w:t xml:space="preserve"> (2023) “A Survey on Deep Semi-supervised Learning,” </w:t>
+      </w:r>
+      <w:r>
+        <w:rPr>
+          <w:i/>
+          <w:iCs/>
+        </w:rPr>
+        <w:t>IEEE Transactions on Knowledge and Data Engineering</w:t>
+      </w:r>
+      <w:r>
+        <w:t>, 35(9), pp. 8934–8954. Available at: https://doi.org/10.1109/TKDE.2022.3220219.</w:t>
+      </w:r>
+    </w:p>
+    <w:p>
+      <w:r>
         <w:lastRenderedPageBreak/>
-        <w:t xml:space="preserve">Knaeps, E. </w:t>
-      </w:r>
-      <w:r>
-        <w:rPr>
-          <w:i/>
-          <w:iCs/>
-        </w:rPr>
-        <w:t>et al.</w:t>
-      </w:r>
-      <w:r>
-        <w:t xml:space="preserve"> (2021) “Hyperspectral-reflectance dataset of dry, wet and submerged marine litter,” </w:t>
-      </w:r>
-      <w:r>
-        <w:rPr>
-          <w:i/>
-          <w:iCs/>
-        </w:rPr>
-        <w:t>Earth System Science Data</w:t>
-      </w:r>
-      <w:r>
-        <w:t>, 13(2), pp. 713–730. Available at: https://doi.org/10.5194/essd-13-713-2021.</w:t>
-      </w:r>
-    </w:p>
-    <w:p>
-      <w:pPr>
-        <w:pStyle w:val="Bibliography"/>
-      </w:pPr>
-      <w:r>
-        <w:t xml:space="preserve">Leal Filho, W., Hunt, J. and Kovaleva, M. (2021) “Garbage Patches and Their Environmental Implications in a Plastisphere,” </w:t>
-      </w:r>
-      <w:r>
-        <w:rPr>
-          <w:i/>
-          <w:iCs/>
-        </w:rPr>
-        <w:t>Journal of Marine Science and Engineering</w:t>
-      </w:r>
-      <w:r>
-        <w:t>, 9(11), p. 1289. Available at: https://doi.org/10.3390/jmse9111289.</w:t>
-      </w:r>
-    </w:p>
-    <w:p>
-      <w:pPr>
-        <w:pStyle w:val="Bibliography"/>
-      </w:pPr>
-      <w:r>
-        <w:t xml:space="preserve">Li, K. </w:t>
-      </w:r>
-      <w:r>
-        <w:rPr>
-          <w:i/>
-          <w:iCs/>
-        </w:rPr>
-        <w:t>et al.</w:t>
-      </w:r>
-      <w:r>
-        <w:t xml:space="preserve"> (2022) “Detection of oil spills based on gray level co-occurrence matrix and support vector machine,” </w:t>
-      </w:r>
-      <w:r>
-        <w:rPr>
-          <w:i/>
-          <w:iCs/>
-        </w:rPr>
-        <w:t>Frontiers in Environmental Science</w:t>
-      </w:r>
-      <w:r>
-        <w:t>, 10. Available at: https://doi.org/10.3389/fenvs.2022.1049880.</w:t>
-      </w:r>
-    </w:p>
-    <w:p>
-      <w:pPr>
-        <w:pStyle w:val="Bibliography"/>
-      </w:pPr>
-      <w:r>
-        <w:t xml:space="preserve">Li, W. </w:t>
-      </w:r>
-      <w:r>
-        <w:rPr>
-          <w:i/>
-          <w:iCs/>
-        </w:rPr>
-        <w:t>et al.</w:t>
-      </w:r>
-      <w:r>
-        <w:t xml:space="preserve"> (2024) “Predicting gradient is better: Exploring self-supervised learning for SAR ATR with a joint-embedding predictive architecture,” </w:t>
-      </w:r>
-      <w:r>
-        <w:rPr>
-          <w:i/>
-          <w:iCs/>
-        </w:rPr>
-        <w:t>ISPRS Journal of Photogrammetry and Remote Sensing</w:t>
-      </w:r>
-      <w:r>
-        <w:t>, 218, pp. 326–338. Available at: https://doi.org/10.1016/j.isprsjprs.2024.09.013.</w:t>
-      </w:r>
-    </w:p>
-    <w:p>
-      <w:pPr>
-        <w:pStyle w:val="Bibliography"/>
-      </w:pPr>
-      <w:r>
-        <w:t xml:space="preserve">Lincoln, S. </w:t>
-      </w:r>
-      <w:r>
-        <w:rPr>
-          <w:i/>
-          <w:iCs/>
-        </w:rPr>
-        <w:t>et al.</w:t>
-      </w:r>
-      <w:r>
-        <w:t xml:space="preserve"> (2022) “Marine litter and climate change: Inextricably connected threats to the world’s oceans,” </w:t>
-      </w:r>
-      <w:r>
-        <w:rPr>
-          <w:i/>
-          <w:iCs/>
-        </w:rPr>
-        <w:t>Science of The Total Environment</w:t>
-      </w:r>
-      <w:r>
-        <w:t>, 837, p. 155709. Available at: https://doi.org/10.1016/j.scitotenv.2022.155709.</w:t>
-      </w:r>
-    </w:p>
-    <w:p>
-      <w:pPr>
-        <w:pStyle w:val="Bibliography"/>
-      </w:pPr>
-      <w:r>
-        <w:t xml:space="preserve">Mandal, D. </w:t>
-      </w:r>
-      <w:r>
-        <w:rPr>
-          <w:i/>
-          <w:iCs/>
-        </w:rPr>
-        <w:t>et al.</w:t>
-      </w:r>
-      <w:r>
-        <w:t xml:space="preserve"> (2020) “Dual polarimetric radar vegetation index for crop growth monitoring using sentinel-1 SAR data,” </w:t>
-      </w:r>
-      <w:r>
-        <w:rPr>
-          <w:i/>
-          <w:iCs/>
-        </w:rPr>
-        <w:t>Remote Sensing of Environment</w:t>
-      </w:r>
-      <w:r>
-        <w:t>, 247, p. 111954. Available at: https://doi.org/10.1016/j.rse.2020.111954.</w:t>
-      </w:r>
-    </w:p>
-    <w:p>
-      <w:pPr>
-        <w:pStyle w:val="Bibliography"/>
-      </w:pPr>
-      <w:r>
-        <w:t xml:space="preserve">Marghany, M. (2020) “Chapter 8 - Principle theories of synthetic aperture radar,” in M. Marghany (ed.) </w:t>
-      </w:r>
-      <w:r>
-        <w:rPr>
-          <w:i/>
-          <w:iCs/>
-        </w:rPr>
-        <w:t>Synthetic Aperture Radar Imaging Mechanism for Oil Spills</w:t>
-      </w:r>
-      <w:r>
-        <w:t>. Gulf Professional Publishing, pp. 127–150. Available at: https://doi.org/10.1016/B978-0-12-818111-9.00008-2.</w:t>
-      </w:r>
-    </w:p>
-    <w:p>
-      <w:pPr>
-        <w:pStyle w:val="Bibliography"/>
-      </w:pPr>
-      <w:r>
-        <w:t xml:space="preserve">Meijer, L.J.J. </w:t>
-      </w:r>
-      <w:r>
-        <w:rPr>
-          <w:i/>
-          <w:iCs/>
-        </w:rPr>
-        <w:t>et al.</w:t>
-      </w:r>
-      <w:r>
-        <w:t xml:space="preserve"> (2021) “More than 1000 rivers account for 80% of global riverine plastic emissions into the ocean,” </w:t>
-      </w:r>
-      <w:r>
-        <w:rPr>
-          <w:i/>
-          <w:iCs/>
-        </w:rPr>
-        <w:t>Science Advances</w:t>
-      </w:r>
-      <w:r>
-        <w:t>, 7(18), p. eaaz5803. Available at: https://doi.org/10.1126/sciadv.aaz5803.</w:t>
-      </w:r>
-    </w:p>
-    <w:p>
-      <w:pPr>
-        <w:pStyle w:val="Bibliography"/>
-      </w:pPr>
-      <w:r>
-        <w:t xml:space="preserve">Mifdal, J., Longépé, N. and Rußwurm, M. (2021) “TOWARDS DETECTING FLOATING OBJECTS ON A GLOBAL SCALE WITH LEARNED SPATIAL FEATURES USING SENTINEL 2,” </w:t>
-      </w:r>
-      <w:r>
-        <w:rPr>
-          <w:i/>
-          <w:iCs/>
-        </w:rPr>
-        <w:t>ISPRS Annals of the Photogrammetry, Remote Sensing and Spatial Information Sciences</w:t>
-      </w:r>
-      <w:r>
-        <w:t>, V-3–2021, pp. 285–293. Available at: https://doi.org/10.5194/isprs-annals-V-3-2021-285-2021.</w:t>
-      </w:r>
-    </w:p>
-    <w:p>
-      <w:pPr>
-        <w:pStyle w:val="Bibliography"/>
-      </w:pPr>
-      <w:r>
-        <w:t xml:space="preserve">Naidoo, T., Rajkaran, A. and Sershen (2020) “Impacts of plastic debris on biota and implications for human health: A South African perspective,” </w:t>
-      </w:r>
-      <w:r>
-        <w:rPr>
-          <w:i/>
-          <w:iCs/>
-        </w:rPr>
-        <w:t>South African Journal of Science</w:t>
-      </w:r>
-      <w:r>
-        <w:t>, 116(5/6). Available at: https://doi.org/10.17159/sajs.2020/7693.</w:t>
-      </w:r>
-    </w:p>
-    <w:p>
-      <w:pPr>
-        <w:pStyle w:val="Bibliography"/>
-      </w:pPr>
-      <w:r>
-        <w:t xml:space="preserve">Nakakuni, M. </w:t>
-      </w:r>
-      <w:r>
-        <w:rPr>
-          <w:i/>
-          <w:iCs/>
-        </w:rPr>
-        <w:t>et al.</w:t>
-      </w:r>
-      <w:r>
-        <w:t xml:space="preserve"> (2024) “Convergence zones of coastal waters as hotspots for floating microplastic accumulation,” </w:t>
-      </w:r>
-      <w:r>
-        <w:rPr>
-          <w:i/>
-          <w:iCs/>
-        </w:rPr>
-        <w:t>Marine Pollution Bulletin</w:t>
-      </w:r>
-      <w:r>
-        <w:t>, 206, p. 116691. Available at: https://doi.org/10.1016/j.marpolbul.2024.116691.</w:t>
-      </w:r>
-    </w:p>
-    <w:p>
-      <w:pPr>
-        <w:pStyle w:val="Bibliography"/>
-      </w:pPr>
-      <w:r>
-        <w:t xml:space="preserve">Nayanathara Thathsarani Pilapitiya, P.G.C. and Ratnayake, A.S. (2024) “The world of plastic waste: A review,” </w:t>
-      </w:r>
-      <w:r>
-        <w:rPr>
-          <w:i/>
-          <w:iCs/>
-        </w:rPr>
-        <w:t>Cleaner Materials</w:t>
-      </w:r>
-      <w:r>
-        <w:t>, 11, p. 100220. Available at: https://doi.org/10.1016/j.clema.2024.100220.</w:t>
-      </w:r>
-    </w:p>
-    <w:p>
-      <w:pPr>
-        <w:pStyle w:val="Bibliography"/>
-      </w:pPr>
-      <w:r>
-        <w:t xml:space="preserve">Nunziata, F. </w:t>
-      </w:r>
-      <w:r>
-        <w:rPr>
-          <w:i/>
-          <w:iCs/>
-        </w:rPr>
-        <w:t>et al.</w:t>
-      </w:r>
-      <w:r>
-        <w:t xml:space="preserve"> (2026) “Detecting Coastal Aggregation of Macroplastic Litter Using Satellite X-Band SAR Imagery,” </w:t>
-      </w:r>
-      <w:r>
-        <w:rPr>
-          <w:i/>
-          <w:iCs/>
-        </w:rPr>
-        <w:t>IEEE Journal of Selected Topics in Applied Earth Observations and Remote Sensing</w:t>
-      </w:r>
-      <w:r>
-        <w:t>, 19, pp. 10794–10803. Available at: https://doi.org/10.1109/JSTARS.2026.3675344.</w:t>
-      </w:r>
-    </w:p>
-    <w:p>
-      <w:pPr>
-        <w:pStyle w:val="Bibliography"/>
-      </w:pPr>
-      <w:r>
-        <w:lastRenderedPageBreak/>
-        <w:t xml:space="preserve">Oluwoye, I. </w:t>
-      </w:r>
-      <w:r>
-        <w:rPr>
-          <w:i/>
-          <w:iCs/>
-        </w:rPr>
-        <w:t>et al.</w:t>
-      </w:r>
-      <w:r>
-        <w:t xml:space="preserve"> (2023) “Degradation and lifetime prediction of plastics in subsea and offshore infrastructures,” </w:t>
-      </w:r>
-      <w:r>
-        <w:rPr>
-          <w:i/>
-          <w:iCs/>
-        </w:rPr>
-        <w:t>Science of The Total Environment</w:t>
-      </w:r>
-      <w:r>
-        <w:t>, 904, p. 166719. Available at: https://doi.org/10.1016/j.scitotenv.2023.166719.</w:t>
-      </w:r>
-    </w:p>
-    <w:p>
-      <w:pPr>
-        <w:pStyle w:val="Bibliography"/>
-      </w:pPr>
-      <w:r>
-        <w:t xml:space="preserve">Pasquier, G. </w:t>
-      </w:r>
-      <w:r>
-        <w:rPr>
-          <w:i/>
-          <w:iCs/>
-        </w:rPr>
-        <w:t>et al.</w:t>
-      </w:r>
-      <w:r>
-        <w:t xml:space="preserve"> (2022) “An innovative approach for microplastic sampling in all surface water bodies using an aquatic drone,” </w:t>
-      </w:r>
-      <w:r>
-        <w:rPr>
-          <w:i/>
-          <w:iCs/>
-        </w:rPr>
-        <w:t>Heliyon</w:t>
-      </w:r>
-      <w:r>
-        <w:t>, 8(11), p. e11662. Available at: https://doi.org/10.1016/j.heliyon.2022.e11662.</w:t>
-      </w:r>
-    </w:p>
-    <w:p>
-      <w:pPr>
-        <w:pStyle w:val="Bibliography"/>
-      </w:pPr>
-      <w:r>
-        <w:rPr>
-          <w:i/>
-          <w:iCs/>
-        </w:rPr>
-        <w:t>Polarimetry | Get to Know SAR – NASA-ISRO SAR Mission (NISAR)</w:t>
-      </w:r>
-      <w:r>
-        <w:t xml:space="preserve"> (no date). Available at: https://nisar.jpl.nasa.gov/mission/get-to-know-sar/polarimetry/ (Accessed: June 25, 2025).</w:t>
-      </w:r>
-    </w:p>
-    <w:p>
-      <w:pPr>
-        <w:pStyle w:val="Bibliography"/>
-      </w:pPr>
-      <w:r>
-        <w:t xml:space="preserve">Qi, L. </w:t>
-      </w:r>
-      <w:r>
-        <w:rPr>
-          <w:i/>
-          <w:iCs/>
-        </w:rPr>
-        <w:t>et al.</w:t>
-      </w:r>
-      <w:r>
-        <w:t xml:space="preserve"> (2022) “On the capacity of Sentinel-1 synthetic aperture radar in detecting floating macroalgae and other floating matters,” </w:t>
-      </w:r>
-      <w:r>
-        <w:rPr>
-          <w:i/>
-          <w:iCs/>
-        </w:rPr>
-        <w:t>Remote Sensing of Environment</w:t>
-      </w:r>
-      <w:r>
-        <w:t>, 280, p. 113188. Available at: https://doi.org/10.1016/j.rse.2022.113188.</w:t>
-      </w:r>
-    </w:p>
-    <w:p>
-      <w:pPr>
-        <w:pStyle w:val="Bibliography"/>
-      </w:pPr>
-      <w:r>
-        <w:t xml:space="preserve">Read, J.M. and Torrado, M. (2009) “Remote Sensing,” in R. Kitchin and N. Thrift (eds.) </w:t>
-      </w:r>
-      <w:r>
-        <w:rPr>
-          <w:i/>
-          <w:iCs/>
-        </w:rPr>
-        <w:t>International Encyclopedia of Human Geography</w:t>
-      </w:r>
-      <w:r>
-        <w:t>. Oxford: Elsevier, pp. 335–346. Available at: https://doi.org/10.1016/B978-008044910-4.00508-3.</w:t>
-      </w:r>
-    </w:p>
-    <w:p>
-      <w:pPr>
-        <w:pStyle w:val="Bibliography"/>
-      </w:pPr>
-      <w:r>
-        <w:t xml:space="preserve">Rußwurm, M., Venkatesa, S.J. and Tuia, D. (2023) “Large-scale detection of marine debris in coastal areas with Sentinel-2,” </w:t>
-      </w:r>
-      <w:r>
-        <w:rPr>
-          <w:i/>
-          <w:iCs/>
-        </w:rPr>
-        <w:t>iScience</w:t>
-      </w:r>
-      <w:r>
-        <w:t>, 26(12), p. 108402. Available at: https://doi.org/10.1016/j.isci.2023.108402.</w:t>
-      </w:r>
-    </w:p>
-    <w:p>
-      <w:pPr>
-        <w:pStyle w:val="Bibliography"/>
-      </w:pPr>
-      <w:r>
-        <w:t xml:space="preserve">Ryan, P.G. </w:t>
-      </w:r>
-      <w:r>
-        <w:rPr>
-          <w:i/>
-          <w:iCs/>
-        </w:rPr>
-        <w:t>et al.</w:t>
-      </w:r>
-      <w:r>
-        <w:t xml:space="preserve"> (2020) “Monitoring marine plastics - will we know if we are making a difference?,” </w:t>
-      </w:r>
-      <w:r>
-        <w:rPr>
-          <w:i/>
-          <w:iCs/>
-        </w:rPr>
-        <w:t>South African Journal of Science</w:t>
-      </w:r>
-      <w:r>
-        <w:t>, 116(5–6), pp. 1–9. Available at: https://doi.org/10.17159/sajs.2020/7678.</w:t>
-      </w:r>
-    </w:p>
-    <w:p>
-      <w:pPr>
-        <w:pStyle w:val="Bibliography"/>
-      </w:pPr>
-      <w:r>
-        <w:t xml:space="preserve">Ryan, P.G. (2020) “The transport and fate of marine plastics in South Africa and adjacent oceans,” </w:t>
-      </w:r>
-      <w:r>
-        <w:rPr>
-          <w:i/>
-          <w:iCs/>
-        </w:rPr>
-        <w:t>South African Journal of Science</w:t>
-      </w:r>
-      <w:r>
-        <w:t>, 116(5/6). Available at: https://doi.org/10.17159/sajs.2020/7677.</w:t>
-      </w:r>
-    </w:p>
-    <w:p>
-      <w:pPr>
-        <w:pStyle w:val="Bibliography"/>
-      </w:pPr>
-      <w:r>
-        <w:t xml:space="preserve">Sacco, V.A. </w:t>
-      </w:r>
-      <w:r>
-        <w:rPr>
-          <w:i/>
-          <w:iCs/>
-        </w:rPr>
-        <w:t>et al.</w:t>
-      </w:r>
-      <w:r>
-        <w:t xml:space="preserve"> (2024) “What are the global patterns of microplastic ingestion by fish? A scientometric review,” </w:t>
-      </w:r>
-      <w:r>
-        <w:rPr>
-          <w:i/>
-          <w:iCs/>
-        </w:rPr>
-        <w:t>Environmental Pollution</w:t>
-      </w:r>
-      <w:r>
-        <w:t>, 350, p. 123972. Available at: https://doi.org/10.1016/j.envpol.2024.123972.</w:t>
-      </w:r>
-    </w:p>
-    <w:p>
-      <w:pPr>
-        <w:pStyle w:val="Bibliography"/>
-      </w:pPr>
-      <w:r>
-        <w:t xml:space="preserve">Savastano, S. </w:t>
-      </w:r>
-      <w:r>
-        <w:rPr>
-          <w:i/>
-          <w:iCs/>
-        </w:rPr>
-        <w:t>et al.</w:t>
-      </w:r>
-      <w:r>
-        <w:t xml:space="preserve"> (2021a) “A First Approach to the Automatic Detection of Marine Litter in SAR Images Using Artificial Intelligence,” </w:t>
-      </w:r>
-      <w:r>
-        <w:rPr>
-          <w:i/>
-          <w:iCs/>
-        </w:rPr>
-        <w:t>2021 IEEE International Geoscience and Remote Sensing Symposium IGARSS</w:t>
-      </w:r>
-      <w:r>
-        <w:t xml:space="preserve">. </w:t>
-      </w:r>
-      <w:r>
-        <w:rPr>
-          <w:i/>
-          <w:iCs/>
-        </w:rPr>
-        <w:t>2021 IEEE International Geoscience and Remote Sensing Symposium IGARSS</w:t>
-      </w:r>
-      <w:r>
-        <w:t>, pp. 8704–8707. Available at: https://doi.org/10.1109/IGARSS47720.2021.9737038.</w:t>
-      </w:r>
-    </w:p>
-    <w:p>
-      <w:pPr>
-        <w:pStyle w:val="Bibliography"/>
-      </w:pPr>
-      <w:r>
-        <w:t xml:space="preserve">Savastano, S. </w:t>
-      </w:r>
-      <w:r>
-        <w:rPr>
-          <w:i/>
-          <w:iCs/>
-        </w:rPr>
-        <w:t>et al.</w:t>
-      </w:r>
-      <w:r>
-        <w:t xml:space="preserve"> (2021b) “A First Approach to the Automatic Detection of Marine Litter in SAR Images Using Artificial Intelligence,” </w:t>
-      </w:r>
-      <w:r>
-        <w:rPr>
-          <w:i/>
-          <w:iCs/>
-        </w:rPr>
-        <w:t>2021 IEEE International Geoscience and Remote Sensing Symposium IGARSS</w:t>
-      </w:r>
-      <w:r>
-        <w:t xml:space="preserve">. </w:t>
-      </w:r>
-      <w:r>
-        <w:rPr>
-          <w:i/>
-          <w:iCs/>
-        </w:rPr>
-        <w:t>2021 IEEE International Geoscience and Remote Sensing Symposium IGARSS</w:t>
-      </w:r>
-      <w:r>
-        <w:t>, pp. 8704–8707. Available at: https://doi.org/10.1109/IGARSS47720.2021.9737038.</w:t>
-      </w:r>
-    </w:p>
-    <w:p>
-      <w:pPr>
-        <w:pStyle w:val="Bibliography"/>
-      </w:pPr>
-      <w:r>
-        <w:t xml:space="preserve">van Sebille, E. </w:t>
-      </w:r>
-      <w:r>
-        <w:rPr>
-          <w:i/>
-          <w:iCs/>
-        </w:rPr>
-        <w:t>et al.</w:t>
-      </w:r>
-      <w:r>
-        <w:t xml:space="preserve"> (2020) “The physical oceanography of the transport of floating marine debris,” </w:t>
-      </w:r>
-      <w:r>
-        <w:rPr>
-          <w:i/>
-          <w:iCs/>
-        </w:rPr>
-        <w:t>Environmental Research Letters</w:t>
-      </w:r>
-      <w:r>
-        <w:t>, 15(2), p. 023003. Available at: https://doi.org/10.1088/1748-9326/ab6d7d.</w:t>
-      </w:r>
-    </w:p>
-    <w:p>
-      <w:pPr>
-        <w:pStyle w:val="Bibliography"/>
-      </w:pPr>
-      <w:r>
-        <w:t xml:space="preserve">Shanks, A.L. (2021) “Observational Evidence and Open Questions on the Role of Internal Tidal Waves on the Concentration and Transport of Floating Plastic Debris,” </w:t>
-      </w:r>
-      <w:r>
-        <w:rPr>
-          <w:i/>
-          <w:iCs/>
-        </w:rPr>
-        <w:t>Frontiers in Marine Science</w:t>
-      </w:r>
-      <w:r>
-        <w:t>, 8. Available at: https://doi.org/10.3389/fmars.2021.621062.</w:t>
-      </w:r>
-    </w:p>
-    <w:p>
-      <w:pPr>
-        <w:pStyle w:val="Bibliography"/>
-      </w:pPr>
-      <w:r>
-        <w:lastRenderedPageBreak/>
-        <w:t xml:space="preserve">Simpson, M.D. </w:t>
-      </w:r>
-      <w:r>
-        <w:rPr>
-          <w:i/>
-          <w:iCs/>
-        </w:rPr>
-        <w:t>et al.</w:t>
-      </w:r>
-      <w:r>
-        <w:t xml:space="preserve"> (2022) “Monitoring of Plastic Islands in River Environment Using Sentinel-1 SAR Data,” </w:t>
-      </w:r>
-      <w:r>
-        <w:rPr>
-          <w:i/>
-          <w:iCs/>
-        </w:rPr>
-        <w:t>Remote Sensing</w:t>
-      </w:r>
-      <w:r>
-        <w:t>, 14(18), p. 4473. Available at: https://doi.org/10.3390/rs14184473.</w:t>
-      </w:r>
-    </w:p>
-    <w:p>
-      <w:pPr>
-        <w:pStyle w:val="Bibliography"/>
-      </w:pPr>
-      <w:r>
-        <w:t xml:space="preserve">Slimane, E.B. </w:t>
-      </w:r>
-      <w:r>
-        <w:rPr>
-          <w:i/>
-          <w:iCs/>
-        </w:rPr>
-        <w:t>et al.</w:t>
-      </w:r>
-      <w:r>
-        <w:t xml:space="preserve"> (2025) “Efficient Beach Litter Monitoring: Accelerated Surveys of Pollution Hotspots—A North African Case Study,” </w:t>
-      </w:r>
-      <w:r>
-        <w:rPr>
-          <w:i/>
-          <w:iCs/>
-        </w:rPr>
-        <w:t>Journal of Marine Science and Engineering</w:t>
-      </w:r>
-      <w:r>
-        <w:t>, 13(1), p. 71. Available at: https://doi.org/10.3390/jmse13010071.</w:t>
-      </w:r>
-    </w:p>
-    <w:p>
-      <w:pPr>
-        <w:pStyle w:val="Bibliography"/>
-      </w:pPr>
-      <w:r>
-        <w:t xml:space="preserve">Sørensen, K.A., Heiselberg, P. and Heiselberg, H. (2024) “Unified Detection and Feature Extraction of Ships in Satellite Images,” </w:t>
-      </w:r>
-      <w:r>
-        <w:rPr>
-          <w:i/>
-          <w:iCs/>
-        </w:rPr>
-        <w:t>Remote Sensing</w:t>
-      </w:r>
-      <w:r>
-        <w:t>, 16(24). Available at: https://doi.org/10.3390/rs16244719.</w:t>
-      </w:r>
-    </w:p>
-    <w:p>
-      <w:pPr>
-        <w:pStyle w:val="Bibliography"/>
-      </w:pPr>
-      <w:r>
-        <w:t xml:space="preserve">Taye, M. (2023) “Understanding of Machine Learning with Deep Learning: Architectures, Workflow, Applications and Future Directions,” </w:t>
-      </w:r>
-      <w:r>
-        <w:rPr>
-          <w:i/>
-          <w:iCs/>
-        </w:rPr>
-        <w:t>Computers</w:t>
-      </w:r>
-      <w:r>
-        <w:t xml:space="preserve"> [Preprint]. Available at: https://doi.org/10.3390/COMPUTERS12050091.</w:t>
-      </w:r>
-    </w:p>
-    <w:p>
-      <w:pPr>
-        <w:pStyle w:val="Bibliography"/>
-      </w:pPr>
-      <w:r>
-        <w:t xml:space="preserve">Themistocleous, K. </w:t>
-      </w:r>
-      <w:r>
-        <w:rPr>
-          <w:i/>
-          <w:iCs/>
-        </w:rPr>
-        <w:t>et al.</w:t>
-      </w:r>
-      <w:r>
-        <w:t xml:space="preserve"> (2020) “Investigating Detection of Floating Plastic Litter from Space Using Sentinel-2 Imagery,” </w:t>
-      </w:r>
-      <w:r>
-        <w:rPr>
-          <w:i/>
-          <w:iCs/>
-        </w:rPr>
-        <w:t>Remote Sensing</w:t>
-      </w:r>
-      <w:r>
-        <w:t>, 12(16), p. 2648. Available at: https://doi.org/10.3390/rs12162648.</w:t>
-      </w:r>
-    </w:p>
-    <w:p>
-      <w:pPr>
-        <w:pStyle w:val="Bibliography"/>
-      </w:pPr>
-      <w:r>
-        <w:t xml:space="preserve">Thushari, G.G.N. and Senevirathna, J.D.M. (2020) “Plastic pollution in the marine environment,” </w:t>
-      </w:r>
-      <w:r>
-        <w:rPr>
-          <w:i/>
-          <w:iCs/>
-        </w:rPr>
-        <w:t>Heliyon</w:t>
-      </w:r>
-      <w:r>
-        <w:t>, 6(8), p. e04709. Available at: https://doi.org/10.1016/j.heliyon.2020.e04709.</w:t>
-      </w:r>
-    </w:p>
-    <w:p>
-      <w:pPr>
-        <w:pStyle w:val="Bibliography"/>
-      </w:pPr>
-      <w:r>
-        <w:t xml:space="preserve">Topouzelis, K. </w:t>
-      </w:r>
-      <w:r>
-        <w:rPr>
-          <w:i/>
-          <w:iCs/>
-        </w:rPr>
-        <w:t>et al.</w:t>
-      </w:r>
-      <w:r>
-        <w:t xml:space="preserve"> (2020) “Remote Sensing of Sea Surface Artificial Floating Plastic Targets with Sentinel-2 and Unmanned Aerial Systems (Plastic Litter Project 2019),” </w:t>
-      </w:r>
-      <w:r>
-        <w:rPr>
-          <w:i/>
-          <w:iCs/>
-        </w:rPr>
-        <w:t>Remote Sensing</w:t>
-      </w:r>
-      <w:r>
-        <w:t>, 12(12), p. 2013. Available at: https://doi.org/10.3390/rs12122013.</w:t>
-      </w:r>
-    </w:p>
-    <w:p>
-      <w:pPr>
-        <w:pStyle w:val="Bibliography"/>
-      </w:pPr>
-      <w:r>
-        <w:t xml:space="preserve">Topouzelis, K., Papakonstantinou, A. and Garaba, S.P. (2019) “Detection of floating plastics from satellite and unmanned aerial systems (Plastic Litter Project 2018),” </w:t>
-      </w:r>
-      <w:r>
-        <w:rPr>
-          <w:i/>
-          <w:iCs/>
-        </w:rPr>
-        <w:t>International Journal of Applied Earth Observation and Geoinformation</w:t>
-      </w:r>
-      <w:r>
-        <w:t>, 79, pp. 175–183. Available at: https://doi.org/10.1016/j.jag.2019.03.011.</w:t>
-      </w:r>
-    </w:p>
-    <w:p>
-      <w:pPr>
-        <w:pStyle w:val="Bibliography"/>
-      </w:pPr>
-      <w:r>
-        <w:t xml:space="preserve">de Vries, R. </w:t>
-      </w:r>
-      <w:r>
-        <w:rPr>
-          <w:i/>
-          <w:iCs/>
-        </w:rPr>
-        <w:t>et al.</w:t>
-      </w:r>
-      <w:r>
-        <w:t xml:space="preserve"> (2021) “Quantifying Floating Plastic Debris at Sea Using Vessel-Based Optical Data and Artificial Intelligence,” </w:t>
-      </w:r>
-      <w:r>
-        <w:rPr>
-          <w:i/>
-          <w:iCs/>
-        </w:rPr>
-        <w:t>Remote Sensing</w:t>
-      </w:r>
-      <w:r>
-        <w:t>, 13(17), p. 3401. Available at: https://doi.org/10.3390/rs13173401.</w:t>
-      </w:r>
-    </w:p>
-    <w:p>
-      <w:pPr>
-        <w:pStyle w:val="Bibliography"/>
-      </w:pPr>
-      <w:r>
-        <w:t xml:space="preserve">Waqas, M. </w:t>
-      </w:r>
-      <w:r>
-        <w:rPr>
-          <w:i/>
-          <w:iCs/>
-        </w:rPr>
-        <w:t>et al.</w:t>
-      </w:r>
-      <w:r>
-        <w:t xml:space="preserve"> (2023) “Marine plastic pollution detection and identification by using remote sensing-meta analysis,” </w:t>
-      </w:r>
-      <w:r>
-        <w:rPr>
-          <w:i/>
-          <w:iCs/>
-        </w:rPr>
-        <w:t>Marine Pollution Bulletin</w:t>
-      </w:r>
-      <w:r>
-        <w:t>, 197, p. 115746. Available at: https://doi.org/10.1016/j.marpolbul.2023.115746.</w:t>
-      </w:r>
-    </w:p>
-    <w:p>
-      <w:pPr>
-        <w:pStyle w:val="Bibliography"/>
-      </w:pPr>
-      <w:r>
-        <w:t xml:space="preserve">Yang, X. </w:t>
-      </w:r>
-      <w:r>
-        <w:rPr>
-          <w:i/>
-          <w:iCs/>
-        </w:rPr>
-        <w:t>et al.</w:t>
-      </w:r>
-      <w:r>
-        <w:t xml:space="preserve"> (2023) “A Survey on Deep Semi-supervised Learning,” </w:t>
-      </w:r>
-      <w:r>
-        <w:rPr>
-          <w:i/>
-          <w:iCs/>
-        </w:rPr>
-        <w:t>IEEE Transactions on Knowledge and Data Engineering</w:t>
-      </w:r>
-      <w:r>
-        <w:t>, 35(9), pp. 8934–8954. Available at: https://doi.org/10.1109/TKDE.2022.3220219.</w:t>
-      </w:r>
-    </w:p>
-    <w:p>
-      <w:r>
         <w:fldChar w:fldCharType="end"/>
       </w:r>
     </w:p>
@@ -7090,23 +7266,7 @@
 
 <file path=word/comments.xml><?xml version="1.0" encoding="utf-8"?>
 <w:comments xmlns:wpc="http://schemas.microsoft.com/office/word/2010/wordprocessingCanvas" xmlns:cx="http://schemas.microsoft.com/office/drawing/2014/chartex" xmlns:cx1="http://schemas.microsoft.com/office/drawing/2015/9/8/chartex" xmlns:cx2="http://schemas.microsoft.com/office/drawing/2015/10/21/chartex" xmlns:cx3="http://schemas.microsoft.com/office/drawing/2016/5/9/chartex" xmlns:cx4="http://schemas.microsoft.com/office/drawing/2016/5/10/chartex" xmlns:cx5="http://schemas.microsoft.com/office/drawing/2016/5/11/chartex" xmlns:cx6="http://schemas.microsoft.com/office/drawing/2016/5/12/chartex" xmlns:cx7="http://schemas.microsoft.com/office/drawing/2016/5/13/chartex" xmlns:cx8="http://schemas.microsoft.com/office/drawing/2016/5/14/chartex" xmlns:mc="http://schemas.openxmlformats.org/markup-compatibility/2006" xmlns:aink="http://schemas.microsoft.com/office/drawing/2016/ink" xmlns:am3d="http://schemas.microsoft.com/office/drawing/2017/model3d" xmlns:o="urn:schemas-microsoft-com:office:office" xmlns:oel="http://schemas.microsoft.com/office/2019/extlst" xmlns:r="http://schemas.openxmlformats.org/officeDocument/2006/relationships" xmlns:m="http://schemas.openxmlformats.org/officeDocument/2006/math" xmlns:v="urn:schemas-microsoft-com:vml" xmlns:wp14="http://schemas.microsoft.com/office/word/2010/wordprocessingDrawing" xmlns:wp="http://schemas.openxmlformats.org/drawingml/2006/wordprocessingDrawing" xmlns:w10="urn:schemas-microsoft-com:office:word" xmlns:w="http://schemas.openxmlformats.org/wordprocessingml/2006/main" xmlns:w14="http://schemas.microsoft.com/office/word/2010/wordml" xmlns:w15="http://schemas.microsoft.com/office/word/2012/wordml" xmlns:w16cex="http://schemas.microsoft.com/office/word/2018/wordml/cex" xmlns:w16cid="http://schemas.microsoft.com/office/word/2016/wordml/cid" xmlns:w16="http://schemas.microsoft.com/office/word/2018/wordml" xmlns:w16du="http://schemas.microsoft.com/office/word/2023/wordml/word16du" xmlns:w16sdtdh="http://schemas.microsoft.com/office/word/2020/wordml/sdtdatahash" xmlns:w16sdtfl="http://schemas.microsoft.com/office/word/2024/wordml/sdtformatlock" xmlns:w16se="http://schemas.microsoft.com/office/word/2015/wordml/symex" xmlns:wpg="http://schemas.microsoft.com/office/word/2010/wordprocessingGroup" xmlns:wpi="http://schemas.microsoft.com/office/word/2010/wordprocessingInk" xmlns:wne="http://schemas.microsoft.com/office/word/2006/wordml" xmlns:wps="http://schemas.microsoft.com/office/word/2010/wordprocessingShape" mc:Ignorable="w14 w15 w16se w16cid w16 w16cex w16sdtdh w16sdtfl w16du wp14">
-  <w:comment w:id="6" w:author="Joshua Pretorius" w:date="2025-05-26T15:22:00Z" w:initials="JP">
-    <w:p>
-      <w:pPr>
-        <w:pStyle w:val="CommentText"/>
-      </w:pPr>
-      <w:r>
-        <w:rPr>
-          <w:rStyle w:val="CommentReference"/>
-        </w:rPr>
-        <w:annotationRef/>
-      </w:r>
-      <w:r>
-        <w:t>Add a cross Ref</w:t>
-      </w:r>
-    </w:p>
-  </w:comment>
-  <w:comment w:id="8" w:author="Joshua Pretorius" w:date="2026-05-29T14:16:00Z" w:initials="JP">
+  <w:comment w:id="7" w:author="Joshua Pretorius" w:date="2026-05-29T14:16:00Z" w:initials="JP">
     <w:p>
       <w:pPr>
         <w:pStyle w:val="CommentText"/>
@@ -7129,7 +7289,7 @@
       </w:r>
     </w:p>
   </w:comment>
-  <w:comment w:id="13" w:author="Joshua Pretorius" w:date="2025-05-28T22:44:00Z" w:initials="JP">
+  <w:comment w:id="12" w:author="Joshua Pretorius" w:date="2025-05-28T22:44:00Z" w:initials="JP">
     <w:p>
       <w:pPr>
         <w:pStyle w:val="CommentText"/>
@@ -7145,7 +7305,7 @@
       </w:r>
     </w:p>
   </w:comment>
-  <w:comment w:id="17" w:author="Joshua Pretorius" w:date="2026-05-29T14:17:00Z" w:initials="JP">
+  <w:comment w:id="16" w:author="Joshua Pretorius" w:date="2026-05-29T14:17:00Z" w:initials="JP">
     <w:p>
       <w:pPr>
         <w:pStyle w:val="CommentText"/>
@@ -7161,40 +7321,40 @@
           <w:color w:val="FFFFFF"/>
           <w:highlight w:val="black"/>
         </w:rPr>
-        <w:t> reduce generic SAR textbook material and focus more on what matters for this study: </w:t>
+        <w:t>explain the scattering physics that justify including </w:t>
       </w:r>
       <w:r>
         <w:rPr>
           <w:color w:val="FFFFFF"/>
         </w:rPr>
-        <w:t>Sentinel-1</w:t>
+        <w:t>wind</w:t>
       </w:r>
       <w:r>
         <w:rPr>
           <w:color w:val="FFFFFF"/>
           <w:highlight w:val="black"/>
         </w:rPr>
-        <w:t>, </w:t>
+        <w:t> and </w:t>
       </w:r>
       <w:r>
         <w:rPr>
           <w:color w:val="FFFFFF"/>
         </w:rPr>
-        <w:t>SLC vs GRD</w:t>
+        <w:t>current</w:t>
       </w:r>
       <w:r>
         <w:rPr>
           <w:color w:val="FFFFFF"/>
           <w:highlight w:val="black"/>
         </w:rPr>
-        <w:t>, polarization, coherence, texture, and marine surface observation.</w:t>
+        <w:t> variables in the model.</w:t>
       </w:r>
       <w:r>
         <w:t xml:space="preserve"> </w:t>
       </w:r>
     </w:p>
   </w:comment>
-  <w:comment w:id="18" w:author="Joshua Pretorius" w:date="2026-05-31T15:37:00Z" w:initials="JP">
+  <w:comment w:id="22" w:author="Joshua Pretorius" w:date="2026-05-29T21:53:00Z" w:initials="JP">
     <w:p>
       <w:pPr>
         <w:pStyle w:val="CommentText"/>
@@ -7206,11 +7366,11 @@
         <w:annotationRef/>
       </w:r>
       <w:r>
-        <w:t>But is more susceptible to noise</w:t>
+        <w:t>Add New Datasets</w:t>
       </w:r>
     </w:p>
   </w:comment>
-  <w:comment w:id="19" w:author="Joshua Pretorius" w:date="2026-05-29T14:17:00Z" w:initials="JP">
+  <w:comment w:id="24" w:author="Joshua Pretorius" w:date="2026-05-29T22:04:00Z" w:initials="JP">
     <w:p>
       <w:pPr>
         <w:pStyle w:val="CommentText"/>
@@ -7222,76 +7382,11 @@
         <w:annotationRef/>
       </w:r>
       <w:r>
-        <w:rPr>
-          <w:color w:val="FFFFFF"/>
-          <w:highlight w:val="black"/>
-        </w:rPr>
-        <w:t>explain the scattering physics that justify including </w:t>
-      </w:r>
-      <w:r>
-        <w:rPr>
-          <w:color w:val="FFFFFF"/>
-        </w:rPr>
-        <w:t>wind</w:t>
-      </w:r>
-      <w:r>
-        <w:rPr>
-          <w:color w:val="FFFFFF"/>
-          <w:highlight w:val="black"/>
-        </w:rPr>
-        <w:t> and </w:t>
-      </w:r>
-      <w:r>
-        <w:rPr>
-          <w:color w:val="FFFFFF"/>
-        </w:rPr>
-        <w:t>current</w:t>
-      </w:r>
-      <w:r>
-        <w:rPr>
-          <w:color w:val="FFFFFF"/>
-          <w:highlight w:val="black"/>
-        </w:rPr>
-        <w:t> variables in the model.</w:t>
-      </w:r>
-      <w:r>
-        <w:t xml:space="preserve"> </w:t>
+        <w:t>Make it less of a list of papers and more group it up into optical to data focused to SAR particularly</w:t>
       </w:r>
     </w:p>
   </w:comment>
-  <w:comment w:id="25" w:author="Joshua Pretorius" w:date="2026-05-29T21:53:00Z" w:initials="JP">
-    <w:p>
-      <w:pPr>
-        <w:pStyle w:val="CommentText"/>
-      </w:pPr>
-      <w:r>
-        <w:rPr>
-          <w:rStyle w:val="CommentReference"/>
-        </w:rPr>
-        <w:annotationRef/>
-      </w:r>
-      <w:r>
-        <w:t>Add New Datasets</w:t>
-      </w:r>
-    </w:p>
-  </w:comment>
-  <w:comment w:id="27" w:author="Joshua Pretorius" w:date="2026-05-29T22:04:00Z" w:initials="JP">
-    <w:p>
-      <w:pPr>
-        <w:pStyle w:val="CommentText"/>
-      </w:pPr>
-      <w:r>
-        <w:rPr>
-          <w:rStyle w:val="CommentReference"/>
-        </w:rPr>
-        <w:annotationRef/>
-      </w:r>
-      <w:r>
-        <w:t>Make it less of a list of papers and more group it up into optical to data focused to SAR particularly</w:t>
-      </w:r>
-    </w:p>
-  </w:comment>
-  <w:comment w:id="29" w:author="Joshua Pretorius" w:date="2026-05-29T14:20:00Z" w:initials="JP">
+  <w:comment w:id="26" w:author="Joshua Pretorius" w:date="2026-05-29T14:20:00Z" w:initials="JP">
     <w:p>
       <w:pPr>
         <w:pStyle w:val="CommentText"/>
@@ -7312,11 +7407,8 @@
 
 <file path=word/commentsExtended.xml><?xml version="1.0" encoding="utf-8"?>
 <w15:commentsEx xmlns:wpc="http://schemas.microsoft.com/office/word/2010/wordprocessingCanvas" xmlns:cx="http://schemas.microsoft.com/office/drawing/2014/chartex" xmlns:cx1="http://schemas.microsoft.com/office/drawing/2015/9/8/chartex" xmlns:cx2="http://schemas.microsoft.com/office/drawing/2015/10/21/chartex" xmlns:cx3="http://schemas.microsoft.com/office/drawing/2016/5/9/chartex" xmlns:cx4="http://schemas.microsoft.com/office/drawing/2016/5/10/chartex" xmlns:cx5="http://schemas.microsoft.com/office/drawing/2016/5/11/chartex" xmlns:cx6="http://schemas.microsoft.com/office/drawing/2016/5/12/chartex" xmlns:cx7="http://schemas.microsoft.com/office/drawing/2016/5/13/chartex" xmlns:cx8="http://schemas.microsoft.com/office/drawing/2016/5/14/chartex" xmlns:mc="http://schemas.openxmlformats.org/markup-compatibility/2006" xmlns:aink="http://schemas.microsoft.com/office/drawing/2016/ink" xmlns:am3d="http://schemas.microsoft.com/office/drawing/2017/model3d" xmlns:o="urn:schemas-microsoft-com:office:office" xmlns:oel="http://schemas.microsoft.com/office/2019/extlst" xmlns:r="http://schemas.openxmlformats.org/officeDocument/2006/relationships" xmlns:m="http://schemas.openxmlformats.org/officeDocument/2006/math" xmlns:v="urn:schemas-microsoft-com:vml" xmlns:wp14="http://schemas.microsoft.com/office/word/2010/wordprocessingDrawing" xmlns:wp="http://schemas.openxmlformats.org/drawingml/2006/wordprocessingDrawing" xmlns:w10="urn:schemas-microsoft-com:office:word" xmlns:w="http://schemas.openxmlformats.org/wordprocessingml/2006/main" xmlns:w14="http://schemas.microsoft.com/office/word/2010/wordml" xmlns:w15="http://schemas.microsoft.com/office/word/2012/wordml" xmlns:w16cex="http://schemas.microsoft.com/office/word/2018/wordml/cex" xmlns:w16cid="http://schemas.microsoft.com/office/word/2016/wordml/cid" xmlns:w16="http://schemas.microsoft.com/office/word/2018/wordml" xmlns:w16du="http://schemas.microsoft.com/office/word/2023/wordml/word16du" xmlns:w16sdtdh="http://schemas.microsoft.com/office/word/2020/wordml/sdtdatahash" xmlns:w16sdtfl="http://schemas.microsoft.com/office/word/2024/wordml/sdtformatlock" xmlns:w16se="http://schemas.microsoft.com/office/word/2015/wordml/symex" xmlns:wpg="http://schemas.microsoft.com/office/word/2010/wordprocessingGroup" xmlns:wpi="http://schemas.microsoft.com/office/word/2010/wordprocessingInk" xmlns:wne="http://schemas.microsoft.com/office/word/2006/wordml" xmlns:wps="http://schemas.microsoft.com/office/word/2010/wordprocessingShape" mc:Ignorable="w14 w15 w16se w16cid w16 w16cex w16sdtdh w16sdtfl w16du wp14">
-  <w15:commentEx w15:paraId="29441DEC" w15:done="1"/>
   <w15:commentEx w15:paraId="3437B58E" w15:done="0"/>
   <w15:commentEx w15:paraId="353CA5FA" w15:done="0"/>
-  <w15:commentEx w15:paraId="4B5D6054" w15:done="0"/>
-  <w15:commentEx w15:paraId="3AEEEF9E" w15:done="0"/>
   <w15:commentEx w15:paraId="65AFD998" w15:done="0"/>
   <w15:commentEx w15:paraId="23C4BB8F" w15:done="0"/>
   <w15:commentEx w15:paraId="3AD9C561" w15:done="0"/>
@@ -7326,23 +7418,8 @@
 
 <file path=word/commentsExtensible.xml><?xml version="1.0" encoding="utf-8"?>
 <w16cex:commentsExtensible xmlns:wpc="http://schemas.microsoft.com/office/word/2010/wordprocessingCanvas" xmlns:cx="http://schemas.microsoft.com/office/drawing/2014/chartex" xmlns:cx1="http://schemas.microsoft.com/office/drawing/2015/9/8/chartex" xmlns:cx2="http://schemas.microsoft.com/office/drawing/2015/10/21/chartex" xmlns:cx3="http://schemas.microsoft.com/office/drawing/2016/5/9/chartex" xmlns:cx4="http://schemas.microsoft.com/office/drawing/2016/5/10/chartex" xmlns:cx5="http://schemas.microsoft.com/office/drawing/2016/5/11/chartex" xmlns:cx6="http://schemas.microsoft.com/office/drawing/2016/5/12/chartex" xmlns:cx7="http://schemas.microsoft.com/office/drawing/2016/5/13/chartex" xmlns:cx8="http://schemas.microsoft.com/office/drawing/2016/5/14/chartex" xmlns:cr="http://schemas.microsoft.com/office/comments/2020/reactions" xmlns:mc="http://schemas.openxmlformats.org/markup-compatibility/2006" xmlns:aink="http://schemas.microsoft.com/office/drawing/2016/ink" xmlns:am3d="http://schemas.microsoft.com/office/drawing/2017/model3d" xmlns:o="urn:schemas-microsoft-com:office:office" xmlns:oel="http://schemas.microsoft.com/office/2019/extlst" xmlns:r="http://schemas.openxmlformats.org/officeDocument/2006/relationships" xmlns:m="http://schemas.openxmlformats.org/officeDocument/2006/math" xmlns:v="urn:schemas-microsoft-com:vml" xmlns:wp14="http://schemas.microsoft.com/office/word/2010/wordprocessingDrawing" xmlns:wp="http://schemas.openxmlformats.org/drawingml/2006/wordprocessingDrawing" xmlns:w10="urn:schemas-microsoft-com:office:word" xmlns:w="http://schemas.openxmlformats.org/wordprocessingml/2006/main" xmlns:w14="http://schemas.microsoft.com/office/word/2010/wordml" xmlns:w15="http://schemas.microsoft.com/office/word/2012/wordml" xmlns:w16cex="http://schemas.microsoft.com/office/word/2018/wordml/cex" xmlns:w16cid="http://schemas.microsoft.com/office/word/2016/wordml/cid" xmlns:w16="http://schemas.microsoft.com/office/word/2018/wordml" xmlns:w16du="http://schemas.microsoft.com/office/word/2023/wordml/word16du" xmlns:w16sdtdh="http://schemas.microsoft.com/office/word/2020/wordml/sdtdatahash" xmlns:w16sdtfl="http://schemas.microsoft.com/office/word/2024/wordml/sdtformatlock" xmlns:w16se="http://schemas.microsoft.com/office/word/2015/wordml/symex" xmlns:wpg="http://schemas.microsoft.com/office/word/2010/wordprocessingGroup" xmlns:wpi="http://schemas.microsoft.com/office/word/2010/wordprocessingInk" xmlns:wne="http://schemas.microsoft.com/office/word/2006/wordml" xmlns:wps="http://schemas.microsoft.com/office/word/2010/wordprocessingShape" mc:Ignorable="w14 w15 w16se w16cid w16 w16cex w16sdtdh w16sdtfl cr w16du wp14">
-  <w16cex:commentExtensible w16cex:durableId="6800B70A" w16cex:dateUtc="2025-05-26T13:22:00Z">
-    <w16cex:extLst>
-      <w16:ext w16:uri="{CE6994B0-6A32-4C9F-8C6B-6E91EDA988CE}">
-        <cr:reactions xmlns:cr="http://schemas.microsoft.com/office/comments/2020/reactions">
-          <cr:reaction reactionType="1">
-            <cr:reactionInfo dateUtc="2025-05-26T21:22:56Z">
-              <cr:user userId="019ce6249266b215" userProvider="Windows Live" userName="Joshua Pretorius"/>
-            </cr:reactionInfo>
-          </cr:reaction>
-        </cr:reactions>
-      </w16:ext>
-    </w16cex:extLst>
-  </w16cex:commentExtensible>
   <w16cex:commentExtensible w16cex:durableId="6CB13664" w16cex:dateUtc="2026-05-29T12:16:00Z"/>
   <w16cex:commentExtensible w16cex:durableId="53A21728" w16cex:dateUtc="2025-05-28T20:44:00Z"/>
-  <w16cex:commentExtensible w16cex:durableId="1D5568C6" w16cex:dateUtc="2026-05-29T12:17:00Z"/>
-  <w16cex:commentExtensible w16cex:durableId="097EF78C" w16cex:dateUtc="2026-05-31T13:37:00Z"/>
   <w16cex:commentExtensible w16cex:durableId="25E52B4F" w16cex:dateUtc="2026-05-29T12:17:00Z"/>
   <w16cex:commentExtensible w16cex:durableId="0173935E" w16cex:dateUtc="2026-05-29T19:53:00Z"/>
   <w16cex:commentExtensible w16cex:durableId="0AC9F4C9" w16cex:dateUtc="2026-05-29T20:04:00Z"/>
@@ -7352,11 +7429,8 @@
 
 <file path=word/commentsIds.xml><?xml version="1.0" encoding="utf-8"?>
 <w16cid:commentsIds xmlns:wpc="http://schemas.microsoft.com/office/word/2010/wordprocessingCanvas" xmlns:cx="http://schemas.microsoft.com/office/drawing/2014/chartex" xmlns:cx1="http://schemas.microsoft.com/office/drawing/2015/9/8/chartex" xmlns:cx2="http://schemas.microsoft.com/office/drawing/2015/10/21/chartex" xmlns:cx3="http://schemas.microsoft.com/office/drawing/2016/5/9/chartex" xmlns:cx4="http://schemas.microsoft.com/office/drawing/2016/5/10/chartex" xmlns:cx5="http://schemas.microsoft.com/office/drawing/2016/5/11/chartex" xmlns:cx6="http://schemas.microsoft.com/office/drawing/2016/5/12/chartex" xmlns:cx7="http://schemas.microsoft.com/office/drawing/2016/5/13/chartex" xmlns:cx8="http://schemas.microsoft.com/office/drawing/2016/5/14/chartex" xmlns:mc="http://schemas.openxmlformats.org/markup-compatibility/2006" xmlns:aink="http://schemas.microsoft.com/office/drawing/2016/ink" xmlns:am3d="http://schemas.microsoft.com/office/drawing/2017/model3d" xmlns:o="urn:schemas-microsoft-com:office:office" xmlns:oel="http://schemas.microsoft.com/office/2019/extlst" xmlns:r="http://schemas.openxmlformats.org/officeDocument/2006/relationships" xmlns:m="http://schemas.openxmlformats.org/officeDocument/2006/math" xmlns:v="urn:schemas-microsoft-com:vml" xmlns:wp14="http://schemas.microsoft.com/office/word/2010/wordprocessingDrawing" xmlns:wp="http://schemas.openxmlformats.org/drawingml/2006/wordprocessingDrawing" xmlns:w10="urn:schemas-microsoft-com:office:word" xmlns:w="http://schemas.openxmlformats.org/wordprocessingml/2006/main" xmlns:w14="http://schemas.microsoft.com/office/word/2010/wordml" xmlns:w15="http://schemas.microsoft.com/office/word/2012/wordml" xmlns:w16cex="http://schemas.microsoft.com/office/word/2018/wordml/cex" xmlns:w16cid="http://schemas.microsoft.com/office/word/2016/wordml/cid" xmlns:w16="http://schemas.microsoft.com/office/word/2018/wordml" xmlns:w16du="http://schemas.microsoft.com/office/word/2023/wordml/word16du" xmlns:w16sdtdh="http://schemas.microsoft.com/office/word/2020/wordml/sdtdatahash" xmlns:w16sdtfl="http://schemas.microsoft.com/office/word/2024/wordml/sdtformatlock" xmlns:w16se="http://schemas.microsoft.com/office/word/2015/wordml/symex" xmlns:wpg="http://schemas.microsoft.com/office/word/2010/wordprocessingGroup" xmlns:wpi="http://schemas.microsoft.com/office/word/2010/wordprocessingInk" xmlns:wne="http://schemas.microsoft.com/office/word/2006/wordml" xmlns:wps="http://schemas.microsoft.com/office/word/2010/wordprocessingShape" mc:Ignorable="w14 w15 w16se w16cid w16 w16cex w16sdtdh w16sdtfl w16du wp14">
-  <w16cid:commentId w16cid:paraId="29441DEC" w16cid:durableId="6800B70A"/>
   <w16cid:commentId w16cid:paraId="3437B58E" w16cid:durableId="6CB13664"/>
   <w16cid:commentId w16cid:paraId="353CA5FA" w16cid:durableId="53A21728"/>
-  <w16cid:commentId w16cid:paraId="4B5D6054" w16cid:durableId="1D5568C6"/>
-  <w16cid:commentId w16cid:paraId="3AEEEF9E" w16cid:durableId="097EF78C"/>
   <w16cid:commentId w16cid:paraId="65AFD998" w16cid:durableId="25E52B4F"/>
   <w16cid:commentId w16cid:paraId="23C4BB8F" w16cid:durableId="0173935E"/>
   <w16cid:commentId w16cid:paraId="3AD9C561" w16cid:durableId="0AC9F4C9"/>
@@ -7869,6 +7943,118 @@
     </w:lvl>
   </w:abstractNum>
   <w:abstractNum w:abstractNumId="4" w15:restartNumberingAfterBreak="0">
+    <w:nsid w:val="64CA62CE"/>
+    <w:multiLevelType w:val="hybridMultilevel"/>
+    <w:tmpl w:val="34D8BED8"/>
+    <w:lvl w:ilvl="0" w:tplc="7F16F2B8">
+      <w:numFmt w:val="bullet"/>
+      <w:lvlText w:val=""/>
+      <w:lvlJc w:val="left"/>
+      <w:pPr>
+        <w:ind w:left="720" w:hanging="360"/>
+      </w:pPr>
+      <w:rPr>
+        <w:rFonts w:ascii="Symbol" w:eastAsiaTheme="minorHAnsi" w:hAnsi="Symbol" w:cstheme="minorBidi" w:hint="default"/>
+      </w:rPr>
+    </w:lvl>
+    <w:lvl w:ilvl="1" w:tplc="1C090003" w:tentative="1">
+      <w:start w:val="1"/>
+      <w:numFmt w:val="bullet"/>
+      <w:lvlText w:val="o"/>
+      <w:lvlJc w:val="left"/>
+      <w:pPr>
+        <w:ind w:left="1440" w:hanging="360"/>
+      </w:pPr>
+      <w:rPr>
+        <w:rFonts w:ascii="Courier New" w:hAnsi="Courier New" w:cs="Courier New" w:hint="default"/>
+      </w:rPr>
+    </w:lvl>
+    <w:lvl w:ilvl="2" w:tplc="1C090005" w:tentative="1">
+      <w:start w:val="1"/>
+      <w:numFmt w:val="bullet"/>
+      <w:lvlText w:val=""/>
+      <w:lvlJc w:val="left"/>
+      <w:pPr>
+        <w:ind w:left="2160" w:hanging="360"/>
+      </w:pPr>
+      <w:rPr>
+        <w:rFonts w:ascii="Wingdings" w:hAnsi="Wingdings" w:hint="default"/>
+      </w:rPr>
+    </w:lvl>
+    <w:lvl w:ilvl="3" w:tplc="1C090001" w:tentative="1">
+      <w:start w:val="1"/>
+      <w:numFmt w:val="bullet"/>
+      <w:lvlText w:val=""/>
+      <w:lvlJc w:val="left"/>
+      <w:pPr>
+        <w:ind w:left="2880" w:hanging="360"/>
+      </w:pPr>
+      <w:rPr>
+        <w:rFonts w:ascii="Symbol" w:hAnsi="Symbol" w:hint="default"/>
+      </w:rPr>
+    </w:lvl>
+    <w:lvl w:ilvl="4" w:tplc="1C090003" w:tentative="1">
+      <w:start w:val="1"/>
+      <w:numFmt w:val="bullet"/>
+      <w:lvlText w:val="o"/>
+      <w:lvlJc w:val="left"/>
+      <w:pPr>
+        <w:ind w:left="3600" w:hanging="360"/>
+      </w:pPr>
+      <w:rPr>
+        <w:rFonts w:ascii="Courier New" w:hAnsi="Courier New" w:cs="Courier New" w:hint="default"/>
+      </w:rPr>
+    </w:lvl>
+    <w:lvl w:ilvl="5" w:tplc="1C090005" w:tentative="1">
+      <w:start w:val="1"/>
+      <w:numFmt w:val="bullet"/>
+      <w:lvlText w:val=""/>
+      <w:lvlJc w:val="left"/>
+      <w:pPr>
+        <w:ind w:left="4320" w:hanging="360"/>
+      </w:pPr>
+      <w:rPr>
+        <w:rFonts w:ascii="Wingdings" w:hAnsi="Wingdings" w:hint="default"/>
+      </w:rPr>
+    </w:lvl>
+    <w:lvl w:ilvl="6" w:tplc="1C090001" w:tentative="1">
+      <w:start w:val="1"/>
+      <w:numFmt w:val="bullet"/>
+      <w:lvlText w:val=""/>
+      <w:lvlJc w:val="left"/>
+      <w:pPr>
+        <w:ind w:left="5040" w:hanging="360"/>
+      </w:pPr>
+      <w:rPr>
+        <w:rFonts w:ascii="Symbol" w:hAnsi="Symbol" w:hint="default"/>
+      </w:rPr>
+    </w:lvl>
+    <w:lvl w:ilvl="7" w:tplc="1C090003" w:tentative="1">
+      <w:start w:val="1"/>
+      <w:numFmt w:val="bullet"/>
+      <w:lvlText w:val="o"/>
+      <w:lvlJc w:val="left"/>
+      <w:pPr>
+        <w:ind w:left="5760" w:hanging="360"/>
+      </w:pPr>
+      <w:rPr>
+        <w:rFonts w:ascii="Courier New" w:hAnsi="Courier New" w:cs="Courier New" w:hint="default"/>
+      </w:rPr>
+    </w:lvl>
+    <w:lvl w:ilvl="8" w:tplc="1C090005" w:tentative="1">
+      <w:start w:val="1"/>
+      <w:numFmt w:val="bullet"/>
+      <w:lvlText w:val=""/>
+      <w:lvlJc w:val="left"/>
+      <w:pPr>
+        <w:ind w:left="6480" w:hanging="360"/>
+      </w:pPr>
+      <w:rPr>
+        <w:rFonts w:ascii="Wingdings" w:hAnsi="Wingdings" w:hint="default"/>
+      </w:rPr>
+    </w:lvl>
+  </w:abstractNum>
+  <w:abstractNum w:abstractNumId="5" w15:restartNumberingAfterBreak="0">
     <w:nsid w:val="6E237996"/>
     <w:multiLevelType w:val="hybridMultilevel"/>
     <w:tmpl w:val="D9A63CA8"/>
@@ -7981,7 +8167,7 @@
       </w:rPr>
     </w:lvl>
   </w:abstractNum>
-  <w:abstractNum w:abstractNumId="5" w15:restartNumberingAfterBreak="0">
+  <w:abstractNum w:abstractNumId="6" w15:restartNumberingAfterBreak="0">
     <w:nsid w:val="77195133"/>
     <w:multiLevelType w:val="multilevel"/>
     <w:tmpl w:val="C3DC48DC"/>
@@ -8103,13 +8289,13 @@
     </w:lvl>
   </w:abstractNum>
   <w:num w:numId="1" w16cid:durableId="262500662">
-    <w:abstractNumId w:val="5"/>
+    <w:abstractNumId w:val="6"/>
   </w:num>
   <w:num w:numId="2" w16cid:durableId="352876431">
     <w:abstractNumId w:val="3"/>
   </w:num>
   <w:num w:numId="3" w16cid:durableId="1570773025">
-    <w:abstractNumId w:val="4"/>
+    <w:abstractNumId w:val="5"/>
   </w:num>
   <w:num w:numId="4" w16cid:durableId="859471126">
     <w:abstractNumId w:val="2"/>
@@ -8119,6 +8305,9 @@
   </w:num>
   <w:num w:numId="6" w16cid:durableId="208959867">
     <w:abstractNumId w:val="1"/>
+  </w:num>
+  <w:num w:numId="7" w16cid:durableId="2032993020">
+    <w:abstractNumId w:val="4"/>
   </w:num>
 </w:numbering>
 </file>

--- a/Writing/Final/Literature Review/Full Lit review.docx
+++ b/Writing/Final/Literature Review/Full Lit review.docx
@@ -1,6 +1,6 @@
 
 <file path=word/document.xml><?xml version="1.0" encoding="utf-8"?>
-<w:document xmlns:wpc="http://schemas.microsoft.com/office/word/2010/wordprocessingCanvas" xmlns:cx="http://schemas.microsoft.com/office/drawing/2014/chartex" xmlns:cx1="http://schemas.microsoft.com/office/drawing/2015/9/8/chartex" xmlns:cx2="http://schemas.microsoft.com/office/drawing/2015/10/21/chartex" xmlns:cx3="http://schemas.microsoft.com/office/drawing/2016/5/9/chartex" xmlns:cx4="http://schemas.microsoft.com/office/drawing/2016/5/10/chartex" xmlns:cx5="http://schemas.microsoft.com/office/drawing/2016/5/11/chartex" xmlns:cx6="http://schemas.microsoft.com/office/drawing/2016/5/12/chartex" xmlns:cx7="http://schemas.microsoft.com/office/drawing/2016/5/13/chartex" xmlns:cx8="http://schemas.microsoft.com/office/drawing/2016/5/14/chartex" xmlns:mc="http://schemas.openxmlformats.org/markup-compatibility/2006" xmlns:aink="http://schemas.microsoft.com/office/drawing/2016/ink" xmlns:am3d="http://schemas.microsoft.com/office/drawing/2017/model3d" xmlns:o="urn:schemas-microsoft-com:office:office" xmlns:oel="http://schemas.microsoft.com/office/2019/extlst" xmlns:r="http://schemas.openxmlformats.org/officeDocument/2006/relationships" xmlns:m="http://schemas.openxmlformats.org/officeDocument/2006/math" xmlns:v="urn:schemas-microsoft-com:vml" xmlns:wp14="http://schemas.microsoft.com/office/word/2010/wordprocessingDrawing" xmlns:wp="http://schemas.openxmlformats.org/drawingml/2006/wordprocessingDrawing" xmlns:w10="urn:schemas-microsoft-com:office:word" xmlns:w="http://schemas.openxmlformats.org/wordprocessingml/2006/main" xmlns:w14="http://schemas.microsoft.com/office/word/2010/wordml" xmlns:w15="http://schemas.microsoft.com/office/word/2012/wordml" xmlns:w16cex="http://schemas.microsoft.com/office/word/2018/wordml/cex" xmlns:w16cid="http://schemas.microsoft.com/office/word/2016/wordml/cid" xmlns:w16="http://schemas.microsoft.com/office/word/2018/wordml" xmlns:w16du="http://schemas.microsoft.com/office/word/2023/wordml/word16du" xmlns:w16sdtdh="http://schemas.microsoft.com/office/word/2020/wordml/sdtdatahash" xmlns:w16sdtfl="http://schemas.microsoft.com/office/word/2024/wordml/sdtformatlock" xmlns:w16se="http://schemas.microsoft.com/office/word/2015/wordml/symex" xmlns:wpg="http://schemas.microsoft.com/office/word/2010/wordprocessingGroup" xmlns:wpi="http://schemas.microsoft.com/office/word/2010/wordprocessingInk" xmlns:wne="http://schemas.microsoft.com/office/word/2006/wordml" xmlns:wps="http://schemas.microsoft.com/office/word/2010/wordprocessingShape" mc:Ignorable="w14 w15 w16se w16cid w16 w16cex w16sdtdh w16sdtfl w16du wp14">
+<w:document xmlns:wpc="http://schemas.microsoft.com/office/word/2010/wordprocessingCanvas" xmlns:cx="http://schemas.microsoft.com/office/drawing/2014/chartex" xmlns:cx1="http://schemas.microsoft.com/office/drawing/2015/9/8/chartex" xmlns:cx2="http://schemas.microsoft.com/office/drawing/2015/10/21/chartex" xmlns:cx3="http://schemas.microsoft.com/office/drawing/2016/5/9/chartex" xmlns:cx4="http://schemas.microsoft.com/office/drawing/2016/5/10/chartex" xmlns:cx5="http://schemas.microsoft.com/office/drawing/2016/5/11/chartex" xmlns:cx6="http://schemas.microsoft.com/office/drawing/2016/5/12/chartex" xmlns:cx7="http://schemas.microsoft.com/office/drawing/2016/5/13/chartex" xmlns:cx8="http://schemas.microsoft.com/office/drawing/2016/5/14/chartex" xmlns:mc="http://schemas.openxmlformats.org/markup-compatibility/2006" xmlns:aink="http://schemas.microsoft.com/office/drawing/2016/ink" xmlns:am3d="http://schemas.microsoft.com/office/drawing/2017/model3d" xmlns:o="urn:schemas-microsoft-com:office:office" xmlns:oel="http://schemas.microsoft.com/office/2019/extlst" xmlns:r="http://schemas.openxmlformats.org/officeDocument/2006/relationships" xmlns:m="http://schemas.openxmlformats.org/officeDocument/2006/math" xmlns:v="urn:schemas-microsoft-com:vml" xmlns:wp14="http://schemas.microsoft.com/office/word/2010/wordprocessingDrawing" xmlns:wp="http://schemas.openxmlformats.org/drawingml/2006/wordprocessingDrawing" xmlns:w10="urn:schemas-microsoft-com:office:word" xmlns:w="http://schemas.openxmlformats.org/wordprocessingml/2006/main" xmlns:w14="http://schemas.microsoft.com/office/word/2010/wordml" xmlns:w15="http://schemas.microsoft.com/office/word/2012/wordml" xmlns:w16cei="http://schemas.microsoft.com/office/word/2026/wordml/cei" xmlns:w16cex="http://schemas.microsoft.com/office/word/2018/wordml/cex" xmlns:w16cid="http://schemas.microsoft.com/office/word/2016/wordml/cid" xmlns:w16="http://schemas.microsoft.com/office/word/2018/wordml" xmlns:w16du="http://schemas.microsoft.com/office/word/2023/wordml/word16du" xmlns:w16sdtdh="http://schemas.microsoft.com/office/word/2020/wordml/sdtdatahash" xmlns:w16sdtfl="http://schemas.microsoft.com/office/word/2024/wordml/sdtformatlock" xmlns:w16se="http://schemas.microsoft.com/office/word/2015/wordml/symex" xmlns:wpg="http://schemas.microsoft.com/office/word/2010/wordprocessingGroup" xmlns:wpi="http://schemas.microsoft.com/office/word/2010/wordprocessingInk" xmlns:wne="http://schemas.microsoft.com/office/word/2006/wordml" xmlns:wps="http://schemas.microsoft.com/office/word/2010/wordprocessingShape" mc:Ignorable="w14 w15 w16se w16cid w16 w16cex w16sdtdh w16sdtfl w16du wp14">
   <w:body>
     <w:p>
       <w:pPr>
@@ -32,7 +32,13 @@
         <w:jc w:val="both"/>
       </w:pPr>
       <w:r>
-        <w:t xml:space="preserve">This chapter examines the existing literature on the detection of Marine Plastics using remote sensing and machine learning. It begins by providing context on the problem of Marine Plastic Pollution globally and then within the SA EEZ. Thereafter remote sensing approaches applied in previous studies to the detection of marine plastics are described and their shortcomings are noted. SAR is then introduced as a potential alternative and how it is suitable for the detection of marine plastics is discussed. The importance of machine learning coupled with high quality labelled data is then explored. Finally, research gaps in the consulted literature are identified to justify this study. </w:t>
+        <w:t xml:space="preserve">This chapter examines the existing literature on the detection of Marine Plastics using remote sensing and machine learning. It begins by providing context on the problem of Marine Plastic Pollution globally and then within the SA EEZ. Thereafter remote sensing approaches applied in previous studies to the detection of marine plastics are described and their shortcomings are noted. SAR is then introduced as a potential alternative and how it is suitable for the detection of marine plastics is discussed. The importance of machine learning coupled with </w:t>
+      </w:r>
+      <w:r>
+        <w:t>high-quality</w:t>
+      </w:r>
+      <w:r>
+        <w:t xml:space="preserve"> labelled data is then explored. Finally, research gaps in the consulted literature are identified to justify this study. </w:t>
       </w:r>
     </w:p>
     <w:p>
@@ -1044,6 +1050,11 @@
       </w:pPr>
     </w:p>
     <w:p>
+      <w:r>
+        <w:t xml:space="preserve">Windrow study (sediment laden windrows) </w:t>
+      </w:r>
+    </w:p>
+    <w:p>
       <w:pPr>
         <w:rPr>
           <w:color w:val="FF0000"/>
@@ -1244,6 +1255,33 @@
     <w:p>
       <w:pPr>
         <w:jc w:val="both"/>
+      </w:pPr>
+    </w:p>
+    <w:p>
+      <w:pPr>
+        <w:jc w:val="both"/>
+      </w:pPr>
+      <w:r>
+        <w:fldChar w:fldCharType="begin"/>
+      </w:r>
+      <w:r>
+        <w:instrText xml:space="preserve"> ADDIN ZOTERO_ITEM CSL_CITATION {"citationID":"vIexCPes","properties":{"unsorted":false,"formattedCitation":"(Pretorius, Haupt and Sibolla, 2025)","plainCitation":"(Pretorius, Haupt and Sibolla, 2025)","noteIndex":0},"citationItems":[{"id":523,"uris":["http://zotero.org/users/local/SqoBCFxW/items/5CCKZSCA"],"itemData":{"id":523,"type":"article-journal","abstract":"The ocean provides various economic, environmental, and social benefits for society. In recent years there has been a threat to the ocean through the millions of tonnes of marine pollution that has been disposed into the ocean. Due to these detrimental consequences of plastic pollution on the marine environment, several governments and international governing bodies are proposing solutions to this global issue. It is therefore important to develop methods for the detection of marine plastics for more informed and targeted clean-up or prevention operations for the oceans. However, this can be challenging due to the vastness of the ocean. Remote sensing techniques such as optical and Synthetic Aperture Radar offer a unique opportunity to detect marine debris and a larger extent. In this study, we present a method to use both optical and SAR data to detect marine debris in the South African Exclusive Economic Zone (EEZ). The use of spectral indices, Plastics Index (PI), Floating Debris Index (FDI) and Normalized Difference Vegetation Index (NDVI) was derived from Sentinel-2 and RapidEye imagery. The results indicated that the higher resolution RapidEye imagery was more sensitive in detecting potential floating plastics than Sentinel-2 due to the higher resolution. Positive NDVI and PI values indicate potential floating vegetation and associated plastics. The results revealed that18% and 30% of the pixels in the NDVI and PI images respectively were positive. A threshold of 1 standard deviation showed few outliers that were confined to the edges of the study area and in the harbour, with only 0.12 % of the study area being classified as an outlier in the FDI image. Sentinel-1A GRD data was used to derive backscatter in VV, VH and VV/VH polarisations. The results showed that the VV polarisation highlighted the potential floating more significantly than the other polarisations. The integration of these two methods could provide an enhanced approach to monitoring marine plastic debris.","container-title":"ISPRS Annals of the Photogrammetry, Remote Sensing and Spatial Information Sciences","DOI":"10.5194/isprs-annals-X-G-2025-665-2025","ISSN":"2194-9042","language":"English","note":"event-title: ISPRS Geospatial Week 2025 “Photogrammetry &amp; Remote Sensing for a Better Tomorrow…” - 6–11 April 2025, Dubai, United Arab Emirates (UAE)","page":"665-671","publisher":"Copernicus GmbH","source":"Copernicus Online Journals","title":"Exploring the potential of remote sensing to detect marine plastic debris in the South African Ocean region","volume":"X-G-2025","author":[{"family":"Pretorius","given":"Joshua"},{"family":"Haupt","given":"Shelley"},{"family":"Sibolla","given":"Bolelang"}],"issued":{"date-parts":[["2025",7,11]]}}}],"schema":"https://github.com/citation-style-language/schema/raw/master/csl-citation.json"} </w:instrText>
+      </w:r>
+      <w:r>
+        <w:fldChar w:fldCharType="separate"/>
+      </w:r>
+      <w:r>
+        <w:rPr>
+          <w:rFonts w:cs="Calibri"/>
+        </w:rPr>
+        <w:t>(Pretorius, Haupt and Sibolla, 2025)</w:t>
+      </w:r>
+      <w:r>
+        <w:fldChar w:fldCharType="end"/>
+      </w:r>
+    </w:p>
+    <w:p>
+      <w:pPr>
         <w:rPr>
           <w:color w:val="FF0000"/>
         </w:rPr>
@@ -1252,90 +1290,36 @@
         <w:rPr>
           <w:color w:val="FF0000"/>
         </w:rPr>
-        <w:t>Add the GDP of SA in relation to how much the maritime industry goes. Add some ori stats on fish</w:t>
-      </w:r>
-      <w:r>
+        <w:t>The South African section should emphasise the observation environment—currents, coastal outflows, floods, winds, cloud and likely accumulation zones—more than general biodiversity or GDP statistics.</w:t>
+      </w:r>
+    </w:p>
+    <w:p>
+      <w:pPr>
+        <w:jc w:val="both"/>
+      </w:pPr>
+    </w:p>
+    <w:p>
+      <w:pPr>
+        <w:jc w:val="both"/>
+      </w:pPr>
+    </w:p>
+    <w:p>
+      <w:pPr>
+        <w:jc w:val="both"/>
         <w:rPr>
           <w:color w:val="FF0000"/>
         </w:rPr>
-        <w:t xml:space="preserve"> and marine </w:t>
-      </w:r>
+      </w:pPr>
       <w:r>
         <w:rPr>
           <w:color w:val="FF0000"/>
         </w:rPr>
-        <w:t xml:space="preserve">mammal </w:t>
+        <w:t>Section on SA specific marine properties – the currents</w:t>
       </w:r>
       <w:r>
         <w:rPr>
           <w:color w:val="FF0000"/>
         </w:rPr>
-        <w:t>diversity</w:t>
-      </w:r>
-      <w:r>
-        <w:rPr>
-          <w:color w:val="FF0000"/>
-        </w:rPr>
-        <w:t xml:space="preserve">. </w:t>
-      </w:r>
-    </w:p>
-    <w:p>
-      <w:pPr>
-        <w:jc w:val="both"/>
-      </w:pPr>
-    </w:p>
-    <w:p>
-      <w:pPr>
-        <w:jc w:val="both"/>
-      </w:pPr>
-    </w:p>
-    <w:p>
-      <w:pPr>
-        <w:jc w:val="both"/>
-      </w:pPr>
-    </w:p>
-    <w:p>
-      <w:pPr>
-        <w:jc w:val="both"/>
-      </w:pPr>
-    </w:p>
-    <w:p>
-      <w:pPr>
-        <w:jc w:val="both"/>
-      </w:pPr>
-    </w:p>
-    <w:p>
-      <w:pPr>
-        <w:jc w:val="both"/>
-      </w:pPr>
-    </w:p>
-    <w:p>
-      <w:pPr>
-        <w:jc w:val="both"/>
-      </w:pPr>
-    </w:p>
-    <w:p>
-      <w:pPr>
-        <w:jc w:val="both"/>
-      </w:pPr>
-    </w:p>
-    <w:p>
-      <w:pPr>
-        <w:jc w:val="both"/>
-        <w:rPr>
-          <w:color w:val="FF0000"/>
-        </w:rPr>
-      </w:pPr>
-      <w:r>
-        <w:rPr>
-          <w:color w:val="FF0000"/>
-        </w:rPr>
-        <w:t>Section on SA specific marine properties – the currents</w:t>
-      </w:r>
-      <w:r>
-        <w:rPr>
-          <w:color w:val="FF0000"/>
-        </w:rPr>
         <w:t xml:space="preserve">, the bathymetry etc </w:t>
       </w:r>
     </w:p>
@@ -1421,487 +1405,484 @@
         <w:fldChar w:fldCharType="end"/>
       </w:r>
       <w:r>
-        <w:t xml:space="preserve">. River systems that run through urban areas, such as the Umgeni, serve as pathways for the transport of plastic into oceans which call for monitoring where these rivers meet oceans, specifically after flooding.  </w:t>
+        <w:t>. River systems that run through urban areas, such as the Umgeni, serve as pathways for the transport of plastic into oceans which call for monitoring where these rivers meet oceans, specifically after flooding.</w:t>
       </w:r>
       <w:r>
         <w:t xml:space="preserve"> </w:t>
       </w:r>
       <w:r>
+        <w:t>Remote sensing ha</w:t>
+      </w:r>
+      <w:r>
+        <w:t>s</w:t>
+      </w:r>
+      <w:r>
+        <w:t xml:space="preserve"> the potential to pose a solution to the lack of large-scale plastic monitoring</w:t>
+      </w:r>
+      <w:r>
+        <w:t xml:space="preserve"> in South Africa</w:t>
+      </w:r>
+      <w:r>
+        <w:t xml:space="preserve"> with the ability to cover and monitor large areas. </w:t>
+      </w:r>
+    </w:p>
+    <w:p>
+      <w:pPr>
+        <w:jc w:val="both"/>
+      </w:pPr>
+      <w:r>
+        <w:t xml:space="preserve">  </w:t>
+      </w:r>
+      <w:r>
+        <w:t> </w:t>
+      </w:r>
+    </w:p>
+    <w:p>
+      <w:pPr>
+        <w:pStyle w:val="Heading2"/>
+      </w:pPr>
+      <w:bookmarkStart w:id="9" w:name="_Toc201953879"/>
+      <w:r>
+        <w:t>2.3 Monitoring Marine Plastic Pollution</w:t>
+      </w:r>
+      <w:bookmarkEnd w:id="9"/>
+    </w:p>
+    <w:p>
+      <w:pPr>
+        <w:pStyle w:val="Heading3"/>
+      </w:pPr>
+      <w:bookmarkStart w:id="10" w:name="_Toc201953880"/>
+      <w:r>
+        <w:t>2.3.1 In-Situ Surveys</w:t>
+      </w:r>
+      <w:bookmarkEnd w:id="10"/>
+    </w:p>
+    <w:p>
+      <w:pPr>
+        <w:jc w:val="both"/>
+      </w:pPr>
+      <w:r>
+        <w:t xml:space="preserve">In situ methods refer to ground-based surveys of marine plastic where data is collected through direct contact with the environment. These methods allow for accurate monitoring providing quantification of plastics at a local scale. Beach surveys are the simplest way to identify potential sources of marine plastics while estimating the amount of plastic present in the coastal zone from where the litter washes up on </w:t>
+      </w:r>
+      <w:r>
+        <w:fldChar w:fldCharType="begin"/>
+      </w:r>
+      <w:r>
+        <w:instrText xml:space="preserve"> ADDIN ZOTERO_ITEM CSL_CITATION {"citationID":"xrg5j6eS","properties":{"formattedCitation":"(Ryan {\\i{}et al.}, 2020)","plainCitation":"(Ryan et al., 2020)","noteIndex":0},"citationItems":[{"id":301,"uris":["http://zotero.org/users/local/SqoBCFxW/items/CAZ5WCYV"],"itemData":{"id":301,"type":"article-journal","container-title":"South African Journal of Science","DOI":"10.17159/sajs.2020/7678","ISSN":"0038-2353","issue":"5-6","language":"en","page":"1-9","publisher":"Academy of Science of South Africa","source":"SciELO","title":"Monitoring marine plastics - will we know if we are making a difference?","volume":"116","author":[{"family":"Ryan","given":"Peter G."},{"family":"Pichegru","given":"Lorien"},{"family":"Perolod","given":"Vonica"},{"family":"Moloney","given":"Coleen L."}],"issued":{"date-parts":[["2020",6]]}}}],"schema":"https://github.com/citation-style-language/schema/raw/master/csl-citation.json"} </w:instrText>
+      </w:r>
+      <w:r>
+        <w:fldChar w:fldCharType="separate"/>
+      </w:r>
+      <w:r>
+        <w:rPr>
+          <w:rFonts w:cs="Calibri"/>
+          <w:kern w:val="0"/>
+        </w:rPr>
+        <w:t xml:space="preserve">(Ryan </w:t>
+      </w:r>
+      <w:r>
+        <w:rPr>
+          <w:rFonts w:cs="Calibri"/>
+          <w:i/>
+          <w:iCs/>
+          <w:kern w:val="0"/>
+        </w:rPr>
+        <w:t>et al.</w:t>
+      </w:r>
+      <w:r>
+        <w:rPr>
+          <w:rFonts w:cs="Calibri"/>
+          <w:kern w:val="0"/>
+        </w:rPr>
+        <w:t>, 2020)</w:t>
+      </w:r>
+      <w:r>
+        <w:fldChar w:fldCharType="end"/>
+      </w:r>
+      <w:r>
+        <w:t xml:space="preserve"> while identifying  local marine plastic hotspots </w:t>
+      </w:r>
+      <w:r>
+        <w:fldChar w:fldCharType="begin"/>
+      </w:r>
+      <w:r>
+        <w:instrText xml:space="preserve"> ADDIN ZOTERO_ITEM CSL_CITATION {"citationID":"TnAlm1ms","properties":{"formattedCitation":"(Slimane {\\i{}et al.}, 2025)","plainCitation":"(Slimane et al., 2025)","noteIndex":0},"citationItems":[{"id":306,"uris":["http://zotero.org/users/local/SqoBCFxW/items/9N7XR8QG"],"itemData":{"id":306,"type":"article-journal","abstract":"Marine litter is a critical environmental issue, with beach litter being its most visible indicator. Despite severe pollution on Mediterranean beaches, Tunisia currently lacks a national beach litter monitoring program. To address this gap and support the development of such a program, particularly at pollution hotspots like urban beaches, we conducted a one-year study on six Tunisian beaches. We employed an innovative, accelerated multiple 10 m transect method tailored to highly polluted beaches, focusing on macro-litter (&gt;2.5 cm). This method significantly reduces survey time compared to the standard 100 m approach while maintaining comparable pollution metrics, offering a practical and efficient solution for areas with high litter density. Our findings reveal an average litter density of 1.01 ± 1.08 pieces/m2, with higher pollution in urban areas. Based on the Clean Coast Index (CCI), two beaches were classified as extremely dirty, one as dirty, two as moderately clean, and one as clean. Plastics (59.2%) and cigarette butts (21.1%) were the most prevalent pollutants, with single-use plastics comprising 52.5% ± 5.3% of total litter. Most of the litter (60.6%) originated from shoreline activities and poor waste management. These findings underscore the urgent need for a long-term national beach litter monitoring program. The integration of our accelerated transect method would enable efficient, effective surveys on highly polluted beaches, providing critical data to address litter sources and support targeted strategies for mitigating pollution and protecting Tunisia’s coastal ecosystems.","container-title":"Journal of Marine Science and Engineering","DOI":"10.3390/jmse13010071","ISSN":"2077-1312","issue":"1","language":"en","license":"http://creativecommons.org/licenses/by/3.0/","note":"number: 1","page":"71","publisher":"Multidisciplinary Digital Publishing Institute","source":"www.mdpi.com","title":"Efficient Beach Litter Monitoring: Accelerated Surveys of Pollution Hotspots—A North African Case Study","title-short":"Efficient Beach Litter Monitoring","volume":"13","author":[{"family":"Slimane","given":"Emna Ben"},{"family":"Haseler","given":"Mirco"},{"family":"Ben Abdallah","given":"Lilia"},{"family":"Mhiri","given":"Fadhel"},{"family":"Nassour","given":"Abdallah"},{"family":"Schernewski","given":"Gerald"}],"issued":{"date-parts":[["2025",1]]}}}],"schema":"https://github.com/citation-style-language/schema/raw/master/csl-citation.json"} </w:instrText>
+      </w:r>
+      <w:r>
+        <w:fldChar w:fldCharType="separate"/>
+      </w:r>
+      <w:r>
+        <w:rPr>
+          <w:rFonts w:cs="Calibri"/>
+          <w:kern w:val="0"/>
+        </w:rPr>
+        <w:t xml:space="preserve">(Slimane </w:t>
+      </w:r>
+      <w:r>
+        <w:rPr>
+          <w:rFonts w:cs="Calibri"/>
+          <w:i/>
+          <w:iCs/>
+          <w:kern w:val="0"/>
+        </w:rPr>
+        <w:t>et al.</w:t>
+      </w:r>
+      <w:r>
+        <w:rPr>
+          <w:rFonts w:cs="Calibri"/>
+          <w:kern w:val="0"/>
+        </w:rPr>
+        <w:t>, 2025)</w:t>
+      </w:r>
+      <w:r>
+        <w:fldChar w:fldCharType="end"/>
+      </w:r>
+      <w:r>
+        <w:t xml:space="preserve">. Beach surveys have dominated studies on marine plastic monitoring, due to the simplicity and effectiveness </w:t>
+      </w:r>
+      <w:r>
+        <w:lastRenderedPageBreak/>
+        <w:t xml:space="preserve">on a local scale </w:t>
+      </w:r>
+      <w:r>
+        <w:fldChar w:fldCharType="begin"/>
+      </w:r>
+      <w:r>
+        <w:instrText xml:space="preserve"> ADDIN ZOTERO_ITEM CSL_CITATION {"citationID":"a87E5NbN","properties":{"formattedCitation":"(Haarr, Falk-Andersson and Fabres, 2022)","plainCitation":"(Haarr, Falk-Andersson and Fabres, 2022)","noteIndex":0},"citationItems":[{"id":303,"uris":["http://zotero.org/users/local/SqoBCFxW/items/M3DBM6IV"],"itemData":{"id":303,"type":"article-journal","abstract":"A systematic review of research on marine macrolitter densities in the past five years (2015–2020) revealed considerable knowledge gaps in the field. Nearly half he reviewed studies were on stranded litter. Data are scarce from many of the regions estimated to mismanage the largest amounts of plastic waste. In regions where data are available these are typically from coastal areas with few data from the high and deep seas; 57% and 87% of studies on pelagic and seafloor litter, respectively, took place within 100 km from shore. Data on pelagic litter are generally constrained to the sea surface and only two of 30 pelagic studies have measured macrolitter deeper in the water column. Reported litter densities are generally highest for stranded litter, although seafloor litter densities by weight are high in some areas. Reported densities of floating litter are several orders of magnitude lower. However, a lack of standardisation of methods makes it difficult both to assess and to compare litter densities within and across the different environmental compartments in time and space. The review illustrates a great need for survey design development within the field of macroplastics and point to some long-established considerations from ecological research pertaining to independence of data points, spatial autocorrelation, sampling scale, and plot size and shape which are highly relevant also for marine litter research. These considerations are relevant both for global standardisation efforts and for independent studies. Furthermore, the knowledge gaps created by geographic and compartment biases in research needs to be addressed to identify further research needs, validate models and inform policy.","container-title":"Science of The Total Environment","DOI":"10.1016/j.scitotenv.2022.153162","ISSN":"0048-9697","journalAbbreviation":"Science of The Total Environment","page":"153162","source":"ScienceDirect","title":"Global marine litter research 2015–2020: Geographical and methodological trends","title-short":"Global marine litter research 2015–2020","volume":"820","author":[{"family":"Haarr","given":"Marthe Larsen"},{"family":"Falk-Andersson","given":"Jannike"},{"family":"Fabres","given":"Joan"}],"issued":{"date-parts":[["2022",5,10]]}}}],"schema":"https://github.com/citation-style-language/schema/raw/master/csl-citation.json"} </w:instrText>
+      </w:r>
+      <w:r>
+        <w:fldChar w:fldCharType="separate"/>
+      </w:r>
+      <w:r>
+        <w:rPr>
+          <w:rFonts w:cs="Calibri"/>
+        </w:rPr>
+        <w:t>(Haarr, Falk-Andersson and Fabres, 2022)</w:t>
+      </w:r>
+      <w:r>
+        <w:fldChar w:fldCharType="end"/>
+      </w:r>
+      <w:r>
+        <w:t xml:space="preserve">. However, these surveys are largely limited in the area that can be monitored and the time it takes for monitoring to be done. </w:t>
+      </w:r>
+    </w:p>
+    <w:p>
+      <w:pPr>
+        <w:jc w:val="both"/>
+      </w:pPr>
+      <w:r>
+        <w:t xml:space="preserve">Research ships can tow trawl nets at the surface to collect floating and subsurface debris for an estimation of plastic concentrations. This method of plastic monitoring is advantageous in that it is able to collect plastics both at and below the sea surface </w:t>
+      </w:r>
+      <w:r>
+        <w:fldChar w:fldCharType="begin"/>
+      </w:r>
+      <w:r>
+        <w:instrText xml:space="preserve"> ADDIN ZOTERO_ITEM CSL_CITATION {"citationID":"ppc3xmbM","properties":{"formattedCitation":"(Ryan {\\i{}et al.}, 2020)","plainCitation":"(Ryan et al., 2020)","noteIndex":0},"citationItems":[{"id":301,"uris":["http://zotero.org/users/local/SqoBCFxW/items/CAZ5WCYV"],"itemData":{"id":301,"type":"article-journal","container-title":"South African Journal of Science","DOI":"10.17159/sajs.2020/7678","ISSN":"0038-2353","issue":"5-6","language":"en","page":"1-9","publisher":"Academy of Science of South Africa","source":"SciELO","title":"Monitoring marine plastics - will we know if we are making a difference?","volume":"116","author":[{"family":"Ryan","given":"Peter G."},{"family":"Pichegru","given":"Lorien"},{"family":"Perolod","given":"Vonica"},{"family":"Moloney","given":"Coleen L."}],"issued":{"date-parts":[["2020",6]]}}}],"schema":"https://github.com/citation-style-language/schema/raw/master/csl-citation.json"} </w:instrText>
+      </w:r>
+      <w:r>
+        <w:fldChar w:fldCharType="separate"/>
+      </w:r>
+      <w:r>
+        <w:rPr>
+          <w:rFonts w:cs="Calibri"/>
+          <w:kern w:val="0"/>
+        </w:rPr>
+        <w:t xml:space="preserve">(Ryan </w:t>
+      </w:r>
+      <w:r>
+        <w:rPr>
+          <w:rFonts w:cs="Calibri"/>
+          <w:i/>
+          <w:iCs/>
+          <w:kern w:val="0"/>
+        </w:rPr>
+        <w:t>et al.</w:t>
+      </w:r>
+      <w:r>
+        <w:rPr>
+          <w:rFonts w:cs="Calibri"/>
+          <w:kern w:val="0"/>
+        </w:rPr>
+        <w:t>, 2020)</w:t>
+      </w:r>
+      <w:r>
+        <w:fldChar w:fldCharType="end"/>
+      </w:r>
+      <w:r>
+        <w:t xml:space="preserve">. However, ship-based trawling for marine plastic monitoring is limited in where nets can be pulled as well as the high cost involved with fuel and crew in trawl sampling </w:t>
+      </w:r>
+      <w:r>
+        <w:fldChar w:fldCharType="begin"/>
+      </w:r>
+      <w:r>
+        <w:instrText xml:space="preserve"> ADDIN ZOTERO_ITEM CSL_CITATION {"citationID":"s9v40EOq","properties":{"formattedCitation":"(Pasquier {\\i{}et al.}, 2022)","plainCitation":"(Pasquier et al., 2022)","noteIndex":0},"citationItems":[{"id":376,"uris":["http://zotero.org/users/local/SqoBCFxW/items/FN5KNU33"],"itemData":{"id":376,"type":"article-journal","abstract":"The lack of one standardized method to evaluate microplastic pollution in different aquatic environments worldwide represent a gap to fill for the scientist's community. To help overcome this challenge, we adapted an aquatic drone, named Jellyfishbot®, to sample microplastics. The aquatic drone has been compared with the actual most used method for sampling MPs in surface waters: the Manta net. In order to test the reliability of the aquatic drone in different environments, samples were collected in a river and coastal waters sites. The results obtained with the two methods were similar in term of MPs abundances, shapes and colors. It provides also a better reproducibility and more accurate sampling of MPs located in the surface waters mainly the lighter and smaller ones. This sampling method has the advantage of combining the benefits of Manta net sampling (i.e. a representative surface water sampling method that covers a large sampling area and volume (several tens m3) with those of pump filtration and grab sampling (easy access to confined and hard-to-reach areas). This new sampling method could be applied in different aquatic environments making it possible to compare the data and hence become a new standardized approach to evaluate microplastic pollution levels.","container-title":"Heliyon","DOI":"10.1016/j.heliyon.2022.e11662","ISSN":"2405-8440","issue":"11","journalAbbreviation":"Heliyon","page":"e11662","source":"ScienceDirect","title":"An innovative approach for microplastic sampling in all surface water bodies using an aquatic drone","volume":"8","author":[{"family":"Pasquier","given":"Gabriel"},{"family":"Doyen","given":"Périne"},{"family":"Carlesi","given":"Nicolas"},{"family":"Amara","given":"Rachid"}],"issued":{"date-parts":[["2022",11,1]]}}}],"schema":"https://github.com/citation-style-language/schema/raw/master/csl-citation.json"} </w:instrText>
+      </w:r>
+      <w:r>
+        <w:fldChar w:fldCharType="separate"/>
+      </w:r>
+      <w:r>
+        <w:rPr>
+          <w:rFonts w:cs="Calibri"/>
+          <w:kern w:val="0"/>
+        </w:rPr>
+        <w:t xml:space="preserve">(Pasquier </w:t>
+      </w:r>
+      <w:r>
+        <w:rPr>
+          <w:rFonts w:cs="Calibri"/>
+          <w:i/>
+          <w:iCs/>
+          <w:kern w:val="0"/>
+        </w:rPr>
+        <w:t>et al.</w:t>
+      </w:r>
+      <w:r>
+        <w:rPr>
+          <w:rFonts w:cs="Calibri"/>
+          <w:kern w:val="0"/>
+        </w:rPr>
+        <w:t>, 2022)</w:t>
+      </w:r>
+      <w:r>
+        <w:fldChar w:fldCharType="end"/>
+      </w:r>
+      <w:r>
+        <w:t xml:space="preserve">. Instead of trawling nets ships can be fitted with camera systems that continuously capture images of the ocean surface. An object detection algorithm can then be applied to the captured images to recorded floating plastic </w:t>
+      </w:r>
+      <w:r>
+        <w:fldChar w:fldCharType="begin"/>
+      </w:r>
+      <w:r>
+        <w:instrText xml:space="preserve"> ADDIN ZOTERO_ITEM CSL_CITATION {"citationID":"mJ38LBGL","properties":{"formattedCitation":"(de Vries {\\i{}et al.}, 2021)","plainCitation":"(de Vries et al., 2021)","noteIndex":0},"citationItems":[{"id":382,"uris":["http://zotero.org/users/local/SqoBCFxW/items/CQ7EEGIV"],"itemData":{"id":382,"type":"article-journal","abstract":"Despite recent advances in remote sensing of large accumulations of floating plastic debris, mainly in coastal regions, the quantification of individual macroplastic objects (&gt;50 cm) remains challenging. Here, we have trained an object-detection algorithm by selecting and labeling footage of floating plastic debris recorded offshore with GPS-enabled action cameras aboard vessels of opportunity. Macroplastic numerical concentrations are estimated by combining the object detection solution with bulk processing of the optical data. Our results are consistent with macroplastic densities predicted by global plastic dispersal models, and reveal first insights into how camera recorded offshore macroplastic densities compare to micro- and mesoplastic concentrations collected with neuston trawls.","container-title":"Remote Sensing","DOI":"10.3390/rs13173401","ISSN":"2072-4292","issue":"17","language":"en","license":"http://creativecommons.org/licenses/by/3.0/","note":"number: 17","page":"3401","publisher":"Multidisciplinary Digital Publishing Institute","source":"www.mdpi.com","title":"Quantifying Floating Plastic Debris at Sea Using Vessel-Based Optical Data and Artificial Intelligence","volume":"13","author":[{"family":"Vries","given":"Robin","non-dropping-particle":"de"},{"family":"Egger","given":"Matthias"},{"family":"Mani","given":"Thomas"},{"family":"Lebreton","given":"Laurent"}],"issued":{"date-parts":[["2021",1]]}}}],"schema":"https://github.com/citation-style-language/schema/raw/master/csl-citation.json"} </w:instrText>
+      </w:r>
+      <w:r>
+        <w:fldChar w:fldCharType="separate"/>
+      </w:r>
+      <w:r>
+        <w:rPr>
+          <w:rFonts w:cs="Calibri"/>
+          <w:kern w:val="0"/>
+        </w:rPr>
+        <w:t xml:space="preserve">(de Vries </w:t>
+      </w:r>
+      <w:r>
+        <w:rPr>
+          <w:rFonts w:cs="Calibri"/>
+          <w:i/>
+          <w:iCs/>
+          <w:kern w:val="0"/>
+        </w:rPr>
+        <w:t>et al.</w:t>
+      </w:r>
+      <w:r>
+        <w:rPr>
+          <w:rFonts w:cs="Calibri"/>
+          <w:kern w:val="0"/>
+        </w:rPr>
+        <w:t>, 2021)</w:t>
+      </w:r>
+      <w:r>
+        <w:fldChar w:fldCharType="end"/>
+      </w:r>
+      <w:r>
+        <w:t xml:space="preserve">. This has an advantage over trawling in that images can be captured consistently without planned trawls on specialised vessels as well as this method being less invasive to marine life than trawling nets on the surface. However, the same limitations faced in trawling in fuel costs and crew are present in this method of sampling.  </w:t>
+      </w:r>
+    </w:p>
+    <w:p>
+      <w:pPr>
+        <w:jc w:val="both"/>
+      </w:pPr>
+      <w:r>
+        <w:t xml:space="preserve">Biological monitoring is a form of indirect in-situ monitoring. Marine organisms can serve as bio-indicators of plastic pollution by measuring the amount of ingested plastics </w:t>
+      </w:r>
+      <w:r>
+        <w:fldChar w:fldCharType="begin"/>
+      </w:r>
+      <w:r>
+        <w:instrText xml:space="preserve"> ADDIN ZOTERO_ITEM CSL_CITATION {"citationID":"TClXw1S4","properties":{"formattedCitation":"(Sacco {\\i{}et al.}, 2024)","plainCitation":"(Sacco et al., 2024)","noteIndex":0},"citationItems":[{"id":386,"uris":["http://zotero.org/users/local/SqoBCFxW/items/6TTU7SNP"],"itemData":{"id":386,"type":"article-journal","abstract":"The billions of tons of plastic released into the environment mostly fragment into smaller particles that reach rivers and oceans, posing toxicity risks to aquatic organisms. As fish serve as excellent environmental indicator organisms, this study aims to comprehensively review and quantify published data regarding the abundance of microplastics (MPs) ingested by fish through scientometric analysis. Systematic analysis reveals that global aquatic ecosystems are contaminated by MPs, with the characteristics of these contaminants stemming from inadequate disposal management practices. The abundance of MPs was recorded in several fish species, notably Cyprinus carpio in natural environments and Danio rerio in controlled environments. According to the surveyed studies, laboratory experiments do not accurately represent the conditions found in natural environments. The results suggest that, in natural environments, the predominant colors of MPs are blue, black, and red. Fibers emerged as the most prevalent type, with polyethylene (PE) and polypropylene (PP) being the most frequently identified chemical compositions. On the other hand, laboratory studies showed that the spheres and fragments ingested were predominantly polystyrene (PS) green, followed by the colors blue and red. This discrepancy complicates drawing accurate conclusions regarding the actual effects of plastic particles on aquatic biota. Given the enduring presence of plastic in the environment, it is imperative to consider and implement environmental monitoring for effective, long-term management.","container-title":"Environmental Pollution","DOI":"10.1016/j.envpol.2024.123972","ISSN":"0269-7491","journalAbbreviation":"Environmental Pollution","page":"123972","source":"ScienceDirect","title":"What are the global patterns of microplastic ingestion by fish? A scientometric review","title-short":"What are the global patterns of microplastic ingestion by fish?","volume":"350","author":[{"family":"Sacco","given":"Vania Aparecida"},{"family":"Zuanazzi","given":"Natana Raquel"},{"family":"Selinger","given":"Amanda"},{"family":"Alliprandini da Costa","given":"João Henrique"},{"family":"Spanhol Lemunie","given":"Érika"},{"family":"Comelli","given":"Camila Luiza"},{"family":"Abilhoa","given":"Vinícius"},{"family":"Sousa","given":"Fernando Carlos","dropping-particle":"de"},{"family":"Fávaro","given":"Luis Fernando"},{"family":"Rios Mendoza","given":"Lorena M."},{"family":"Castilhos Ghisi","given":"Nédia","non-dropping-particle":"de"},{"family":"Delariva","given":"Rosilene Luciana"}],"issued":{"date-parts":[["2024",6,1]]}}}],"schema":"https://github.com/citation-style-language/schema/raw/master/csl-citation.json"} </w:instrText>
+      </w:r>
+      <w:r>
+        <w:fldChar w:fldCharType="separate"/>
+      </w:r>
+      <w:r>
+        <w:rPr>
+          <w:rFonts w:cs="Calibri"/>
+          <w:kern w:val="0"/>
+        </w:rPr>
+        <w:t xml:space="preserve">(Sacco </w:t>
+      </w:r>
+      <w:r>
+        <w:rPr>
+          <w:rFonts w:cs="Calibri"/>
+          <w:i/>
+          <w:iCs/>
+          <w:kern w:val="0"/>
+        </w:rPr>
+        <w:t>et al.</w:t>
+      </w:r>
+      <w:r>
+        <w:rPr>
+          <w:rFonts w:cs="Calibri"/>
+          <w:kern w:val="0"/>
+        </w:rPr>
+        <w:t>, 2024)</w:t>
+      </w:r>
+      <w:r>
+        <w:fldChar w:fldCharType="end"/>
+      </w:r>
+      <w:r>
+        <w:t>. While this method can produce insights into pollution levels in the ocean as a whole and the risk of ingestion by humans it does not pin-point the location of plastics for their subsequent removal.</w:t>
+      </w:r>
+    </w:p>
+    <w:p>
+      <w:pPr>
+        <w:jc w:val="both"/>
+      </w:pPr>
+      <w:r>
+        <w:t xml:space="preserve">In situ surveys provide ground truth data with high accuracy for understanding marine plastic distribution. However, these methods are labour intensive and largely limited in scalability. It is infeasible for in situ methods to cover large ocean areas, which highlights the need for more scalable monitoring methods such as Remote Sensing.  </w:t>
+      </w:r>
+    </w:p>
+    <w:p/>
+    <w:p>
+      <w:pPr>
+        <w:pStyle w:val="Heading3"/>
+      </w:pPr>
+      <w:bookmarkStart w:id="11" w:name="_Toc201953881"/>
+      <w:r>
+        <w:t>2.3.2 Remote Sensing</w:t>
+      </w:r>
+      <w:bookmarkEnd w:id="11"/>
+    </w:p>
+    <w:p>
+      <w:pPr>
+        <w:jc w:val="both"/>
+      </w:pPr>
+      <w:r>
+        <w:t xml:space="preserve">Remote Sensing involves using sensors to capture information at the surface of the earth from a distance, without being in contact with the surface </w:t>
+      </w:r>
+      <w:r>
+        <w:fldChar w:fldCharType="begin"/>
+      </w:r>
+      <w:r>
+        <w:instrText xml:space="preserve"> ADDIN ZOTERO_ITEM CSL_CITATION {"citationID":"wBNBcbgf","properties":{"formattedCitation":"(Read and Torrado, 2009)","plainCitation":"(Read and Torrado, 2009)","noteIndex":0},"citationItems":[{"id":388,"uris":["http://zotero.org/users/local/SqoBCFxW/items/VPSW8FUA"],"itemData":{"id":388,"type":"chapter","abstract":"Remote sensing provides information about objects at or near the surface of the Earth and atmosphere based on radiation reflected or emitted from those objects. The information is usually captured at a distance from above in the form of image data. Such data allow us to determine the composition and nature of the Earth’s surface and atmosphere from local to global scales, and assess changes by analyzing images captured at different points in time. In this sense, remote sensing is useful in providing spatial information that is otherwise difficult or impossible to obtain. In the social sciences remote sensing is useful for visualizing (providing alternative and synoptic views) and classifying human environments. Social science researchers commonly integrate remotely sensed data or its derivatives with other socioeconomic data sets within geographic information systems to conduct spatial analyses. This article reviews the history and principles of remote sensing, and presents common types of analysis and social science applications of remotely sensed data.","container-title":"International Encyclopedia of Human Geography","DOI":"10.1016/B978-008044910-4.00508-3","ISBN":"978-0-08-044910-4","page":"335-346","publisher":"Elsevier","publisher-place":"Oxford","source":"ScienceDirect","title":"Remote Sensing","URL":"https://www.sciencedirect.com/science/article/pii/B9780080449104005083","author":[{"family":"Read","given":"J. M."},{"family":"Torrado","given":"M."}],"editor":[{"family":"Kitchin","given":"Rob"},{"family":"Thrift","given":"Nigel"}],"accessed":{"date-parts":[["2025",6,25]]},"issued":{"date-parts":[["2009",1,1]]}}}],"schema":"https://github.com/citation-style-language/schema/raw/master/csl-citation.json"} </w:instrText>
+      </w:r>
+      <w:r>
+        <w:fldChar w:fldCharType="separate"/>
+      </w:r>
+      <w:r>
+        <w:rPr>
+          <w:rFonts w:cs="Calibri"/>
+        </w:rPr>
+        <w:t>(Read and Torrado, 2009)</w:t>
+      </w:r>
+      <w:r>
+        <w:fldChar w:fldCharType="end"/>
+      </w:r>
+      <w:r>
+        <w:t xml:space="preserve">. Platforms such as satellites, aircrafts and drones can carry sensors to capture information on a target at different levels of detail and scalability. </w:t>
+      </w:r>
+    </w:p>
+    <w:p>
+      <w:pPr>
+        <w:jc w:val="both"/>
+      </w:pPr>
+      <w:r>
+        <w:t>Optical remote sensing is a technology that involves the detection and interpretation of electromagnetic energy reflected from the Earth's surface. Sensors are passive meaning that they rely on energy from the sun to hit a target surface before it is reflected and recorded by the sensor. The principle behind using optical imagery for the identification of a feature is because different materials reflect or absorb light in different ways. The pattern of reflection and absorption that a material demonstrates across different wavelengths of light is known as its spectral signature. Optical sensors capture data across different bands of the electromagnetic spectrum allowing for the identification of surface features based on how intense the light is reflected from a surface across different bands. </w:t>
+      </w:r>
+    </w:p>
+    <w:p>
+      <w:pPr>
+        <w:jc w:val="both"/>
+      </w:pPr>
+      <w:r>
+        <w:t xml:space="preserve">Certain regions in the electromagnetic spectrum are more sensitive in distinguishing a target feature from a background surface. When applied to detecting marine plastics this would be a region which best separates floating plastics from background ocean water. </w:t>
+      </w:r>
+      <w:r>
+        <w:t>Waqas et al.</w:t>
+      </w:r>
+      <w:r>
+        <w:fldChar w:fldCharType="begin"/>
+      </w:r>
+      <w:r>
+        <w:instrText xml:space="preserve"> ADDIN ZOTERO_ITEM CSL_CITATION {"citationID":"MkKKl0Sc","properties":{"formattedCitation":"(Waqas {\\i{}et al.}, 2023)","plainCitation":"(Waqas et al., 2023)","dontUpdate":true,"noteIndex":0},"citationItems":[{"id":336,"uris":["http://zotero.org/users/local/SqoBCFxW/items/SJWTS3CF"],"itemData":{"id":336,"type":"article-journal","abstract":"The persistent plastic litter, originating from different sources and transported from rivers to oceans, has posed serious biological, ecological, and chemical effects on the marine ecosystem, and is considered a global issue. In the past decade, many studies have identified, monitored, and tracked marine plastic debris in coastal and open ocean areas using remote sensing technologies. Compared to traditional surveying methods, high-resolution (spatial and temporal) multispectral or hyperspectral remote sensing data have been substantially used to monitor floating marine macro litter (FMML). In this systematic review, we present an overview of remote sensing data and techniques for detecting FMML, as well as their challenges and opportunities. We reviewed the studies based on different sensors and platforms, spatial and spectral resolution, ground sampling data, plastic detection methods, and accuracy obtained in detecting marine litter. In addition, this study elaborates the usefulness of high-resolution remote sensing data in Visible (VIS), Near-infrared (NIR), and Short-Wave InfraRed (SWIR) range, along with spectral signatures of plastic, in-situ samples, and spectral indices for automatic detection of FMML. Moreover, the Thermal Infrared (TIR), Synthetic aperture radar (SAR), and Light Detection and Ranging (LiDAR) data were introduced and these were demonstrated that could be used as a supplement dataset for the identification and quantification of FMML.","container-title":"Marine Pollution Bulletin","DOI":"10.1016/j.marpolbul.2023.115746","ISSN":"0025-326X","journalAbbreviation":"Marine Pollution Bulletin","page":"115746","source":"ScienceDirect","title":"Marine plastic pollution detection and identification by using remote sensing-meta analysis","volume":"197","author":[{"family":"Waqas","given":"Muhammad"},{"family":"Wong","given":"Man Sing"},{"family":"Stocchino","given":"Alessandro"},{"family":"Abbas","given":"Sawaid"},{"family":"Hafeez","given":"Sidrah"},{"family":"Zhu","given":"Rui"}],"issued":{"date-parts":[["2023",12,1]]}}}],"schema":"https://github.com/citation-style-language/schema/raw/master/csl-citation.json"} </w:instrText>
+      </w:r>
+      <w:r>
+        <w:fldChar w:fldCharType="separate"/>
+      </w:r>
+      <w:r>
+        <w:rPr>
+          <w:rFonts w:cs="Calibri"/>
+          <w:kern w:val="0"/>
+        </w:rPr>
+        <w:t>(2023)</w:t>
+      </w:r>
+      <w:r>
+        <w:fldChar w:fldCharType="end"/>
+      </w:r>
+      <w:r>
         <w:t xml:space="preserve"> </w:t>
       </w:r>
       <w:r>
-        <w:t>Remote sensing ha</w:t>
-      </w:r>
-      <w:r>
-        <w:t>s</w:t>
-      </w:r>
-      <w:r>
-        <w:t xml:space="preserve"> the potential to pose a solution to the lack of large-scale plastic monitoring</w:t>
-      </w:r>
-      <w:r>
-        <w:t xml:space="preserve"> in South Africa</w:t>
-      </w:r>
-      <w:r>
-        <w:t xml:space="preserve"> with the ability to cover and monitor large areas. </w:t>
-      </w:r>
-    </w:p>
-    <w:p>
-      <w:pPr>
-        <w:jc w:val="both"/>
-      </w:pPr>
-      <w:r>
-        <w:t xml:space="preserve">  </w:t>
-      </w:r>
-      <w:r>
-        <w:t> </w:t>
-      </w:r>
-    </w:p>
-    <w:p>
-      <w:pPr>
-        <w:pStyle w:val="Heading2"/>
-      </w:pPr>
-      <w:bookmarkStart w:id="9" w:name="_Toc201953879"/>
+        <w:t xml:space="preserve">noted that the Red, Near-Infrared (NIR) and Short-Wave Infrared (SWIR) were useful in the detection of marine plastics where there was low absorption by plastics and high absorption by the background ocean water. This was further validated in a study by </w:t>
+      </w:r>
+      <w:r>
+        <w:rPr>
+          <w:rFonts w:cs="Calibri"/>
+          <w:kern w:val="0"/>
+        </w:rPr>
+        <w:t xml:space="preserve">Knaeps </w:t>
+      </w:r>
+      <w:r>
+        <w:rPr>
+          <w:rFonts w:cs="Calibri"/>
+          <w:i/>
+          <w:iCs/>
+          <w:kern w:val="0"/>
+        </w:rPr>
+        <w:t>et al.</w:t>
+      </w:r>
+      <w:r>
+        <w:rPr>
+          <w:rFonts w:cs="Calibri"/>
+          <w:kern w:val="0"/>
+        </w:rPr>
+        <w:t>,</w:t>
+      </w:r>
+      <w:r>
+        <w:t xml:space="preserve"> </w:t>
+      </w:r>
+      <w:r>
+        <w:fldChar w:fldCharType="begin"/>
+      </w:r>
+      <w:r>
+        <w:instrText xml:space="preserve"> ADDIN ZOTERO_ITEM CSL_CITATION {"citationID":"UvFX6Emv","properties":{"formattedCitation":"(Knaeps {\\i{}et al.}, 2021)","plainCitation":"(Knaeps et al., 2021)","dontUpdate":true,"noteIndex":0},"citationItems":[{"id":22,"uris":["http://zotero.org/users/local/SqoBCFxW/items/ILKLUFTU"],"itemData":{"id":22,"type":"article-journal","abstract":"Abstract. This paper describes a dataset consisting of 47 hyperspectral-reflectance measurements of plastic litter samples. The plastic litter samples include\nvirgin and real samples from the Port of Antwerp. They were measured in dry conditions in the Flemish Institute for Technological Research (VITO) calibration facility, and a selection of the\nsamples were also measured in wet conditions and submerged in a water tank at Flanders Hydraulics. The construction on top of the tank allowed us to submerge the plastics and keep sediments in suspension. The spectral measurements were performed using an Analytical Spectral Devices (ASD)\nFieldSpec 4 and a Spectral Evolution (SEV) spectrometer. The datasets are available on the 4TU.ResearchData open-access repository (ASD dataset:\nhttps://doi.org/10.4121/12896312.v2, Knaeps et al., 2020; SEV dataset: https://doi.org/10.4121/uuid:9ee3be54-9132-415a-aaf2-c7fbf32d2199; Garaba et al., 2020).","container-title":"Earth System Science Data","DOI":"10.5194/essd-13-713-2021","ISSN":"1866-3516","issue":"2","journalAbbreviation":"Earth Syst. Sci. Data","language":"en","license":"https://creativecommons.org/licenses/by/4.0/","page":"713-730","source":"DOI.org (Crossref)","title":"Hyperspectral-reflectance dataset of dry, wet and submerged marine litter","volume":"13","author":[{"family":"Knaeps","given":"Els"},{"family":"Sterckx","given":"Sindy"},{"family":"Strackx","given":"Gert"},{"family":"Mijnendonckx","given":"Johan"},{"family":"Moshtaghi","given":"Mehrdad"},{"family":"Garaba","given":"Shungudzemwoyo P."},{"family":"Meire","given":"Dieter"}],"issued":{"date-parts":[["2021",3,2]]}}}],"schema":"https://github.com/citation-style-language/schema/raw/master/csl-citation.json"} </w:instrText>
+      </w:r>
+      <w:r>
+        <w:fldChar w:fldCharType="separate"/>
+      </w:r>
+      <w:r>
+        <w:rPr>
+          <w:rFonts w:cs="Calibri"/>
+          <w:kern w:val="0"/>
+        </w:rPr>
+        <w:t>(2021)</w:t>
+      </w:r>
+      <w:r>
+        <w:fldChar w:fldCharType="end"/>
+      </w:r>
+      <w:r>
+        <w:t>, where the reflective characteristics of marine plastics were measured in a controlled environment. </w:t>
+      </w:r>
+      <w:r>
+        <w:t xml:space="preserve"> </w:t>
+      </w:r>
+    </w:p>
+    <w:p>
+      <w:pPr>
+        <w:jc w:val="both"/>
+      </w:pPr>
       <w:r>
         <w:lastRenderedPageBreak/>
-        <w:t>2.3 Monitoring Marine Plastic Pollution</w:t>
-      </w:r>
-      <w:bookmarkEnd w:id="9"/>
-    </w:p>
-    <w:p>
-      <w:pPr>
-        <w:pStyle w:val="Heading3"/>
-      </w:pPr>
-      <w:bookmarkStart w:id="10" w:name="_Toc201953880"/>
-      <w:r>
-        <w:t>2.3.1 In-Situ Surveys</w:t>
-      </w:r>
-      <w:bookmarkEnd w:id="10"/>
-    </w:p>
-    <w:p>
-      <w:pPr>
-        <w:jc w:val="both"/>
-      </w:pPr>
-      <w:r>
-        <w:t xml:space="preserve">In situ methods refer to ground-based surveys of marine plastic where data is collected through direct contact with the environment. These methods allow for accurate monitoring providing quantification of plastics at a local scale. Beach surveys are the simplest way to identify potential sources of marine plastics while estimating the amount of plastic present in the coastal zone from where the litter washes up on </w:t>
-      </w:r>
-      <w:r>
-        <w:fldChar w:fldCharType="begin"/>
-      </w:r>
-      <w:r>
-        <w:instrText xml:space="preserve"> ADDIN ZOTERO_ITEM CSL_CITATION {"citationID":"xrg5j6eS","properties":{"formattedCitation":"(Ryan {\\i{}et al.}, 2020)","plainCitation":"(Ryan et al., 2020)","noteIndex":0},"citationItems":[{"id":301,"uris":["http://zotero.org/users/local/SqoBCFxW/items/CAZ5WCYV"],"itemData":{"id":301,"type":"article-journal","container-title":"South African Journal of Science","DOI":"10.17159/sajs.2020/7678","ISSN":"0038-2353","issue":"5-6","language":"en","page":"1-9","publisher":"Academy of Science of South Africa","source":"SciELO","title":"Monitoring marine plastics - will we know if we are making a difference?","volume":"116","author":[{"family":"Ryan","given":"Peter G."},{"family":"Pichegru","given":"Lorien"},{"family":"Perolod","given":"Vonica"},{"family":"Moloney","given":"Coleen L."}],"issued":{"date-parts":[["2020",6]]}}}],"schema":"https://github.com/citation-style-language/schema/raw/master/csl-citation.json"} </w:instrText>
-      </w:r>
-      <w:r>
-        <w:fldChar w:fldCharType="separate"/>
-      </w:r>
-      <w:r>
-        <w:rPr>
-          <w:rFonts w:cs="Calibri"/>
-          <w:kern w:val="0"/>
-        </w:rPr>
-        <w:t xml:space="preserve">(Ryan </w:t>
-      </w:r>
-      <w:r>
-        <w:rPr>
-          <w:rFonts w:cs="Calibri"/>
-          <w:i/>
-          <w:iCs/>
-          <w:kern w:val="0"/>
-        </w:rPr>
-        <w:t>et al.</w:t>
-      </w:r>
-      <w:r>
-        <w:rPr>
-          <w:rFonts w:cs="Calibri"/>
-          <w:kern w:val="0"/>
-        </w:rPr>
-        <w:t>, 2020)</w:t>
-      </w:r>
-      <w:r>
-        <w:fldChar w:fldCharType="end"/>
-      </w:r>
-      <w:r>
-        <w:t xml:space="preserve"> while identifying  local marine plastic hotspots </w:t>
-      </w:r>
-      <w:r>
-        <w:fldChar w:fldCharType="begin"/>
-      </w:r>
-      <w:r>
-        <w:instrText xml:space="preserve"> ADDIN ZOTERO_ITEM CSL_CITATION {"citationID":"TnAlm1ms","properties":{"formattedCitation":"(Slimane {\\i{}et al.}, 2025)","plainCitation":"(Slimane et al., 2025)","noteIndex":0},"citationItems":[{"id":306,"uris":["http://zotero.org/users/local/SqoBCFxW/items/9N7XR8QG"],"itemData":{"id":306,"type":"article-journal","abstract":"Marine litter is a critical environmental issue, with beach litter being its most visible indicator. Despite severe pollution on Mediterranean beaches, Tunisia currently lacks a national beach litter monitoring program. To address this gap and support the development of such a program, particularly at pollution hotspots like urban beaches, we conducted a one-year study on six Tunisian beaches. We employed an innovative, accelerated multiple 10 m transect method tailored to highly polluted beaches, focusing on macro-litter (&gt;2.5 cm). This method significantly reduces survey time compared to the standard 100 m approach while maintaining comparable pollution metrics, offering a practical and efficient solution for areas with high litter density. Our findings reveal an average litter density of 1.01 ± 1.08 pieces/m2, with higher pollution in urban areas. Based on the Clean Coast Index (CCI), two beaches were classified as extremely dirty, one as dirty, two as moderately clean, and one as clean. Plastics (59.2%) and cigarette butts (21.1%) were the most prevalent pollutants, with single-use plastics comprising 52.5% ± 5.3% of total litter. Most of the litter (60.6%) originated from shoreline activities and poor waste management. These findings underscore the urgent need for a long-term national beach litter monitoring program. The integration of our accelerated transect method would enable efficient, effective surveys on highly polluted beaches, providing critical data to address litter sources and support targeted strategies for mitigating pollution and protecting Tunisia’s coastal ecosystems.","container-title":"Journal of Marine Science and Engineering","DOI":"10.3390/jmse13010071","ISSN":"2077-1312","issue":"1","language":"en","license":"http://creativecommons.org/licenses/by/3.0/","note":"number: 1","page":"71","publisher":"Multidisciplinary Digital Publishing Institute","source":"www.mdpi.com","title":"Efficient Beach Litter Monitoring: Accelerated Surveys of Pollution Hotspots—A North African Case Study","title-short":"Efficient Beach Litter Monitoring","volume":"13","author":[{"family":"Slimane","given":"Emna Ben"},{"family":"Haseler","given":"Mirco"},{"family":"Ben Abdallah","given":"Lilia"},{"family":"Mhiri","given":"Fadhel"},{"family":"Nassour","given":"Abdallah"},{"family":"Schernewski","given":"Gerald"}],"issued":{"date-parts":[["2025",1]]}}}],"schema":"https://github.com/citation-style-language/schema/raw/master/csl-citation.json"} </w:instrText>
-      </w:r>
-      <w:r>
-        <w:fldChar w:fldCharType="separate"/>
-      </w:r>
-      <w:r>
-        <w:rPr>
-          <w:rFonts w:cs="Calibri"/>
-          <w:kern w:val="0"/>
-        </w:rPr>
-        <w:t xml:space="preserve">(Slimane </w:t>
-      </w:r>
-      <w:r>
-        <w:rPr>
-          <w:rFonts w:cs="Calibri"/>
-          <w:i/>
-          <w:iCs/>
-          <w:kern w:val="0"/>
-        </w:rPr>
-        <w:t>et al.</w:t>
-      </w:r>
-      <w:r>
-        <w:rPr>
-          <w:rFonts w:cs="Calibri"/>
-          <w:kern w:val="0"/>
-        </w:rPr>
-        <w:t>, 2025)</w:t>
-      </w:r>
-      <w:r>
-        <w:fldChar w:fldCharType="end"/>
-      </w:r>
-      <w:r>
-        <w:t xml:space="preserve">. Beach surveys have dominated studies on marine plastic monitoring, due to the simplicity and effectiveness on a local scale </w:t>
-      </w:r>
-      <w:r>
-        <w:fldChar w:fldCharType="begin"/>
-      </w:r>
-      <w:r>
-        <w:instrText xml:space="preserve"> ADDIN ZOTERO_ITEM CSL_CITATION {"citationID":"a87E5NbN","properties":{"formattedCitation":"(Haarr, Falk-Andersson and Fabres, 2022)","plainCitation":"(Haarr, Falk-Andersson and Fabres, 2022)","noteIndex":0},"citationItems":[{"id":303,"uris":["http://zotero.org/users/local/SqoBCFxW/items/M3DBM6IV"],"itemData":{"id":303,"type":"article-journal","abstract":"A systematic review of research on marine macrolitter densities in the past five years (2015–2020) revealed considerable knowledge gaps in the field. Nearly half he reviewed studies were on stranded litter. Data are scarce from many of the regions estimated to mismanage the largest amounts of plastic waste. In regions where data are available these are typically from coastal areas with few data from the high and deep seas; 57% and 87% of studies on pelagic and seafloor litter, respectively, took place within 100 km from shore. Data on pelagic litter are generally constrained to the sea surface and only two of 30 pelagic studies have measured macrolitter deeper in the water column. Reported litter densities are generally highest for stranded litter, although seafloor litter densities by weight are high in some areas. Reported densities of floating litter are several orders of magnitude lower. However, a lack of standardisation of methods makes it difficult both to assess and to compare litter densities within and across the different environmental compartments in time and space. The review illustrates a great need for survey design development within the field of macroplastics and point to some long-established considerations from ecological research pertaining to independence of data points, spatial autocorrelation, sampling scale, and plot size and shape which are highly relevant also for marine litter research. These considerations are relevant both for global standardisation efforts and for independent studies. Furthermore, the knowledge gaps created by geographic and compartment biases in research needs to be addressed to identify further research needs, validate models and inform policy.","container-title":"Science of The Total Environment","DOI":"10.1016/j.scitotenv.2022.153162","ISSN":"0048-9697","journalAbbreviation":"Science of The Total Environment","page":"153162","source":"ScienceDirect","title":"Global marine litter research 2015–2020: Geographical and methodological trends","title-short":"Global marine litter research 2015–2020","volume":"820","author":[{"family":"Haarr","given":"Marthe Larsen"},{"family":"Falk-Andersson","given":"Jannike"},{"family":"Fabres","given":"Joan"}],"issued":{"date-parts":[["2022",5,10]]}}}],"schema":"https://github.com/citation-style-language/schema/raw/master/csl-citation.json"} </w:instrText>
-      </w:r>
-      <w:r>
-        <w:fldChar w:fldCharType="separate"/>
-      </w:r>
-      <w:r>
-        <w:rPr>
-          <w:rFonts w:cs="Calibri"/>
-        </w:rPr>
-        <w:t>(Haarr, Falk-Andersson and Fabres, 2022)</w:t>
-      </w:r>
-      <w:r>
-        <w:fldChar w:fldCharType="end"/>
-      </w:r>
-      <w:r>
-        <w:t xml:space="preserve">. However, these surveys are largely limited in the area that can be monitored and the time it takes for monitoring to be done. </w:t>
-      </w:r>
-    </w:p>
-    <w:p>
-      <w:pPr>
-        <w:jc w:val="both"/>
-      </w:pPr>
-      <w:r>
-        <w:t xml:space="preserve">Research ships can tow trawl nets at the surface to collect floating and subsurface debris for an estimation of plastic concentrations. This method of plastic monitoring is advantageous in that it is able to collect plastics both at and below the sea surface </w:t>
-      </w:r>
-      <w:r>
-        <w:fldChar w:fldCharType="begin"/>
-      </w:r>
-      <w:r>
-        <w:instrText xml:space="preserve"> ADDIN ZOTERO_ITEM CSL_CITATION {"citationID":"ppc3xmbM","properties":{"formattedCitation":"(Ryan {\\i{}et al.}, 2020)","plainCitation":"(Ryan et al., 2020)","noteIndex":0},"citationItems":[{"id":301,"uris":["http://zotero.org/users/local/SqoBCFxW/items/CAZ5WCYV"],"itemData":{"id":301,"type":"article-journal","container-title":"South African Journal of Science","DOI":"10.17159/sajs.2020/7678","ISSN":"0038-2353","issue":"5-6","language":"en","page":"1-9","publisher":"Academy of Science of South Africa","source":"SciELO","title":"Monitoring marine plastics - will we know if we are making a difference?","volume":"116","author":[{"family":"Ryan","given":"Peter G."},{"family":"Pichegru","given":"Lorien"},{"family":"Perolod","given":"Vonica"},{"family":"Moloney","given":"Coleen L."}],"issued":{"date-parts":[["2020",6]]}}}],"schema":"https://github.com/citation-style-language/schema/raw/master/csl-citation.json"} </w:instrText>
-      </w:r>
-      <w:r>
-        <w:fldChar w:fldCharType="separate"/>
-      </w:r>
-      <w:r>
-        <w:rPr>
-          <w:rFonts w:cs="Calibri"/>
-          <w:kern w:val="0"/>
-        </w:rPr>
-        <w:t xml:space="preserve">(Ryan </w:t>
-      </w:r>
-      <w:r>
-        <w:rPr>
-          <w:rFonts w:cs="Calibri"/>
-          <w:i/>
-          <w:iCs/>
-          <w:kern w:val="0"/>
-        </w:rPr>
-        <w:t>et al.</w:t>
-      </w:r>
-      <w:r>
-        <w:rPr>
-          <w:rFonts w:cs="Calibri"/>
-          <w:kern w:val="0"/>
-        </w:rPr>
-        <w:t>, 2020)</w:t>
-      </w:r>
-      <w:r>
-        <w:fldChar w:fldCharType="end"/>
-      </w:r>
-      <w:r>
-        <w:t xml:space="preserve">. However, ship-based trawling for marine plastic monitoring is limited in where nets can be pulled as well as the high cost involved with fuel and crew in trawl sampling </w:t>
-      </w:r>
-      <w:r>
-        <w:fldChar w:fldCharType="begin"/>
-      </w:r>
-      <w:r>
-        <w:instrText xml:space="preserve"> ADDIN ZOTERO_ITEM CSL_CITATION {"citationID":"s9v40EOq","properties":{"formattedCitation":"(Pasquier {\\i{}et al.}, 2022)","plainCitation":"(Pasquier et al., 2022)","noteIndex":0},"citationItems":[{"id":376,"uris":["http://zotero.org/users/local/SqoBCFxW/items/FN5KNU33"],"itemData":{"id":376,"type":"article-journal","abstract":"The lack of one standardized method to evaluate microplastic pollution in different aquatic environments worldwide represent a gap to fill for the scientist's community. To help overcome this challenge, we adapted an aquatic drone, named Jellyfishbot®, to sample microplastics. The aquatic drone has been compared with the actual most used method for sampling MPs in surface waters: the Manta net. In order to test the reliability of the aquatic drone in different environments, samples were collected in a river and coastal waters sites. The results obtained with the two methods were similar in term of MPs abundances, shapes and colors. It provides also a better reproducibility and more accurate sampling of MPs located in the surface waters mainly the lighter and smaller ones. This sampling method has the advantage of combining the benefits of Manta net sampling (i.e. a representative surface water sampling method that covers a large sampling area and volume (several tens m3) with those of pump filtration and grab sampling (easy access to confined and hard-to-reach areas). This new sampling method could be applied in different aquatic environments making it possible to compare the data and hence become a new standardized approach to evaluate microplastic pollution levels.","container-title":"Heliyon","DOI":"10.1016/j.heliyon.2022.e11662","ISSN":"2405-8440","issue":"11","journalAbbreviation":"Heliyon","page":"e11662","source":"ScienceDirect","title":"An innovative approach for microplastic sampling in all surface water bodies using an aquatic drone","volume":"8","author":[{"family":"Pasquier","given":"Gabriel"},{"family":"Doyen","given":"Périne"},{"family":"Carlesi","given":"Nicolas"},{"family":"Amara","given":"Rachid"}],"issued":{"date-parts":[["2022",11,1]]}}}],"schema":"https://github.com/citation-style-language/schema/raw/master/csl-citation.json"} </w:instrText>
-      </w:r>
-      <w:r>
-        <w:fldChar w:fldCharType="separate"/>
-      </w:r>
-      <w:r>
-        <w:rPr>
-          <w:rFonts w:cs="Calibri"/>
-          <w:kern w:val="0"/>
-        </w:rPr>
-        <w:t xml:space="preserve">(Pasquier </w:t>
-      </w:r>
-      <w:r>
-        <w:rPr>
-          <w:rFonts w:cs="Calibri"/>
-          <w:i/>
-          <w:iCs/>
-          <w:kern w:val="0"/>
-        </w:rPr>
-        <w:t>et al.</w:t>
-      </w:r>
-      <w:r>
-        <w:rPr>
-          <w:rFonts w:cs="Calibri"/>
-          <w:kern w:val="0"/>
-        </w:rPr>
-        <w:t>, 2022)</w:t>
-      </w:r>
-      <w:r>
-        <w:fldChar w:fldCharType="end"/>
-      </w:r>
-      <w:r>
-        <w:t xml:space="preserve">. Instead of trawling nets ships can be fitted with camera systems that continuously capture images of the ocean surface. An object detection algorithm can then be applied to the captured images to recorded floating plastic </w:t>
-      </w:r>
-      <w:r>
-        <w:fldChar w:fldCharType="begin"/>
-      </w:r>
-      <w:r>
-        <w:instrText xml:space="preserve"> ADDIN ZOTERO_ITEM CSL_CITATION {"citationID":"mJ38LBGL","properties":{"formattedCitation":"(de Vries {\\i{}et al.}, 2021)","plainCitation":"(de Vries et al., 2021)","noteIndex":0},"citationItems":[{"id":382,"uris":["http://zotero.org/users/local/SqoBCFxW/items/CQ7EEGIV"],"itemData":{"id":382,"type":"article-journal","abstract":"Despite recent advances in remote sensing of large accumulations of floating plastic debris, mainly in coastal regions, the quantification of individual macroplastic objects (&gt;50 cm) remains challenging. Here, we have trained an object-detection algorithm by selecting and labeling footage of floating plastic debris recorded offshore with GPS-enabled action cameras aboard vessels of opportunity. Macroplastic numerical concentrations are estimated by combining the object detection solution with bulk processing of the optical data. Our results are consistent with macroplastic densities predicted by global plastic dispersal models, and reveal first insights into how camera recorded offshore macroplastic densities compare to micro- and mesoplastic concentrations collected with neuston trawls.","container-title":"Remote Sensing","DOI":"10.3390/rs13173401","ISSN":"2072-4292","issue":"17","language":"en","license":"http://creativecommons.org/licenses/by/3.0/","note":"number: 17","page":"3401","publisher":"Multidisciplinary Digital Publishing Institute","source":"www.mdpi.com","title":"Quantifying Floating Plastic Debris at Sea Using Vessel-Based Optical Data and Artificial Intelligence","volume":"13","author":[{"family":"Vries","given":"Robin","non-dropping-particle":"de"},{"family":"Egger","given":"Matthias"},{"family":"Mani","given":"Thomas"},{"family":"Lebreton","given":"Laurent"}],"issued":{"date-parts":[["2021",1]]}}}],"schema":"https://github.com/citation-style-language/schema/raw/master/csl-citation.json"} </w:instrText>
-      </w:r>
-      <w:r>
-        <w:fldChar w:fldCharType="separate"/>
-      </w:r>
-      <w:r>
-        <w:rPr>
-          <w:rFonts w:cs="Calibri"/>
-          <w:kern w:val="0"/>
-        </w:rPr>
-        <w:t xml:space="preserve">(de Vries </w:t>
-      </w:r>
-      <w:r>
-        <w:rPr>
-          <w:rFonts w:cs="Calibri"/>
-          <w:i/>
-          <w:iCs/>
-          <w:kern w:val="0"/>
-        </w:rPr>
-        <w:t>et al.</w:t>
-      </w:r>
-      <w:r>
-        <w:rPr>
-          <w:rFonts w:cs="Calibri"/>
-          <w:kern w:val="0"/>
-        </w:rPr>
-        <w:t>, 2021)</w:t>
-      </w:r>
-      <w:r>
-        <w:fldChar w:fldCharType="end"/>
-      </w:r>
-      <w:r>
-        <w:t xml:space="preserve">. This has an advantage over trawling in that images can be captured consistently without planned trawls on specialised vessels as well as this method being less invasive to marine life than trawling nets on the surface. However, the same limitations faced in trawling in fuel costs and crew are present in this method of sampling.  </w:t>
-      </w:r>
-    </w:p>
-    <w:p>
-      <w:pPr>
-        <w:jc w:val="both"/>
-      </w:pPr>
-      <w:r>
-        <w:t xml:space="preserve">Biological monitoring is a form of indirect in-situ monitoring. Marine organisms can serve as bio-indicators of plastic pollution by measuring the amount of ingested plastics </w:t>
-      </w:r>
-      <w:r>
-        <w:fldChar w:fldCharType="begin"/>
-      </w:r>
-      <w:r>
-        <w:instrText xml:space="preserve"> ADDIN ZOTERO_ITEM CSL_CITATION {"citationID":"TClXw1S4","properties":{"formattedCitation":"(Sacco {\\i{}et al.}, 2024)","plainCitation":"(Sacco et al., 2024)","noteIndex":0},"citationItems":[{"id":386,"uris":["http://zotero.org/users/local/SqoBCFxW/items/6TTU7SNP"],"itemData":{"id":386,"type":"article-journal","abstract":"The billions of tons of plastic released into the environment mostly fragment into smaller particles that reach rivers and oceans, posing toxicity risks to aquatic organisms. As fish serve as excellent environmental indicator organisms, this study aims to comprehensively review and quantify published data regarding the abundance of microplastics (MPs) ingested by fish through scientometric analysis. Systematic analysis reveals that global aquatic ecosystems are contaminated by MPs, with the characteristics of these contaminants stemming from inadequate disposal management practices. The abundance of MPs was recorded in several fish species, notably Cyprinus carpio in natural environments and Danio rerio in controlled environments. According to the surveyed studies, laboratory experiments do not accurately represent the conditions found in natural environments. The results suggest that, in natural environments, the predominant colors of MPs are blue, black, and red. Fibers emerged as the most prevalent type, with polyethylene (PE) and polypropylene (PP) being the most frequently identified chemical compositions. On the other hand, laboratory studies showed that the spheres and fragments ingested were predominantly polystyrene (PS) green, followed by the colors blue and red. This discrepancy complicates drawing accurate conclusions regarding the actual effects of plastic particles on aquatic biota. Given the enduring presence of plastic in the environment, it is imperative to consider and implement environmental monitoring for effective, long-term management.","container-title":"Environmental Pollution","DOI":"10.1016/j.envpol.2024.123972","ISSN":"0269-7491","journalAbbreviation":"Environmental Pollution","page":"123972","source":"ScienceDirect","title":"What are the global patterns of microplastic ingestion by fish? A scientometric review","title-short":"What are the global patterns of microplastic ingestion by fish?","volume":"350","author":[{"family":"Sacco","given":"Vania Aparecida"},{"family":"Zuanazzi","given":"Natana Raquel"},{"family":"Selinger","given":"Amanda"},{"family":"Alliprandini da Costa","given":"João Henrique"},{"family":"Spanhol Lemunie","given":"Érika"},{"family":"Comelli","given":"Camila Luiza"},{"family":"Abilhoa","given":"Vinícius"},{"family":"Sousa","given":"Fernando Carlos","dropping-particle":"de"},{"family":"Fávaro","given":"Luis Fernando"},{"family":"Rios Mendoza","given":"Lorena M."},{"family":"Castilhos Ghisi","given":"Nédia","non-dropping-particle":"de"},{"family":"Delariva","given":"Rosilene Luciana"}],"issued":{"date-parts":[["2024",6,1]]}}}],"schema":"https://github.com/citation-style-language/schema/raw/master/csl-citation.json"} </w:instrText>
-      </w:r>
-      <w:r>
-        <w:fldChar w:fldCharType="separate"/>
-      </w:r>
-      <w:r>
-        <w:rPr>
-          <w:rFonts w:cs="Calibri"/>
-          <w:kern w:val="0"/>
-        </w:rPr>
-        <w:t xml:space="preserve">(Sacco </w:t>
-      </w:r>
-      <w:r>
-        <w:rPr>
-          <w:rFonts w:cs="Calibri"/>
-          <w:i/>
-          <w:iCs/>
-          <w:kern w:val="0"/>
-        </w:rPr>
-        <w:t>et al.</w:t>
-      </w:r>
-      <w:r>
-        <w:rPr>
-          <w:rFonts w:cs="Calibri"/>
-          <w:kern w:val="0"/>
-        </w:rPr>
-        <w:t>, 2024)</w:t>
-      </w:r>
-      <w:r>
-        <w:fldChar w:fldCharType="end"/>
-      </w:r>
-      <w:r>
-        <w:t>. While this method can produce insights into pollution levels in the ocean as a whole and the risk of ingestion by humans it does not pin-point the location of plastics for their subsequent removal.</w:t>
-      </w:r>
-    </w:p>
-    <w:p>
-      <w:pPr>
-        <w:jc w:val="both"/>
-      </w:pPr>
-      <w:r>
-        <w:t xml:space="preserve">In situ surveys provide ground truth data with high accuracy for understanding marine plastic distribution. However, these methods are labour intensive and largely limited in scalability. It is infeasible for in situ methods to cover large ocean areas, which highlights the need for more scalable monitoring methods such as Remote Sensing.  </w:t>
-      </w:r>
-    </w:p>
-    <w:p/>
-    <w:p>
-      <w:pPr>
-        <w:pStyle w:val="Heading3"/>
-      </w:pPr>
-      <w:bookmarkStart w:id="11" w:name="_Toc201953881"/>
-      <w:r>
-        <w:t>2.3.2 Remote Sensing</w:t>
-      </w:r>
-      <w:bookmarkEnd w:id="11"/>
-    </w:p>
-    <w:p>
-      <w:pPr>
-        <w:jc w:val="both"/>
-      </w:pPr>
-      <w:r>
-        <w:t xml:space="preserve">Remote Sensing involves using sensors to capture information at the surface of the earth from a distance, without being in contact with the surface </w:t>
-      </w:r>
-      <w:r>
-        <w:fldChar w:fldCharType="begin"/>
-      </w:r>
-      <w:r>
-        <w:instrText xml:space="preserve"> ADDIN ZOTERO_ITEM CSL_CITATION {"citationID":"wBNBcbgf","properties":{"formattedCitation":"(Read and Torrado, 2009)","plainCitation":"(Read and Torrado, 2009)","noteIndex":0},"citationItems":[{"id":388,"uris":["http://zotero.org/users/local/SqoBCFxW/items/VPSW8FUA"],"itemData":{"id":388,"type":"chapter","abstract":"Remote sensing provides information about objects at or near the surface of the Earth and atmosphere based on radiation reflected or emitted from those objects. The information is usually captured at a distance from above in the form of image data. Such data allow us to determine the composition and nature of the Earth’s surface and atmosphere from local to global scales, and assess changes by analyzing images captured at different points in time. In this sense, remote sensing is useful in providing spatial information that is otherwise difficult or impossible to obtain. In the social sciences remote sensing is useful for visualizing (providing alternative and synoptic views) and classifying human environments. Social science researchers commonly integrate remotely sensed data or its derivatives with other socioeconomic data sets within geographic information systems to conduct spatial analyses. This article reviews the history and principles of remote sensing, and presents common types of analysis and social science applications of remotely sensed data.","container-title":"International Encyclopedia of Human Geography","DOI":"10.1016/B978-008044910-4.00508-3","ISBN":"978-0-08-044910-4","page":"335-346","publisher":"Elsevier","publisher-place":"Oxford","source":"ScienceDirect","title":"Remote Sensing","URL":"https://www.sciencedirect.com/science/article/pii/B9780080449104005083","author":[{"family":"Read","given":"J. M."},{"family":"Torrado","given":"M."}],"editor":[{"family":"Kitchin","given":"Rob"},{"family":"Thrift","given":"Nigel"}],"accessed":{"date-parts":[["2025",6,25]]},"issued":{"date-parts":[["2009",1,1]]}}}],"schema":"https://github.com/citation-style-language/schema/raw/master/csl-citation.json"} </w:instrText>
-      </w:r>
-      <w:r>
-        <w:fldChar w:fldCharType="separate"/>
-      </w:r>
-      <w:r>
-        <w:rPr>
-          <w:rFonts w:cs="Calibri"/>
-        </w:rPr>
-        <w:t>(Read and Torrado, 2009)</w:t>
-      </w:r>
-      <w:r>
-        <w:fldChar w:fldCharType="end"/>
-      </w:r>
-      <w:r>
-        <w:t xml:space="preserve">. Platforms such as satellites, aircrafts and drones can carry sensors to capture information on a target at different levels of detail and scalability. </w:t>
-      </w:r>
-    </w:p>
-    <w:p>
-      <w:pPr>
-        <w:jc w:val="both"/>
-      </w:pPr>
-      <w:r>
-        <w:t xml:space="preserve">Optical remote sensing is a technology that involves the detection and interpretation of electromagnetic energy reflected from the Earth's surface. Sensors are passive meaning that they rely on energy from the sun to hit a target surface before it is reflected and recorded by the sensor. The principle behind using optical imagery for the identification of a feature is because different materials reflect or absorb light in different ways. The pattern of reflection and absorption that a material demonstrates across different wavelengths of light is known as its spectral signature. Optical sensors </w:t>
-      </w:r>
-      <w:r>
-        <w:lastRenderedPageBreak/>
-        <w:t>capture data across different bands of the electromagnetic spectrum allowing for the identification of surface features based on how intense the light is reflected from a surface across different bands. </w:t>
-      </w:r>
-    </w:p>
-    <w:p>
-      <w:pPr>
-        <w:jc w:val="both"/>
-      </w:pPr>
-      <w:r>
-        <w:t xml:space="preserve">Certain regions in the electromagnetic spectrum are more sensitive in distinguishing a target feature from a background surface. When applied to detecting marine plastics this would be a region which best separates floating plastics from background ocean water. </w:t>
-      </w:r>
-      <w:r>
-        <w:t>Waqas et al.</w:t>
-      </w:r>
-      <w:r>
-        <w:fldChar w:fldCharType="begin"/>
-      </w:r>
-      <w:r>
-        <w:instrText xml:space="preserve"> ADDIN ZOTERO_ITEM CSL_CITATION {"citationID":"MkKKl0Sc","properties":{"formattedCitation":"(Waqas {\\i{}et al.}, 2023)","plainCitation":"(Waqas et al., 2023)","dontUpdate":true,"noteIndex":0},"citationItems":[{"id":336,"uris":["http://zotero.org/users/local/SqoBCFxW/items/SJWTS3CF"],"itemData":{"id":336,"type":"article-journal","abstract":"The persistent plastic litter, originating from different sources and transported from rivers to oceans, has posed serious biological, ecological, and chemical effects on the marine ecosystem, and is considered a global issue. In the past decade, many studies have identified, monitored, and tracked marine plastic debris in coastal and open ocean areas using remote sensing technologies. Compared to traditional surveying methods, high-resolution (spatial and temporal) multispectral or hyperspectral remote sensing data have been substantially used to monitor floating marine macro litter (FMML). In this systematic review, we present an overview of remote sensing data and techniques for detecting FMML, as well as their challenges and opportunities. We reviewed the studies based on different sensors and platforms, spatial and spectral resolution, ground sampling data, plastic detection methods, and accuracy obtained in detecting marine litter. In addition, this study elaborates the usefulness of high-resolution remote sensing data in Visible (VIS), Near-infrared (NIR), and Short-Wave InfraRed (SWIR) range, along with spectral signatures of plastic, in-situ samples, and spectral indices for automatic detection of FMML. Moreover, the Thermal Infrared (TIR), Synthetic aperture radar (SAR), and Light Detection and Ranging (LiDAR) data were introduced and these were demonstrated that could be used as a supplement dataset for the identification and quantification of FMML.","container-title":"Marine Pollution Bulletin","DOI":"10.1016/j.marpolbul.2023.115746","ISSN":"0025-326X","journalAbbreviation":"Marine Pollution Bulletin","page":"115746","source":"ScienceDirect","title":"Marine plastic pollution detection and identification by using remote sensing-meta analysis","volume":"197","author":[{"family":"Waqas","given":"Muhammad"},{"family":"Wong","given":"Man Sing"},{"family":"Stocchino","given":"Alessandro"},{"family":"Abbas","given":"Sawaid"},{"family":"Hafeez","given":"Sidrah"},{"family":"Zhu","given":"Rui"}],"issued":{"date-parts":[["2023",12,1]]}}}],"schema":"https://github.com/citation-style-language/schema/raw/master/csl-citation.json"} </w:instrText>
-      </w:r>
-      <w:r>
-        <w:fldChar w:fldCharType="separate"/>
-      </w:r>
-      <w:r>
-        <w:rPr>
-          <w:rFonts w:cs="Calibri"/>
-          <w:kern w:val="0"/>
-        </w:rPr>
-        <w:t>(2023)</w:t>
-      </w:r>
-      <w:r>
-        <w:fldChar w:fldCharType="end"/>
-      </w:r>
-      <w:r>
-        <w:t xml:space="preserve"> </w:t>
-      </w:r>
-      <w:r>
-        <w:t xml:space="preserve">noted that the Red, Near-Infrared (NIR) and Short-Wave Infrared (SWIR) were useful in the detection of marine plastics where there was low absorption by plastics and high absorption by the background ocean water. This was further validated in a study by </w:t>
-      </w:r>
-      <w:r>
-        <w:rPr>
-          <w:rFonts w:cs="Calibri"/>
-          <w:kern w:val="0"/>
-        </w:rPr>
-        <w:t xml:space="preserve">Knaeps </w:t>
-      </w:r>
-      <w:r>
-        <w:rPr>
-          <w:rFonts w:cs="Calibri"/>
-          <w:i/>
-          <w:iCs/>
-          <w:kern w:val="0"/>
-        </w:rPr>
-        <w:t>et al.</w:t>
-      </w:r>
-      <w:r>
-        <w:rPr>
-          <w:rFonts w:cs="Calibri"/>
-          <w:kern w:val="0"/>
-        </w:rPr>
-        <w:t>,</w:t>
-      </w:r>
-      <w:r>
-        <w:t xml:space="preserve"> </w:t>
-      </w:r>
-      <w:r>
-        <w:fldChar w:fldCharType="begin"/>
-      </w:r>
-      <w:r>
-        <w:instrText xml:space="preserve"> ADDIN ZOTERO_ITEM CSL_CITATION {"citationID":"UvFX6Emv","properties":{"formattedCitation":"(Knaeps {\\i{}et al.}, 2021)","plainCitation":"(Knaeps et al., 2021)","dontUpdate":true,"noteIndex":0},"citationItems":[{"id":22,"uris":["http://zotero.org/users/local/SqoBCFxW/items/ILKLUFTU"],"itemData":{"id":22,"type":"article-journal","abstract":"Abstract. This paper describes a dataset consisting of 47 hyperspectral-reflectance measurements of plastic litter samples. The plastic litter samples include\nvirgin and real samples from the Port of Antwerp. They were measured in dry conditions in the Flemish Institute for Technological Research (VITO) calibration facility, and a selection of the\nsamples were also measured in wet conditions and submerged in a water tank at Flanders Hydraulics. The construction on top of the tank allowed us to submerge the plastics and keep sediments in suspension. The spectral measurements were performed using an Analytical Spectral Devices (ASD)\nFieldSpec 4 and a Spectral Evolution (SEV) spectrometer. The datasets are available on the 4TU.ResearchData open-access repository (ASD dataset:\nhttps://doi.org/10.4121/12896312.v2, Knaeps et al., 2020; SEV dataset: https://doi.org/10.4121/uuid:9ee3be54-9132-415a-aaf2-c7fbf32d2199; Garaba et al., 2020).","container-title":"Earth System Science Data","DOI":"10.5194/essd-13-713-2021","ISSN":"1866-3516","issue":"2","journalAbbreviation":"Earth Syst. Sci. Data","language":"en","license":"https://creativecommons.org/licenses/by/4.0/","page":"713-730","source":"DOI.org (Crossref)","title":"Hyperspectral-reflectance dataset of dry, wet and submerged marine litter","volume":"13","author":[{"family":"Knaeps","given":"Els"},{"family":"Sterckx","given":"Sindy"},{"family":"Strackx","given":"Gert"},{"family":"Mijnendonckx","given":"Johan"},{"family":"Moshtaghi","given":"Mehrdad"},{"family":"Garaba","given":"Shungudzemwoyo P."},{"family":"Meire","given":"Dieter"}],"issued":{"date-parts":[["2021",3,2]]}}}],"schema":"https://github.com/citation-style-language/schema/raw/master/csl-citation.json"} </w:instrText>
-      </w:r>
-      <w:r>
-        <w:fldChar w:fldCharType="separate"/>
-      </w:r>
-      <w:r>
-        <w:rPr>
-          <w:rFonts w:cs="Calibri"/>
-          <w:kern w:val="0"/>
-        </w:rPr>
-        <w:t>(2021)</w:t>
-      </w:r>
-      <w:r>
-        <w:fldChar w:fldCharType="end"/>
-      </w:r>
-      <w:r>
-        <w:t>, where the reflective characteristics of marine plastics were measured in a controlled environment. </w:t>
-      </w:r>
-      <w:r>
-        <w:t xml:space="preserve"> </w:t>
-      </w:r>
-    </w:p>
-    <w:p>
-      <w:pPr>
-        <w:jc w:val="both"/>
-      </w:pPr>
-      <w:r>
         <w:t>Spectral indices provide a means of enhancing the detection of a target by using a mathematical combination of bands that separates a specific target material from other background materials. There have been studies that have seen the development of spectral indices specifically to enhance the spectral separation of plastics from background water. Themistocleous et al.</w:t>
       </w:r>
       <w:r>
@@ -2052,69 +2033,72 @@
       <w:bookmarkStart w:id="13" w:name="_Toc201953882"/>
       <w:bookmarkStart w:id="14" w:name="_Hlk211551363"/>
       <w:r>
+        <w:t>2.4 Synthetic Aperture Radar (SAR) for Plastic Detection</w:t>
+      </w:r>
+      <w:bookmarkEnd w:id="13"/>
+    </w:p>
+    <w:p>
+      <w:pPr>
+        <w:pStyle w:val="Heading3"/>
+      </w:pPr>
+      <w:bookmarkStart w:id="15" w:name="_Toc201953883"/>
+      <w:r>
+        <w:t>2.4.1 Synthetic Aperture Radar Overview</w:t>
+      </w:r>
+      <w:bookmarkEnd w:id="15"/>
+    </w:p>
+    <w:p>
+      <w:pPr>
+        <w:jc w:val="both"/>
+      </w:pPr>
+      <w:r>
+        <w:t xml:space="preserve">Synthetic Aperture Radar (SAR) is </w:t>
+      </w:r>
+      <w:r>
+        <w:t>an active</w:t>
+      </w:r>
+      <w:r>
+        <w:t xml:space="preserve"> imaging technology that generates images by </w:t>
+      </w:r>
+      <w:r>
+        <w:t>transmitting</w:t>
+      </w:r>
+      <w:r>
+        <w:t xml:space="preserve"> microwave signals towards a target area and then </w:t>
+      </w:r>
+      <w:r>
+        <w:t>capturing the signal scattered back towards the sensor.</w:t>
+      </w:r>
+      <w:r>
+        <w:t xml:space="preserve"> The return is represented by a complex value containing the strength </w:t>
+      </w:r>
+      <w:r>
+        <w:t>of the</w:t>
+      </w:r>
+      <w:r>
+        <w:t xml:space="preserve"> received signal and its phase, which describes the position of the return wave relative to a reference</w:t>
+      </w:r>
+      <w:r>
+        <w:t xml:space="preserve">. </w:t>
+      </w:r>
+      <w:r>
+        <w:t>Because SAR provides its own illumination, it can acquire images during both day and night, unlike optical sensors, which rely on reflected sunlight.</w:t>
+      </w:r>
+      <w:r>
+        <w:t xml:space="preserve"> </w:t>
+      </w:r>
+      <w:r>
+        <w:t>SAR operates at microwave wavelengths which are longer than that of visible and near-infrared (NIR) wavelengths measured by optical sensors. Cloud particles strongly scatter or absorb optical wavelengths</w:t>
+      </w:r>
+      <w:r>
+        <w:t xml:space="preserve"> preventing monitoring over areas with cloud cover. M</w:t>
+      </w:r>
+      <w:r>
+        <w:t xml:space="preserve">icrowaves interact </w:t>
+      </w:r>
+      <w:r>
         <w:lastRenderedPageBreak/>
-        <w:t>2.4 Synthetic Aperture Radar (SAR) for Plastic Detection</w:t>
-      </w:r>
-      <w:bookmarkEnd w:id="13"/>
-    </w:p>
-    <w:p>
-      <w:pPr>
-        <w:pStyle w:val="Heading3"/>
-      </w:pPr>
-      <w:bookmarkStart w:id="15" w:name="_Toc201953883"/>
-      <w:r>
-        <w:t>2.4.1 Synthetic Aperture Radar Overview</w:t>
-      </w:r>
-      <w:bookmarkEnd w:id="15"/>
-    </w:p>
-    <w:p>
-      <w:pPr>
-        <w:jc w:val="both"/>
-      </w:pPr>
-      <w:r>
-        <w:t xml:space="preserve">Synthetic Aperture Radar (SAR) is </w:t>
-      </w:r>
-      <w:r>
-        <w:t>an active</w:t>
-      </w:r>
-      <w:r>
-        <w:t xml:space="preserve"> imaging technology that generates images by </w:t>
-      </w:r>
-      <w:r>
-        <w:t>transmitting</w:t>
-      </w:r>
-      <w:r>
-        <w:t xml:space="preserve"> microwave signals towards a target area and then </w:t>
-      </w:r>
-      <w:r>
-        <w:t>capturing the signal scattered back towards the sensor.</w:t>
-      </w:r>
-      <w:r>
-        <w:t xml:space="preserve"> The return is represented by a complex value containing the strength </w:t>
-      </w:r>
-      <w:r>
-        <w:t>of the</w:t>
-      </w:r>
-      <w:r>
-        <w:t xml:space="preserve"> received signal and its phase, which describes the position of the return wave relative to a reference</w:t>
-      </w:r>
-      <w:r>
-        <w:t xml:space="preserve">. </w:t>
-      </w:r>
-      <w:r>
-        <w:t>Because SAR provides its own illumination, it can acquire images during both day and night, unlike optical sensors, which rely on reflected sunlight.</w:t>
-      </w:r>
-      <w:r>
-        <w:t xml:space="preserve"> </w:t>
-      </w:r>
-      <w:r>
-        <w:t>SAR operates at microwave wavelengths which are longer than that of visible and near-infrared (NIR) wavelengths measured by optical sensors. Cloud particles strongly scatter or absorb optical wavelengths</w:t>
-      </w:r>
-      <w:r>
-        <w:t xml:space="preserve"> preventing monitoring over areas with cloud cover. M</w:t>
-      </w:r>
-      <w:r>
-        <w:t xml:space="preserve">icrowaves interact less with clouds and therefore can travel through cloud cover without image interference. </w:t>
+        <w:t xml:space="preserve">less with clouds and therefore can travel through cloud cover without image interference. </w:t>
       </w:r>
       <w:r>
         <w:t>This allows SAR to provide observations under conditions in which optical imagery</w:t>
@@ -3166,461 +3150,482 @@
     </w:p>
     <w:p>
       <w:pPr>
+        <w:jc w:val="both"/>
+      </w:pPr>
+    </w:p>
+    <w:p>
+      <w:pPr>
+        <w:jc w:val="both"/>
+      </w:pPr>
+    </w:p>
+    <w:p>
+      <w:pPr>
+        <w:jc w:val="both"/>
+      </w:pPr>
+    </w:p>
+    <w:p>
+      <w:pPr>
         <w:pStyle w:val="Heading3"/>
       </w:pPr>
       <w:bookmarkStart w:id="17" w:name="_Toc201953884"/>
       <w:r>
+        <w:lastRenderedPageBreak/>
         <w:t>2.4.2 Floating Plastic and SAR Signal Returns</w:t>
       </w:r>
       <w:bookmarkEnd w:id="17"/>
     </w:p>
+    <w:p>
+      <w:pPr>
+        <w:jc w:val="both"/>
+      </w:pPr>
+      <w:r>
+        <w:t xml:space="preserve">The principle behind SAR detection of plastics lies in how floating debris alters the roughness of the water surface and thus the received backscatter by the sensor. Floating plastics can both reduce or increase backscatter depending on the type of plastic and the conditions of the surrounding water </w:t>
+      </w:r>
+      <w:r>
+        <w:fldChar w:fldCharType="begin"/>
+      </w:r>
+      <w:r>
+        <w:instrText xml:space="preserve"> ADDIN ZOTERO_ITEM CSL_CITATION {"citationID":"KaERHRy4","properties":{"formattedCitation":"(de Fockert {\\i{}et al.}, 2024)","plainCitation":"(de Fockert et al., 2024)","noteIndex":0},"citationItems":[{"id":118,"uris":["http://zotero.org/users/local/SqoBCFxW/items/P8B3TA3W"],"itemData":{"id":118,"type":"article-journal","abstract":"Remote sensing technologies have the potential to support monitoring of floating plastic litter in aquatic environments. An experimental campaign was carried out in a large-scale hydrodynamic test facility to explore the detectability of floating plastics in ocean waves, comparing and contrasting different microwave and optical remote sensing technologies. The extensive experiments revealed that detection of plastics was feasible with microwave measurement techniques using X and Ku-bands with VV polarization at a plastic threshold concentration of 1 item/m2 or 1–10 g/m2. The optical measurements further revealed that spectral and polarization properties in the visible and infrared spectrum had diagnostic information unique to the floating plastics. This assessment presents a crucial step towards enabling the detection of aquatic plastics using advanced remote sensing technologies. We demonstrate that remote sensing has the potential for global targeting of plastic litter hotspots, which is needed for supporting effective clean-up efforts and scientific evidence-based policy making.","container-title":"Scientific Reports","DOI":"10.1038/s41598-024-74332-5","ISSN":"2045-2322","issue":"1","journalAbbreviation":"Sci Rep","language":"en","license":"2024 The Author(s)","page":"25902","publisher":"Nature Publishing Group","source":"www.nature.com","title":"Assessing the detection of floating plastic litter with advanced remote sensing technologies in a hydrodynamic test facility","volume":"14","author":[{"family":"Fockert","given":"A.","non-dropping-particle":"de"},{"family":"Eleveld","given":"M. A."},{"family":"Bakker","given":"W."},{"family":"Felício","given":"J. M."},{"family":"Costa","given":"T. S."},{"family":"Vala","given":"M."},{"family":"Marques","given":"P."},{"family":"Leonor","given":"N."},{"family":"Moreira","given":"A."},{"family":"Costa","given":"J. R."},{"family":"Caldeirinha","given":"R. F. S."},{"family":"Matos","given":"S. A."},{"family":"Fernandes","given":"C. A."},{"family":"Fonseca","given":"N."},{"family":"Simpson","given":"M. D."},{"family":"Marino","given":"A."},{"family":"Gandini","given":"E."},{"family":"Camps","given":"A."},{"family":"Perez-Portero","given":"A."},{"family":"Gonga","given":"A."},{"family":"Burggraaff","given":"O."},{"family":"Garaba","given":"S. P."},{"family":"Salama","given":"M. S."},{"family":"Xiao","given":"Q."},{"family":"Calvert","given":"R."},{"family":"Bremer","given":"T. S.","non-dropping-particle":"van den"},{"family":"Maagt","given":"P.","non-dropping-particle":"de"}],"issued":{"date-parts":[["2024",10,29]]}}}],"schema":"https://github.com/citation-style-language/schema/raw/master/csl-citation.json"} </w:instrText>
+      </w:r>
+      <w:r>
+        <w:fldChar w:fldCharType="separate"/>
+      </w:r>
+      <w:r>
+        <w:rPr>
+          <w:rFonts w:cs="Calibri"/>
+          <w:kern w:val="0"/>
+        </w:rPr>
+        <w:t xml:space="preserve">(de Fockert </w:t>
+      </w:r>
+      <w:r>
+        <w:rPr>
+          <w:rFonts w:cs="Calibri"/>
+          <w:i/>
+          <w:iCs/>
+          <w:kern w:val="0"/>
+        </w:rPr>
+        <w:t>et al.</w:t>
+      </w:r>
+      <w:r>
+        <w:rPr>
+          <w:rFonts w:cs="Calibri"/>
+          <w:kern w:val="0"/>
+        </w:rPr>
+        <w:t>, 2024)</w:t>
+      </w:r>
+      <w:r>
+        <w:fldChar w:fldCharType="end"/>
+      </w:r>
+      <w:r>
+        <w:t>.Large</w:t>
+      </w:r>
+      <w:r>
+        <w:t>,</w:t>
+      </w:r>
+      <w:r>
+        <w:t xml:space="preserve"> dense</w:t>
+      </w:r>
+      <w:r>
+        <w:t xml:space="preserve"> </w:t>
+      </w:r>
+      <w:r>
+        <w:t>collections of macroplastics tend to increase surface roughness through creatin</w:t>
+      </w:r>
+      <w:r>
+        <w:t xml:space="preserve">g </w:t>
+      </w:r>
+      <w:r>
+        <w:t>disturbances</w:t>
+      </w:r>
+      <w:r>
+        <w:t xml:space="preserve"> in the surrounding water generating brighter SAR returns.</w:t>
+      </w:r>
+      <w:r>
+        <w:t xml:space="preserve"> Large macroplastic targets have been observed as bright anomalies in contrast to dark, with lower backscatter, surrounding water in SAR imagery</w:t>
+      </w:r>
+      <w:r>
+        <w:t xml:space="preserve"> </w:t>
+      </w:r>
+      <w:r>
+        <w:fldChar w:fldCharType="begin"/>
+      </w:r>
+      <w:r>
+        <w:instrText xml:space="preserve"> ADDIN ZOTERO_ITEM CSL_CITATION {"citationID":"u9AmeEUu","properties":{"unsorted":false,"formattedCitation":"(Simpson {\\i{}et al.}, 2022; Nunziata {\\i{}et al.}, 2026)","plainCitation":"(Simpson et al., 2022; Nunziata et al., 2026)","noteIndex":0},"citationItems":[{"id":80,"uris":["http://zotero.org/users/local/SqoBCFxW/items/SCV46JUL"],"itemData":{"id":80,"type":"article-journal","abstract":"Plastics in the river environment are of major concern due to their potential pathways into the ocean, their persistence in the environment, and their impacts on human and marine health. It has been documented that plastic concentrations in riparian environments are higher following major rain events, where plastic can be moved through surface runoff. Considering the hazard that plastic waste poses to the environment, monitoring techniques are needed to aid in locating, monitoring, and remediating plastic waste within these systems. Dams are known to trap sediments and pollutants, such as metals and Polychlorinated Biphenyls (PCBs). While there is an established background on the monitoring of dams using the synoptic coverage provided by satellite imaging to observe water quality and volume, the detection of marine debris in riparian systems remains challenging, especially in cloudy conditions. Herein, we exploit the use of Synthetic Aperture Radar (SAR) to understand its capabilities for monitoring marine debris. This research focuses on detecting plastic islands within the Drina River system in Bosnia and Herzegovina and Serbia. Here, the results show that the monitoring of these plastic accumulations is feasible using Sentinel-1 SAR data. A quantitative analysis of detection performance is presented using traditional and state-of-the-art change detectors. The analysis of these detectors indicates that detectors that can utilise the coherent data from Single Look Complex (SLC) acquisitions are perform better when compared with those that only utilise incoherent data from Ground Range-Detected (GRD) acquisitions, with true positive detection ratings of ~95% with 0.1% false alarm rates seen in the best-performing detector. We also found that that the cross-pol VH channel provides better detection than those based on single-pol VV polarisation.","container-title":"Remote Sensing","DOI":"10.3390/rs14184473","ISSN":"2072-4292","issue":"18","language":"en","license":"http://creativecommons.org/licenses/by/3.0/","note":"number: 18","page":"4473","publisher":"Multidisciplinary Digital Publishing Institute","source":"www.mdpi.com","title":"Monitoring of Plastic Islands in River Environment Using Sentinel-1 SAR Data","volume":"14","author":[{"family":"Simpson","given":"Morgan David"},{"family":"Marino","given":"Armando"},{"family":"Maagt","given":"Peter","non-dropping-particle":"de"},{"family":"Gandini","given":"Erio"},{"family":"Hunter","given":"Peter"},{"family":"Spyrakos","given":"Evangelos"},{"family":"Tyler","given":"Andrew"},{"family":"Telfer","given":"Trevor"}],"issued":{"date-parts":[["2022",1]]}}},{"id":497,"uris":["http://zotero.org/users/local/SqoBCFxW/items/F5D3T5IS"],"itemData":{"id":497,"type":"article-journal","abstract":"This study summarizes the lessons learned during the July 2024 experimental campaign, where targets, consisting of floating plastic and natural debris, were jointly observed in a South Italy lake by drone and satellite instruments. The satellite layer consists of the X-band synthetic aperture radar (SAR) equipped onboard the Italian Cosmo-SkyMed Second Generation (CSG) constellation, while the drone layer consists of an optical camera. A set of multipolarization features, namely the co- and cross-polarized normalized radar cross section (NRCS), the SPAN, and the like-to-cross-polarization ratio, are extracted from the CSG SAR measurements. Their sensitivity to the plastic target, along with their ability to discriminate plastic from natural floating debris, is investigated using objective metrics. Experimental results, obtained under calm water conditions, show that floating plastic calls for co- and cross-polarized signals well above the system noise and well-distinguishable from the surrounding water using all the features. The plastic target appears as a spot brighter than the surrounding water in both the co- and the cross-polarized NRCS imagery. The copolarized NRCS calls for the largest plastic-to-water contrast and the largest separation between the plastic and the natural target. However, this separation is such that the discrimination remains a challenging task when using intensity-based dual-polarimetric features.","container-title":"IEEE Journal of Selected Topics in Applied Earth Observations and Remote Sensing","DOI":"10.1109/JSTARS.2026.3675344","ISSN":"2151-1535","page":"10794-10803","source":"IEEE Xplore","title":"Detecting Coastal Aggregation of Macroplastic Litter Using Satellite X-Band SAR Imagery","volume":"19","author":[{"family":"Nunziata","given":"Ferdinando"},{"family":"Famiglietti","given":"Nicola Angelo"},{"family":"Verlanti","given":"Anna"},{"family":"Buono","given":"Andrea"},{"family":"Memmolo","given":"Antonino"},{"family":"Michele","given":"Luigi","dropping-particle":"di"},{"family":"Vicari","given":"Annamaria"},{"family":"Fanti","given":"Alessandro"},{"family":"Migliaccio","given":"Maurizio"}],"issued":{"date-parts":[["2026"]]}}}],"schema":"https://github.com/citation-style-language/schema/raw/master/csl-citation.json"} </w:instrText>
+      </w:r>
+      <w:r>
+        <w:fldChar w:fldCharType="separate"/>
+      </w:r>
+      <w:r>
+        <w:rPr>
+          <w:rFonts w:cs="Calibri"/>
+          <w:kern w:val="0"/>
+        </w:rPr>
+        <w:t xml:space="preserve">(Simpson </w:t>
+      </w:r>
+      <w:r>
+        <w:rPr>
+          <w:rFonts w:cs="Calibri"/>
+          <w:i/>
+          <w:iCs/>
+          <w:kern w:val="0"/>
+        </w:rPr>
+        <w:t>et al.</w:t>
+      </w:r>
+      <w:r>
+        <w:rPr>
+          <w:rFonts w:cs="Calibri"/>
+          <w:kern w:val="0"/>
+        </w:rPr>
+        <w:t xml:space="preserve">, 2022; Nunziata </w:t>
+      </w:r>
+      <w:r>
+        <w:rPr>
+          <w:rFonts w:cs="Calibri"/>
+          <w:i/>
+          <w:iCs/>
+          <w:kern w:val="0"/>
+        </w:rPr>
+        <w:t>et al.</w:t>
+      </w:r>
+      <w:r>
+        <w:rPr>
+          <w:rFonts w:cs="Calibri"/>
+          <w:kern w:val="0"/>
+        </w:rPr>
+        <w:t>, 2026)</w:t>
+      </w:r>
+      <w:r>
+        <w:fldChar w:fldCharType="end"/>
+      </w:r>
+      <w:r>
+        <w:t xml:space="preserve"> .</w:t>
+      </w:r>
+      <w:r>
+        <w:t xml:space="preserve"> </w:t>
+      </w:r>
+      <w:r>
+        <w:t>In contrast, microplastics</w:t>
+      </w:r>
+      <w:r>
+        <w:t xml:space="preserve"> may </w:t>
+      </w:r>
+      <w:r>
+        <w:t>dampen capillary waves</w:t>
+      </w:r>
+      <w:r>
+        <w:t>, creating surface slicks</w:t>
+      </w:r>
+      <w:r>
+        <w:t xml:space="preserve"> causing reduced surface roughness and thus a lower SAR return</w:t>
+      </w:r>
+      <w:r>
+        <w:t xml:space="preserve"> </w:t>
+      </w:r>
+      <w:r>
+        <w:fldChar w:fldCharType="begin"/>
+      </w:r>
+      <w:r>
+        <w:instrText xml:space="preserve"> ADDIN ZOTERO_ITEM CSL_CITATION {"citationID":"BrnFOuYo","properties":{"unsorted":false,"formattedCitation":"(Qi {\\i{}et al.}, 2022)","plainCitation":"(Qi et al., 2022)","noteIndex":0},"citationItems":[{"id":70,"uris":["http://zotero.org/users/local/SqoBCFxW/items/GMBUWGEU"],"itemData":{"id":70,"type":"article-journal","abstract":"Semantic Scholar extracted view of \"On the capacity of Sentinel-1 synthetic aperture radar in detecting floating macroalgae and other floating matters\" by Lin Qi et al.","container-title":"Remote Sensing of Environment","DOI":"10.1016/j.rse.2022.113188","ISSN":"00344257","journalAbbreviation":"Remote Sensing of Environment","language":"en","page":"113188","source":"Semantic Scholar","title":"On the capacity of Sentinel-1 synthetic aperture radar in detecting floating macroalgae and other floating matters","volume":"280","author":[{"family":"Qi","given":"Lin"},{"family":"Wang","given":"Menghua"},{"family":"Hu","given":"Chuanmin"},{"family":"Holt","given":"Benjamin"}],"issued":{"date-parts":[["2022",10]]}}}],"schema":"https://github.com/citation-style-language/schema/raw/master/csl-citation.json"} </w:instrText>
+      </w:r>
+      <w:r>
+        <w:fldChar w:fldCharType="separate"/>
+      </w:r>
+      <w:r>
+        <w:rPr>
+          <w:rFonts w:cs="Calibri"/>
+          <w:kern w:val="0"/>
+        </w:rPr>
+        <w:t xml:space="preserve">(Qi </w:t>
+      </w:r>
+      <w:r>
+        <w:rPr>
+          <w:rFonts w:cs="Calibri"/>
+          <w:i/>
+          <w:iCs/>
+          <w:kern w:val="0"/>
+        </w:rPr>
+        <w:t>et al.</w:t>
+      </w:r>
+      <w:r>
+        <w:rPr>
+          <w:rFonts w:cs="Calibri"/>
+          <w:kern w:val="0"/>
+        </w:rPr>
+        <w:t>, 2022)</w:t>
+      </w:r>
+      <w:r>
+        <w:fldChar w:fldCharType="end"/>
+      </w:r>
+      <w:r>
+        <w:t>. The differences in dielectric constants at the boundary between materials play a role in the signal received by the SAR sensor. The dielectric constant of water is high while that of air is very low, this allows for the clear separation of water and air in SAR imagery</w:t>
+      </w:r>
+      <w:r>
+        <w:t>. However,</w:t>
+      </w:r>
+      <w:r>
+        <w:t xml:space="preserve"> the dielectric constant of air and </w:t>
+      </w:r>
+      <w:r>
+        <w:t xml:space="preserve">dry </w:t>
+      </w:r>
+      <w:r>
+        <w:t>plastics are similar</w:t>
+      </w:r>
+      <w:r>
+        <w:t>, creating a weaker contrast at the plastic-air interface</w:t>
+      </w:r>
+      <w:r>
+        <w:t>.</w:t>
+      </w:r>
+      <w:r>
+        <w:t xml:space="preserve"> </w:t>
+      </w:r>
+      <w:r>
+        <w:t>Therefore, for the separation of plastics and water</w:t>
+      </w:r>
+      <w:r>
+        <w:t>,</w:t>
+      </w:r>
+      <w:r>
+        <w:t xml:space="preserve"> surface roughness would be the dominate</w:t>
+      </w:r>
+      <w:r>
+        <w:t xml:space="preserve"> </w:t>
+      </w:r>
+      <w:r>
+        <w:t>mechanism influencing the received SAR signal</w:t>
+      </w:r>
+      <w:r>
+        <w:t xml:space="preserve"> and thus the separation of floating debris and background water</w:t>
+      </w:r>
+      <w:r>
+        <w:t xml:space="preserve"> </w:t>
+      </w:r>
+      <w:r>
+        <w:fldChar w:fldCharType="begin"/>
+      </w:r>
+      <w:r>
+        <w:instrText xml:space="preserve"> ADDIN ZOTERO_ITEM CSL_CITATION {"citationID":"rIUWTV4B","properties":{"formattedCitation":"(de Fockert {\\i{}et al.}, 2024)","plainCitation":"(de Fockert et al., 2024)","noteIndex":0},"citationItems":[{"id":118,"uris":["http://zotero.org/users/local/SqoBCFxW/items/P8B3TA3W"],"itemData":{"id":118,"type":"article-journal","abstract":"Remote sensing technologies have the potential to support monitoring of floating plastic litter in aquatic environments. An experimental campaign was carried out in a large-scale hydrodynamic test facility to explore the detectability of floating plastics in ocean waves, comparing and contrasting different microwave and optical remote sensing technologies. The extensive experiments revealed that detection of plastics was feasible with microwave measurement techniques using X and Ku-bands with VV polarization at a plastic threshold concentration of 1 item/m2 or 1–10 g/m2. The optical measurements further revealed that spectral and polarization properties in the visible and infrared spectrum had diagnostic information unique to the floating plastics. This assessment presents a crucial step towards enabling the detection of aquatic plastics using advanced remote sensing technologies. We demonstrate that remote sensing has the potential for global targeting of plastic litter hotspots, which is needed for supporting effective clean-up efforts and scientific evidence-based policy making.","container-title":"Scientific Reports","DOI":"10.1038/s41598-024-74332-5","ISSN":"2045-2322","issue":"1","journalAbbreviation":"Sci Rep","language":"en","license":"2024 The Author(s)","page":"25902","publisher":"Nature Publishing Group","source":"www.nature.com","title":"Assessing the detection of floating plastic litter with advanced remote sensing technologies in a hydrodynamic test facility","volume":"14","author":[{"family":"Fockert","given":"A.","non-dropping-particle":"de"},{"family":"Eleveld","given":"M. A."},{"family":"Bakker","given":"W."},{"family":"Felício","given":"J. M."},{"family":"Costa","given":"T. S."},{"family":"Vala","given":"M."},{"family":"Marques","given":"P."},{"family":"Leonor","given":"N."},{"family":"Moreira","given":"A."},{"family":"Costa","given":"J. R."},{"family":"Caldeirinha","given":"R. F. S."},{"family":"Matos","given":"S. A."},{"family":"Fernandes","given":"C. A."},{"family":"Fonseca","given":"N."},{"family":"Simpson","given":"M. D."},{"family":"Marino","given":"A."},{"family":"Gandini","given":"E."},{"family":"Camps","given":"A."},{"family":"Perez-Portero","given":"A."},{"family":"Gonga","given":"A."},{"family":"Burggraaff","given":"O."},{"family":"Garaba","given":"S. P."},{"family":"Salama","given":"M. S."},{"family":"Xiao","given":"Q."},{"family":"Calvert","given":"R."},{"family":"Bremer","given":"T. S.","non-dropping-particle":"van den"},{"family":"Maagt","given":"P.","non-dropping-particle":"de"}],"issued":{"date-parts":[["2024",10,29]]}}}],"schema":"https://github.com/citation-style-language/schema/raw/master/csl-citation.json"} </w:instrText>
+      </w:r>
+      <w:r>
+        <w:fldChar w:fldCharType="separate"/>
+      </w:r>
+      <w:r>
+        <w:rPr>
+          <w:rFonts w:cs="Calibri"/>
+          <w:kern w:val="0"/>
+        </w:rPr>
+        <w:t xml:space="preserve">(de Fockert </w:t>
+      </w:r>
+      <w:r>
+        <w:rPr>
+          <w:rFonts w:cs="Calibri"/>
+          <w:i/>
+          <w:iCs/>
+          <w:kern w:val="0"/>
+        </w:rPr>
+        <w:t>et al.</w:t>
+      </w:r>
+      <w:r>
+        <w:rPr>
+          <w:rFonts w:cs="Calibri"/>
+          <w:kern w:val="0"/>
+        </w:rPr>
+        <w:t>, 2024)</w:t>
+      </w:r>
+      <w:r>
+        <w:fldChar w:fldCharType="end"/>
+      </w:r>
+      <w:r>
+        <w:t xml:space="preserve">. </w:t>
+      </w:r>
+    </w:p>
+    <w:p>
+      <w:pPr>
+        <w:jc w:val="both"/>
+      </w:pPr>
+    </w:p>
+    <w:p>
+      <w:pPr>
+        <w:jc w:val="both"/>
+      </w:pPr>
+      <w:r>
+        <w:t>Wind at the surface of the ocean largely influences surface roughness and thus the backscatter received by the sensor</w:t>
+      </w:r>
+      <w:r>
+        <w:t>.</w:t>
+      </w:r>
+      <w:r>
+        <w:t xml:space="preserve"> </w:t>
+      </w:r>
+      <w:r>
+        <w:t xml:space="preserve">This can affect the ability to distinguish </w:t>
+      </w:r>
+      <w:r>
+        <w:t>floating debris induced</w:t>
+      </w:r>
+      <w:r>
+        <w:t xml:space="preserve"> signal responses from natural variations in sea surface conditions.</w:t>
+      </w:r>
+      <w:r>
+        <w:t xml:space="preserve"> Under calm conditions</w:t>
+      </w:r>
+      <w:r>
+        <w:t xml:space="preserve">, surrounding water is relatively smooth, producing low backscatter. Marine debris accumulations that increase local roughness create a strong contrast against background water making them more likely to appear as bright anomalies in SAR imagery. </w:t>
+      </w:r>
+      <w:r>
+        <w:t>Under rougher sea surface conditions, this contrast may be reduced. Wind and wav</w:t>
+      </w:r>
+      <w:r>
+        <w:t>es may</w:t>
+      </w:r>
+      <w:r>
+        <w:t xml:space="preserve"> increase the backscatter from the surrounding water, which can make the background signal more similar to the return from floating debris. As a result,</w:t>
+      </w:r>
+      <w:r>
+        <w:t xml:space="preserve"> making marine debris collections</w:t>
+      </w:r>
+      <w:r>
+        <w:t xml:space="preserve"> more difficult to separate from natural</w:t>
+      </w:r>
+      <w:r>
+        <w:t xml:space="preserve"> </w:t>
+      </w:r>
+      <w:r>
+        <w:t>surface variability</w:t>
+      </w:r>
+      <w:r>
+        <w:t xml:space="preserve"> </w:t>
+      </w:r>
+      <w:r>
+        <w:fldChar w:fldCharType="begin"/>
+      </w:r>
+      <w:r>
+        <w:instrText xml:space="preserve"> ADDIN ZOTERO_ITEM CSL_CITATION {"citationID":"s2R09iIr","properties":{"unsorted":false,"formattedCitation":"(Nunziata {\\i{}et al.}, 2026)","plainCitation":"(Nunziata et al., 2026)","noteIndex":0},"citationItems":[{"id":497,"uris":["http://zotero.org/users/local/SqoBCFxW/items/F5D3T5IS"],"itemData":{"id":497,"type":"article-journal","abstract":"This study summarizes the lessons learned during the July 2024 experimental campaign, where targets, consisting of floating plastic and natural debris, were jointly observed in a South Italy lake by drone and satellite instruments. The satellite layer consists of the X-band synthetic aperture radar (SAR) equipped onboard the Italian Cosmo-SkyMed Second Generation (CSG) constellation, while the drone layer consists of an optical camera. A set of multipolarization features, namely the co- and cross-polarized normalized radar cross section (NRCS), the SPAN, and the like-to-cross-polarization ratio, are extracted from the CSG SAR measurements. Their sensitivity to the plastic target, along with their ability to discriminate plastic from natural floating debris, is investigated using objective metrics. Experimental results, obtained under calm water conditions, show that floating plastic calls for co- and cross-polarized signals well above the system noise and well-distinguishable from the surrounding water using all the features. The plastic target appears as a spot brighter than the surrounding water in both the co- and the cross-polarized NRCS imagery. The copolarized NRCS calls for the largest plastic-to-water contrast and the largest separation between the plastic and the natural target. However, this separation is such that the discrimination remains a challenging task when using intensity-based dual-polarimetric features.","container-title":"IEEE Journal of Selected Topics in Applied Earth Observations and Remote Sensing","DOI":"10.1109/JSTARS.2026.3675344","ISSN":"2151-1535","page":"10794-10803","source":"IEEE Xplore","title":"Detecting Coastal Aggregation of Macroplastic Litter Using Satellite X-Band SAR Imagery","volume":"19","author":[{"family":"Nunziata","given":"Ferdinando"},{"family":"Famiglietti","given":"Nicola Angelo"},{"family":"Verlanti","given":"Anna"},{"family":"Buono","given":"Andrea"},{"family":"Memmolo","given":"Antonino"},{"family":"Michele","given":"Luigi","dropping-particle":"di"},{"family":"Vicari","given":"Annamaria"},{"family":"Fanti","given":"Alessandro"},{"family":"Migliaccio","given":"Maurizio"}],"issued":{"date-parts":[["2026"]]}}}],"schema":"https://github.com/citation-style-language/schema/raw/master/csl-citation.json"} </w:instrText>
+      </w:r>
+      <w:r>
+        <w:fldChar w:fldCharType="separate"/>
+      </w:r>
+      <w:r>
+        <w:rPr>
+          <w:rFonts w:cs="Calibri"/>
+          <w:kern w:val="0"/>
+        </w:rPr>
+        <w:t xml:space="preserve">(Nunziata </w:t>
+      </w:r>
+      <w:r>
+        <w:rPr>
+          <w:rFonts w:cs="Calibri"/>
+          <w:i/>
+          <w:iCs/>
+          <w:kern w:val="0"/>
+        </w:rPr>
+        <w:t>et al.</w:t>
+      </w:r>
+      <w:r>
+        <w:rPr>
+          <w:rFonts w:cs="Calibri"/>
+          <w:kern w:val="0"/>
+        </w:rPr>
+        <w:t>, 2026)</w:t>
+      </w:r>
+      <w:r>
+        <w:fldChar w:fldCharType="end"/>
+      </w:r>
+      <w:r>
+        <w:t>.</w:t>
+      </w:r>
+      <w:r>
+        <w:t xml:space="preserve"> Therefore </w:t>
+      </w:r>
+      <w:r>
+        <w:t>to accurately separate the influence of surface conditions on the radar signal from that of floating plastics</w:t>
+      </w:r>
+      <w:r>
+        <w:t xml:space="preserve"> sea surface variables such as</w:t>
+      </w:r>
+      <w:r>
+        <w:t xml:space="preserve"> wind speed should be considered and factored into detection methods </w:t>
+      </w:r>
+      <w:r>
+        <w:fldChar w:fldCharType="begin"/>
+      </w:r>
+      <w:r>
+        <w:instrText xml:space="preserve"> ADDIN ZOTERO_ITEM CSL_CITATION {"citationID":"ZIeQZgxy","properties":{"formattedCitation":"(Topouzelis, Papakonstantinou and Garaba, 2019)","plainCitation":"(Topouzelis, Papakonstantinou and Garaba, 2019)","noteIndex":0},"citationItems":[{"id":263,"uris":["http://zotero.org/users/local/SqoBCFxW/items/FFLZCHNY"],"itemData":{"id":263,"type":"article-journal","abstract":"A rapidly rising amount of plastic litter on land and at sea is becoming a global wicked environmental problem. Here, we present an innovative exploratory application of unmanned aerial systems (UAS) and open-access satellite imagery in remote detection of floating plastics in natural seawater, through a dedicated aquatic environment experiment. We aimed to extract meaningful spectral measurements in near-real scenarios and to compare the geospatial information ranging from moderate to very high resolution. A set of three artificial floating plastic targets were setup for remote detection in the waters close to Tsamakia beach of Mytilene on Lesvos Island, Greece. These floating targets consisted of 100 m2 PET-1 1.5 L water bottles, LDPE plastic bags and nylon fishing ghost nets. Spectral properties of the controlled targets as well as surrounding seawater were investigated for Sentinel-2A satellite data. We demonstrate how UAS very high geospatial resolution images can be useful in improving geo-referencing of satellite images and how UAS can be used to assess the plastic percentage coverage of satellite images. We observed very weak to strong relationships between percentage pixel coverage and the spectral reflectance at p-value &lt; 0.1 significance level. Effects of atmospheric correction algorithms was evaluated using Sen2Cor and ACOLITE, derive unbiased percentage differences were less than 65%. Our feasibility study demonstrated the importance of very high geo-spatial resolution UAS datasets in validating and enhancing the geo-spatial accuracy of satellite data for monitoring plastics in the aquatic environment. Monitoring and identifying plastics needs an integrated suite of sensors, we therefore present how available tools can be utilized to improve current efforts and contribute to advancing relevant future remote sensing technologies.","container-title":"International Journal of Applied Earth Observation and Geoinformation","DOI":"10.1016/j.jag.2019.03.011","ISSN":"1569-8432","journalAbbreviation":"International Journal of Applied Earth Observation and Geoinformation","page":"175-183","source":"ScienceDirect","title":"Detection of floating plastics from satellite and unmanned aerial systems (Plastic Litter Project 2018)","volume":"79","author":[{"family":"Topouzelis","given":"Konstantinos"},{"family":"Papakonstantinou","given":"Apostolos"},{"family":"Garaba","given":"Shungudzemwoyo P."}],"issued":{"date-parts":[["2019",7,1]]}}}],"schema":"https://github.com/citation-style-language/schema/raw/master/csl-citation.json"} </w:instrText>
+      </w:r>
+      <w:r>
+        <w:fldChar w:fldCharType="separate"/>
+      </w:r>
+      <w:r>
+        <w:rPr>
+          <w:rFonts w:cs="Calibri"/>
+        </w:rPr>
+        <w:t>(Topouzelis, Papakonstantinou and Garaba, 2019)</w:t>
+      </w:r>
+      <w:r>
+        <w:fldChar w:fldCharType="end"/>
+      </w:r>
+      <w:r>
+        <w:t>.</w:t>
+      </w:r>
+      <w:r>
+        <w:t xml:space="preserve"> </w:t>
+      </w:r>
+      <w:r>
+        <w:t xml:space="preserve">The detection of floating plastics with SAR is thus complex as both dark anomalies, reduced backscatter, and bright anomalies need to be considered as potential litter collections while removing the influence of noise from wind or other unwanted targets. Machine Learning (ML) models </w:t>
+      </w:r>
+      <w:r>
+        <w:t>can</w:t>
+      </w:r>
+      <w:r>
+        <w:t xml:space="preserve"> learn these complex patterns in SAR data while accounting for variations in sea surface conditions</w:t>
+      </w:r>
+      <w:r>
+        <w:t xml:space="preserve">. </w:t>
+      </w:r>
+    </w:p>
+    <w:p>
+      <w:pPr>
+        <w:rPr>
+          <w:color w:val="FF0000"/>
+        </w:rPr>
+      </w:pPr>
+    </w:p>
+    <w:p>
+      <w:pPr>
+        <w:pStyle w:val="Heading3"/>
+      </w:pPr>
+      <w:r>
+        <w:t xml:space="preserve">2.4.4 </w:t>
+      </w:r>
+      <w:r>
+        <w:t xml:space="preserve">Plastic </w:t>
+      </w:r>
+      <w:r>
+        <w:t>Lookalikes</w:t>
+      </w:r>
+      <w:r>
+        <w:t xml:space="preserve"> and False Positives in SAR</w:t>
+      </w:r>
+    </w:p>
     <w:p/>
     <w:p>
       <w:pPr>
-        <w:jc w:val="both"/>
-      </w:pPr>
-      <w:r>
-        <w:t xml:space="preserve">The principle behind SAR detection of plastics lies in how floating debris alters the roughness of the water surface and thus the received backscatter by the sensor. Floating plastics can both reduce or increase backscatter depending on the type of plastic and the conditions of the surrounding water </w:t>
-      </w:r>
-      <w:r>
-        <w:fldChar w:fldCharType="begin"/>
-      </w:r>
-      <w:r>
-        <w:instrText xml:space="preserve"> ADDIN ZOTERO_ITEM CSL_CITATION {"citationID":"KaERHRy4","properties":{"formattedCitation":"(de Fockert {\\i{}et al.}, 2024)","plainCitation":"(de Fockert et al., 2024)","noteIndex":0},"citationItems":[{"id":118,"uris":["http://zotero.org/users/local/SqoBCFxW/items/P8B3TA3W"],"itemData":{"id":118,"type":"article-journal","abstract":"Remote sensing technologies have the potential to support monitoring of floating plastic litter in aquatic environments. An experimental campaign was carried out in a large-scale hydrodynamic test facility to explore the detectability of floating plastics in ocean waves, comparing and contrasting different microwave and optical remote sensing technologies. The extensive experiments revealed that detection of plastics was feasible with microwave measurement techniques using X and Ku-bands with VV polarization at a plastic threshold concentration of 1 item/m2 or 1–10 g/m2. The optical measurements further revealed that spectral and polarization properties in the visible and infrared spectrum had diagnostic information unique to the floating plastics. This assessment presents a crucial step towards enabling the detection of aquatic plastics using advanced remote sensing technologies. We demonstrate that remote sensing has the potential for global targeting of plastic litter hotspots, which is needed for supporting effective clean-up efforts and scientific evidence-based policy making.","container-title":"Scientific Reports","DOI":"10.1038/s41598-024-74332-5","ISSN":"2045-2322","issue":"1","journalAbbreviation":"Sci Rep","language":"en","license":"2024 The Author(s)","page":"25902","publisher":"Nature Publishing Group","source":"www.nature.com","title":"Assessing the detection of floating plastic litter with advanced remote sensing technologies in a hydrodynamic test facility","volume":"14","author":[{"family":"Fockert","given":"A.","non-dropping-particle":"de"},{"family":"Eleveld","given":"M. A."},{"family":"Bakker","given":"W."},{"family":"Felício","given":"J. M."},{"family":"Costa","given":"T. S."},{"family":"Vala","given":"M."},{"family":"Marques","given":"P."},{"family":"Leonor","given":"N."},{"family":"Moreira","given":"A."},{"family":"Costa","given":"J. R."},{"family":"Caldeirinha","given":"R. F. S."},{"family":"Matos","given":"S. A."},{"family":"Fernandes","given":"C. A."},{"family":"Fonseca","given":"N."},{"family":"Simpson","given":"M. D."},{"family":"Marino","given":"A."},{"family":"Gandini","given":"E."},{"family":"Camps","given":"A."},{"family":"Perez-Portero","given":"A."},{"family":"Gonga","given":"A."},{"family":"Burggraaff","given":"O."},{"family":"Garaba","given":"S. P."},{"family":"Salama","given":"M. S."},{"family":"Xiao","given":"Q."},{"family":"Calvert","given":"R."},{"family":"Bremer","given":"T. S.","non-dropping-particle":"van den"},{"family":"Maagt","given":"P.","non-dropping-particle":"de"}],"issued":{"date-parts":[["2024",10,29]]}}}],"schema":"https://github.com/citation-style-language/schema/raw/master/csl-citation.json"} </w:instrText>
-      </w:r>
-      <w:r>
-        <w:fldChar w:fldCharType="separate"/>
-      </w:r>
-      <w:r>
-        <w:rPr>
-          <w:rFonts w:cs="Calibri"/>
-          <w:kern w:val="0"/>
-        </w:rPr>
-        <w:t xml:space="preserve">(de </w:t>
-      </w:r>
-      <w:r>
-        <w:rPr>
-          <w:rFonts w:cs="Calibri"/>
-          <w:kern w:val="0"/>
-        </w:rPr>
-        <w:lastRenderedPageBreak/>
-        <w:t xml:space="preserve">Fockert </w:t>
-      </w:r>
-      <w:r>
-        <w:rPr>
-          <w:rFonts w:cs="Calibri"/>
-          <w:i/>
-          <w:iCs/>
-          <w:kern w:val="0"/>
-        </w:rPr>
-        <w:t>et al.</w:t>
-      </w:r>
-      <w:r>
-        <w:rPr>
-          <w:rFonts w:cs="Calibri"/>
-          <w:kern w:val="0"/>
-        </w:rPr>
-        <w:t>, 2024)</w:t>
-      </w:r>
-      <w:r>
-        <w:fldChar w:fldCharType="end"/>
-      </w:r>
-      <w:r>
-        <w:t>.Large</w:t>
-      </w:r>
-      <w:r>
-        <w:t>,</w:t>
-      </w:r>
-      <w:r>
-        <w:t xml:space="preserve"> dense</w:t>
-      </w:r>
-      <w:r>
-        <w:t xml:space="preserve"> </w:t>
-      </w:r>
-      <w:r>
-        <w:t>collections of macroplastics tend to increase surface roughness through creatin</w:t>
-      </w:r>
-      <w:r>
-        <w:t xml:space="preserve">g </w:t>
-      </w:r>
-      <w:r>
-        <w:t>disturbances</w:t>
-      </w:r>
-      <w:r>
-        <w:t xml:space="preserve"> in the surrounding water generating brighter SAR returns.</w:t>
-      </w:r>
-      <w:r>
-        <w:t xml:space="preserve"> Large macroplastic targets have been observed as bright anomalies in contrast to dark, with lower backscatter, surrounding water in SAR imagery</w:t>
-      </w:r>
-      <w:r>
-        <w:t xml:space="preserve"> </w:t>
-      </w:r>
-      <w:r>
-        <w:fldChar w:fldCharType="begin"/>
-      </w:r>
-      <w:r>
-        <w:instrText xml:space="preserve"> ADDIN ZOTERO_ITEM CSL_CITATION {"citationID":"u9AmeEUu","properties":{"unsorted":false,"formattedCitation":"(Simpson {\\i{}et al.}, 2022; Nunziata {\\i{}et al.}, 2026)","plainCitation":"(Simpson et al., 2022; Nunziata et al., 2026)","noteIndex":0},"citationItems":[{"id":80,"uris":["http://zotero.org/users/local/SqoBCFxW/items/SCV46JUL"],"itemData":{"id":80,"type":"article-journal","abstract":"Plastics in the river environment are of major concern due to their potential pathways into the ocean, their persistence in the environment, and their impacts on human and marine health. It has been documented that plastic concentrations in riparian environments are higher following major rain events, where plastic can be moved through surface runoff. Considering the hazard that plastic waste poses to the environment, monitoring techniques are needed to aid in locating, monitoring, and remediating plastic waste within these systems. Dams are known to trap sediments and pollutants, such as metals and Polychlorinated Biphenyls (PCBs). While there is an established background on the monitoring of dams using the synoptic coverage provided by satellite imaging to observe water quality and volume, the detection of marine debris in riparian systems remains challenging, especially in cloudy conditions. Herein, we exploit the use of Synthetic Aperture Radar (SAR) to understand its capabilities for monitoring marine debris. This research focuses on detecting plastic islands within the Drina River system in Bosnia and Herzegovina and Serbia. Here, the results show that the monitoring of these plastic accumulations is feasible using Sentinel-1 SAR data. A quantitative analysis of detection performance is presented using traditional and state-of-the-art change detectors. The analysis of these detectors indicates that detectors that can utilise the coherent data from Single Look Complex (SLC) acquisitions are perform better when compared with those that only utilise incoherent data from Ground Range-Detected (GRD) acquisitions, with true positive detection ratings of ~95% with 0.1% false alarm rates seen in the best-performing detector. We also found that that the cross-pol VH channel provides better detection than those based on single-pol VV polarisation.","container-title":"Remote Sensing","DOI":"10.3390/rs14184473","ISSN":"2072-4292","issue":"18","language":"en","license":"http://creativecommons.org/licenses/by/3.0/","note":"number: 18","page":"4473","publisher":"Multidisciplinary Digital Publishing Institute","source":"www.mdpi.com","title":"Monitoring of Plastic Islands in River Environment Using Sentinel-1 SAR Data","volume":"14","author":[{"family":"Simpson","given":"Morgan David"},{"family":"Marino","given":"Armando"},{"family":"Maagt","given":"Peter","non-dropping-particle":"de"},{"family":"Gandini","given":"Erio"},{"family":"Hunter","given":"Peter"},{"family":"Spyrakos","given":"Evangelos"},{"family":"Tyler","given":"Andrew"},{"family":"Telfer","given":"Trevor"}],"issued":{"date-parts":[["2022",1]]}}},{"id":497,"uris":["http://zotero.org/users/local/SqoBCFxW/items/F5D3T5IS"],"itemData":{"id":497,"type":"article-journal","abstract":"This study summarizes the lessons learned during the July 2024 experimental campaign, where targets, consisting of floating plastic and natural debris, were jointly observed in a South Italy lake by drone and satellite instruments. The satellite layer consists of the X-band synthetic aperture radar (SAR) equipped onboard the Italian Cosmo-SkyMed Second Generation (CSG) constellation, while the drone layer consists of an optical camera. A set of multipolarization features, namely the co- and cross-polarized normalized radar cross section (NRCS), the SPAN, and the like-to-cross-polarization ratio, are extracted from the CSG SAR measurements. Their sensitivity to the plastic target, along with their ability to discriminate plastic from natural floating debris, is investigated using objective metrics. Experimental results, obtained under calm water conditions, show that floating plastic calls for co- and cross-polarized signals well above the system noise and well-distinguishable from the surrounding water using all the features. The plastic target appears as a spot brighter than the surrounding water in both the co- and the cross-polarized NRCS imagery. The copolarized NRCS calls for the largest plastic-to-water contrast and the largest separation between the plastic and the natural target. However, this separation is such that the discrimination remains a challenging task when using intensity-based dual-polarimetric features.","container-title":"IEEE Journal of Selected Topics in Applied Earth Observations and Remote Sensing","DOI":"10.1109/JSTARS.2026.3675344","ISSN":"2151-1535","page":"10794-10803","source":"IEEE Xplore","title":"Detecting Coastal Aggregation of Macroplastic Litter Using Satellite X-Band SAR Imagery","volume":"19","author":[{"family":"Nunziata","given":"Ferdinando"},{"family":"Famiglietti","given":"Nicola Angelo"},{"family":"Verlanti","given":"Anna"},{"family":"Buono","given":"Andrea"},{"family":"Memmolo","given":"Antonino"},{"family":"Michele","given":"Luigi","dropping-particle":"di"},{"family":"Vicari","given":"Annamaria"},{"family":"Fanti","given":"Alessandro"},{"family":"Migliaccio","given":"Maurizio"}],"issued":{"date-parts":[["2026"]]}}}],"schema":"https://github.com/citation-style-language/schema/raw/master/csl-citation.json"} </w:instrText>
-      </w:r>
-      <w:r>
-        <w:fldChar w:fldCharType="separate"/>
-      </w:r>
-      <w:r>
-        <w:rPr>
-          <w:rFonts w:cs="Calibri"/>
-          <w:kern w:val="0"/>
-        </w:rPr>
-        <w:t xml:space="preserve">(Simpson </w:t>
-      </w:r>
-      <w:r>
-        <w:rPr>
-          <w:rFonts w:cs="Calibri"/>
-          <w:i/>
-          <w:iCs/>
-          <w:kern w:val="0"/>
-        </w:rPr>
-        <w:t>et al.</w:t>
-      </w:r>
-      <w:r>
-        <w:rPr>
-          <w:rFonts w:cs="Calibri"/>
-          <w:kern w:val="0"/>
-        </w:rPr>
-        <w:t xml:space="preserve">, 2022; Nunziata </w:t>
-      </w:r>
-      <w:r>
-        <w:rPr>
-          <w:rFonts w:cs="Calibri"/>
-          <w:i/>
-          <w:iCs/>
-          <w:kern w:val="0"/>
-        </w:rPr>
-        <w:t>et al.</w:t>
-      </w:r>
-      <w:r>
-        <w:rPr>
-          <w:rFonts w:cs="Calibri"/>
-          <w:kern w:val="0"/>
-        </w:rPr>
-        <w:t>, 2026)</w:t>
-      </w:r>
-      <w:r>
-        <w:fldChar w:fldCharType="end"/>
-      </w:r>
-      <w:r>
-        <w:t xml:space="preserve"> .</w:t>
-      </w:r>
-      <w:r>
-        <w:t xml:space="preserve"> </w:t>
-      </w:r>
-      <w:r>
-        <w:t>In contrast, microplastics</w:t>
-      </w:r>
-      <w:r>
-        <w:t xml:space="preserve"> may </w:t>
-      </w:r>
-      <w:r>
-        <w:t>dampen capillary waves</w:t>
-      </w:r>
-      <w:r>
-        <w:t>, creating surface slicks</w:t>
-      </w:r>
-      <w:r>
-        <w:t xml:space="preserve"> causing reduced surface roughness and thus a lower SAR return</w:t>
-      </w:r>
-      <w:r>
-        <w:t xml:space="preserve"> </w:t>
-      </w:r>
-      <w:r>
-        <w:fldChar w:fldCharType="begin"/>
-      </w:r>
-      <w:r>
-        <w:instrText xml:space="preserve"> ADDIN ZOTERO_ITEM CSL_CITATION {"citationID":"BrnFOuYo","properties":{"unsorted":false,"formattedCitation":"(Qi {\\i{}et al.}, 2022)","plainCitation":"(Qi et al., 2022)","noteIndex":0},"citationItems":[{"id":70,"uris":["http://zotero.org/users/local/SqoBCFxW/items/GMBUWGEU"],"itemData":{"id":70,"type":"article-journal","abstract":"Semantic Scholar extracted view of \"On the capacity of Sentinel-1 synthetic aperture radar in detecting floating macroalgae and other floating matters\" by Lin Qi et al.","container-title":"Remote Sensing of Environment","DOI":"10.1016/j.rse.2022.113188","ISSN":"00344257","journalAbbreviation":"Remote Sensing of Environment","language":"en","page":"113188","source":"Semantic Scholar","title":"On the capacity of Sentinel-1 synthetic aperture radar in detecting floating macroalgae and other floating matters","volume":"280","author":[{"family":"Qi","given":"Lin"},{"family":"Wang","given":"Menghua"},{"family":"Hu","given":"Chuanmin"},{"family":"Holt","given":"Benjamin"}],"issued":{"date-parts":[["2022",10]]}}}],"schema":"https://github.com/citation-style-language/schema/raw/master/csl-citation.json"} </w:instrText>
-      </w:r>
-      <w:r>
-        <w:fldChar w:fldCharType="separate"/>
-      </w:r>
-      <w:r>
-        <w:rPr>
-          <w:rFonts w:cs="Calibri"/>
-          <w:kern w:val="0"/>
-        </w:rPr>
-        <w:t xml:space="preserve">(Qi </w:t>
-      </w:r>
-      <w:r>
-        <w:rPr>
-          <w:rFonts w:cs="Calibri"/>
-          <w:i/>
-          <w:iCs/>
-          <w:kern w:val="0"/>
-        </w:rPr>
-        <w:t>et al.</w:t>
-      </w:r>
-      <w:r>
-        <w:rPr>
-          <w:rFonts w:cs="Calibri"/>
-          <w:kern w:val="0"/>
-        </w:rPr>
-        <w:t>, 2022)</w:t>
-      </w:r>
-      <w:r>
-        <w:fldChar w:fldCharType="end"/>
-      </w:r>
-      <w:r>
-        <w:t>. The differences in dielectric constants at the boundary between materials play a role in the signal received by the SAR sensor. The dielectric constant of water is high while that of air is very low, this allows for the clear separation of water and air in SAR imagery</w:t>
-      </w:r>
-      <w:r>
-        <w:t>. However,</w:t>
-      </w:r>
-      <w:r>
-        <w:t xml:space="preserve"> the dielectric constant of air and </w:t>
-      </w:r>
-      <w:r>
-        <w:t xml:space="preserve">dry </w:t>
-      </w:r>
-      <w:r>
-        <w:t>plastics are similar</w:t>
-      </w:r>
-      <w:r>
-        <w:t>, creating a weaker contrast at the plastic-air interface</w:t>
-      </w:r>
-      <w:r>
-        <w:t>.</w:t>
-      </w:r>
-      <w:r>
-        <w:t xml:space="preserve"> </w:t>
-      </w:r>
-      <w:r>
-        <w:t>Therefore, for the separation of plastics and water</w:t>
-      </w:r>
-      <w:r>
-        <w:t>,</w:t>
-      </w:r>
-      <w:r>
-        <w:t xml:space="preserve"> surface roughness would be the dominate</w:t>
-      </w:r>
-      <w:r>
-        <w:t xml:space="preserve"> </w:t>
-      </w:r>
-      <w:r>
-        <w:t>mechanism influencing the received SAR signal</w:t>
-      </w:r>
-      <w:r>
-        <w:t xml:space="preserve"> and thus the separation of floating debris and background water</w:t>
-      </w:r>
-      <w:r>
-        <w:t xml:space="preserve"> </w:t>
-      </w:r>
-      <w:r>
-        <w:fldChar w:fldCharType="begin"/>
-      </w:r>
-      <w:r>
-        <w:instrText xml:space="preserve"> ADDIN ZOTERO_ITEM CSL_CITATION {"citationID":"rIUWTV4B","properties":{"formattedCitation":"(de Fockert {\\i{}et al.}, 2024)","plainCitation":"(de Fockert et al., 2024)","noteIndex":0},"citationItems":[{"id":118,"uris":["http://zotero.org/users/local/SqoBCFxW/items/P8B3TA3W"],"itemData":{"id":118,"type":"article-journal","abstract":"Remote sensing technologies have the potential to support monitoring of floating plastic litter in aquatic environments. An experimental campaign was carried out in a large-scale hydrodynamic test facility to explore the detectability of floating plastics in ocean waves, comparing and contrasting different microwave and optical remote sensing technologies. The extensive experiments revealed that detection of plastics was feasible with microwave measurement techniques using X and Ku-bands with VV polarization at a plastic threshold concentration of 1 item/m2 or 1–10 g/m2. The optical measurements further revealed that spectral and polarization properties in the visible and infrared spectrum had diagnostic information unique to the floating plastics. This assessment presents a crucial step towards enabling the detection of aquatic plastics using advanced remote sensing technologies. We demonstrate that remote sensing has the potential for global targeting of plastic litter hotspots, which is needed for supporting effective clean-up efforts and scientific evidence-based policy making.","container-title":"Scientific Reports","DOI":"10.1038/s41598-024-74332-5","ISSN":"2045-2322","issue":"1","journalAbbreviation":"Sci Rep","language":"en","license":"2024 The Author(s)","page":"25902","publisher":"Nature Publishing Group","source":"www.nature.com","title":"Assessing the detection of floating plastic litter with advanced remote sensing technologies in a hydrodynamic test facility","volume":"14","author":[{"family":"Fockert","given":"A.","non-dropping-particle":"de"},{"family":"Eleveld","given":"M. A."},{"family":"Bakker","given":"W."},{"family":"Felício","given":"J. M."},{"family":"Costa","given":"T. S."},{"family":"Vala","given":"M."},{"family":"Marques","given":"P."},{"family":"Leonor","given":"N."},{"family":"Moreira","given":"A."},{"family":"Costa","given":"J. R."},{"family":"Caldeirinha","given":"R. F. S."},{"family":"Matos","given":"S. A."},{"family":"Fernandes","given":"C. A."},{"family":"Fonseca","given":"N."},{"family":"Simpson","given":"M. D."},{"family":"Marino","given":"A."},{"family":"Gandini","given":"E."},{"family":"Camps","given":"A."},{"family":"Perez-Portero","given":"A."},{"family":"Gonga","given":"A."},{"family":"Burggraaff","given":"O."},{"family":"Garaba","given":"S. P."},{"family":"Salama","given":"M. S."},{"family":"Xiao","given":"Q."},{"family":"Calvert","given":"R."},{"family":"Bremer","given":"T. S.","non-dropping-particle":"van den"},{"family":"Maagt","given":"P.","non-dropping-particle":"de"}],"issued":{"date-parts":[["2024",10,29]]}}}],"schema":"https://github.com/citation-style-language/schema/raw/master/csl-citation.json"} </w:instrText>
-      </w:r>
-      <w:r>
-        <w:fldChar w:fldCharType="separate"/>
-      </w:r>
-      <w:r>
-        <w:rPr>
-          <w:rFonts w:cs="Calibri"/>
-          <w:kern w:val="0"/>
-        </w:rPr>
-        <w:t xml:space="preserve">(de Fockert </w:t>
-      </w:r>
-      <w:r>
-        <w:rPr>
-          <w:rFonts w:cs="Calibri"/>
-          <w:i/>
-          <w:iCs/>
-          <w:kern w:val="0"/>
-        </w:rPr>
-        <w:t>et al.</w:t>
-      </w:r>
-      <w:r>
-        <w:rPr>
-          <w:rFonts w:cs="Calibri"/>
-          <w:kern w:val="0"/>
-        </w:rPr>
-        <w:t>, 2024)</w:t>
-      </w:r>
-      <w:r>
-        <w:fldChar w:fldCharType="end"/>
-      </w:r>
-      <w:r>
-        <w:t xml:space="preserve">. </w:t>
-      </w:r>
-    </w:p>
-    <w:p>
-      <w:pPr>
-        <w:jc w:val="both"/>
-      </w:pPr>
-    </w:p>
-    <w:p>
-      <w:pPr>
-        <w:jc w:val="both"/>
-      </w:pPr>
-      <w:r>
-        <w:t>Wind at the surface of the ocean largely influences surface roughness and thus the backscatter received by the sensor</w:t>
-      </w:r>
-      <w:r>
-        <w:t>.</w:t>
-      </w:r>
-      <w:r>
-        <w:t xml:space="preserve"> </w:t>
-      </w:r>
-      <w:r>
-        <w:t xml:space="preserve">This can affect the ability to distinguish </w:t>
-      </w:r>
-      <w:r>
-        <w:t>floating debris induced</w:t>
-      </w:r>
-      <w:r>
-        <w:t xml:space="preserve"> signal responses from natural variations in sea surface conditions.</w:t>
-      </w:r>
-      <w:r>
-        <w:t xml:space="preserve"> Under calm conditions</w:t>
-      </w:r>
-      <w:r>
-        <w:t xml:space="preserve">, surrounding water is relatively smooth, producing low backscatter. Marine debris accumulations that increase local roughness create a strong contrast against background water making them more likely to appear as bright anomalies in SAR imagery. </w:t>
-      </w:r>
-      <w:r>
-        <w:t>Under rougher sea surface conditions, this contrast may be reduced. Wind and wav</w:t>
-      </w:r>
-      <w:r>
-        <w:t>es may</w:t>
-      </w:r>
-      <w:r>
-        <w:t xml:space="preserve"> increase the backscatter from the surrounding water, which can make the background signal more similar to the return from floating debris. As a result,</w:t>
-      </w:r>
-      <w:r>
-        <w:t xml:space="preserve"> making marine debris collections</w:t>
-      </w:r>
-      <w:r>
-        <w:t xml:space="preserve"> more difficult to separate from natural</w:t>
-      </w:r>
-      <w:r>
-        <w:t xml:space="preserve"> </w:t>
-      </w:r>
-      <w:r>
-        <w:t>surface variability</w:t>
-      </w:r>
-      <w:r>
-        <w:t xml:space="preserve"> </w:t>
-      </w:r>
-      <w:r>
-        <w:fldChar w:fldCharType="begin"/>
-      </w:r>
-      <w:r>
-        <w:instrText xml:space="preserve"> ADDIN ZOTERO_ITEM CSL_CITATION {"citationID":"s2R09iIr","properties":{"unsorted":false,"formattedCitation":"(Nunziata {\\i{}et al.}, 2026)","plainCitation":"(Nunziata et al., 2026)","noteIndex":0},"citationItems":[{"id":497,"uris":["http://zotero.org/users/local/SqoBCFxW/items/F5D3T5IS"],"itemData":{"id":497,"type":"article-journal","abstract":"This study summarizes the lessons learned during the July 2024 experimental campaign, where targets, consisting of floating plastic and natural debris, were jointly observed in a South Italy lake by drone and satellite instruments. The satellite layer consists of the X-band synthetic aperture radar (SAR) equipped onboard the Italian Cosmo-SkyMed Second Generation (CSG) constellation, while the drone layer consists of an optical camera. A set of multipolarization features, namely the co- and cross-polarized normalized radar cross section (NRCS), the SPAN, and the like-to-cross-polarization ratio, are extracted from the CSG SAR measurements. Their sensitivity to the plastic target, along with their ability to discriminate plastic from natural floating debris, is investigated using objective metrics. Experimental results, obtained under calm water conditions, show that floating plastic calls for co- and cross-polarized signals well above the system noise and well-distinguishable from the surrounding water using all the features. The plastic target appears as a spot brighter than the surrounding water in both the co- and the cross-polarized NRCS imagery. The copolarized NRCS calls for the largest plastic-to-water contrast and the largest separation between the plastic and the natural target. However, this separation is such that the discrimination remains a challenging task when using intensity-based dual-polarimetric features.","container-title":"IEEE Journal of Selected Topics in Applied Earth Observations and Remote Sensing","DOI":"10.1109/JSTARS.2026.3675344","ISSN":"2151-1535","page":"10794-10803","source":"IEEE Xplore","title":"Detecting Coastal Aggregation of Macroplastic Litter Using Satellite X-Band SAR Imagery","volume":"19","author":[{"family":"Nunziata","given":"Ferdinando"},{"family":"Famiglietti","given":"Nicola Angelo"},{"family":"Verlanti","given":"Anna"},{"family":"Buono","given":"Andrea"},{"family":"Memmolo","given":"Antonino"},{"family":"Michele","given":"Luigi","dropping-particle":"di"},{"family":"Vicari","given":"Annamaria"},{"family":"Fanti","given":"Alessandro"},{"family":"Migliaccio","given":"Maurizio"}],"issued":{"date-parts":[["2026"]]}}}],"schema":"https://github.com/citation-style-language/schema/raw/master/csl-citation.json"} </w:instrText>
-      </w:r>
-      <w:r>
-        <w:fldChar w:fldCharType="separate"/>
-      </w:r>
-      <w:r>
-        <w:rPr>
-          <w:rFonts w:cs="Calibri"/>
-          <w:kern w:val="0"/>
-        </w:rPr>
-        <w:t xml:space="preserve">(Nunziata </w:t>
-      </w:r>
-      <w:r>
-        <w:rPr>
-          <w:rFonts w:cs="Calibri"/>
-          <w:i/>
-          <w:iCs/>
-          <w:kern w:val="0"/>
-        </w:rPr>
-        <w:t>et al.</w:t>
-      </w:r>
-      <w:r>
-        <w:rPr>
-          <w:rFonts w:cs="Calibri"/>
-          <w:kern w:val="0"/>
-        </w:rPr>
-        <w:t>, 2026)</w:t>
-      </w:r>
-      <w:r>
-        <w:fldChar w:fldCharType="end"/>
-      </w:r>
-      <w:r>
-        <w:t>.</w:t>
-      </w:r>
-      <w:r>
-        <w:t xml:space="preserve"> Therefore </w:t>
-      </w:r>
-      <w:r>
-        <w:t>to accurately separate the influence of surface conditions on the radar signal from that of floating plastics</w:t>
-      </w:r>
-      <w:r>
-        <w:t xml:space="preserve"> sea surface variables such as</w:t>
-      </w:r>
-      <w:r>
-        <w:t xml:space="preserve"> wind speed should be considered and factored into detection methods </w:t>
-      </w:r>
-      <w:r>
-        <w:fldChar w:fldCharType="begin"/>
-      </w:r>
-      <w:r>
-        <w:instrText xml:space="preserve"> ADDIN ZOTERO_ITEM CSL_CITATION {"citationID":"ZIeQZgxy","properties":{"formattedCitation":"(Topouzelis, Papakonstantinou and Garaba, 2019)","plainCitation":"(Topouzelis, Papakonstantinou and Garaba, 2019)","noteIndex":0},"citationItems":[{"id":263,"uris":["http://zotero.org/users/local/SqoBCFxW/items/FFLZCHNY"],"itemData":{"id":263,"type":"article-journal","abstract":"A rapidly rising amount of plastic litter on land and at sea is becoming a global wicked environmental problem. Here, we present an innovative exploratory application of unmanned aerial systems (UAS) and open-access satellite imagery in remote detection of floating plastics in natural seawater, through a dedicated aquatic environment experiment. We aimed to extract meaningful spectral measurements in near-real scenarios and to compare the geospatial information ranging from moderate to very high resolution. A set of three artificial floating plastic targets were setup for remote detection in the waters close to Tsamakia beach of Mytilene on Lesvos Island, Greece. These floating targets consisted of 100 m2 PET-1 1.5 L water bottles, LDPE plastic bags and nylon fishing ghost nets. Spectral properties of the controlled targets as well as surrounding seawater were investigated for Sentinel-2A satellite data. We demonstrate how UAS very high geospatial resolution images can be useful in improving geo-referencing of satellite images and how UAS can be used to assess the plastic percentage coverage of satellite images. We observed very weak to strong relationships between percentage pixel coverage and the spectral reflectance at p-value &lt; 0.1 significance level. Effects of atmospheric correction algorithms was evaluated using Sen2Cor and ACOLITE, derive unbiased percentage differences were less than 65%. Our feasibility study demonstrated the importance of very high geo-spatial resolution UAS datasets in validating and enhancing the geo-spatial accuracy of satellite data for monitoring plastics in the aquatic environment. Monitoring and identifying plastics needs an integrated suite of sensors, we therefore present how available tools can be utilized to improve current efforts and contribute to advancing relevant future remote sensing technologies.","container-title":"International Journal of Applied Earth Observation and Geoinformation","DOI":"10.1016/j.jag.2019.03.011","ISSN":"1569-8432","journalAbbreviation":"International Journal of Applied Earth Observation and Geoinformation","page":"175-183","source":"ScienceDirect","title":"Detection of floating plastics from satellite and unmanned aerial systems (Plastic Litter Project 2018)","volume":"79","author":[{"family":"Topouzelis","given":"Konstantinos"},{"family":"Papakonstantinou","given":"Apostolos"},{"family":"Garaba","given":"Shungudzemwoyo P."}],"issued":{"date-parts":[["2019",7,1]]}}}],"schema":"https://github.com/citation-style-language/schema/raw/master/csl-citation.json"} </w:instrText>
-      </w:r>
-      <w:r>
-        <w:fldChar w:fldCharType="separate"/>
-      </w:r>
-      <w:r>
-        <w:rPr>
-          <w:rFonts w:cs="Calibri"/>
-        </w:rPr>
-        <w:t>(Topouzelis, Papakonstantinou and Garaba, 2019)</w:t>
-      </w:r>
-      <w:r>
-        <w:fldChar w:fldCharType="end"/>
-      </w:r>
-      <w:r>
-        <w:t>.</w:t>
-      </w:r>
-      <w:r>
-        <w:t xml:space="preserve"> </w:t>
-      </w:r>
-      <w:r>
-        <w:t xml:space="preserve">The detection of floating plastics with SAR is thus complex as both dark anomalies, reduced backscatter, and bright anomalies need to be considered as potential litter collections while removing the influence of noise from wind or other unwanted targets. Machine Learning (ML) models </w:t>
-      </w:r>
-      <w:r>
-        <w:t>can</w:t>
-      </w:r>
-      <w:r>
-        <w:t xml:space="preserve"> learn these complex patterns in SAR data while accounting for variations in sea surface conditions</w:t>
-      </w:r>
-      <w:r>
-        <w:t xml:space="preserve">. </w:t>
-      </w:r>
-    </w:p>
-    <w:p>
-      <w:pPr>
         <w:rPr>
           <w:color w:val="FF0000"/>
         </w:rPr>
       </w:pPr>
-    </w:p>
-    <w:p>
-      <w:pPr>
-        <w:pStyle w:val="Heading3"/>
-      </w:pPr>
-      <w:r>
-        <w:t xml:space="preserve">2.4.4 </w:t>
-      </w:r>
-      <w:r>
-        <w:t xml:space="preserve">Plastic </w:t>
-      </w:r>
-      <w:r>
-        <w:t>Lookalikes</w:t>
-      </w:r>
-      <w:r>
-        <w:t xml:space="preserve"> and False Positives in SAR</w:t>
-      </w:r>
-    </w:p>
-    <w:p/>
-    <w:p>
-      <w:r>
+      <w:r>
+        <w:rPr>
+          <w:color w:val="FF0000"/>
+        </w:rPr>
         <w:t>Where you talk about look alkikes and why the wind data can help us with that</w:t>
+      </w:r>
+      <w:r>
+        <w:rPr>
+          <w:color w:val="FF0000"/>
+        </w:rPr>
+        <w:t xml:space="preserve"> insert the reference from kkiaki 2026 they make the recommendation for the sea state variables </w:t>
       </w:r>
     </w:p>
     <w:bookmarkEnd w:id="14"/>
@@ -3673,23 +3678,50 @@
           <w:numId w:val="6"/>
         </w:numPr>
       </w:pPr>
-      <w:r>
-        <w:t>Current lines</w:t>
+    </w:p>
+    <w:p>
+      <w:pPr>
+        <w:pStyle w:val="ListParagraph"/>
+        <w:numPr>
+          <w:ilvl w:val="0"/>
+          <w:numId w:val="6"/>
+        </w:numPr>
+      </w:pPr>
+      <w:r>
+        <w:lastRenderedPageBreak/>
+        <w:t xml:space="preserve">Current </w:t>
+      </w:r>
+      <w:commentRangeStart w:id="18"/>
+      <w:r>
+        <w:t>line</w:t>
+      </w:r>
+      <w:r>
+        <w:t>s</w:t>
+      </w:r>
+      <w:commentRangeEnd w:id="18"/>
+      <w:r>
+        <w:rPr>
+          <w:rStyle w:val="CommentReference"/>
+          <w:sz w:val="22"/>
+          <w:szCs w:val="22"/>
+        </w:rPr>
+        <w:commentReference w:id="18"/>
       </w:r>
     </w:p>
     <w:p/>
     <w:p/>
     <w:p/>
     <w:p/>
+    <w:p/>
     <w:p>
       <w:pPr>
         <w:pStyle w:val="Heading2"/>
       </w:pPr>
-      <w:bookmarkStart w:id="18" w:name="_Toc201953885"/>
+      <w:bookmarkStart w:id="19" w:name="_Toc201953885"/>
       <w:r>
         <w:t>2.5 Machine Learning</w:t>
       </w:r>
-      <w:bookmarkEnd w:id="18"/>
+      <w:bookmarkEnd w:id="19"/>
     </w:p>
     <w:p>
       <w:r>
@@ -3700,7 +3732,7 @@
       <w:pPr>
         <w:jc w:val="both"/>
       </w:pPr>
-      <w:bookmarkStart w:id="19" w:name="_Hlk201911995"/>
+      <w:bookmarkStart w:id="20" w:name="_Hlk201911995"/>
       <w:r>
         <w:t xml:space="preserve">Machine Learning (ML) is a branch of Artificial Intelligence (AI) which </w:t>
       </w:r>
@@ -3917,6 +3949,7 @@
         <w:rPr>
           <w:noProof/>
         </w:rPr>
+        <w:lastRenderedPageBreak/>
         <w:drawing>
           <wp:inline distT="0" distB="0" distL="0" distR="0" wp14:anchorId="2AA8848D" wp14:editId="6CE3E0F7">
             <wp:extent cx="4391025" cy="2175080"/>
@@ -4094,7 +4127,23 @@
         <w:fldChar w:fldCharType="end"/>
       </w:r>
       <w:r>
-        <w:t>. Given the limited availability of training data for marine debris methods such as Self-supervised Learning (SSL) can be used to supplement labelled data allowing the model to learn from unlabelled data before being fine-tuned on the limited labelled datasets.</w:t>
+        <w:t xml:space="preserve">. Given the limited availability of training data for marine debris methods such as Self-supervised Learning (SSL) can be used to supplement labelled data allowing the model to learn from unlabelled data before being fine-tuned on the limited labelled </w:t>
+      </w:r>
+      <w:commentRangeStart w:id="21"/>
+      <w:r>
+        <w:t>datasets</w:t>
+      </w:r>
+      <w:commentRangeEnd w:id="21"/>
+      <w:r>
+        <w:rPr>
+          <w:rStyle w:val="CommentReference"/>
+          <w:sz w:val="22"/>
+          <w:szCs w:val="22"/>
+        </w:rPr>
+        <w:commentReference w:id="21"/>
+      </w:r>
+      <w:r>
+        <w:t>.</w:t>
       </w:r>
     </w:p>
     <w:p>
@@ -4169,7 +4218,7 @@
         <w:t xml:space="preserve">Training Strategies </w:t>
       </w:r>
     </w:p>
-    <w:bookmarkEnd w:id="19"/>
+    <w:bookmarkEnd w:id="20"/>
     <w:p>
       <w:pPr>
         <w:jc w:val="both"/>
@@ -4181,6 +4230,7 @@
         <w:rPr>
           <w:color w:val="FF0000"/>
         </w:rPr>
+        <w:lastRenderedPageBreak/>
         <w:t>SSL Strategies</w:t>
       </w:r>
       <w:r>
@@ -4259,11 +4309,11 @@
       <w:pPr>
         <w:pStyle w:val="Heading2"/>
       </w:pPr>
-      <w:bookmarkStart w:id="20" w:name="_Toc201953886"/>
+      <w:bookmarkStart w:id="22" w:name="_Toc201953886"/>
       <w:r>
         <w:t>2.6 Available Labelled Data for Marine Plastic Detection</w:t>
       </w:r>
-      <w:bookmarkEnd w:id="20"/>
+      <w:bookmarkEnd w:id="22"/>
     </w:p>
     <w:p>
       <w:pPr>
@@ -4356,7 +4406,7 @@
         <w:pStyle w:val="Caption"/>
         <w:keepNext/>
       </w:pPr>
-      <w:bookmarkStart w:id="21" w:name="_Ref199162661"/>
+      <w:bookmarkStart w:id="23" w:name="_Ref199162661"/>
       <w:r>
         <w:t xml:space="preserve">Table </w:t>
       </w:r>
@@ -4368,7 +4418,7 @@
           <w:t>2</w:t>
         </w:r>
       </w:fldSimple>
-      <w:bookmarkEnd w:id="21"/>
+      <w:bookmarkEnd w:id="23"/>
       <w:r>
         <w:t>: Labelled datasets for floating marine</w:t>
       </w:r>
@@ -4605,6 +4655,7 @@
               <w:jc w:val="both"/>
             </w:pPr>
             <w:r>
+              <w:lastRenderedPageBreak/>
               <w:fldChar w:fldCharType="begin"/>
             </w:r>
             <w:r>
@@ -4856,12 +4907,7 @@
               <w:jc w:val="both"/>
             </w:pPr>
             <w:r>
-              <w:lastRenderedPageBreak/>
-              <w:t xml:space="preserve">Manual labelling on S2 Images using NDVI, FDI and visual </w:t>
-            </w:r>
-            <w:r>
-              <w:lastRenderedPageBreak/>
-              <w:t>identification from experts.</w:t>
+              <w:t>Manual labelling on S2 Images using NDVI, FDI and visual identification from experts.</w:t>
             </w:r>
           </w:p>
         </w:tc>
@@ -4874,7 +4920,6 @@
               <w:jc w:val="both"/>
             </w:pPr>
             <w:r>
-              <w:lastRenderedPageBreak/>
               <w:t>Pixel-wise multi-class</w:t>
             </w:r>
           </w:p>
@@ -4922,11 +4967,7 @@
               <w:jc w:val="both"/>
             </w:pPr>
             <w:r>
-              <w:t xml:space="preserve">Large dataset with multiclass features could be applicable if temporal gap between S1 and S2 is </w:t>
-            </w:r>
-            <w:r>
-              <w:lastRenderedPageBreak/>
-              <w:t xml:space="preserve">low corresponding to the training dataset. </w:t>
+              <w:t xml:space="preserve">Large dataset with multiclass features could be applicable if temporal gap between S1 and S2 is low corresponding to the training dataset. </w:t>
             </w:r>
           </w:p>
         </w:tc>
@@ -4943,9 +4984,8 @@
             <w:pPr>
               <w:jc w:val="both"/>
             </w:pPr>
-            <w:commentRangeStart w:id="22"/>
+            <w:commentRangeStart w:id="24"/>
             <w:r>
-              <w:lastRenderedPageBreak/>
               <w:t>CYGNSS L3 Ocean Microplastic Concentration</w:t>
             </w:r>
             <w:r>
@@ -5037,14 +5077,14 @@
             <w:r>
               <w:t xml:space="preserve">Data is at a coarse scale but could be used for the detection of plastic hotspots detection to identify areas for higher resolution monitoring. </w:t>
             </w:r>
-            <w:commentRangeEnd w:id="22"/>
+            <w:commentRangeEnd w:id="24"/>
             <w:r>
               <w:rPr>
                 <w:rStyle w:val="CommentReference"/>
                 <w:sz w:val="22"/>
                 <w:szCs w:val="22"/>
               </w:rPr>
-              <w:commentReference w:id="22"/>
+              <w:commentReference w:id="24"/>
             </w:r>
           </w:p>
         </w:tc>
@@ -5131,14 +5171,104 @@
     </w:p>
     <w:p>
       <w:pPr>
+        <w:rPr>
+          <w:color w:val="FF0000"/>
+        </w:rPr>
+      </w:pPr>
+      <w:r>
+        <w:rPr>
+          <w:color w:val="FF0000"/>
+        </w:rPr>
+        <w:t>Discuss how Savastano created theirs with MERIA and then the MADO transfer with S2 -&gt; Planet</w:t>
+      </w:r>
+    </w:p>
+    <w:p>
+      <w:pPr>
+        <w:rPr>
+          <w:color w:val="FF0000"/>
+        </w:rPr>
+      </w:pPr>
+      <w:r>
+        <w:rPr>
+          <w:color w:val="FF0000"/>
+        </w:rPr>
+        <w:lastRenderedPageBreak/>
+        <w:t>The label-validity problem. This is arguably the real intellectual centre of your thesis, yet it appears quite late under “Label Creation.” Optical-to-SAR transfer introduces temporal mismatch, movement, drift uncertainty, disagreement between sensors and imperfect visual interpretation. Those labels are proxy labels, not automatically SAR ground truth.</w:t>
+      </w:r>
+    </w:p>
+    <w:p>
+      <w:pPr>
+        <w:rPr>
+          <w:color w:val="FF0000"/>
+        </w:rPr>
+      </w:pPr>
+    </w:p>
+    <w:p>
+      <w:pPr>
+        <w:rPr>
+          <w:color w:val="FF0000"/>
+        </w:rPr>
+      </w:pPr>
+    </w:p>
+    <w:p>
+      <w:pPr>
+        <w:rPr>
+          <w:color w:val="FF0000"/>
+        </w:rPr>
+      </w:pPr>
+    </w:p>
+    <w:p>
+      <w:pPr>
+        <w:rPr>
+          <w:color w:val="FF0000"/>
+        </w:rPr>
+      </w:pPr>
+    </w:p>
+    <w:p>
+      <w:pPr>
+        <w:rPr>
+          <w:color w:val="FF0000"/>
+        </w:rPr>
+      </w:pPr>
+    </w:p>
+    <w:p>
+      <w:pPr>
+        <w:rPr>
+          <w:color w:val="FF0000"/>
+        </w:rPr>
+      </w:pPr>
+    </w:p>
+    <w:p>
+      <w:pPr>
+        <w:rPr>
+          <w:color w:val="FF0000"/>
+        </w:rPr>
+      </w:pPr>
+    </w:p>
+    <w:p>
+      <w:pPr>
+        <w:rPr>
+          <w:color w:val="FF0000"/>
+        </w:rPr>
+      </w:pPr>
+    </w:p>
+    <w:p>
+      <w:pPr>
+        <w:rPr>
+          <w:color w:val="FF0000"/>
+        </w:rPr>
+      </w:pPr>
+    </w:p>
+    <w:p>
+      <w:pPr>
         <w:pStyle w:val="Heading3"/>
       </w:pPr>
-      <w:bookmarkStart w:id="23" w:name="_Toc201953887"/>
-      <w:commentRangeStart w:id="24"/>
+      <w:bookmarkStart w:id="25" w:name="_Toc201953887"/>
+      <w:commentRangeStart w:id="26"/>
       <w:r>
         <w:t>2.7 Related Work</w:t>
       </w:r>
-      <w:bookmarkEnd w:id="23"/>
+      <w:bookmarkEnd w:id="25"/>
     </w:p>
     <w:p>
       <w:pPr>
@@ -5244,14 +5374,14 @@
       <w:r>
         <w:t xml:space="preserve"> introduced  one of the first publicly available, large scale, datasets for marine debris, based on Sentinel-2 imagery. The Marine Debris Archive (MARIDA) contains 837 thousand labelled pixels providing ground truth labels corresponding to 15 different classes of common floating ocean features, including marine debris. The study also set a baseline for the detection of marine </w:t>
       </w:r>
-      <w:commentRangeEnd w:id="24"/>
+      <w:commentRangeEnd w:id="26"/>
       <w:r>
         <w:rPr>
           <w:rStyle w:val="CommentReference"/>
           <w:sz w:val="22"/>
           <w:szCs w:val="22"/>
         </w:rPr>
-        <w:commentReference w:id="24"/>
+        <w:commentReference w:id="26"/>
       </w:r>
       <w:r>
         <w:t xml:space="preserve">debris with optical imagery and machine learning using a U-Net architecture. While focused on Sentinel-2 optical imagery this study sets a precedent for the dataset that will be created in this study. By including co-existing floating features into the dataset, a model can distinguish marine debris from other floating anomalies. This dataset has paved the way for the development of ML models to accurately detect marine debris </w:t>
@@ -5304,17 +5434,159 @@
           <w:rFonts w:cs="Calibri"/>
           <w:kern w:val="0"/>
         </w:rPr>
+        <w:t>Booth, Ma and Karakuş,</w:t>
+      </w:r>
+      <w:r>
+        <w:t xml:space="preserve"> </w:t>
+      </w:r>
+      <w:r>
+        <w:fldChar w:fldCharType="begin"/>
+      </w:r>
+      <w:r>
+        <w:instrText xml:space="preserve"> ADDIN ZOTERO_ITEM CSL_CITATION {"citationID":"MxjGaRbO","properties":{"formattedCitation":"(Booth, Ma and Karaku\\uc0\\u351{}, 2023)","plainCitation":"(Booth, Ma and Karakuş, 2023)","dontUpdate":true,"noteIndex":0},"citationItems":[{"id":423,"uris":["http://zotero.org/users/local/SqoBCFxW/items/RX6246GX"],"itemData":{"id":423,"type":"article-journal","abstract":"The last couple of years has been ground-breaking for marine pollution monitoring purposes. It has been suggested that combining multi-spectral satellite information and machine learning approaches are effective to monitor plastic pollutants in the ocean environment. Recent research has made theoretical progress in identifying marine debris and suspected plastic (MD&amp;SP) through machine learning whereas no study has fully explored the application of these methods for mapping and monitoring marine debris density. Therefore, this article consists of three main components: (1) the development and validation of a supervised machine learning marine debris detection model, (2) to map the MD&amp;SP density into an automated tool called MAP-Mapper and finally (3) evaluation of the entire system for out-of-distribution (OOD) test locations. Developed MAP-Mapper architectures provide users with options to achieve high precision (abbv. -HP) or optimum precision-recall (abbv. -Opt) values in terms of training/test dataset. Our MAP-Mapper-HP model greatly increases the MD&amp;SP detection precision to 95%, while the MAP-Mapper-Opt achieves 87–88% precision–recall pair. To efficiently measure density mapping findings at OOD test locations, we propose the Marine Debris Map (MDM) index, which combines the average probability of a pixel belonging to the MD&amp;SP class and the number of detections in a given time frame. The high MDM findings of the proposed approach are found to be consistent with existing marine litter and plastic pollution areas, and these are presented with available evidence citing literature and field studies.","container-title":"Scientific Reports","DOI":"10.1038/s41598-023-33612-2","ISSN":"2045-2322","issue":"1","journalAbbreviation":"Sci Rep","language":"en","license":"2023 The Author(s)","page":"6822","publisher":"Nature Publishing Group","source":"www.nature.com","title":"High-precision density mapping of marine debris and floating plastics via satellite imagery","volume":"13","author":[{"family":"Booth","given":"Henry"},{"family":"Ma","given":"Wanli"},{"family":"Karakuş","given":"Oktay"}],"issued":{"date-parts":[["2023",4,26]]}}}],"schema":"https://github.com/citation-style-language/schema/raw/master/csl-citation.json"} </w:instrText>
+      </w:r>
+      <w:r>
+        <w:fldChar w:fldCharType="separate"/>
+      </w:r>
+      <w:r>
+        <w:rPr>
+          <w:rFonts w:cs="Calibri"/>
+          <w:kern w:val="0"/>
+        </w:rPr>
+        <w:t>(2023)</w:t>
+      </w:r>
+      <w:r>
+        <w:fldChar w:fldCharType="end"/>
+      </w:r>
+      <w:r>
+        <w:t xml:space="preserve"> developed an automated tool for marine debris mapping using Sentinel-2 imagery with deep neural networks. They developed a base model called MAP-Mapper to detect marine debris with optical imagery achieving an overall accuracy of approximately 85%. They produced Marine Debris Map (MDM) index to identify floating plastic densities over time as a form of information dissemination. This work demonstrates the ability of satellite imagery to provide practical information on marine plastic concentrations and hotspots, illustrating best practices for automated plastic monitoring. The reliance on optical imagery, however, highlights its limited applicability to this study which focusses on SAR detection to overcome the limitations of clouds in optical imagery. </w:t>
+      </w:r>
+    </w:p>
+    <w:p>
+      <w:pPr>
+        <w:jc w:val="both"/>
+      </w:pPr>
+      <w:r>
         <w:lastRenderedPageBreak/>
-        <w:t>Booth, Ma and Karakuş,</w:t>
-      </w:r>
-      <w:r>
+        <w:t xml:space="preserve">The Plastic Litter Project (PLP), is an ongoing project consisting of field experiments with artificial floating plastic targets to quantify their spectral signatures and appearance on Sentinel-2 imagery </w:t>
+      </w:r>
+      <w:r>
+        <w:fldChar w:fldCharType="begin"/>
+      </w:r>
+      <w:r>
+        <w:instrText xml:space="preserve"> ADDIN ZOTERO_ITEM CSL_CITATION {"citationID":"LO78sVTw","properties":{"formattedCitation":"(Topouzelis, Papakonstantinou and Garaba, 2019)","plainCitation":"(Topouzelis, Papakonstantinou and Garaba, 2019)","noteIndex":0},"citationItems":[{"id":263,"uris":["http://zotero.org/users/local/SqoBCFxW/items/FFLZCHNY"],"itemData":{"id":263,"type":"article-journal","abstract":"A rapidly rising amount of plastic litter on land and at sea is becoming a global wicked environmental problem. Here, we present an innovative exploratory application of unmanned aerial systems (UAS) and open-access satellite imagery in remote detection of floating plastics in natural seawater, through a dedicated aquatic environment experiment. We aimed to extract meaningful spectral measurements in near-real scenarios and to compare the geospatial information ranging from moderate to very high resolution. A set of three artificial floating plastic targets were setup for remote detection in the waters close to Tsamakia beach of Mytilene on Lesvos Island, Greece. These floating targets consisted of 100 m2 PET-1 1.5 L water bottles, LDPE plastic bags and nylon fishing ghost nets. Spectral properties of the controlled targets as well as surrounding seawater were investigated for Sentinel-2A satellite data. We demonstrate how UAS very high geospatial resolution images can be useful in improving geo-referencing of satellite images and how UAS can be used to assess the plastic percentage coverage of satellite images. We observed very weak to strong relationships between percentage pixel coverage and the spectral reflectance at p-value &lt; 0.1 significance level. Effects of atmospheric correction algorithms was evaluated using Sen2Cor and ACOLITE, derive unbiased percentage differences were less than 65%. Our feasibility study demonstrated the importance of very high geo-spatial resolution UAS datasets in validating and enhancing the geo-spatial accuracy of satellite data for monitoring plastics in the aquatic environment. Monitoring and identifying plastics needs an integrated suite of sensors, we therefore present how available tools can be utilized to improve current efforts and contribute to advancing relevant future remote sensing technologies.","container-title":"International Journal of Applied Earth Observation and Geoinformation","DOI":"10.1016/j.jag.2019.03.011","ISSN":"1569-8432","journalAbbreviation":"International Journal of Applied Earth Observation and Geoinformation","page":"175-183","source":"ScienceDirect","title":"Detection of floating plastics from satellite and unmanned aerial systems (Plastic Litter Project 2018)","volume":"79","author":[{"family":"Topouzelis","given":"Konstantinos"},{"family":"Papakonstantinou","given":"Apostolos"},{"family":"Garaba","given":"Shungudzemwoyo P."}],"issued":{"date-parts":[["2019",7,1]]}}}],"schema":"https://github.com/citation-style-language/schema/raw/master/csl-citation.json"} </w:instrText>
+      </w:r>
+      <w:r>
+        <w:fldChar w:fldCharType="separate"/>
+      </w:r>
+      <w:r>
+        <w:rPr>
+          <w:rFonts w:cs="Calibri"/>
+        </w:rPr>
+        <w:t>(Topouzelis, Papakonstantinou and Garaba, 2019)</w:t>
+      </w:r>
+      <w:r>
+        <w:fldChar w:fldCharType="end"/>
+      </w:r>
+      <w:r>
+        <w:t xml:space="preserve">. Plastic targets where placed on the ocean and were left over a period of three months to allow for multiple satellite acquisitions of the targets. This allows for the extraction of data past just Sentinel-2, allowing for validated measurements of plastic targets with Sentinel-1 SAR. This data can be used in this study to assess the initial ability of SAR data to detect collections of plastic as well as a proof of concept for placing artificial targets out to sea to create data where floating debris collections are scarce.  </w:t>
+      </w:r>
+    </w:p>
+    <w:p>
+      <w:pPr>
+        <w:jc w:val="both"/>
+      </w:pPr>
+      <w:r>
+        <w:t>Simpson et al. (2022)</w:t>
+      </w:r>
+      <w:r>
+        <w:t xml:space="preserve"> demonstrated the use of SAR to monitor plastic islands in a river environment. They used change detection algorithms to on Sentinel-1 SLC and GRD data to monitor floating plastic build up achieving high accuracy. It was found that SLC data performed better than GRD data, due to the higher native spatial resolution and the retention of phase information allowing for the calculation of coherence. While this study provides valuable information on the potential of SAR to detect floating plastics, translating methods to a marine environment would involve significant differences to account for the more dynamic nature of the ocean and vaster area. </w:t>
+      </w:r>
+    </w:p>
+    <w:p>
+      <w:pPr>
+        <w:jc w:val="both"/>
+      </w:pPr>
+      <w:r>
+        <w:rPr>
+          <w:rFonts w:cs="Calibri"/>
+          <w:kern w:val="0"/>
+        </w:rPr>
+        <w:t xml:space="preserve">Qi </w:t>
+      </w:r>
+      <w:r>
+        <w:rPr>
+          <w:rFonts w:cs="Calibri"/>
+          <w:i/>
+          <w:iCs/>
+          <w:kern w:val="0"/>
+        </w:rPr>
+        <w:t>et al.</w:t>
+      </w:r>
+      <w:r>
+        <w:rPr>
+          <w:rFonts w:cs="Calibri"/>
+          <w:kern w:val="0"/>
+        </w:rPr>
+        <w:t>,</w:t>
+      </w:r>
+      <w:r>
+        <w:fldChar w:fldCharType="begin"/>
+      </w:r>
+      <w:r>
+        <w:instrText xml:space="preserve"> ADDIN ZOTERO_ITEM CSL_CITATION {"citationID":"aezODupL","properties":{"formattedCitation":"(Qi {\\i{}et al.}, 2022)","plainCitation":"(Qi et al., 2022)","dontUpdate":true,"noteIndex":0},"citationItems":[{"id":70,"uris":["http://zotero.org/users/local/SqoBCFxW/items/GMBUWGEU"],"itemData":{"id":70,"type":"article-journal","abstract":"Semantic Scholar extracted view of \"On the capacity of Sentinel-1 synthetic aperture radar in detecting floating macroalgae and other floating matters\" by Lin Qi et al.","container-title":"Remote Sensing of Environment","DOI":"10.1016/j.rse.2022.113188","ISSN":"00344257","journalAbbreviation":"Remote Sensing of Environment","language":"en","page":"113188","source":"Semantic Scholar","title":"On the capacity of Sentinel-1 synthetic aperture radar in detecting floating macroalgae and other floating matters","volume":"280","author":[{"family":"Qi","given":"Lin"},{"family":"Wang","given":"Menghua"},{"family":"Hu","given":"Chuanmin"},{"family":"Holt","given":"Benjamin"}],"issued":{"date-parts":[["2022",10]]}}}],"schema":"https://github.com/citation-style-language/schema/raw/master/csl-citation.json"} </w:instrText>
+      </w:r>
+      <w:r>
+        <w:fldChar w:fldCharType="separate"/>
+      </w:r>
+      <w:r>
+        <w:rPr>
+          <w:rFonts w:cs="Calibri"/>
+          <w:kern w:val="0"/>
+        </w:rPr>
+        <w:t>(2022)</w:t>
+      </w:r>
+      <w:r>
+        <w:fldChar w:fldCharType="end"/>
+      </w:r>
+      <w:r>
+        <w:t xml:space="preserve"> assessed what SAR can detect and what it can’t among floating marine features. This was done by comparing Sentinel-1 and Sentinel-2 observations for different floating features such as macroalgae, cyanobacteria blooms, organic matter and marine debris. It was found that only dense collections of macroalgae consistently appeared as bright patches in SAR images effectively increasing backscatter, while marine debris varied between dark and light patches on Sentinel-1 images. This was reinforced by the findings of </w:t>
+      </w:r>
+      <w:r>
+        <w:rPr>
+          <w:rFonts w:cs="Calibri"/>
+          <w:kern w:val="0"/>
+        </w:rPr>
+        <w:t xml:space="preserve">de Fockert </w:t>
+      </w:r>
+      <w:r>
+        <w:rPr>
+          <w:rFonts w:cs="Calibri"/>
+          <w:i/>
+          <w:iCs/>
+          <w:kern w:val="0"/>
+        </w:rPr>
+        <w:t>et al.</w:t>
+      </w:r>
+      <w:r>
+        <w:rPr>
+          <w:rFonts w:cs="Calibri"/>
+          <w:kern w:val="0"/>
+        </w:rPr>
+        <w:t>,</w:t>
+      </w:r>
+      <w:r>
+        <w:rPr>
+          <w:rFonts w:cs="Calibri"/>
+          <w:kern w:val="0"/>
+        </w:rPr>
         <w:t xml:space="preserve"> </w:t>
       </w:r>
       <w:r>
         <w:fldChar w:fldCharType="begin"/>
       </w:r>
       <w:r>
-        <w:instrText xml:space="preserve"> ADDIN ZOTERO_ITEM CSL_CITATION {"citationID":"MxjGaRbO","properties":{"formattedCitation":"(Booth, Ma and Karaku\\uc0\\u351{}, 2023)","plainCitation":"(Booth, Ma and Karakuş, 2023)","dontUpdate":true,"noteIndex":0},"citationItems":[{"id":423,"uris":["http://zotero.org/users/local/SqoBCFxW/items/RX6246GX"],"itemData":{"id":423,"type":"article-journal","abstract":"The last couple of years has been ground-breaking for marine pollution monitoring purposes. It has been suggested that combining multi-spectral satellite information and machine learning approaches are effective to monitor plastic pollutants in the ocean environment. Recent research has made theoretical progress in identifying marine debris and suspected plastic (MD&amp;SP) through machine learning whereas no study has fully explored the application of these methods for mapping and monitoring marine debris density. Therefore, this article consists of three main components: (1) the development and validation of a supervised machine learning marine debris detection model, (2) to map the MD&amp;SP density into an automated tool called MAP-Mapper and finally (3) evaluation of the entire system for out-of-distribution (OOD) test locations. Developed MAP-Mapper architectures provide users with options to achieve high precision (abbv. -HP) or optimum precision-recall (abbv. -Opt) values in terms of training/test dataset. Our MAP-Mapper-HP model greatly increases the MD&amp;SP detection precision to 95%, while the MAP-Mapper-Opt achieves 87–88% precision–recall pair. To efficiently measure density mapping findings at OOD test locations, we propose the Marine Debris Map (MDM) index, which combines the average probability of a pixel belonging to the MD&amp;SP class and the number of detections in a given time frame. The high MDM findings of the proposed approach are found to be consistent with existing marine litter and plastic pollution areas, and these are presented with available evidence citing literature and field studies.","container-title":"Scientific Reports","DOI":"10.1038/s41598-023-33612-2","ISSN":"2045-2322","issue":"1","journalAbbreviation":"Sci Rep","language":"en","license":"2023 The Author(s)","page":"6822","publisher":"Nature Publishing Group","source":"www.nature.com","title":"High-precision density mapping of marine debris and floating plastics via satellite imagery","volume":"13","author":[{"family":"Booth","given":"Henry"},{"family":"Ma","given":"Wanli"},{"family":"Karakuş","given":"Oktay"}],"issued":{"date-parts":[["2023",4,26]]}}}],"schema":"https://github.com/citation-style-language/schema/raw/master/csl-citation.json"} </w:instrText>
+        <w:instrText xml:space="preserve"> ADDIN ZOTERO_ITEM CSL_CITATION {"citationID":"udbqq3Hb","properties":{"formattedCitation":"(de Fockert {\\i{}et al.}, 2024)","plainCitation":"(de Fockert et al., 2024)","dontUpdate":true,"noteIndex":0},"citationItems":[{"id":118,"uris":["http://zotero.org/users/local/SqoBCFxW/items/P8B3TA3W"],"itemData":{"id":118,"type":"article-journal","abstract":"Remote sensing technologies have the potential to support monitoring of floating plastic litter in aquatic environments. An experimental campaign was carried out in a large-scale hydrodynamic test facility to explore the detectability of floating plastics in ocean waves, comparing and contrasting different microwave and optical remote sensing technologies. The extensive experiments revealed that detection of plastics was feasible with microwave measurement techniques using X and Ku-bands with VV polarization at a plastic threshold concentration of 1 item/m2 or 1–10 g/m2. The optical measurements further revealed that spectral and polarization properties in the visible and infrared spectrum had diagnostic information unique to the floating plastics. This assessment presents a crucial step towards enabling the detection of aquatic plastics using advanced remote sensing technologies. We demonstrate that remote sensing has the potential for global targeting of plastic litter hotspots, which is needed for supporting effective clean-up efforts and scientific evidence-based policy making.","container-title":"Scientific Reports","DOI":"10.1038/s41598-024-74332-5","ISSN":"2045-2322","issue":"1","journalAbbreviation":"Sci Rep","language":"en","license":"2024 The Author(s)","page":"25902","publisher":"Nature Publishing Group","source":"www.nature.com","title":"Assessing the detection of floating plastic litter with advanced remote sensing technologies in a hydrodynamic test facility","volume":"14","author":[{"family":"Fockert","given":"A.","non-dropping-particle":"de"},{"family":"Eleveld","given":"M. A."},{"family":"Bakker","given":"W."},{"family":"Felício","given":"J. M."},{"family":"Costa","given":"T. S."},{"family":"Vala","given":"M."},{"family":"Marques","given":"P."},{"family":"Leonor","given":"N."},{"family":"Moreira","given":"A."},{"family":"Costa","given":"J. R."},{"family":"Caldeirinha","given":"R. F. S."},{"family":"Matos","given":"S. A."},{"family":"Fernandes","given":"C. A."},{"family":"Fonseca","given":"N."},{"family":"Simpson","given":"M. D."},{"family":"Marino","given":"A."},{"family":"Gandini","given":"E."},{"family":"Camps","given":"A."},{"family":"Perez-Portero","given":"A."},{"family":"Gonga","given":"A."},{"family":"Burggraaff","given":"O."},{"family":"Garaba","given":"S. P."},{"family":"Salama","given":"M. S."},{"family":"Xiao","given":"Q."},{"family":"Calvert","given":"R."},{"family":"Bremer","given":"T. S.","non-dropping-particle":"van den"},{"family":"Maagt","given":"P.","non-dropping-particle":"de"}],"issued":{"date-parts":[["2024",10,29]]}}}],"schema":"https://github.com/citation-style-language/schema/raw/master/csl-citation.json"} </w:instrText>
       </w:r>
       <w:r>
         <w:fldChar w:fldCharType="separate"/>
@@ -5324,27 +5596,47 @@
           <w:rFonts w:cs="Calibri"/>
           <w:kern w:val="0"/>
         </w:rPr>
-        <w:t>(2023)</w:t>
+        <w:t>(2024)</w:t>
       </w:r>
       <w:r>
         <w:fldChar w:fldCharType="end"/>
       </w:r>
       <w:r>
-        <w:t xml:space="preserve"> developed an automated tool for marine debris mapping using Sentinel-2 imagery with deep neural networks. They developed a base model called MAP-Mapper to detect marine debris with optical imagery achieving an overall accuracy of approximately 85%. They produced Marine Debris Map (MDM) index to identify floating plastic densities over time as a form of information dissemination. This work demonstrates the ability of satellite imagery to provide practical information on marine plastic concentrations and hotspots, illustrating best practices for automated plastic monitoring. The reliance on optical imagery, however, highlights its limited applicability to this study which focusses on SAR detection to overcome the limitations of clouds in optical imagery. </w:t>
-      </w:r>
-    </w:p>
-    <w:p>
-      <w:pPr>
-        <w:jc w:val="both"/>
-      </w:pPr>
-      <w:r>
-        <w:t xml:space="preserve">The Plastic Litter Project (PLP), is an ongoing project consisting of field experiments with artificial floating plastic targets to quantify their spectral signatures and appearance on Sentinel-2 imagery </w:t>
+        <w:t xml:space="preserve"> in which the backscatter received by a SAR sensor from floating plastic was dependent on the surrounding surface conditions. This research highlights a major limitation of SAR in that the signature of plastics is not consistent and is weak in raw SAR images. Therefore, in this study to detect marine debris with SAR, sophisticated methods that consider the surface conditions and as much information from the SAR image as possible need to be implemented to go beyond what the raw image provides in terms of floating plastic detection. </w:t>
+      </w:r>
+    </w:p>
+    <w:p>
+      <w:pPr>
+        <w:jc w:val="both"/>
+      </w:pPr>
+      <w:r>
+        <w:rPr>
+          <w:rFonts w:cs="Calibri"/>
+          <w:kern w:val="0"/>
+        </w:rPr>
+        <w:t xml:space="preserve">Savastano </w:t>
+      </w:r>
+      <w:r>
+        <w:rPr>
+          <w:rFonts w:cs="Calibri"/>
+          <w:i/>
+          <w:iCs/>
+          <w:kern w:val="0"/>
+        </w:rPr>
+        <w:t>et al.</w:t>
+      </w:r>
+      <w:r>
+        <w:rPr>
+          <w:rFonts w:cs="Calibri"/>
+          <w:kern w:val="0"/>
+        </w:rPr>
+        <w:t>,</w:t>
       </w:r>
       <w:r>
         <w:fldChar w:fldCharType="begin"/>
       </w:r>
       <w:r>
-        <w:instrText xml:space="preserve"> ADDIN ZOTERO_ITEM CSL_CITATION {"citationID":"LO78sVTw","properties":{"formattedCitation":"(Topouzelis, Papakonstantinou and Garaba, 2019)","plainCitation":"(Topouzelis, Papakonstantinou and Garaba, 2019)","noteIndex":0},"citationItems":[{"id":263,"uris":["http://zotero.org/users/local/SqoBCFxW/items/FFLZCHNY"],"itemData":{"id":263,"type":"article-journal","abstract":"A rapidly rising amount of plastic litter on land and at sea is becoming a global wicked environmental problem. Here, we present an innovative exploratory application of unmanned aerial systems (UAS) and open-access satellite imagery in remote detection of floating plastics in natural seawater, through a dedicated aquatic environment experiment. We aimed to extract meaningful spectral measurements in near-real scenarios and to compare the geospatial information ranging from moderate to very high resolution. A set of three artificial floating plastic targets were setup for remote detection in the waters close to Tsamakia beach of Mytilene on Lesvos Island, Greece. These floating targets consisted of 100 m2 PET-1 1.5 L water bottles, LDPE plastic bags and nylon fishing ghost nets. Spectral properties of the controlled targets as well as surrounding seawater were investigated for Sentinel-2A satellite data. We demonstrate how UAS very high geospatial resolution images can be useful in improving geo-referencing of satellite images and how UAS can be used to assess the plastic percentage coverage of satellite images. We observed very weak to strong relationships between percentage pixel coverage and the spectral reflectance at p-value &lt; 0.1 significance level. Effects of atmospheric correction algorithms was evaluated using Sen2Cor and ACOLITE, derive unbiased percentage differences were less than 65%. Our feasibility study demonstrated the importance of very high geo-spatial resolution UAS datasets in validating and enhancing the geo-spatial accuracy of satellite data for monitoring plastics in the aquatic environment. Monitoring and identifying plastics needs an integrated suite of sensors, we therefore present how available tools can be utilized to improve current efforts and contribute to advancing relevant future remote sensing technologies.","container-title":"International Journal of Applied Earth Observation and Geoinformation","DOI":"10.1016/j.jag.2019.03.011","ISSN":"1569-8432","journalAbbreviation":"International Journal of Applied Earth Observation and Geoinformation","page":"175-183","source":"ScienceDirect","title":"Detection of floating plastics from satellite and unmanned aerial systems (Plastic Litter Project 2018)","volume":"79","author":[{"family":"Topouzelis","given":"Konstantinos"},{"family":"Papakonstantinou","given":"Apostolos"},{"family":"Garaba","given":"Shungudzemwoyo P."}],"issued":{"date-parts":[["2019",7,1]]}}}],"schema":"https://github.com/citation-style-language/schema/raw/master/csl-citation.json"} </w:instrText>
+        <w:instrText xml:space="preserve"> ADDIN ZOTERO_ITEM CSL_CITATION {"citationID":"l5bwvtkt","properties":{"formattedCitation":"(Savastano {\\i{}et al.}, 2021b)","plainCitation":"(Savastano et al., 2021b)","dontUpdate":true,"noteIndex":0},"citationItems":[{"id":419,"uris":["http://zotero.org/users/local/SqoBCFxW/items/576XJWPM"],"itemData":{"id":419,"type":"paper-conference","abstract":"Remote sensing, and particularly Sinthetic Aperture Radar (SAR) is a potential tool to monitor the presence of plastic on the ocean surface, and AI algorithms can learn to find patterns in the satellite signals that lead to authomatic detection of plastic patches. The main challenge to train AI algorithms for this purpose is the lack of insitu ground truthdata that allow to reliably label the images. This paper describes a first pilot of binary pixel classification (plastic vs. non-plastic) in SAR imagery using Random Forest, GaussianNaïve Bayes and Support Vector Machines classifiers. It also describes the strategy used to generate ground truth data using Sentinel-1 and Sentinel-2 in the Balearic Islands.","container-title":"2021 IEEE International Geoscience and Remote Sensing Symposium IGARSS","DOI":"10.1109/IGARSS47720.2021.9737038","event-title":"2021 IEEE International Geoscience and Remote Sensing Symposium IGARSS","ISSN":"2153-7003","page":"8704-8707","source":"IEEE Xplore","title":"A First Approach to the Automatic Detection of Marine Litter in SAR Images Using Artificial Intelligence","URL":"https://ieeexplore.ieee.org/document/9737038","author":[{"family":"Savastano","given":"Salvatore"},{"family":"Cester","given":"Iván"},{"family":"Perpinyà","given":"Martí"},{"family":"Romero","given":"Laia"}],"accessed":{"date-parts":[["2025",6,27]]},"issued":{"date-parts":[["2021",7]]}}}],"schema":"https://github.com/citation-style-language/schema/raw/master/csl-citation.json"} </w:instrText>
       </w:r>
       <w:r>
         <w:fldChar w:fldCharType="separate"/>
@@ -5352,31 +5644,225 @@
       <w:r>
         <w:rPr>
           <w:rFonts w:cs="Calibri"/>
-        </w:rPr>
-        <w:t>(Topouzelis, Papakonstantinou and Garaba, 2019)</w:t>
+          <w:kern w:val="0"/>
+        </w:rPr>
+        <w:t>(2021)</w:t>
       </w:r>
       <w:r>
         <w:fldChar w:fldCharType="end"/>
       </w:r>
       <w:r>
-        <w:t xml:space="preserve">. Plastic targets where placed on the ocean and were left over a period of three months to allow for multiple satellite acquisitions of the targets. This allows for the extraction of data past just Sentinel-2, allowing for validated measurements of plastic targets with Sentinel-1 SAR. This data can be used in this study to assess the initial ability of SAR data to detect collections of plastic as well as a proof of concept for placing artificial targets out to sea to create data where floating debris collections are scarce.  </w:t>
-      </w:r>
-    </w:p>
-    <w:p>
-      <w:pPr>
-        <w:jc w:val="both"/>
-      </w:pPr>
-      <w:r>
-        <w:t>Simpson et al. (2022)</w:t>
-      </w:r>
-      <w:r>
-        <w:t xml:space="preserve"> demonstrated the use of SAR to monitor plastic islands in a river environment. They used change detection algorithms to on Sentinel-1 SLC and GRD data to monitor floating plastic build up achieving high accuracy. It was found that SLC data performed better than GRD data, due to the higher native spatial resolution and the retention of phase information allowing for the calculation of coherence. While this study provides valuable information on the potential of SAR to detect floating plastics, translating methods to a marine environment would involve significant differences to account for the more dynamic nature of the ocean and vaster area. </w:t>
-      </w:r>
-    </w:p>
-    <w:p>
-      <w:pPr>
-        <w:jc w:val="both"/>
-      </w:pPr>
+        <w:t xml:space="preserve"> were the first to apply SAR and AI methods to detect floating marine plastics. A small, labelled SAR dataset was created by using Sentinel-2 detections. The Floating Debris Index (FDI) was applied to detect floating debris collections in Sentinel-2 acquisitions that had a short temporal gap to a corresponding Sentinel-1 acquisition, the collections detected in the Sentinel-2 image were then located in the Sentinel-1 image and were labelled. Shallow machine learning classifiers were then trained on the SAR data to classify floating plastics. Although this approach was preliminary, it demonstrated the feasibility of using SAR to detect floating marine debris and sets the platform for this study to address the limitations of their approach. Small scale shallow models were used; by implementing deep learning in this study more complex patterns could be discovered for more reliable detection. The data created by </w:t>
+      </w:r>
+      <w:r>
+        <w:rPr>
+          <w:rFonts w:cs="Calibri"/>
+          <w:kern w:val="0"/>
+        </w:rPr>
+        <w:t xml:space="preserve">Savastano </w:t>
+      </w:r>
+      <w:r>
+        <w:rPr>
+          <w:rFonts w:cs="Calibri"/>
+          <w:i/>
+          <w:iCs/>
+          <w:kern w:val="0"/>
+        </w:rPr>
+        <w:t>et al.</w:t>
+      </w:r>
+      <w:r>
+        <w:rPr>
+          <w:rFonts w:cs="Calibri"/>
+          <w:kern w:val="0"/>
+        </w:rPr>
+        <w:t>,</w:t>
+      </w:r>
+      <w:r>
+        <w:fldChar w:fldCharType="begin"/>
+      </w:r>
+      <w:r>
+        <w:instrText xml:space="preserve"> ADDIN ZOTERO_ITEM CSL_CITATION {"citationID":"FWj2oBiL","properties":{"formattedCitation":"(Savastano {\\i{}et al.}, 2021b)","plainCitation":"(Savastano et al., 2021b)","dontUpdate":true,"noteIndex":0},"citationItems":[{"id":419,"uris":["http://zotero.org/users/local/SqoBCFxW/items/576XJWPM"],"itemData":{"id":419,"type":"paper-conference","abstract":"Remote sensing, and particularly Sinthetic Aperture Radar (SAR) is a potential tool to monitor the presence of plastic on the ocean surface, and AI algorithms can learn to find patterns in the satellite signals that lead to authomatic detection of plastic patches. The main challenge to train AI algorithms for this purpose is the lack of insitu ground truthdata that allow to reliably label the images. This paper describes a first pilot of binary pixel classification (plastic vs. non-plastic) in SAR imagery using Random Forest, GaussianNaïve Bayes and Support Vector Machines classifiers. It also describes the strategy used to generate ground truth data using Sentinel-1 and Sentinel-2 in the Balearic Islands.","container-title":"2021 IEEE International Geoscience and Remote Sensing Symposium IGARSS","DOI":"10.1109/IGARSS47720.2021.9737038","event-title":"2021 IEEE International Geoscience and Remote Sensing Symposium IGARSS","ISSN":"2153-7003","page":"8704-8707","source":"IEEE Xplore","title":"A First Approach to the Automatic Detection of Marine Litter in SAR Images Using Artificial Intelligence","URL":"https://ieeexplore.ieee.org/document/9737038","author":[{"family":"Savastano","given":"Salvatore"},{"family":"Cester","given":"Iván"},{"family":"Perpinyà","given":"Martí"},{"family":"Romero","given":"Laia"}],"accessed":{"date-parts":[["2025",6,27]]},"issued":{"date-parts":[["2021",7]]}}}],"schema":"https://github.com/citation-style-language/schema/raw/master/csl-citation.json"} </w:instrText>
+      </w:r>
+      <w:r>
+        <w:fldChar w:fldCharType="separate"/>
+      </w:r>
+      <w:r>
+        <w:rPr>
+          <w:rFonts w:cs="Calibri"/>
+          <w:kern w:val="0"/>
+        </w:rPr>
+        <w:t>(2021)</w:t>
+      </w:r>
+      <w:r>
+        <w:fldChar w:fldCharType="end"/>
+      </w:r>
+      <w:r>
+        <w:t xml:space="preserve"> was approximated from Sentinel-2 detections, by creating a ground truth  SAR-based dataset for marine debris detections could be better validated in SAR images.  </w:t>
+      </w:r>
+    </w:p>
+    <w:p>
+      <w:pPr>
+        <w:jc w:val="both"/>
+      </w:pPr>
+    </w:p>
+    <w:p>
+      <w:pPr>
+        <w:jc w:val="both"/>
+        <w:rPr>
+          <w:color w:val="FF0000"/>
+        </w:rPr>
+      </w:pPr>
+      <w:r>
+        <w:rPr>
+          <w:color w:val="FF0000"/>
+        </w:rPr>
+        <w:t xml:space="preserve">Include the study from the SAR returns section </w:t>
+      </w:r>
+    </w:p>
+    <w:p/>
+    <w:p>
+      <w:pPr>
+        <w:pStyle w:val="Heading3"/>
+      </w:pPr>
+      <w:bookmarkStart w:id="27" w:name="_Toc201953888"/>
+      <w:commentRangeStart w:id="28"/>
+      <w:r>
+        <w:lastRenderedPageBreak/>
+        <w:t>2.8 Research Gaps</w:t>
+      </w:r>
+      <w:bookmarkEnd w:id="27"/>
+    </w:p>
+    <w:p>
+      <w:pPr>
+        <w:jc w:val="both"/>
+      </w:pPr>
+      <w:r>
+        <w:t>Through this literature review, there were several research gaps found and recommendations for future work on the methods for the detection of floating marine plastics.</w:t>
+      </w:r>
+      <w:r>
+        <w:t xml:space="preserve"> There is a large reliance on the use of optical imagery, such as Sentinel-2, to detect floating marine debris. This has led to the development of large datasets and base models  for accurate monitoring and detection </w:t>
+      </w:r>
+      <w:r>
+        <w:fldChar w:fldCharType="begin"/>
+      </w:r>
+      <w:r>
+        <w:instrText xml:space="preserve"> ADDIN ZOTERO_ITEM CSL_CITATION {"citationID":"ZGeCorBK","properties":{"formattedCitation":"(Waqas {\\i{}et al.}, 2023)","plainCitation":"(Waqas et al., 2023)","noteIndex":0},"citationItems":[{"id":336,"uris":["http://zotero.org/users/local/SqoBCFxW/items/SJWTS3CF"],"itemData":{"id":336,"type":"article-journal","abstract":"The persistent plastic litter, originating from different sources and transported from rivers to oceans, has posed serious biological, ecological, and chemical effects on the marine ecosystem, and is considered a global issue. In the past decade, many studies have identified, monitored, and tracked marine plastic debris in coastal and open ocean areas using remote sensing technologies. Compared to traditional surveying methods, high-resolution (spatial and temporal) multispectral or hyperspectral remote sensing data have been substantially used to monitor floating marine macro litter (FMML). In this systematic review, we present an overview of remote sensing data and techniques for detecting FMML, as well as their challenges and opportunities. We reviewed the studies based on different sensors and platforms, spatial and spectral resolution, ground sampling data, plastic detection methods, and accuracy obtained in detecting marine litter. In addition, this study elaborates the usefulness of high-resolution remote sensing data in Visible (VIS), Near-infrared (NIR), and Short-Wave InfraRed (SWIR) range, along with spectral signatures of plastic, in-situ samples, and spectral indices for automatic detection of FMML. Moreover, the Thermal Infrared (TIR), Synthetic aperture radar (SAR), and Light Detection and Ranging (LiDAR) data were introduced and these were demonstrated that could be used as a supplement dataset for the identification and quantification of FMML.","container-title":"Marine Pollution Bulletin","DOI":"10.1016/j.marpolbul.2023.115746","ISSN":"0025-326X","journalAbbreviation":"Marine Pollution Bulletin","page":"115746","source":"ScienceDirect","title":"Marine plastic pollution detection and identification by using remote sensing-meta analysis","volume":"197","author":[{"family":"Waqas","given":"Muhammad"},{"family":"Wong","given":"Man Sing"},{"family":"Stocchino","given":"Alessandro"},{"family":"Abbas","given":"Sawaid"},{"family":"Hafeez","given":"Sidrah"},{"family":"Zhu","given":"Rui"}],"issued":{"date-parts":[["2023",12,1]]}}}],"schema":"https://github.com/citation-style-language/schema/raw/master/csl-citation.json"} </w:instrText>
+      </w:r>
+      <w:r>
+        <w:fldChar w:fldCharType="separate"/>
+      </w:r>
+      <w:r>
+        <w:rPr>
+          <w:rFonts w:cs="Calibri"/>
+          <w:kern w:val="0"/>
+        </w:rPr>
+        <w:t xml:space="preserve">(Waqas </w:t>
+      </w:r>
+      <w:r>
+        <w:rPr>
+          <w:rFonts w:cs="Calibri"/>
+          <w:i/>
+          <w:iCs/>
+          <w:kern w:val="0"/>
+        </w:rPr>
+        <w:t>et al.</w:t>
+      </w:r>
+      <w:r>
+        <w:rPr>
+          <w:rFonts w:cs="Calibri"/>
+          <w:kern w:val="0"/>
+        </w:rPr>
+        <w:t>, 2023)</w:t>
+      </w:r>
+      <w:r>
+        <w:fldChar w:fldCharType="end"/>
+      </w:r>
+      <w:r>
+        <w:t xml:space="preserve">. However, optical imagery faces a major limitation in that monitoring cannot take place when there is cloud cover, which is often the case during and after events that release large amounts of plastic into the ocean such as during floods. To overcome this limitation other data sources that operate regardless of cloud cover need to be investigated, such as SAR. The use of SAR for the detection of marine debris is largely unexplored and is still in research infancy, posing as a major gap in the literature on marine plastic detection </w:t>
+      </w:r>
+      <w:r>
+        <w:fldChar w:fldCharType="begin"/>
+      </w:r>
+      <w:r>
+        <w:instrText xml:space="preserve"> ADDIN ZOTERO_ITEM CSL_CITATION {"citationID":"8awn2Gxj","properties":{"formattedCitation":"(Savastano {\\i{}et al.}, 2021b)","plainCitation":"(Savastano et al., 2021b)","dontUpdate":true,"noteIndex":0},"citationItems":[{"id":419,"uris":["http://zotero.org/users/local/SqoBCFxW/items/576XJWPM"],"itemData":{"id":419,"type":"paper-conference","abstract":"Remote sensing, and particularly Sinthetic Aperture Radar (SAR) is a potential tool to monitor the presence of plastic on the ocean surface, and AI algorithms can learn to find patterns in the satellite signals that lead to authomatic detection of plastic patches. The main challenge to train AI algorithms for this purpose is the lack of insitu ground truthdata that allow to reliably label the images. This paper describes a first pilot of binary pixel classification (plastic vs. non-plastic) in SAR imagery using Random Forest, GaussianNaïve Bayes and Support Vector Machines classifiers. It also describes the strategy used to generate ground truth data using Sentinel-1 and Sentinel-2 in the Balearic Islands.","container-title":"2021 IEEE International Geoscience and Remote Sensing Symposium IGARSS","DOI":"10.1109/IGARSS47720.2021.9737038","event-title":"2021 IEEE International Geoscience and Remote Sensing Symposium IGARSS","ISSN":"2153-7003","page":"8704-8707","source":"IEEE Xplore","title":"A First Approach to the Automatic Detection of Marine Litter in SAR Images Using Artificial Intelligence","URL":"https://ieeexplore.ieee.org/document/9737038","author":[{"family":"Savastano","given":"Salvatore"},{"family":"Cester","given":"Iván"},{"family":"Perpinyà","given":"Martí"},{"family":"Romero","given":"Laia"}],"accessed":{"date-parts":[["2025",6,27]]},"issued":{"date-parts":[["2021",7]]}}}],"schema":"https://github.com/citation-style-language/schema/raw/master/csl-citation.json"} </w:instrText>
+      </w:r>
+      <w:r>
+        <w:fldChar w:fldCharType="separate"/>
+      </w:r>
+      <w:r>
+        <w:rPr>
+          <w:rFonts w:cs="Calibri"/>
+          <w:kern w:val="0"/>
+        </w:rPr>
+        <w:t xml:space="preserve">(Savastano </w:t>
+      </w:r>
+      <w:r>
+        <w:rPr>
+          <w:rFonts w:cs="Calibri"/>
+          <w:i/>
+          <w:iCs/>
+          <w:kern w:val="0"/>
+        </w:rPr>
+        <w:t>et al.</w:t>
+      </w:r>
+      <w:r>
+        <w:rPr>
+          <w:rFonts w:cs="Calibri"/>
+          <w:kern w:val="0"/>
+        </w:rPr>
+        <w:t>, 2021)</w:t>
+      </w:r>
+      <w:r>
+        <w:fldChar w:fldCharType="end"/>
+      </w:r>
+      <w:r>
+        <w:t xml:space="preserve">. With little research on SAR-based methods there are few existing training datasets and base models that would allow for the development of practical SAR-based detection methodologies to overcome the limitation of cloud cover in optical imagery moving toward more consistent plastic monitoring. Aside from the work by </w:t>
+      </w:r>
+      <w:r>
+        <w:rPr>
+          <w:rFonts w:cs="Calibri"/>
+          <w:kern w:val="0"/>
+        </w:rPr>
+        <w:t xml:space="preserve">Savastano </w:t>
+      </w:r>
+      <w:r>
+        <w:rPr>
+          <w:rFonts w:cs="Calibri"/>
+          <w:i/>
+          <w:iCs/>
+          <w:kern w:val="0"/>
+        </w:rPr>
+        <w:t>et al.</w:t>
+      </w:r>
+      <w:r>
+        <w:rPr>
+          <w:rFonts w:cs="Calibri"/>
+          <w:kern w:val="0"/>
+        </w:rPr>
+        <w:t>,</w:t>
+      </w:r>
+      <w:r>
+        <w:fldChar w:fldCharType="begin"/>
+      </w:r>
+      <w:r>
+        <w:instrText xml:space="preserve"> ADDIN ZOTERO_ITEM CSL_CITATION {"citationID":"uQubeX25","properties":{"formattedCitation":"(Savastano {\\i{}et al.}, 2021b)","plainCitation":"(Savastano et al., 2021b)","dontUpdate":true,"noteIndex":0},"citationItems":[{"id":419,"uris":["http://zotero.org/users/local/SqoBCFxW/items/576XJWPM"],"itemData":{"id":419,"type":"paper-conference","abstract":"Remote sensing, and particularly Sinthetic Aperture Radar (SAR) is a potential tool to monitor the presence of plastic on the ocean surface, and AI algorithms can learn to find patterns in the satellite signals that lead to authomatic detection of plastic patches. The main challenge to train AI algorithms for this purpose is the lack of insitu ground truthdata that allow to reliably label the images. This paper describes a first pilot of binary pixel classification (plastic vs. non-plastic) in SAR imagery using Random Forest, GaussianNaïve Bayes and Support Vector Machines classifiers. It also describes the strategy used to generate ground truth data using Sentinel-1 and Sentinel-2 in the Balearic Islands.","container-title":"2021 IEEE International Geoscience and Remote Sensing Symposium IGARSS","DOI":"10.1109/IGARSS47720.2021.9737038","event-title":"2021 IEEE International Geoscience and Remote Sensing Symposium IGARSS","ISSN":"2153-7003","page":"8704-8707","source":"IEEE Xplore","title":"A First Approach to the Automatic Detection of Marine Litter in SAR Images Using Artificial Intelligence","URL":"https://ieeexplore.ieee.org/document/9737038","author":[{"family":"Savastano","given":"Salvatore"},{"family":"Cester","given":"Iván"},{"family":"Perpinyà","given":"Martí"},{"family":"Romero","given":"Laia"}],"accessed":{"date-parts":[["2025",6,27]]},"issued":{"date-parts":[["2021",7]]}}}],"schema":"https://github.com/citation-style-language/schema/raw/master/csl-citation.json"} </w:instrText>
+      </w:r>
+      <w:r>
+        <w:fldChar w:fldCharType="separate"/>
+      </w:r>
+      <w:r>
+        <w:rPr>
+          <w:rFonts w:cs="Calibri"/>
+          <w:kern w:val="0"/>
+        </w:rPr>
+        <w:t>( 2021)</w:t>
+      </w:r>
+      <w:r>
+        <w:fldChar w:fldCharType="end"/>
+      </w:r>
+      <w:r>
+        <w:t xml:space="preserve"> using shallow classifiers for a binary classification, there have been no published deep learning models for plastic detection with SAR imagery. This could overcome the challenges faced in trying to visually identify marine debris in SAR data highlighted by </w:t>
+      </w:r>
       <w:r>
         <w:rPr>
           <w:rFonts w:cs="Calibri"/>
@@ -5404,7 +5890,7 @@
         <w:fldChar w:fldCharType="begin"/>
       </w:r>
       <w:r>
-        <w:instrText xml:space="preserve"> ADDIN ZOTERO_ITEM CSL_CITATION {"citationID":"aezODupL","properties":{"formattedCitation":"(Qi {\\i{}et al.}, 2022)","plainCitation":"(Qi et al., 2022)","dontUpdate":true,"noteIndex":0},"citationItems":[{"id":70,"uris":["http://zotero.org/users/local/SqoBCFxW/items/GMBUWGEU"],"itemData":{"id":70,"type":"article-journal","abstract":"Semantic Scholar extracted view of \"On the capacity of Sentinel-1 synthetic aperture radar in detecting floating macroalgae and other floating matters\" by Lin Qi et al.","container-title":"Remote Sensing of Environment","DOI":"10.1016/j.rse.2022.113188","ISSN":"00344257","journalAbbreviation":"Remote Sensing of Environment","language":"en","page":"113188","source":"Semantic Scholar","title":"On the capacity of Sentinel-1 synthetic aperture radar in detecting floating macroalgae and other floating matters","volume":"280","author":[{"family":"Qi","given":"Lin"},{"family":"Wang","given":"Menghua"},{"family":"Hu","given":"Chuanmin"},{"family":"Holt","given":"Benjamin"}],"issued":{"date-parts":[["2022",10]]}}}],"schema":"https://github.com/citation-style-language/schema/raw/master/csl-citation.json"} </w:instrText>
+        <w:instrText xml:space="preserve"> ADDIN ZOTERO_ITEM CSL_CITATION {"citationID":"OwYZSDQy","properties":{"formattedCitation":"(Qi {\\i{}et al.}, 2022)","plainCitation":"(Qi et al., 2022)","dontUpdate":true,"noteIndex":0},"citationItems":[{"id":70,"uris":["http://zotero.org/users/local/SqoBCFxW/items/GMBUWGEU"],"itemData":{"id":70,"type":"article-journal","abstract":"Semantic Scholar extracted view of \"On the capacity of Sentinel-1 synthetic aperture radar in detecting floating macroalgae and other floating matters\" by Lin Qi et al.","container-title":"Remote Sensing of Environment","DOI":"10.1016/j.rse.2022.113188","ISSN":"00344257","journalAbbreviation":"Remote Sensing of Environment","language":"en","page":"113188","source":"Semantic Scholar","title":"On the capacity of Sentinel-1 synthetic aperture radar in detecting floating macroalgae and other floating matters","volume":"280","author":[{"family":"Qi","given":"Lin"},{"family":"Wang","given":"Menghua"},{"family":"Hu","given":"Chuanmin"},{"family":"Holt","given":"Benjamin"}],"issued":{"date-parts":[["2022",10]]}}}],"schema":"https://github.com/citation-style-language/schema/raw/master/csl-citation.json"} </w:instrText>
       </w:r>
       <w:r>
         <w:fldChar w:fldCharType="separate"/>
@@ -5420,43 +5906,13 @@
         <w:fldChar w:fldCharType="end"/>
       </w:r>
       <w:r>
-        <w:t xml:space="preserve"> assessed what SAR can detect and what it can’t among floating marine features. This was done by comparing Sentinel-1 and Sentinel-2 observations for different floating features such as macroalgae, cyanobacteria blooms, organic matter and marine debris. It was found that only dense collections of macroalgae consistently appeared as bright patches in SAR images effectively increasing backscatter, while marine debris varied between dark and light patches on Sentinel-1 images. This was reinforced by the findings of </w:t>
-      </w:r>
-      <w:r>
-        <w:rPr>
-          <w:rFonts w:cs="Calibri"/>
-          <w:kern w:val="0"/>
-        </w:rPr>
-        <w:t xml:space="preserve">de Fockert </w:t>
-      </w:r>
-      <w:r>
-        <w:rPr>
-          <w:rFonts w:cs="Calibri"/>
-          <w:i/>
-          <w:iCs/>
-          <w:kern w:val="0"/>
-        </w:rPr>
-        <w:t>et al.</w:t>
-      </w:r>
-      <w:r>
-        <w:rPr>
-          <w:rFonts w:cs="Calibri"/>
-          <w:kern w:val="0"/>
-        </w:rPr>
-        <w:t>,</w:t>
-      </w:r>
-      <w:r>
-        <w:rPr>
-          <w:rFonts w:cs="Calibri"/>
-          <w:kern w:val="0"/>
-        </w:rPr>
-        <w:t xml:space="preserve"> </w:t>
+        <w:t xml:space="preserve">, by learning complex patterns in SAR signals and interactions with surface conditions. With limited training data for marine debris detection with SAR imagery, the creation of a dataset would not only allow for models to be trained in this study but would address the gap in the literature, allowing for future studies to build on the dataset and improve model performance. Little research on marine debris detection has been conducted in the SA EEZ and Africa as a whole, this research will aim to address this gap by implementing a monitoring method suited for the region while creating a dataset  within SA EEZ </w:t>
       </w:r>
       <w:r>
         <w:fldChar w:fldCharType="begin"/>
       </w:r>
       <w:r>
-        <w:instrText xml:space="preserve"> ADDIN ZOTERO_ITEM CSL_CITATION {"citationID":"udbqq3Hb","properties":{"formattedCitation":"(de Fockert {\\i{}et al.}, 2024)","plainCitation":"(de Fockert et al., 2024)","dontUpdate":true,"noteIndex":0},"citationItems":[{"id":118,"uris":["http://zotero.org/users/local/SqoBCFxW/items/P8B3TA3W"],"itemData":{"id":118,"type":"article-journal","abstract":"Remote sensing technologies have the potential to support monitoring of floating plastic litter in aquatic environments. An experimental campaign was carried out in a large-scale hydrodynamic test facility to explore the detectability of floating plastics in ocean waves, comparing and contrasting different microwave and optical remote sensing technologies. The extensive experiments revealed that detection of plastics was feasible with microwave measurement techniques using X and Ku-bands with VV polarization at a plastic threshold concentration of 1 item/m2 or 1–10 g/m2. The optical measurements further revealed that spectral and polarization properties in the visible and infrared spectrum had diagnostic information unique to the floating plastics. This assessment presents a crucial step towards enabling the detection of aquatic plastics using advanced remote sensing technologies. We demonstrate that remote sensing has the potential for global targeting of plastic litter hotspots, which is needed for supporting effective clean-up efforts and scientific evidence-based policy making.","container-title":"Scientific Reports","DOI":"10.1038/s41598-024-74332-5","ISSN":"2045-2322","issue":"1","journalAbbreviation":"Sci Rep","language":"en","license":"2024 The Author(s)","page":"25902","publisher":"Nature Publishing Group","source":"www.nature.com","title":"Assessing the detection of floating plastic litter with advanced remote sensing technologies in a hydrodynamic test facility","volume":"14","author":[{"family":"Fockert","given":"A.","non-dropping-particle":"de"},{"family":"Eleveld","given":"M. A."},{"family":"Bakker","given":"W."},{"family":"Felício","given":"J. M."},{"family":"Costa","given":"T. S."},{"family":"Vala","given":"M."},{"family":"Marques","given":"P."},{"family":"Leonor","given":"N."},{"family":"Moreira","given":"A."},{"family":"Costa","given":"J. R."},{"family":"Caldeirinha","given":"R. F. S."},{"family":"Matos","given":"S. A."},{"family":"Fernandes","given":"C. A."},{"family":"Fonseca","given":"N."},{"family":"Simpson","given":"M. D."},{"family":"Marino","given":"A."},{"family":"Gandini","given":"E."},{"family":"Camps","given":"A."},{"family":"Perez-Portero","given":"A."},{"family":"Gonga","given":"A."},{"family":"Burggraaff","given":"O."},{"family":"Garaba","given":"S. P."},{"family":"Salama","given":"M. S."},{"family":"Xiao","given":"Q."},{"family":"Calvert","given":"R."},{"family":"Bremer","given":"T. S.","non-dropping-particle":"van den"},{"family":"Maagt","given":"P.","non-dropping-particle":"de"}],"issued":{"date-parts":[["2024",10,29]]}}}],"schema":"https://github.com/citation-style-language/schema/raw/master/csl-citation.json"} </w:instrText>
+        <w:instrText xml:space="preserve"> ADDIN ZOTERO_ITEM CSL_CITATION {"citationID":"DhWxZFpK","properties":{"formattedCitation":"(Naidoo, Rajkaran and Sershen, 2020)","plainCitation":"(Naidoo, Rajkaran and Sershen, 2020)","noteIndex":0},"citationItems":[{"id":172,"uris":["http://zotero.org/users/local/SqoBCFxW/items/MPHQYSCV"],"itemData":{"id":172,"type":"article-journal","abstract":"Entanglement and ingestion of plastics are the main ecological impacts of marine plastic debris on marine biota, but indirect effects such as the transport of alien species and benthic smothering are also important to note. Entanglement of invertebrates, sharks, turtles, birds and marine mammals is mainly caused by macroplastics (&amp;gt;5 mm), and leads to reduced mobility, ineffective foraging and subsequent mortality. The main plastic types associated with entanglement are improperly discarded fishing nets, lines, ropes and straps. In South Africa and surrounding waters, plastic ingestion has been reported in a number of marine species: sharks (n=10), fish (n=7), turtles (n=1) and birds (n=36). Lethal (macroplastic) and sub-lethal effects (microplastic ≤5 mm) of marine debris on biota have been noted, but at the time of this review there were no published reports on impacts at the population level. Consumed shellfish are possible vectors for the introduction of microplastics into humans. The specific impacts of microplastic ingestion on human health are largely unknown, but additives associated with plastics represent a threat. The research infrastructure in South Africa is insufficient to monitor and characterise marine plastic debris and, in many cases, not in line with global standards. More research effort is needed to understand the impacts of marine plastic debris on humans and marine biota in South Africa, particularly at the population level.\nSignificance:\n\nMacroplastics affect marine biota mainly via entanglement and microplastics largely through ingestion.\nMacro- and microplastic interactions with biota can result in sub-lethal effects and mortality but no population effects have been reported for South Africa.\nConsumed shellfish are a potential source of microplastics for humans but their potential effects in humans remain unknown.\nBetter infrastructure is needed for improved monitoring and research on the effects of marine debris in South Africa.","container-title":"South African Journal of Science","DOI":"10.17159/sajs.2020/7693","ISSN":"1996-7489","issue":"5/6","language":"en","note":"number: 5/6","source":"sajs.co.za","title":"Impacts of plastic debris on biota and implications for human health: A South African perspective","title-short":"Impacts of plastic debris on biota and implications for human health","URL":"https://sajs.co.za/article/view/7693","volume":"116","author":[{"family":"Naidoo","given":"Trishan"},{"family":"Rajkaran","given":"Anusha"},{"family":"Sershen","given":""}],"accessed":{"date-parts":[["2025",5,16]]},"issued":{"date-parts":[["2020",5,27]]}}}],"schema":"https://github.com/citation-style-language/schema/raw/master/csl-citation.json"} </w:instrText>
       </w:r>
       <w:r>
         <w:fldChar w:fldCharType="separate"/>
@@ -5464,348 +5920,23 @@
       <w:r>
         <w:rPr>
           <w:rFonts w:cs="Calibri"/>
-          <w:kern w:val="0"/>
-        </w:rPr>
-        <w:t>(2024)</w:t>
+        </w:rPr>
+        <w:t>(Naidoo, Rajkaran and Sershen, 2020)</w:t>
       </w:r>
       <w:r>
         <w:fldChar w:fldCharType="end"/>
       </w:r>
       <w:r>
-        <w:t xml:space="preserve"> in which the backscatter received by a SAR sensor from floating plastic was dependent on the surrounding surface conditions. This research highlights a major limitation of SAR in that the signature of plastics is not consistent and is weak in raw SAR images. Therefore, in this study to detect marine debris with SAR, sophisticated methods that consider the surface conditions and as much information from the SAR image as possible need to be implemented to go beyond what the raw image provides in terms of floating plastic detection. </w:t>
-      </w:r>
-    </w:p>
-    <w:p>
-      <w:pPr>
-        <w:jc w:val="both"/>
-      </w:pPr>
-      <w:r>
-        <w:rPr>
-          <w:rFonts w:cs="Calibri"/>
-          <w:kern w:val="0"/>
-        </w:rPr>
-        <w:t xml:space="preserve">Savastano </w:t>
-      </w:r>
-      <w:r>
-        <w:rPr>
-          <w:rFonts w:cs="Calibri"/>
-          <w:i/>
-          <w:iCs/>
-          <w:kern w:val="0"/>
-        </w:rPr>
-        <w:t>et al.</w:t>
-      </w:r>
-      <w:r>
-        <w:rPr>
-          <w:rFonts w:cs="Calibri"/>
-          <w:kern w:val="0"/>
-        </w:rPr>
-        <w:t>,</w:t>
-      </w:r>
-      <w:r>
-        <w:fldChar w:fldCharType="begin"/>
-      </w:r>
-      <w:r>
-        <w:instrText xml:space="preserve"> ADDIN ZOTERO_ITEM CSL_CITATION {"citationID":"l5bwvtkt","properties":{"formattedCitation":"(Savastano {\\i{}et al.}, 2021b)","plainCitation":"(Savastano et al., 2021b)","dontUpdate":true,"noteIndex":0},"citationItems":[{"id":419,"uris":["http://zotero.org/users/local/SqoBCFxW/items/576XJWPM"],"itemData":{"id":419,"type":"paper-conference","abstract":"Remote sensing, and particularly Sinthetic Aperture Radar (SAR) is a potential tool to monitor the presence of plastic on the ocean surface, and AI algorithms can learn to find patterns in the satellite signals that lead to authomatic detection of plastic patches. The main challenge to train AI algorithms for this purpose is the lack of insitu ground truthdata that allow to reliably label the images. This paper describes a first pilot of binary pixel classification (plastic vs. non-plastic) in SAR imagery using Random Forest, GaussianNaïve Bayes and Support Vector Machines classifiers. It also describes the strategy used to generate ground truth data using Sentinel-1 and Sentinel-2 in the Balearic Islands.","container-title":"2021 IEEE International Geoscience and Remote Sensing Symposium IGARSS","DOI":"10.1109/IGARSS47720.2021.9737038","event-title":"2021 IEEE International Geoscience and Remote Sensing Symposium IGARSS","ISSN":"2153-7003","page":"8704-8707","source":"IEEE Xplore","title":"A First Approach to the Automatic Detection of Marine Litter in SAR Images Using Artificial Intelligence","URL":"https://ieeexplore.ieee.org/document/9737038","author":[{"family":"Savastano","given":"Salvatore"},{"family":"Cester","given":"Iván"},{"family":"Perpinyà","given":"Martí"},{"family":"Romero","given":"Laia"}],"accessed":{"date-parts":[["2025",6,27]]},"issued":{"date-parts":[["2021",7]]}}}],"schema":"https://github.com/citation-style-language/schema/raw/master/csl-citation.json"} </w:instrText>
-      </w:r>
-      <w:r>
-        <w:fldChar w:fldCharType="separate"/>
-      </w:r>
-      <w:r>
-        <w:rPr>
-          <w:rFonts w:cs="Calibri"/>
-          <w:kern w:val="0"/>
-        </w:rPr>
-        <w:t>(2021)</w:t>
-      </w:r>
-      <w:r>
-        <w:fldChar w:fldCharType="end"/>
-      </w:r>
-      <w:r>
-        <w:t xml:space="preserve"> were the first to apply SAR and AI methods to detect floating marine plastics. A small, labelled SAR dataset was created by using Sentinel-2 detections. The Floating Debris Index (FDI) was applied to detect floating debris collections in Sentinel-2 acquisitions that had a short temporal gap to a corresponding Sentinel-1 acquisition, the collections detected in the Sentinel-2 image were then located in the Sentinel-1 image and were labelled. Shallow machine learning classifiers were then trained on the SAR data to classify floating plastics. Although this approach was preliminary, it demonstrated the feasibility of using SAR to detect floating marine debris and sets the platform for this study to address the limitations of their approach. Small scale shallow models were used; by implementing deep learning in this study more complex patterns could be discovered for more reliable detection. The data created by </w:t>
-      </w:r>
-      <w:r>
-        <w:rPr>
-          <w:rFonts w:cs="Calibri"/>
-          <w:kern w:val="0"/>
-        </w:rPr>
-        <w:t xml:space="preserve">Savastano </w:t>
-      </w:r>
-      <w:r>
-        <w:rPr>
-          <w:rFonts w:cs="Calibri"/>
-          <w:i/>
-          <w:iCs/>
-          <w:kern w:val="0"/>
-        </w:rPr>
-        <w:t>et al.</w:t>
-      </w:r>
-      <w:r>
-        <w:rPr>
-          <w:rFonts w:cs="Calibri"/>
-          <w:kern w:val="0"/>
-        </w:rPr>
-        <w:t>,</w:t>
-      </w:r>
-      <w:r>
-        <w:fldChar w:fldCharType="begin"/>
-      </w:r>
-      <w:r>
-        <w:instrText xml:space="preserve"> ADDIN ZOTERO_ITEM CSL_CITATION {"citationID":"FWj2oBiL","properties":{"formattedCitation":"(Savastano {\\i{}et al.}, 2021b)","plainCitation":"(Savastano et al., 2021b)","dontUpdate":true,"noteIndex":0},"citationItems":[{"id":419,"uris":["http://zotero.org/users/local/SqoBCFxW/items/576XJWPM"],"itemData":{"id":419,"type":"paper-conference","abstract":"Remote sensing, and particularly Sinthetic Aperture Radar (SAR) is a potential tool to monitor the presence of plastic on the ocean surface, and AI algorithms can learn to find patterns in the satellite signals that lead to authomatic detection of plastic patches. The main challenge to train AI algorithms for this purpose is the lack of insitu ground truthdata that allow to reliably label the images. This paper describes a first pilot of binary pixel classification (plastic vs. non-plastic) in SAR imagery using Random Forest, GaussianNaïve Bayes and Support Vector Machines classifiers. It also describes the strategy used to generate ground truth data using Sentinel-1 and Sentinel-2 in the Balearic Islands.","container-title":"2021 IEEE International Geoscience and Remote Sensing Symposium IGARSS","DOI":"10.1109/IGARSS47720.2021.9737038","event-title":"2021 IEEE International Geoscience and Remote Sensing Symposium IGARSS","ISSN":"2153-7003","page":"8704-8707","source":"IEEE Xplore","title":"A First Approach to the Automatic Detection of Marine Litter in SAR Images Using Artificial Intelligence","URL":"https://ieeexplore.ieee.org/document/9737038","author":[{"family":"Savastano","given":"Salvatore"},{"family":"Cester","given":"Iván"},{"family":"Perpinyà","given":"Martí"},{"family":"Romero","given":"Laia"}],"accessed":{"date-parts":[["2025",6,27]]},"issued":{"date-parts":[["2021",7]]}}}],"schema":"https://github.com/citation-style-language/schema/raw/master/csl-citation.json"} </w:instrText>
-      </w:r>
-      <w:r>
-        <w:fldChar w:fldCharType="separate"/>
-      </w:r>
-      <w:r>
-        <w:rPr>
-          <w:rFonts w:cs="Calibri"/>
-          <w:kern w:val="0"/>
-        </w:rPr>
-        <w:t>(2021)</w:t>
-      </w:r>
-      <w:r>
-        <w:fldChar w:fldCharType="end"/>
-      </w:r>
-      <w:r>
-        <w:t xml:space="preserve"> was approximated from Sentinel-2 detections, by creating a ground truth  SAR-based dataset for marine debris detections could be better validated in SAR images.  </w:t>
-      </w:r>
-    </w:p>
-    <w:p>
-      <w:pPr>
-        <w:jc w:val="both"/>
-      </w:pPr>
-    </w:p>
-    <w:p>
-      <w:pPr>
-        <w:jc w:val="both"/>
-        <w:rPr>
-          <w:color w:val="FF0000"/>
-        </w:rPr>
-      </w:pPr>
-      <w:r>
-        <w:rPr>
-          <w:color w:val="FF0000"/>
-        </w:rPr>
-        <w:t xml:space="preserve">Include the study from the SAR returns section </w:t>
-      </w:r>
-    </w:p>
-    <w:p/>
-    <w:p>
-      <w:pPr>
-        <w:pStyle w:val="Heading3"/>
-      </w:pPr>
-      <w:bookmarkStart w:id="25" w:name="_Toc201953888"/>
-      <w:commentRangeStart w:id="26"/>
-      <w:r>
-        <w:t>2.8 Research Gaps</w:t>
-      </w:r>
-      <w:bookmarkEnd w:id="25"/>
-    </w:p>
-    <w:p>
-      <w:pPr>
-        <w:jc w:val="both"/>
-      </w:pPr>
-      <w:r>
-        <w:t>Through this literature review, there were several research gaps found and recommendations for future work on the methods for the detection of floating marine plastics.</w:t>
-      </w:r>
-      <w:r>
-        <w:t xml:space="preserve"> There is a large reliance on the use of optical imagery, such as Sentinel-2, to detect floating marine debris. This has led to the development of large datasets and base models  for accurate monitoring and detection </w:t>
-      </w:r>
-      <w:r>
-        <w:fldChar w:fldCharType="begin"/>
-      </w:r>
-      <w:r>
-        <w:instrText xml:space="preserve"> ADDIN ZOTERO_ITEM CSL_CITATION {"citationID":"ZGeCorBK","properties":{"formattedCitation":"(Waqas {\\i{}et al.}, 2023)","plainCitation":"(Waqas et al., 2023)","noteIndex":0},"citationItems":[{"id":336,"uris":["http://zotero.org/users/local/SqoBCFxW/items/SJWTS3CF"],"itemData":{"id":336,"type":"article-journal","abstract":"The persistent plastic litter, originating from different sources and transported from rivers to oceans, has posed serious biological, ecological, and chemical effects on the marine ecosystem, and is considered a global issue. In the past decade, many studies have identified, monitored, and tracked marine plastic debris in coastal and open ocean areas using remote sensing technologies. Compared to traditional surveying methods, high-resolution (spatial and temporal) multispectral or hyperspectral remote sensing data have been substantially used to monitor floating marine macro litter (FMML). In this systematic review, we present an overview of remote sensing data and techniques for detecting FMML, as well as their challenges and opportunities. We reviewed the studies based on different sensors and platforms, spatial and spectral resolution, ground sampling data, plastic detection methods, and accuracy obtained in detecting marine litter. In addition, this study elaborates the usefulness of high-resolution remote sensing data in Visible (VIS), Near-infrared (NIR), and Short-Wave InfraRed (SWIR) range, along with spectral signatures of plastic, in-situ samples, and spectral indices for automatic detection of FMML. Moreover, the Thermal Infrared (TIR), Synthetic aperture radar (SAR), and Light Detection and Ranging (LiDAR) data were introduced and these were demonstrated that could be used as a supplement dataset for the identification and quantification of FMML.","container-title":"Marine Pollution Bulletin","DOI":"10.1016/j.marpolbul.2023.115746","ISSN":"0025-326X","journalAbbreviation":"Marine Pollution Bulletin","page":"115746","source":"ScienceDirect","title":"Marine plastic pollution detection and identification by using remote sensing-meta analysis","volume":"197","author":[{"family":"Waqas","given":"Muhammad"},{"family":"Wong","given":"Man Sing"},{"family":"Stocchino","given":"Alessandro"},{"family":"Abbas","given":"Sawaid"},{"family":"Hafeez","given":"Sidrah"},{"family":"Zhu","given":"Rui"}],"issued":{"date-parts":[["2023",12,1]]}}}],"schema":"https://github.com/citation-style-language/schema/raw/master/csl-citation.json"} </w:instrText>
-      </w:r>
-      <w:r>
-        <w:fldChar w:fldCharType="separate"/>
-      </w:r>
-      <w:r>
-        <w:rPr>
-          <w:rFonts w:cs="Calibri"/>
-          <w:kern w:val="0"/>
-        </w:rPr>
-        <w:t xml:space="preserve">(Waqas </w:t>
-      </w:r>
-      <w:r>
-        <w:rPr>
-          <w:rFonts w:cs="Calibri"/>
-          <w:i/>
-          <w:iCs/>
-          <w:kern w:val="0"/>
-        </w:rPr>
-        <w:t>et al.</w:t>
-      </w:r>
-      <w:r>
-        <w:rPr>
-          <w:rFonts w:cs="Calibri"/>
-          <w:kern w:val="0"/>
-        </w:rPr>
-        <w:t>, 2023)</w:t>
-      </w:r>
-      <w:r>
-        <w:fldChar w:fldCharType="end"/>
-      </w:r>
-      <w:r>
-        <w:t xml:space="preserve">. However, optical imagery faces a major limitation in that monitoring cannot take place when there is cloud cover, which is often the case during and after events that release large amounts of plastic into the ocean such as during floods. To overcome this limitation other data sources that operate regardless of cloud cover need to be investigated, such as SAR. The use of SAR for the detection of marine debris is largely unexplored and is still in research infancy, posing as a major gap in the literature on marine plastic detection </w:t>
-      </w:r>
-      <w:r>
-        <w:fldChar w:fldCharType="begin"/>
-      </w:r>
-      <w:r>
-        <w:instrText xml:space="preserve"> ADDIN ZOTERO_ITEM CSL_CITATION {"citationID":"8awn2Gxj","properties":{"formattedCitation":"(Savastano {\\i{}et al.}, 2021b)","plainCitation":"(Savastano et al., 2021b)","dontUpdate":true,"noteIndex":0},"citationItems":[{"id":419,"uris":["http://zotero.org/users/local/SqoBCFxW/items/576XJWPM"],"itemData":{"id":419,"type":"paper-conference","abstract":"Remote sensing, and particularly Sinthetic Aperture Radar (SAR) is a potential tool to monitor the presence of plastic on the ocean surface, and AI algorithms can learn to find patterns in the satellite signals that lead to authomatic detection of plastic patches. The main challenge to train AI algorithms for this purpose is the lack of insitu ground truthdata that allow to reliably label the images. This paper describes a first pilot of binary pixel classification (plastic vs. non-plastic) in SAR imagery using Random Forest, GaussianNaïve Bayes and Support Vector Machines classifiers. It also describes the strategy used to generate ground truth data using Sentinel-1 and Sentinel-2 in the Balearic Islands.","container-title":"2021 IEEE International Geoscience and Remote Sensing Symposium IGARSS","DOI":"10.1109/IGARSS47720.2021.9737038","event-title":"2021 IEEE International Geoscience and Remote Sensing Symposium IGARSS","ISSN":"2153-7003","page":"8704-8707","source":"IEEE Xplore","title":"A First Approach to the Automatic Detection of Marine Litter in SAR Images Using Artificial Intelligence","URL":"https://ieeexplore.ieee.org/document/9737038","author":[{"family":"Savastano","given":"Salvatore"},{"family":"Cester","given":"Iván"},{"family":"Perpinyà","given":"Martí"},{"family":"Romero","given":"Laia"}],"accessed":{"date-parts":[["2025",6,27]]},"issued":{"date-parts":[["2021",7]]}}}],"schema":"https://github.com/citation-style-language/schema/raw/master/csl-citation.json"} </w:instrText>
-      </w:r>
-      <w:r>
-        <w:fldChar w:fldCharType="separate"/>
-      </w:r>
-      <w:r>
-        <w:rPr>
-          <w:rFonts w:cs="Calibri"/>
-          <w:kern w:val="0"/>
-        </w:rPr>
-        <w:t xml:space="preserve">(Savastano </w:t>
-      </w:r>
-      <w:r>
-        <w:rPr>
-          <w:rFonts w:cs="Calibri"/>
-          <w:i/>
-          <w:iCs/>
-          <w:kern w:val="0"/>
-        </w:rPr>
-        <w:t>et al.</w:t>
-      </w:r>
-      <w:r>
-        <w:rPr>
-          <w:rFonts w:cs="Calibri"/>
-          <w:kern w:val="0"/>
-        </w:rPr>
-        <w:t>, 2021)</w:t>
-      </w:r>
-      <w:r>
-        <w:fldChar w:fldCharType="end"/>
-      </w:r>
-      <w:r>
-        <w:t xml:space="preserve">. With little research on SAR-based methods there are few existing training datasets and base models that would allow for the development of practical SAR-based detection methodologies to overcome the limitation of cloud cover in optical imagery moving toward more consistent plastic monitoring. Aside from the work by </w:t>
-      </w:r>
-      <w:r>
-        <w:rPr>
-          <w:rFonts w:cs="Calibri"/>
-          <w:kern w:val="0"/>
-        </w:rPr>
-        <w:t xml:space="preserve">Savastano </w:t>
-      </w:r>
-      <w:r>
-        <w:rPr>
-          <w:rFonts w:cs="Calibri"/>
-          <w:i/>
-          <w:iCs/>
-          <w:kern w:val="0"/>
-        </w:rPr>
-        <w:t>et al.</w:t>
-      </w:r>
-      <w:r>
-        <w:rPr>
-          <w:rFonts w:cs="Calibri"/>
-          <w:kern w:val="0"/>
-        </w:rPr>
-        <w:t>,</w:t>
-      </w:r>
-      <w:r>
-        <w:fldChar w:fldCharType="begin"/>
-      </w:r>
-      <w:r>
-        <w:instrText xml:space="preserve"> ADDIN ZOTERO_ITEM CSL_CITATION {"citationID":"uQubeX25","properties":{"formattedCitation":"(Savastano {\\i{}et al.}, 2021b)","plainCitation":"(Savastano et al., 2021b)","dontUpdate":true,"noteIndex":0},"citationItems":[{"id":419,"uris":["http://zotero.org/users/local/SqoBCFxW/items/576XJWPM"],"itemData":{"id":419,"type":"paper-conference","abstract":"Remote sensing, and particularly Sinthetic Aperture Radar (SAR) is a potential tool to monitor the presence of plastic on the ocean surface, and AI algorithms can learn to find patterns in the satellite signals that lead to authomatic detection of plastic patches. The main challenge to train AI algorithms for this purpose is the lack of insitu ground truthdata that allow to reliably label the images. This paper describes a first pilot of binary pixel classification (plastic vs. non-plastic) in SAR imagery using Random Forest, GaussianNaïve Bayes and Support Vector Machines classifiers. It also describes the strategy used to generate ground truth data using Sentinel-1 and Sentinel-2 in the Balearic Islands.","container-title":"2021 IEEE International Geoscience and Remote Sensing Symposium IGARSS","DOI":"10.1109/IGARSS47720.2021.9737038","event-title":"2021 IEEE International Geoscience and Remote Sensing Symposium IGARSS","ISSN":"2153-7003","page":"8704-8707","source":"IEEE Xplore","title":"A First Approach to the Automatic Detection of Marine Litter in SAR Images Using Artificial Intelligence","URL":"https://ieeexplore.ieee.org/document/9737038","author":[{"family":"Savastano","given":"Salvatore"},{"family":"Cester","given":"Iván"},{"family":"Perpinyà","given":"Martí"},{"family":"Romero","given":"Laia"}],"accessed":{"date-parts":[["2025",6,27]]},"issued":{"date-parts":[["2021",7]]}}}],"schema":"https://github.com/citation-style-language/schema/raw/master/csl-citation.json"} </w:instrText>
-      </w:r>
-      <w:r>
-        <w:fldChar w:fldCharType="separate"/>
-      </w:r>
-      <w:r>
-        <w:rPr>
-          <w:rFonts w:cs="Calibri"/>
-          <w:kern w:val="0"/>
-        </w:rPr>
-        <w:t>( 2021)</w:t>
-      </w:r>
-      <w:r>
-        <w:fldChar w:fldCharType="end"/>
-      </w:r>
-      <w:r>
-        <w:t xml:space="preserve"> using shallow classifiers for a binary classification, there have been no published deep learning models for plastic detection with SAR imagery. This could overcome the challenges faced in trying to visually identify marine debris in SAR data highlighted by </w:t>
-      </w:r>
-      <w:r>
-        <w:rPr>
-          <w:rFonts w:cs="Calibri"/>
-          <w:kern w:val="0"/>
-        </w:rPr>
-        <w:t xml:space="preserve">Qi </w:t>
-      </w:r>
-      <w:r>
-        <w:rPr>
-          <w:rFonts w:cs="Calibri"/>
-          <w:i/>
-          <w:iCs/>
-          <w:kern w:val="0"/>
-        </w:rPr>
-        <w:t>et al.</w:t>
-      </w:r>
-      <w:r>
-        <w:rPr>
-          <w:rFonts w:cs="Calibri"/>
-          <w:kern w:val="0"/>
-        </w:rPr>
-        <w:t>,</w:t>
-      </w:r>
-      <w:r>
-        <w:fldChar w:fldCharType="begin"/>
-      </w:r>
-      <w:r>
-        <w:instrText xml:space="preserve"> ADDIN ZOTERO_ITEM CSL_CITATION {"citationID":"OwYZSDQy","properties":{"formattedCitation":"(Qi {\\i{}et al.}, 2022)","plainCitation":"(Qi et al., 2022)","dontUpdate":true,"noteIndex":0},"citationItems":[{"id":70,"uris":["http://zotero.org/users/local/SqoBCFxW/items/GMBUWGEU"],"itemData":{"id":70,"type":"article-journal","abstract":"Semantic Scholar extracted view of \"On the capacity of Sentinel-1 synthetic aperture radar in detecting floating macroalgae and other floating matters\" by Lin Qi et al.","container-title":"Remote Sensing of Environment","DOI":"10.1016/j.rse.2022.113188","ISSN":"00344257","journalAbbreviation":"Remote Sensing of Environment","language":"en","page":"113188","source":"Semantic Scholar","title":"On the capacity of Sentinel-1 synthetic aperture radar in detecting floating macroalgae and other floating matters","volume":"280","author":[{"family":"Qi","given":"Lin"},{"family":"Wang","given":"Menghua"},{"family":"Hu","given":"Chuanmin"},{"family":"Holt","given":"Benjamin"}],"issued":{"date-parts":[["2022",10]]}}}],"schema":"https://github.com/citation-style-language/schema/raw/master/csl-citation.json"} </w:instrText>
-      </w:r>
-      <w:r>
-        <w:fldChar w:fldCharType="separate"/>
-      </w:r>
-      <w:r>
-        <w:rPr>
-          <w:rFonts w:cs="Calibri"/>
-          <w:kern w:val="0"/>
-        </w:rPr>
-        <w:t>(2022)</w:t>
-      </w:r>
-      <w:r>
-        <w:fldChar w:fldCharType="end"/>
-      </w:r>
-      <w:r>
-        <w:t xml:space="preserve">, by learning complex patterns in SAR signals and interactions with surface conditions. With limited training data for marine debris detection with SAR imagery, the creation of a dataset would not only allow for models to be trained in this study but would address the gap in the literature, allowing for future studies to build on the dataset and improve model performance. Little research on marine debris detection has been conducted in the SA EEZ and Africa as a whole, this research will aim to address this gap by implementing a monitoring method suited for the region while creating a dataset  within SA EEZ </w:t>
-      </w:r>
-      <w:r>
-        <w:fldChar w:fldCharType="begin"/>
-      </w:r>
-      <w:r>
-        <w:instrText xml:space="preserve"> ADDIN ZOTERO_ITEM CSL_CITATION {"citationID":"DhWxZFpK","properties":{"formattedCitation":"(Naidoo, Rajkaran and Sershen, 2020)","plainCitation":"(Naidoo, Rajkaran and Sershen, 2020)","noteIndex":0},"citationItems":[{"id":172,"uris":["http://zotero.org/users/local/SqoBCFxW/items/MPHQYSCV"],"itemData":{"id":172,"type":"article-journal","abstract":"Entanglement and ingestion of plastics are the main ecological impacts of marine plastic debris on marine biota, but indirect effects such as the transport of alien species and benthic smothering are also important to note. Entanglement of invertebrates, sharks, turtles, birds and marine mammals is mainly caused by macroplastics (&amp;gt;5 mm), and leads to reduced mobility, ineffective foraging and subsequent mortality. The main plastic types associated with entanglement are improperly discarded fishing nets, lines, ropes and straps. In South Africa and surrounding waters, plastic ingestion has been reported in a number of marine species: sharks (n=10), fish (n=7), turtles (n=1) and birds (n=36). Lethal (macroplastic) and sub-lethal effects (microplastic ≤5 mm) of marine debris on biota have been noted, but at the time of this review there were no published reports on impacts at the population level. Consumed shellfish are possible vectors for the introduction of microplastics into humans. The specific impacts of microplastic ingestion on human health are largely unknown, but additives associated with plastics represent a threat. The research infrastructure in South Africa is insufficient to monitor and characterise marine plastic debris and, in many cases, not in line with global standards. More research effort is needed to understand the impacts of marine plastic debris on humans and marine biota in South Africa, particularly at the population level.\nSignificance:\n\nMacroplastics affect marine biota mainly via entanglement and microplastics largely through ingestion.\nMacro- and microplastic interactions with biota can result in sub-lethal effects and mortality but no population effects have been reported for South Africa.\nConsumed shellfish are a potential source of microplastics for humans but their potential effects in humans remain unknown.\nBetter infrastructure is needed for improved monitoring and research on the effects of marine debris in South Africa.","container-title":"South African Journal of Science","DOI":"10.17159/sajs.2020/7693","ISSN":"1996-7489","issue":"5/6","language":"en","note":"number: 5/6","source":"sajs.co.za","title":"Impacts of plastic debris on biota and implications for human health: A South African perspective","title-short":"Impacts of plastic debris on biota and implications for human health","URL":"https://sajs.co.za/article/view/7693","volume":"116","author":[{"family":"Naidoo","given":"Trishan"},{"family":"Rajkaran","given":"Anusha"},{"family":"Sershen","given":""}],"accessed":{"date-parts":[["2025",5,16]]},"issued":{"date-parts":[["2020",5,27]]}}}],"schema":"https://github.com/citation-style-language/schema/raw/master/csl-citation.json"} </w:instrText>
-      </w:r>
-      <w:r>
-        <w:fldChar w:fldCharType="separate"/>
-      </w:r>
-      <w:r>
-        <w:rPr>
-          <w:rFonts w:cs="Calibri"/>
-        </w:rPr>
-        <w:t>(Naidoo, Rajkaran and Sershen, 2020)</w:t>
-      </w:r>
-      <w:r>
-        <w:fldChar w:fldCharType="end"/>
-      </w:r>
-      <w:r>
         <w:t xml:space="preserve">. </w:t>
       </w:r>
-      <w:commentRangeEnd w:id="26"/>
+      <w:commentRangeEnd w:id="28"/>
       <w:r>
         <w:rPr>
           <w:rStyle w:val="CommentReference"/>
           <w:sz w:val="22"/>
           <w:szCs w:val="22"/>
         </w:rPr>
-        <w:commentReference w:id="26"/>
+        <w:commentReference w:id="28"/>
       </w:r>
     </w:p>
     <w:p/>
@@ -5933,8 +6064,192 @@
         <w:pStyle w:val="Bibliography"/>
       </w:pPr>
       <w:r>
+        <w:t xml:space="preserve">Booth, H., Ma, W. and Karakuş, O. (2023) “High-precision density mapping of marine debris and floating plastics via satellite imagery,” </w:t>
+      </w:r>
+      <w:r>
+        <w:rPr>
+          <w:i/>
+          <w:iCs/>
+        </w:rPr>
+        <w:t>Scientific Reports</w:t>
+      </w:r>
+      <w:r>
+        <w:t>, 13(1), p. 6822. Available at: https://doi.org/10.1038/s41598-023-33612-2.</w:t>
+      </w:r>
+    </w:p>
+    <w:p>
+      <w:pPr>
+        <w:pStyle w:val="Bibliography"/>
+      </w:pPr>
+      <w:r>
         <w:lastRenderedPageBreak/>
-        <w:t xml:space="preserve">Booth, H., Ma, W. and Karakuş, O. (2023) “High-precision density mapping of marine debris and floating plastics via satellite imagery,” </w:t>
+        <w:t>Copernicus (2014) “Sentinel-1 – Documentation. Copernicus Data Space.” Available at: https://documentation.dataspace.copernicus.eu/Data/SentinelMissions/Sentinel1.html (Accessed: October 14, 2025).</w:t>
+      </w:r>
+    </w:p>
+    <w:p>
+      <w:pPr>
+        <w:pStyle w:val="Bibliography"/>
+      </w:pPr>
+      <w:r>
+        <w:t xml:space="preserve">Danilov, A. and Serdiukova, E. (2024) “Review of Methods for Automatic Plastic Detection in Water Areas Using Satellite Images and Machine Learning,” </w:t>
+      </w:r>
+      <w:r>
+        <w:rPr>
+          <w:i/>
+          <w:iCs/>
+        </w:rPr>
+        <w:t>Sensors (Basel, Switzerland)</w:t>
+      </w:r>
+      <w:r>
+        <w:t>, 24(16), p. 5089. Available at: https://doi.org/10.3390/s24165089.</w:t>
+      </w:r>
+    </w:p>
+    <w:p>
+      <w:pPr>
+        <w:pStyle w:val="Bibliography"/>
+      </w:pPr>
+      <w:r>
+        <w:t xml:space="preserve">DeLancey, E.R. </w:t>
+      </w:r>
+      <w:r>
+        <w:rPr>
+          <w:i/>
+          <w:iCs/>
+        </w:rPr>
+        <w:t>et al.</w:t>
+      </w:r>
+      <w:r>
+        <w:t xml:space="preserve"> (2020) “Comparing Deep Learning and Shallow Learning for Large-Scale Wetland Classification in Alberta, Canada,” </w:t>
+      </w:r>
+      <w:r>
+        <w:rPr>
+          <w:i/>
+          <w:iCs/>
+        </w:rPr>
+        <w:t>Remote Sensing</w:t>
+      </w:r>
+      <w:r>
+        <w:t>, 12(1), p. 2. Available at: https://doi.org/10.3390/rs12010002.</w:t>
+      </w:r>
+    </w:p>
+    <w:p>
+      <w:pPr>
+        <w:pStyle w:val="Bibliography"/>
+      </w:pPr>
+      <w:r>
+        <w:t xml:space="preserve">Evans, M.C. and Ruf, C.S. (2022) “Toward the Detection and Imaging of Ocean Microplastics With a Spaceborne Radar,” </w:t>
+      </w:r>
+      <w:r>
+        <w:rPr>
+          <w:i/>
+          <w:iCs/>
+        </w:rPr>
+        <w:t>IEEE Transactions on Geoscience and Remote Sensing</w:t>
+      </w:r>
+      <w:r>
+        <w:t>, 60, pp. 1–9. Available at: https://doi.org/10.1109/TGRS.2021.3081691.</w:t>
+      </w:r>
+    </w:p>
+    <w:p>
+      <w:pPr>
+        <w:pStyle w:val="Bibliography"/>
+      </w:pPr>
+      <w:r>
+        <w:t xml:space="preserve">Fauvelle, V. </w:t>
+      </w:r>
+      <w:r>
+        <w:rPr>
+          <w:i/>
+          <w:iCs/>
+        </w:rPr>
+        <w:t>et al.</w:t>
+      </w:r>
+      <w:r>
+        <w:t xml:space="preserve"> (2021) “Organic additive release from plastic to seawater is lower under deep-sea conditions,” </w:t>
+      </w:r>
+      <w:r>
+        <w:rPr>
+          <w:i/>
+          <w:iCs/>
+        </w:rPr>
+        <w:t>Nature Communications</w:t>
+      </w:r>
+      <w:r>
+        <w:t>, 12(1), p. 4426. Available at: https://doi.org/10.1038/s41467-021-24738-w.</w:t>
+      </w:r>
+    </w:p>
+    <w:p>
+      <w:pPr>
+        <w:pStyle w:val="Bibliography"/>
+      </w:pPr>
+      <w:r>
+        <w:t xml:space="preserve">Ferro-Famil, L. and Pottier, E. (2001) “Dual Frequency Polarimetric SAR Data Classification and Analysis,” </w:t>
+      </w:r>
+      <w:r>
+        <w:rPr>
+          <w:i/>
+          <w:iCs/>
+        </w:rPr>
+        <w:t>Progress In Electromagnetics Research</w:t>
+      </w:r>
+      <w:r>
+        <w:t>, 31, pp. 247–272. Available at: https://doi.org/10.2528/PIER00081601.</w:t>
+      </w:r>
+    </w:p>
+    <w:p>
+      <w:pPr>
+        <w:pStyle w:val="Bibliography"/>
+      </w:pPr>
+      <w:r>
+        <w:t xml:space="preserve">Field, L.C. </w:t>
+      </w:r>
+      <w:r>
+        <w:rPr>
+          <w:i/>
+          <w:iCs/>
+        </w:rPr>
+        <w:t>et al.</w:t>
+      </w:r>
+      <w:r>
+        <w:t xml:space="preserve"> (2025) “Assessing South Africa’s marine protected area quality and progress towards conservation goals: An application of </w:t>
+      </w:r>
+      <w:r>
+        <w:rPr>
+          <w:i/>
+          <w:iCs/>
+        </w:rPr>
+        <w:t>The MPA Guide</w:t>
+      </w:r>
+      <w:r>
+        <w:t xml:space="preserve"> framework,” </w:t>
+      </w:r>
+      <w:r>
+        <w:rPr>
+          <w:i/>
+          <w:iCs/>
+        </w:rPr>
+        <w:t>Marine Policy</w:t>
+      </w:r>
+      <w:r>
+        <w:t>, 173, p. 106513. Available at: https://doi.org/10.1016/j.marpol.2024.106513.</w:t>
+      </w:r>
+    </w:p>
+    <w:p>
+      <w:pPr>
+        <w:pStyle w:val="Bibliography"/>
+      </w:pPr>
+      <w:r>
+        <w:t xml:space="preserve">de Fockert, A. </w:t>
+      </w:r>
+      <w:r>
+        <w:rPr>
+          <w:i/>
+          <w:iCs/>
+        </w:rPr>
+        <w:t>et al.</w:t>
+      </w:r>
+      <w:r>
+        <w:t xml:space="preserve"> (2024) “Assessing the detection of floating plastic litter with advanced remote sensing technologies in a hydrodynamic test facility,” </w:t>
       </w:r>
       <w:r>
         <w:rPr>
@@ -5944,7 +6259,7 @@
         <w:t>Scientific Reports</w:t>
       </w:r>
       <w:r>
-        <w:t>, 13(1), p. 6822. Available at: https://doi.org/10.1038/s41598-023-33612-2.</w:t>
+        <w:t>, 14(1), p. 25902. Available at: https://doi.org/10.1038/s41598-024-74332-5.</w:t>
       </w:r>
     </w:p>
     <w:p>
@@ -5952,7 +6267,27 @@
         <w:pStyle w:val="Bibliography"/>
       </w:pPr>
       <w:r>
-        <w:t>Copernicus (2014) “Sentinel-1 – Documentation. Copernicus Data Space.” Available at: https://documentation.dataspace.copernicus.eu/Data/SentinelMissions/Sentinel1.html (Accessed: October 14, 2025).</w:t>
+        <w:t xml:space="preserve">Gutsa, T. </w:t>
+      </w:r>
+      <w:r>
+        <w:rPr>
+          <w:i/>
+          <w:iCs/>
+        </w:rPr>
+        <w:t>et al.</w:t>
+      </w:r>
+      <w:r>
+        <w:t xml:space="preserve"> (2024) “Wasted shores: Using drones to monitor the spatio-temporal evolution of debris accumulation hotspots on South Africa’s Umgeni River,” </w:t>
+      </w:r>
+      <w:r>
+        <w:rPr>
+          <w:i/>
+          <w:iCs/>
+        </w:rPr>
+        <w:t>Science of The Total Environment</w:t>
+      </w:r>
+      <w:r>
+        <w:t>, 955, p. 176791. Available at: https://doi.org/10.1016/j.scitotenv.2024.176791.</w:t>
       </w:r>
     </w:p>
     <w:p>
@@ -5960,17 +6295,17 @@
         <w:pStyle w:val="Bibliography"/>
       </w:pPr>
       <w:r>
-        <w:t xml:space="preserve">Danilov, A. and Serdiukova, E. (2024) “Review of Methods for Automatic Plastic Detection in Water Areas Using Satellite Images and Machine Learning,” </w:t>
-      </w:r>
-      <w:r>
-        <w:rPr>
-          <w:i/>
-          <w:iCs/>
-        </w:rPr>
-        <w:t>Sensors (Basel, Switzerland)</w:t>
-      </w:r>
-      <w:r>
-        <w:t>, 24(16), p. 5089. Available at: https://doi.org/10.3390/s24165089.</w:t>
+        <w:t xml:space="preserve">Haarr, M.L., Falk-Andersson, J. and Fabres, J. (2022) “Global marine litter research 2015–2020: Geographical and methodological trends,” </w:t>
+      </w:r>
+      <w:r>
+        <w:rPr>
+          <w:i/>
+          <w:iCs/>
+        </w:rPr>
+        <w:t>Science of The Total Environment</w:t>
+      </w:r>
+      <w:r>
+        <w:t>, 820, p. 153162. Available at: https://doi.org/10.1016/j.scitotenv.2022.153162.</w:t>
       </w:r>
     </w:p>
     <w:p>
@@ -5978,7 +6313,43 @@
         <w:pStyle w:val="Bibliography"/>
       </w:pPr>
       <w:r>
-        <w:t xml:space="preserve">DeLancey, E.R. </w:t>
+        <w:t xml:space="preserve">Hajnsek, I. and Desnos, Y.-L. (2021) </w:t>
+      </w:r>
+      <w:r>
+        <w:rPr>
+          <w:i/>
+          <w:iCs/>
+        </w:rPr>
+        <w:t>Polarimetric Synthetic Aperture Radar Principles and Application: Principles and Application</w:t>
+      </w:r>
+      <w:r>
+        <w:t>. Available at: https://doi.org/10.1007/978-3-030-56504-6.</w:t>
+      </w:r>
+    </w:p>
+    <w:p>
+      <w:pPr>
+        <w:pStyle w:val="Bibliography"/>
+      </w:pPr>
+      <w:r>
+        <w:t xml:space="preserve">Jamali, A. and Mahdianpari, M. (2021) “A Cloud-Based Framework for Large-Scale Monitoring of Ocean Plastics Using Multi-Spectral Satellite Imagery and Generative Adversarial Network,” </w:t>
+      </w:r>
+      <w:r>
+        <w:rPr>
+          <w:i/>
+          <w:iCs/>
+        </w:rPr>
+        <w:t>Water</w:t>
+      </w:r>
+      <w:r>
+        <w:t>, 13(18), p. 2553. Available at: https://doi.org/10.3390/w13182553.</w:t>
+      </w:r>
+    </w:p>
+    <w:p>
+      <w:pPr>
+        <w:pStyle w:val="Bibliography"/>
+      </w:pPr>
+      <w:r>
+        <w:t xml:space="preserve">Janga, B. </w:t>
       </w:r>
       <w:r>
         <w:rPr>
@@ -5988,7 +6359,7 @@
         <w:t>et al.</w:t>
       </w:r>
       <w:r>
-        <w:t xml:space="preserve"> (2020) “Comparing Deep Learning and Shallow Learning for Large-Scale Wetland Classification in Alberta, Canada,” </w:t>
+        <w:t xml:space="preserve"> (2023) “A Review of Practical AI for Remote Sensing in Earth Sciences,” </w:t>
       </w:r>
       <w:r>
         <w:rPr>
@@ -5998,7 +6369,7 @@
         <w:t>Remote Sensing</w:t>
       </w:r>
       <w:r>
-        <w:t>, 12(1), p. 2. Available at: https://doi.org/10.3390/rs12010002.</w:t>
+        <w:t>, 15(16), p. 4112. Available at: https://doi.org/10.3390/rs15164112.</w:t>
       </w:r>
     </w:p>
     <w:p>
@@ -6006,17 +6377,27 @@
         <w:pStyle w:val="Bibliography"/>
       </w:pPr>
       <w:r>
-        <w:t xml:space="preserve">Evans, M.C. and Ruf, C.S. (2022) “Toward the Detection and Imaging of Ocean Microplastics With a Spaceborne Radar,” </w:t>
-      </w:r>
-      <w:r>
-        <w:rPr>
-          <w:i/>
-          <w:iCs/>
-        </w:rPr>
-        <w:t>IEEE Transactions on Geoscience and Remote Sensing</w:t>
-      </w:r>
-      <w:r>
-        <w:t>, 60, pp. 1–9. Available at: https://doi.org/10.1109/TGRS.2021.3081691.</w:t>
+        <w:t xml:space="preserve">Kaandorp, M.L.A. </w:t>
+      </w:r>
+      <w:r>
+        <w:rPr>
+          <w:i/>
+          <w:iCs/>
+        </w:rPr>
+        <w:t>et al.</w:t>
+      </w:r>
+      <w:r>
+        <w:t xml:space="preserve"> (2023) “Global mass of buoyant marine plastics dominated by large long-lived debris,” </w:t>
+      </w:r>
+      <w:r>
+        <w:rPr>
+          <w:i/>
+          <w:iCs/>
+        </w:rPr>
+        <w:t>Nature Geoscience</w:t>
+      </w:r>
+      <w:r>
+        <w:t>, 16(8), pp. 689–694. Available at: https://doi.org/10.1038/s41561-023-01216-0.</w:t>
       </w:r>
     </w:p>
     <w:p>
@@ -6024,7 +6405,8 @@
         <w:pStyle w:val="Bibliography"/>
       </w:pPr>
       <w:r>
-        <w:t xml:space="preserve">Fauvelle, V. </w:t>
+        <w:lastRenderedPageBreak/>
+        <w:t xml:space="preserve">Kikaki, K. </w:t>
       </w:r>
       <w:r>
         <w:rPr>
@@ -6034,17 +6416,17 @@
         <w:t>et al.</w:t>
       </w:r>
       <w:r>
-        <w:t xml:space="preserve"> (2021) “Organic additive release from plastic to seawater is lower under deep-sea conditions,” </w:t>
-      </w:r>
-      <w:r>
-        <w:rPr>
-          <w:i/>
-          <w:iCs/>
-        </w:rPr>
-        <w:t>Nature Communications</w:t>
-      </w:r>
-      <w:r>
-        <w:t>, 12(1), p. 4426. Available at: https://doi.org/10.1038/s41467-021-24738-w.</w:t>
+        <w:t xml:space="preserve"> (2022) “MARIDA: A benchmark for Marine Debris detection from Sentinel-2 remote sensing data,” </w:t>
+      </w:r>
+      <w:r>
+        <w:rPr>
+          <w:i/>
+          <w:iCs/>
+        </w:rPr>
+        <w:t>PLOS ONE</w:t>
+      </w:r>
+      <w:r>
+        <w:t>, 17(1), p. e0262247. Available at: https://doi.org/10.1371/journal.pone.0262247.</w:t>
       </w:r>
     </w:p>
     <w:p>
@@ -6052,17 +6434,27 @@
         <w:pStyle w:val="Bibliography"/>
       </w:pPr>
       <w:r>
-        <w:t xml:space="preserve">Ferro-Famil, L. and Pottier, E. (2001) “Dual Frequency Polarimetric SAR Data Classification and Analysis,” </w:t>
-      </w:r>
-      <w:r>
-        <w:rPr>
-          <w:i/>
-          <w:iCs/>
-        </w:rPr>
-        <w:t>Progress In Electromagnetics Research</w:t>
-      </w:r>
-      <w:r>
-        <w:t>, 31, pp. 247–272. Available at: https://doi.org/10.2528/PIER00081601.</w:t>
+        <w:t xml:space="preserve">Knaeps, E. </w:t>
+      </w:r>
+      <w:r>
+        <w:rPr>
+          <w:i/>
+          <w:iCs/>
+        </w:rPr>
+        <w:t>et al.</w:t>
+      </w:r>
+      <w:r>
+        <w:t xml:space="preserve"> (2021) “Hyperspectral-reflectance dataset of dry, wet and submerged marine litter,” </w:t>
+      </w:r>
+      <w:r>
+        <w:rPr>
+          <w:i/>
+          <w:iCs/>
+        </w:rPr>
+        <w:t>Earth System Science Data</w:t>
+      </w:r>
+      <w:r>
+        <w:t>, 13(2), pp. 713–730. Available at: https://doi.org/10.5194/essd-13-713-2021.</w:t>
       </w:r>
     </w:p>
     <w:p>
@@ -6070,7 +6462,25 @@
         <w:pStyle w:val="Bibliography"/>
       </w:pPr>
       <w:r>
-        <w:t xml:space="preserve">Field, L.C. </w:t>
+        <w:t xml:space="preserve">Leal Filho, W., Hunt, J. and Kovaleva, M. (2021) “Garbage Patches and Their Environmental Implications in a Plastisphere,” </w:t>
+      </w:r>
+      <w:r>
+        <w:rPr>
+          <w:i/>
+          <w:iCs/>
+        </w:rPr>
+        <w:t>Journal of Marine Science and Engineering</w:t>
+      </w:r>
+      <w:r>
+        <w:t>, 9(11), p. 1289. Available at: https://doi.org/10.3390/jmse9111289.</w:t>
+      </w:r>
+    </w:p>
+    <w:p>
+      <w:pPr>
+        <w:pStyle w:val="Bibliography"/>
+      </w:pPr>
+      <w:r>
+        <w:t xml:space="preserve">Li, K. </w:t>
       </w:r>
       <w:r>
         <w:rPr>
@@ -6080,27 +6490,17 @@
         <w:t>et al.</w:t>
       </w:r>
       <w:r>
-        <w:t xml:space="preserve"> (2025) “Assessing South Africa’s marine protected area quality and progress towards conservation goals: An application of </w:t>
-      </w:r>
-      <w:r>
-        <w:rPr>
-          <w:i/>
-          <w:iCs/>
-        </w:rPr>
-        <w:t>The MPA Guide</w:t>
-      </w:r>
-      <w:r>
-        <w:t xml:space="preserve"> framework,” </w:t>
-      </w:r>
-      <w:r>
-        <w:rPr>
-          <w:i/>
-          <w:iCs/>
-        </w:rPr>
-        <w:t>Marine Policy</w:t>
-      </w:r>
-      <w:r>
-        <w:t>, 173, p. 106513. Available at: https://doi.org/10.1016/j.marpol.2024.106513.</w:t>
+        <w:t xml:space="preserve"> (2022) “Detection of oil spills based on gray level co-occurrence matrix and support vector machine,” </w:t>
+      </w:r>
+      <w:r>
+        <w:rPr>
+          <w:i/>
+          <w:iCs/>
+        </w:rPr>
+        <w:t>Frontiers in Environmental Science</w:t>
+      </w:r>
+      <w:r>
+        <w:t>, 10. Available at: https://doi.org/10.3389/fenvs.2022.1049880.</w:t>
       </w:r>
     </w:p>
     <w:p>
@@ -6108,7 +6508,7 @@
         <w:pStyle w:val="Bibliography"/>
       </w:pPr>
       <w:r>
-        <w:t xml:space="preserve">de Fockert, A. </w:t>
+        <w:t xml:space="preserve">Li, W. </w:t>
       </w:r>
       <w:r>
         <w:rPr>
@@ -6118,17 +6518,17 @@
         <w:t>et al.</w:t>
       </w:r>
       <w:r>
-        <w:t xml:space="preserve"> (2024) “Assessing the detection of floating plastic litter with advanced remote sensing technologies in a hydrodynamic test facility,” </w:t>
-      </w:r>
-      <w:r>
-        <w:rPr>
-          <w:i/>
-          <w:iCs/>
-        </w:rPr>
-        <w:t>Scientific Reports</w:t>
-      </w:r>
-      <w:r>
-        <w:t>, 14(1), p. 25902. Available at: https://doi.org/10.1038/s41598-024-74332-5.</w:t>
+        <w:t xml:space="preserve"> (2024) “Predicting gradient is better: Exploring self-supervised learning for SAR ATR with a joint-embedding predictive architecture,” </w:t>
+      </w:r>
+      <w:r>
+        <w:rPr>
+          <w:i/>
+          <w:iCs/>
+        </w:rPr>
+        <w:t>ISPRS Journal of Photogrammetry and Remote Sensing</w:t>
+      </w:r>
+      <w:r>
+        <w:t>, 218, pp. 326–338. Available at: https://doi.org/10.1016/j.isprsjprs.2024.09.013.</w:t>
       </w:r>
     </w:p>
     <w:p>
@@ -6136,7 +6536,7 @@
         <w:pStyle w:val="Bibliography"/>
       </w:pPr>
       <w:r>
-        <w:t xml:space="preserve">Gutsa, T. </w:t>
+        <w:t xml:space="preserve">Lincoln, S. </w:t>
       </w:r>
       <w:r>
         <w:rPr>
@@ -6146,7 +6546,7 @@
         <w:t>et al.</w:t>
       </w:r>
       <w:r>
-        <w:t xml:space="preserve"> (2024) “Wasted shores: Using drones to monitor the spatio-temporal evolution of debris accumulation hotspots on South Africa’s Umgeni River,” </w:t>
+        <w:t xml:space="preserve"> (2022) “Marine litter and climate change: Inextricably connected threats to the world’s oceans,” </w:t>
       </w:r>
       <w:r>
         <w:rPr>
@@ -6156,7 +6556,7 @@
         <w:t>Science of The Total Environment</w:t>
       </w:r>
       <w:r>
-        <w:t>, 955, p. 176791. Available at: https://doi.org/10.1016/j.scitotenv.2024.176791.</w:t>
+        <w:t>, 837, p. 155709. Available at: https://doi.org/10.1016/j.scitotenv.2022.155709.</w:t>
       </w:r>
     </w:p>
     <w:p>
@@ -6164,7 +6564,202 @@
         <w:pStyle w:val="Bibliography"/>
       </w:pPr>
       <w:r>
-        <w:t xml:space="preserve">Haarr, M.L., Falk-Andersson, J. and Fabres, J. (2022) “Global marine litter research 2015–2020: Geographical and methodological trends,” </w:t>
+        <w:t xml:space="preserve">Mandal, D. </w:t>
+      </w:r>
+      <w:r>
+        <w:rPr>
+          <w:i/>
+          <w:iCs/>
+        </w:rPr>
+        <w:t>et al.</w:t>
+      </w:r>
+      <w:r>
+        <w:t xml:space="preserve"> (2020) “Dual polarimetric radar vegetation index for crop growth monitoring using sentinel-1 SAR data,” </w:t>
+      </w:r>
+      <w:r>
+        <w:rPr>
+          <w:i/>
+          <w:iCs/>
+        </w:rPr>
+        <w:t>Remote Sensing of Environment</w:t>
+      </w:r>
+      <w:r>
+        <w:t>, 247, p. 111954. Available at: https://doi.org/10.1016/j.rse.2020.111954.</w:t>
+      </w:r>
+    </w:p>
+    <w:p>
+      <w:pPr>
+        <w:pStyle w:val="Bibliography"/>
+      </w:pPr>
+      <w:r>
+        <w:t xml:space="preserve">Marghany, M. (2020) “Chapter 8 - Principle theories of synthetic aperture radar,” in M. Marghany (ed.) </w:t>
+      </w:r>
+      <w:r>
+        <w:rPr>
+          <w:i/>
+          <w:iCs/>
+        </w:rPr>
+        <w:t>Synthetic Aperture Radar Imaging Mechanism for Oil Spills</w:t>
+      </w:r>
+      <w:r>
+        <w:t>. Gulf Professional Publishing, pp. 127–150. Available at: https://doi.org/10.1016/B978-0-12-818111-9.00008-2.</w:t>
+      </w:r>
+    </w:p>
+    <w:p>
+      <w:pPr>
+        <w:pStyle w:val="Bibliography"/>
+      </w:pPr>
+      <w:r>
+        <w:t xml:space="preserve">Meijer, L.J.J. </w:t>
+      </w:r>
+      <w:r>
+        <w:rPr>
+          <w:i/>
+          <w:iCs/>
+        </w:rPr>
+        <w:t>et al.</w:t>
+      </w:r>
+      <w:r>
+        <w:t xml:space="preserve"> (2021) “More than 1000 rivers account for 80% of global riverine plastic emissions into the ocean,” </w:t>
+      </w:r>
+      <w:r>
+        <w:rPr>
+          <w:i/>
+          <w:iCs/>
+        </w:rPr>
+        <w:t>Science Advances</w:t>
+      </w:r>
+      <w:r>
+        <w:t>, 7(18), p. eaaz5803. Available at: https://doi.org/10.1126/sciadv.aaz5803.</w:t>
+      </w:r>
+    </w:p>
+    <w:p>
+      <w:pPr>
+        <w:pStyle w:val="Bibliography"/>
+      </w:pPr>
+      <w:r>
+        <w:t xml:space="preserve">Mifdal, J., Longépé, N. and Rußwurm, M. (2021) “TOWARDS DETECTING FLOATING OBJECTS ON A GLOBAL SCALE WITH LEARNED SPATIAL FEATURES USING SENTINEL 2,” </w:t>
+      </w:r>
+      <w:r>
+        <w:rPr>
+          <w:i/>
+          <w:iCs/>
+        </w:rPr>
+        <w:t>ISPRS Annals of the Photogrammetry, Remote Sensing and Spatial Information Sciences</w:t>
+      </w:r>
+      <w:r>
+        <w:t>, V-3–2021, pp. 285–293. Available at: https://doi.org/10.5194/isprs-annals-V-3-2021-285-2021.</w:t>
+      </w:r>
+    </w:p>
+    <w:p>
+      <w:pPr>
+        <w:pStyle w:val="Bibliography"/>
+      </w:pPr>
+      <w:r>
+        <w:t xml:space="preserve">Naidoo, T., Rajkaran, A. and Sershen (2020) “Impacts of plastic debris on biota and implications for human health: A South African perspective,” </w:t>
+      </w:r>
+      <w:r>
+        <w:rPr>
+          <w:i/>
+          <w:iCs/>
+        </w:rPr>
+        <w:t>South African Journal of Science</w:t>
+      </w:r>
+      <w:r>
+        <w:t>, 116(5/6). Available at: https://doi.org/10.17159/sajs.2020/7693.</w:t>
+      </w:r>
+    </w:p>
+    <w:p>
+      <w:pPr>
+        <w:pStyle w:val="Bibliography"/>
+      </w:pPr>
+      <w:r>
+        <w:t xml:space="preserve">Nakakuni, M. </w:t>
+      </w:r>
+      <w:r>
+        <w:rPr>
+          <w:i/>
+          <w:iCs/>
+        </w:rPr>
+        <w:t>et al.</w:t>
+      </w:r>
+      <w:r>
+        <w:t xml:space="preserve"> (2024) “Convergence zones of coastal waters as hotspots for floating microplastic accumulation,” </w:t>
+      </w:r>
+      <w:r>
+        <w:rPr>
+          <w:i/>
+          <w:iCs/>
+        </w:rPr>
+        <w:t>Marine Pollution Bulletin</w:t>
+      </w:r>
+      <w:r>
+        <w:t>, 206, p. 116691. Available at: https://doi.org/10.1016/j.marpolbul.2024.116691.</w:t>
+      </w:r>
+    </w:p>
+    <w:p>
+      <w:pPr>
+        <w:pStyle w:val="Bibliography"/>
+      </w:pPr>
+      <w:r>
+        <w:t xml:space="preserve">Nayanathara Thathsarani Pilapitiya, P.G.C. and Ratnayake, A.S. (2024) “The world of plastic waste: A review,” </w:t>
+      </w:r>
+      <w:r>
+        <w:rPr>
+          <w:i/>
+          <w:iCs/>
+        </w:rPr>
+        <w:t>Cleaner Materials</w:t>
+      </w:r>
+      <w:r>
+        <w:t>, 11, p. 100220. Available at: https://doi.org/10.1016/j.clema.2024.100220.</w:t>
+      </w:r>
+    </w:p>
+    <w:p>
+      <w:pPr>
+        <w:pStyle w:val="Bibliography"/>
+      </w:pPr>
+      <w:r>
+        <w:lastRenderedPageBreak/>
+        <w:t xml:space="preserve">Nunziata, F. </w:t>
+      </w:r>
+      <w:r>
+        <w:rPr>
+          <w:i/>
+          <w:iCs/>
+        </w:rPr>
+        <w:t>et al.</w:t>
+      </w:r>
+      <w:r>
+        <w:t xml:space="preserve"> (2026) “Detecting Coastal Aggregation of Macroplastic Litter Using Satellite X-Band SAR Imagery,” </w:t>
+      </w:r>
+      <w:r>
+        <w:rPr>
+          <w:i/>
+          <w:iCs/>
+        </w:rPr>
+        <w:t>IEEE Journal of Selected Topics in Applied Earth Observations and Remote Sensing</w:t>
+      </w:r>
+      <w:r>
+        <w:t>, 19, pp. 10794–10803. Available at: https://doi.org/10.1109/JSTARS.2026.3675344.</w:t>
+      </w:r>
+    </w:p>
+    <w:p>
+      <w:pPr>
+        <w:pStyle w:val="Bibliography"/>
+      </w:pPr>
+      <w:r>
+        <w:t xml:space="preserve">Oluwoye, I. </w:t>
+      </w:r>
+      <w:r>
+        <w:rPr>
+          <w:i/>
+          <w:iCs/>
+        </w:rPr>
+        <w:t>et al.</w:t>
+      </w:r>
+      <w:r>
+        <w:t xml:space="preserve"> (2023) “Degradation and lifetime prediction of plastics in subsea and offshore infrastructures,” </w:t>
       </w:r>
       <w:r>
         <w:rPr>
@@ -6174,7 +6769,7 @@
         <w:t>Science of The Total Environment</w:t>
       </w:r>
       <w:r>
-        <w:t>, 820, p. 153162. Available at: https://doi.org/10.1016/j.scitotenv.2022.153162.</w:t>
+        <w:t>, 904, p. 166719. Available at: https://doi.org/10.1016/j.scitotenv.2023.166719.</w:t>
       </w:r>
     </w:p>
     <w:p>
@@ -6182,17 +6777,27 @@
         <w:pStyle w:val="Bibliography"/>
       </w:pPr>
       <w:r>
-        <w:t xml:space="preserve">Hajnsek, I. and Desnos, Y.-L. (2021) </w:t>
-      </w:r>
-      <w:r>
-        <w:rPr>
-          <w:i/>
-          <w:iCs/>
-        </w:rPr>
-        <w:t>Polarimetric Synthetic Aperture Radar Principles and Application: Principles and Application</w:t>
-      </w:r>
-      <w:r>
-        <w:t>. Available at: https://doi.org/10.1007/978-3-030-56504-6.</w:t>
+        <w:t xml:space="preserve">Pasquier, G. </w:t>
+      </w:r>
+      <w:r>
+        <w:rPr>
+          <w:i/>
+          <w:iCs/>
+        </w:rPr>
+        <w:t>et al.</w:t>
+      </w:r>
+      <w:r>
+        <w:t xml:space="preserve"> (2022) “An innovative approach for microplastic sampling in all surface water bodies using an aquatic drone,” </w:t>
+      </w:r>
+      <w:r>
+        <w:rPr>
+          <w:i/>
+          <w:iCs/>
+        </w:rPr>
+        <w:t>Heliyon</w:t>
+      </w:r>
+      <w:r>
+        <w:t>, 8(11), p. e11662. Available at: https://doi.org/10.1016/j.heliyon.2022.e11662.</w:t>
       </w:r>
     </w:p>
     <w:p>
@@ -6200,17 +6805,14 @@
         <w:pStyle w:val="Bibliography"/>
       </w:pPr>
       <w:r>
-        <w:t xml:space="preserve">Jamali, A. and Mahdianpari, M. (2021) “A Cloud-Based Framework for Large-Scale Monitoring of Ocean Plastics Using Multi-Spectral Satellite Imagery and Generative Adversarial Network,” </w:t>
-      </w:r>
-      <w:r>
-        <w:rPr>
-          <w:i/>
-          <w:iCs/>
-        </w:rPr>
-        <w:t>Water</w:t>
-      </w:r>
-      <w:r>
-        <w:t>, 13(18), p. 2553. Available at: https://doi.org/10.3390/w13182553.</w:t>
+        <w:rPr>
+          <w:i/>
+          <w:iCs/>
+        </w:rPr>
+        <w:t>Polarimetry | Get to Know SAR – NASA-ISRO SAR Mission (NISAR)</w:t>
+      </w:r>
+      <w:r>
+        <w:t xml:space="preserve"> (no date). Available at: https://nisar.jpl.nasa.gov/mission/get-to-know-sar/polarimetry/ (Accessed: June 25, 2025).</w:t>
       </w:r>
     </w:p>
     <w:p>
@@ -6218,7 +6820,25 @@
         <w:pStyle w:val="Bibliography"/>
       </w:pPr>
       <w:r>
-        <w:t xml:space="preserve">Janga, B. </w:t>
+        <w:t xml:space="preserve">Pretorius, J., Haupt, S. and Sibolla, B. (2025) “Exploring the potential of remote sensing to detect marine plastic debris in the South African Ocean region,” </w:t>
+      </w:r>
+      <w:r>
+        <w:rPr>
+          <w:i/>
+          <w:iCs/>
+        </w:rPr>
+        <w:t>ISPRS Annals of the Photogrammetry, Remote Sensing and Spatial Information Sciences</w:t>
+      </w:r>
+      <w:r>
+        <w:t>, X-G-2025, pp. 665–671. Available at: https://doi.org/10.5194/isprs-annals-X-G-2025-665-2025.</w:t>
+      </w:r>
+    </w:p>
+    <w:p>
+      <w:pPr>
+        <w:pStyle w:val="Bibliography"/>
+      </w:pPr>
+      <w:r>
+        <w:t xml:space="preserve">Qi, L. </w:t>
       </w:r>
       <w:r>
         <w:rPr>
@@ -6228,7 +6848,268 @@
         <w:t>et al.</w:t>
       </w:r>
       <w:r>
-        <w:t xml:space="preserve"> (2023) “A Review of Practical AI for Remote Sensing in Earth Sciences,” </w:t>
+        <w:t xml:space="preserve"> (2022) “On the capacity of Sentinel-1 synthetic aperture radar in detecting floating macroalgae and other floating matters,” </w:t>
+      </w:r>
+      <w:r>
+        <w:rPr>
+          <w:i/>
+          <w:iCs/>
+        </w:rPr>
+        <w:t>Remote Sensing of Environment</w:t>
+      </w:r>
+      <w:r>
+        <w:t>, 280, p. 113188. Available at: https://doi.org/10.1016/j.rse.2022.113188.</w:t>
+      </w:r>
+    </w:p>
+    <w:p>
+      <w:pPr>
+        <w:pStyle w:val="Bibliography"/>
+      </w:pPr>
+      <w:r>
+        <w:t xml:space="preserve">Read, J.M. and Torrado, M. (2009) “Remote Sensing,” in R. Kitchin and N. Thrift (eds.) </w:t>
+      </w:r>
+      <w:r>
+        <w:rPr>
+          <w:i/>
+          <w:iCs/>
+        </w:rPr>
+        <w:t>International Encyclopedia of Human Geography</w:t>
+      </w:r>
+      <w:r>
+        <w:t>. Oxford: Elsevier, pp. 335–346. Available at: https://doi.org/10.1016/B978-008044910-4.00508-3.</w:t>
+      </w:r>
+    </w:p>
+    <w:p>
+      <w:pPr>
+        <w:pStyle w:val="Bibliography"/>
+      </w:pPr>
+      <w:r>
+        <w:t xml:space="preserve">Rußwurm, M., Venkatesa, S.J. and Tuia, D. (2023) “Large-scale detection of marine debris in coastal areas with Sentinel-2,” </w:t>
+      </w:r>
+      <w:r>
+        <w:rPr>
+          <w:i/>
+          <w:iCs/>
+        </w:rPr>
+        <w:t>iScience</w:t>
+      </w:r>
+      <w:r>
+        <w:t>, 26(12), p. 108402. Available at: https://doi.org/10.1016/j.isci.2023.108402.</w:t>
+      </w:r>
+    </w:p>
+    <w:p>
+      <w:pPr>
+        <w:pStyle w:val="Bibliography"/>
+      </w:pPr>
+      <w:r>
+        <w:t xml:space="preserve">Ryan, P.G. </w:t>
+      </w:r>
+      <w:r>
+        <w:rPr>
+          <w:i/>
+          <w:iCs/>
+        </w:rPr>
+        <w:t>et al.</w:t>
+      </w:r>
+      <w:r>
+        <w:t xml:space="preserve"> (2020) “Monitoring marine plastics - will we know if we are making a difference?,” </w:t>
+      </w:r>
+      <w:r>
+        <w:rPr>
+          <w:i/>
+          <w:iCs/>
+        </w:rPr>
+        <w:t>South African Journal of Science</w:t>
+      </w:r>
+      <w:r>
+        <w:t>, 116(5–6), pp. 1–9. Available at: https://doi.org/10.17159/sajs.2020/7678.</w:t>
+      </w:r>
+    </w:p>
+    <w:p>
+      <w:pPr>
+        <w:pStyle w:val="Bibliography"/>
+      </w:pPr>
+      <w:r>
+        <w:t xml:space="preserve">Ryan, P.G. (2020) “The transport and fate of marine plastics in South Africa and adjacent oceans,” </w:t>
+      </w:r>
+      <w:r>
+        <w:rPr>
+          <w:i/>
+          <w:iCs/>
+        </w:rPr>
+        <w:t>South African Journal of Science</w:t>
+      </w:r>
+      <w:r>
+        <w:t>, 116(5/6). Available at: https://doi.org/10.17159/sajs.2020/7677.</w:t>
+      </w:r>
+    </w:p>
+    <w:p>
+      <w:pPr>
+        <w:pStyle w:val="Bibliography"/>
+      </w:pPr>
+      <w:r>
+        <w:t xml:space="preserve">Sacco, V.A. </w:t>
+      </w:r>
+      <w:r>
+        <w:rPr>
+          <w:i/>
+          <w:iCs/>
+        </w:rPr>
+        <w:t>et al.</w:t>
+      </w:r>
+      <w:r>
+        <w:t xml:space="preserve"> (2024) “What are the global patterns of microplastic ingestion by fish? A scientometric review,” </w:t>
+      </w:r>
+      <w:r>
+        <w:rPr>
+          <w:i/>
+          <w:iCs/>
+        </w:rPr>
+        <w:t>Environmental Pollution</w:t>
+      </w:r>
+      <w:r>
+        <w:t>, 350, p. 123972. Available at: https://doi.org/10.1016/j.envpol.2024.123972.</w:t>
+      </w:r>
+    </w:p>
+    <w:p>
+      <w:pPr>
+        <w:pStyle w:val="Bibliography"/>
+      </w:pPr>
+      <w:r>
+        <w:t xml:space="preserve">Savastano, S. </w:t>
+      </w:r>
+      <w:r>
+        <w:rPr>
+          <w:i/>
+          <w:iCs/>
+        </w:rPr>
+        <w:t>et al.</w:t>
+      </w:r>
+      <w:r>
+        <w:t xml:space="preserve"> (2021a) “A First Approach to the Automatic Detection of Marine Litter in SAR Images Using Artificial Intelligence,” </w:t>
+      </w:r>
+      <w:r>
+        <w:rPr>
+          <w:i/>
+          <w:iCs/>
+        </w:rPr>
+        <w:t>2021 IEEE International Geoscience and Remote Sensing Symposium IGARSS</w:t>
+      </w:r>
+      <w:r>
+        <w:t xml:space="preserve">. </w:t>
+      </w:r>
+      <w:r>
+        <w:rPr>
+          <w:i/>
+          <w:iCs/>
+        </w:rPr>
+        <w:t>2021 IEEE International Geoscience and Remote Sensing Symposium IGARSS</w:t>
+      </w:r>
+      <w:r>
+        <w:t>, pp. 8704–8707. Available at: https://doi.org/10.1109/IGARSS47720.2021.9737038.</w:t>
+      </w:r>
+    </w:p>
+    <w:p>
+      <w:pPr>
+        <w:pStyle w:val="Bibliography"/>
+      </w:pPr>
+      <w:r>
+        <w:t xml:space="preserve">Savastano, S. </w:t>
+      </w:r>
+      <w:r>
+        <w:rPr>
+          <w:i/>
+          <w:iCs/>
+        </w:rPr>
+        <w:t>et al.</w:t>
+      </w:r>
+      <w:r>
+        <w:t xml:space="preserve"> (2021b) “A First Approach to the Automatic Detection of Marine Litter in SAR Images Using Artificial Intelligence,” </w:t>
+      </w:r>
+      <w:r>
+        <w:rPr>
+          <w:i/>
+          <w:iCs/>
+        </w:rPr>
+        <w:t>2021 IEEE International Geoscience and Remote Sensing Symposium IGARSS</w:t>
+      </w:r>
+      <w:r>
+        <w:t xml:space="preserve">. </w:t>
+      </w:r>
+      <w:r>
+        <w:rPr>
+          <w:i/>
+          <w:iCs/>
+        </w:rPr>
+        <w:t>2021 IEEE International Geoscience and Remote Sensing Symposium IGARSS</w:t>
+      </w:r>
+      <w:r>
+        <w:t>, pp. 8704–8707. Available at: https://doi.org/10.1109/IGARSS47720.2021.9737038.</w:t>
+      </w:r>
+    </w:p>
+    <w:p>
+      <w:pPr>
+        <w:pStyle w:val="Bibliography"/>
+      </w:pPr>
+      <w:r>
+        <w:lastRenderedPageBreak/>
+        <w:t xml:space="preserve">van Sebille, E. </w:t>
+      </w:r>
+      <w:r>
+        <w:rPr>
+          <w:i/>
+          <w:iCs/>
+        </w:rPr>
+        <w:t>et al.</w:t>
+      </w:r>
+      <w:r>
+        <w:t xml:space="preserve"> (2020) “The physical oceanography of the transport of floating marine debris,” </w:t>
+      </w:r>
+      <w:r>
+        <w:rPr>
+          <w:i/>
+          <w:iCs/>
+        </w:rPr>
+        <w:t>Environmental Research Letters</w:t>
+      </w:r>
+      <w:r>
+        <w:t>, 15(2), p. 023003. Available at: https://doi.org/10.1088/1748-9326/ab6d7d.</w:t>
+      </w:r>
+    </w:p>
+    <w:p>
+      <w:pPr>
+        <w:pStyle w:val="Bibliography"/>
+      </w:pPr>
+      <w:r>
+        <w:t xml:space="preserve">Shanks, A.L. (2021) “Observational Evidence and Open Questions on the Role of Internal Tidal Waves on the Concentration and Transport of Floating Plastic Debris,” </w:t>
+      </w:r>
+      <w:r>
+        <w:rPr>
+          <w:i/>
+          <w:iCs/>
+        </w:rPr>
+        <w:t>Frontiers in Marine Science</w:t>
+      </w:r>
+      <w:r>
+        <w:t>, 8. Available at: https://doi.org/10.3389/fmars.2021.621062.</w:t>
+      </w:r>
+    </w:p>
+    <w:p>
+      <w:pPr>
+        <w:pStyle w:val="Bibliography"/>
+      </w:pPr>
+      <w:r>
+        <w:t xml:space="preserve">Simpson, M.D. </w:t>
+      </w:r>
+      <w:r>
+        <w:rPr>
+          <w:i/>
+          <w:iCs/>
+        </w:rPr>
+        <w:t>et al.</w:t>
+      </w:r>
+      <w:r>
+        <w:t xml:space="preserve"> (2022) “Monitoring of Plastic Islands in River Environment Using Sentinel-1 SAR Data,” </w:t>
       </w:r>
       <w:r>
         <w:rPr>
@@ -6238,7 +7119,7 @@
         <w:t>Remote Sensing</w:t>
       </w:r>
       <w:r>
-        <w:t>, 15(16), p. 4112. Available at: https://doi.org/10.3390/rs15164112.</w:t>
+        <w:t>, 14(18), p. 4473. Available at: https://doi.org/10.3390/rs14184473.</w:t>
       </w:r>
     </w:p>
     <w:p>
@@ -6246,8 +7127,7 @@
         <w:pStyle w:val="Bibliography"/>
       </w:pPr>
       <w:r>
-        <w:lastRenderedPageBreak/>
-        <w:t xml:space="preserve">Johansson, A.M. </w:t>
+        <w:t xml:space="preserve">Slimane, E.B. </w:t>
       </w:r>
       <w:r>
         <w:rPr>
@@ -6257,17 +7137,17 @@
         <w:t>et al.</w:t>
       </w:r>
       <w:r>
-        <w:t xml:space="preserve"> (2017) “Combined observations of Arctic sea ice with near-coincident colocated X-band, C-band, and L-band SAR satellite remote sensing and helicopter-borne measurements,” </w:t>
-      </w:r>
-      <w:r>
-        <w:rPr>
-          <w:i/>
-          <w:iCs/>
-        </w:rPr>
-        <w:t>Journal of Geophysical Research: Oceans</w:t>
-      </w:r>
-      <w:r>
-        <w:t>, 122(1), pp. 669–691. Available at: https://doi.org/10.1002/2016JC012273.</w:t>
+        <w:t xml:space="preserve"> (2025) “Efficient Beach Litter Monitoring: Accelerated Surveys of Pollution Hotspots—A North African Case Study,” </w:t>
+      </w:r>
+      <w:r>
+        <w:rPr>
+          <w:i/>
+          <w:iCs/>
+        </w:rPr>
+        <w:t>Journal of Marine Science and Engineering</w:t>
+      </w:r>
+      <w:r>
+        <w:t>, 13(1), p. 71. Available at: https://doi.org/10.3390/jmse13010071.</w:t>
       </w:r>
     </w:p>
     <w:p>
@@ -6275,7 +7155,43 @@
         <w:pStyle w:val="Bibliography"/>
       </w:pPr>
       <w:r>
-        <w:t xml:space="preserve">Kaandorp, M.L.A. </w:t>
+        <w:t xml:space="preserve">Sørensen, K.A., Heiselberg, P. and Heiselberg, H. (2024) “Unified Detection and Feature Extraction of Ships in Satellite Images,” </w:t>
+      </w:r>
+      <w:r>
+        <w:rPr>
+          <w:i/>
+          <w:iCs/>
+        </w:rPr>
+        <w:t>Remote Sensing</w:t>
+      </w:r>
+      <w:r>
+        <w:t>, 16(24). Available at: https://doi.org/10.3390/rs16244719.</w:t>
+      </w:r>
+    </w:p>
+    <w:p>
+      <w:pPr>
+        <w:pStyle w:val="Bibliography"/>
+      </w:pPr>
+      <w:r>
+        <w:t xml:space="preserve">Taye, M. (2023) “Understanding of Machine Learning with Deep Learning: Architectures, Workflow, Applications and Future Directions,” </w:t>
+      </w:r>
+      <w:r>
+        <w:rPr>
+          <w:i/>
+          <w:iCs/>
+        </w:rPr>
+        <w:t>Computers</w:t>
+      </w:r>
+      <w:r>
+        <w:t xml:space="preserve"> [Preprint]. Available at: https://doi.org/10.3390/COMPUTERS12050091.</w:t>
+      </w:r>
+    </w:p>
+    <w:p>
+      <w:pPr>
+        <w:pStyle w:val="Bibliography"/>
+      </w:pPr>
+      <w:r>
+        <w:t xml:space="preserve">Themistocleous, K. </w:t>
       </w:r>
       <w:r>
         <w:rPr>
@@ -6285,17 +7201,17 @@
         <w:t>et al.</w:t>
       </w:r>
       <w:r>
-        <w:t xml:space="preserve"> (2023) “Global mass of buoyant marine plastics dominated by large long-lived debris,” </w:t>
-      </w:r>
-      <w:r>
-        <w:rPr>
-          <w:i/>
-          <w:iCs/>
-        </w:rPr>
-        <w:t>Nature Geoscience</w:t>
-      </w:r>
-      <w:r>
-        <w:t>, 16(8), pp. 689–694. Available at: https://doi.org/10.1038/s41561-023-01216-0.</w:t>
+        <w:t xml:space="preserve"> (2020) “Investigating Detection of Floating Plastic Litter from Space Using Sentinel-2 Imagery,” </w:t>
+      </w:r>
+      <w:r>
+        <w:rPr>
+          <w:i/>
+          <w:iCs/>
+        </w:rPr>
+        <w:t>Remote Sensing</w:t>
+      </w:r>
+      <w:r>
+        <w:t>, 12(16), p. 2648. Available at: https://doi.org/10.3390/rs12162648.</w:t>
       </w:r>
     </w:p>
     <w:p>
@@ -6303,7 +7219,25 @@
         <w:pStyle w:val="Bibliography"/>
       </w:pPr>
       <w:r>
-        <w:t xml:space="preserve">Kikaki, K. </w:t>
+        <w:t xml:space="preserve">Thushari, G.G.N. and Senevirathna, J.D.M. (2020) “Plastic pollution in the marine environment,” </w:t>
+      </w:r>
+      <w:r>
+        <w:rPr>
+          <w:i/>
+          <w:iCs/>
+        </w:rPr>
+        <w:t>Heliyon</w:t>
+      </w:r>
+      <w:r>
+        <w:t>, 6(8), p. e04709. Available at: https://doi.org/10.1016/j.heliyon.2020.e04709.</w:t>
+      </w:r>
+    </w:p>
+    <w:p>
+      <w:pPr>
+        <w:pStyle w:val="Bibliography"/>
+      </w:pPr>
+      <w:r>
+        <w:t xml:space="preserve">Topouzelis, K. </w:t>
       </w:r>
       <w:r>
         <w:rPr>
@@ -6313,17 +7247,17 @@
         <w:t>et al.</w:t>
       </w:r>
       <w:r>
-        <w:t xml:space="preserve"> (2022) “MARIDA: A benchmark for Marine Debris detection from Sentinel-2 remote sensing data,” </w:t>
-      </w:r>
-      <w:r>
-        <w:rPr>
-          <w:i/>
-          <w:iCs/>
-        </w:rPr>
-        <w:t>PLOS ONE</w:t>
-      </w:r>
-      <w:r>
-        <w:t>, 17(1), p. e0262247. Available at: https://doi.org/10.1371/journal.pone.0262247.</w:t>
+        <w:t xml:space="preserve"> (2020) “Remote Sensing of Sea Surface Artificial Floating Plastic Targets with Sentinel-2 and Unmanned Aerial Systems (Plastic Litter Project 2019),” </w:t>
+      </w:r>
+      <w:r>
+        <w:rPr>
+          <w:i/>
+          <w:iCs/>
+        </w:rPr>
+        <w:t>Remote Sensing</w:t>
+      </w:r>
+      <w:r>
+        <w:t>, 12(12), p. 2013. Available at: https://doi.org/10.3390/rs12122013.</w:t>
       </w:r>
     </w:p>
     <w:p>
@@ -6331,7 +7265,25 @@
         <w:pStyle w:val="Bibliography"/>
       </w:pPr>
       <w:r>
-        <w:t xml:space="preserve">Knaeps, E. </w:t>
+        <w:t xml:space="preserve">Topouzelis, K., Papakonstantinou, A. and Garaba, S.P. (2019) “Detection of floating plastics from satellite and unmanned aerial systems (Plastic Litter Project 2018),” </w:t>
+      </w:r>
+      <w:r>
+        <w:rPr>
+          <w:i/>
+          <w:iCs/>
+        </w:rPr>
+        <w:t>International Journal of Applied Earth Observation and Geoinformation</w:t>
+      </w:r>
+      <w:r>
+        <w:t>, 79, pp. 175–183. Available at: https://doi.org/10.1016/j.jag.2019.03.011.</w:t>
+      </w:r>
+    </w:p>
+    <w:p>
+      <w:pPr>
+        <w:pStyle w:val="Bibliography"/>
+      </w:pPr>
+      <w:r>
+        <w:t xml:space="preserve">de Vries, R. </w:t>
       </w:r>
       <w:r>
         <w:rPr>
@@ -6341,17 +7293,17 @@
         <w:t>et al.</w:t>
       </w:r>
       <w:r>
-        <w:t xml:space="preserve"> (2021) “Hyperspectral-reflectance dataset of dry, wet and submerged marine litter,” </w:t>
-      </w:r>
-      <w:r>
-        <w:rPr>
-          <w:i/>
-          <w:iCs/>
-        </w:rPr>
-        <w:t>Earth System Science Data</w:t>
-      </w:r>
-      <w:r>
-        <w:t>, 13(2), pp. 713–730. Available at: https://doi.org/10.5194/essd-13-713-2021.</w:t>
+        <w:t xml:space="preserve"> (2021) “Quantifying Floating Plastic Debris at Sea Using Vessel-Based Optical Data and Artificial Intelligence,” </w:t>
+      </w:r>
+      <w:r>
+        <w:rPr>
+          <w:i/>
+          <w:iCs/>
+        </w:rPr>
+        <w:t>Remote Sensing</w:t>
+      </w:r>
+      <w:r>
+        <w:t>, 13(17), p. 3401. Available at: https://doi.org/10.3390/rs13173401.</w:t>
       </w:r>
     </w:p>
     <w:p>
@@ -6359,17 +7311,27 @@
         <w:pStyle w:val="Bibliography"/>
       </w:pPr>
       <w:r>
-        <w:t xml:space="preserve">Leal Filho, W., Hunt, J. and Kovaleva, M. (2021) “Garbage Patches and Their Environmental Implications in a Plastisphere,” </w:t>
-      </w:r>
-      <w:r>
-        <w:rPr>
-          <w:i/>
-          <w:iCs/>
-        </w:rPr>
-        <w:t>Journal of Marine Science and Engineering</w:t>
-      </w:r>
-      <w:r>
-        <w:t>, 9(11), p. 1289. Available at: https://doi.org/10.3390/jmse9111289.</w:t>
+        <w:t xml:space="preserve">Waqas, M. </w:t>
+      </w:r>
+      <w:r>
+        <w:rPr>
+          <w:i/>
+          <w:iCs/>
+        </w:rPr>
+        <w:t>et al.</w:t>
+      </w:r>
+      <w:r>
+        <w:t xml:space="preserve"> (2023) “Marine plastic pollution detection and identification by using remote sensing-meta analysis,” </w:t>
+      </w:r>
+      <w:r>
+        <w:rPr>
+          <w:i/>
+          <w:iCs/>
+        </w:rPr>
+        <w:t>Marine Pollution Bulletin</w:t>
+      </w:r>
+      <w:r>
+        <w:t>, 197, p. 115746. Available at: https://doi.org/10.1016/j.marpolbul.2023.115746.</w:t>
       </w:r>
     </w:p>
     <w:p>
@@ -6377,7 +7339,7 @@
         <w:pStyle w:val="Bibliography"/>
       </w:pPr>
       <w:r>
-        <w:t xml:space="preserve">Li, K. </w:t>
+        <w:t xml:space="preserve">Yang, X. </w:t>
       </w:r>
       <w:r>
         <w:rPr>
@@ -6387,854 +7349,6 @@
         <w:t>et al.</w:t>
       </w:r>
       <w:r>
-        <w:t xml:space="preserve"> (2022) “Detection of oil spills based on gray level co-occurrence matrix and support vector machine,” </w:t>
-      </w:r>
-      <w:r>
-        <w:rPr>
-          <w:i/>
-          <w:iCs/>
-        </w:rPr>
-        <w:t>Frontiers in Environmental Science</w:t>
-      </w:r>
-      <w:r>
-        <w:t>, 10. Available at: https://doi.org/10.3389/fenvs.2022.1049880.</w:t>
-      </w:r>
-    </w:p>
-    <w:p>
-      <w:pPr>
-        <w:pStyle w:val="Bibliography"/>
-      </w:pPr>
-      <w:r>
-        <w:t xml:space="preserve">Li, W. </w:t>
-      </w:r>
-      <w:r>
-        <w:rPr>
-          <w:i/>
-          <w:iCs/>
-        </w:rPr>
-        <w:t>et al.</w:t>
-      </w:r>
-      <w:r>
-        <w:t xml:space="preserve"> (2024) “Predicting gradient is better: Exploring self-supervised learning for SAR ATR with a joint-embedding predictive architecture,” </w:t>
-      </w:r>
-      <w:r>
-        <w:rPr>
-          <w:i/>
-          <w:iCs/>
-        </w:rPr>
-        <w:t>ISPRS Journal of Photogrammetry and Remote Sensing</w:t>
-      </w:r>
-      <w:r>
-        <w:t>, 218, pp. 326–338. Available at: https://doi.org/10.1016/j.isprsjprs.2024.09.013.</w:t>
-      </w:r>
-    </w:p>
-    <w:p>
-      <w:pPr>
-        <w:pStyle w:val="Bibliography"/>
-      </w:pPr>
-      <w:r>
-        <w:t xml:space="preserve">Lincoln, S. </w:t>
-      </w:r>
-      <w:r>
-        <w:rPr>
-          <w:i/>
-          <w:iCs/>
-        </w:rPr>
-        <w:t>et al.</w:t>
-      </w:r>
-      <w:r>
-        <w:t xml:space="preserve"> (2022) “Marine litter and climate change: Inextricably connected threats to the world’s oceans,” </w:t>
-      </w:r>
-      <w:r>
-        <w:rPr>
-          <w:i/>
-          <w:iCs/>
-        </w:rPr>
-        <w:t>Science of The Total Environment</w:t>
-      </w:r>
-      <w:r>
-        <w:t>, 837, p. 155709. Available at: https://doi.org/10.1016/j.scitotenv.2022.155709.</w:t>
-      </w:r>
-    </w:p>
-    <w:p>
-      <w:pPr>
-        <w:pStyle w:val="Bibliography"/>
-      </w:pPr>
-      <w:r>
-        <w:t xml:space="preserve">Mandal, D. </w:t>
-      </w:r>
-      <w:r>
-        <w:rPr>
-          <w:i/>
-          <w:iCs/>
-        </w:rPr>
-        <w:t>et al.</w:t>
-      </w:r>
-      <w:r>
-        <w:t xml:space="preserve"> (2020) “Dual polarimetric radar vegetation index for crop growth monitoring using sentinel-1 SAR data,” </w:t>
-      </w:r>
-      <w:r>
-        <w:rPr>
-          <w:i/>
-          <w:iCs/>
-        </w:rPr>
-        <w:t>Remote Sensing of Environment</w:t>
-      </w:r>
-      <w:r>
-        <w:t>, 247, p. 111954. Available at: https://doi.org/10.1016/j.rse.2020.111954.</w:t>
-      </w:r>
-    </w:p>
-    <w:p>
-      <w:pPr>
-        <w:pStyle w:val="Bibliography"/>
-      </w:pPr>
-      <w:r>
-        <w:t xml:space="preserve">Marghany, M. (2020) “Chapter 8 - Principle theories of synthetic aperture radar,” in M. Marghany (ed.) </w:t>
-      </w:r>
-      <w:r>
-        <w:rPr>
-          <w:i/>
-          <w:iCs/>
-        </w:rPr>
-        <w:t>Synthetic Aperture Radar Imaging Mechanism for Oil Spills</w:t>
-      </w:r>
-      <w:r>
-        <w:t>. Gulf Professional Publishing, pp. 127–150. Available at: https://doi.org/10.1016/B978-0-12-818111-9.00008-2.</w:t>
-      </w:r>
-    </w:p>
-    <w:p>
-      <w:pPr>
-        <w:pStyle w:val="Bibliography"/>
-      </w:pPr>
-      <w:r>
-        <w:t xml:space="preserve">Meijer, L.J.J. </w:t>
-      </w:r>
-      <w:r>
-        <w:rPr>
-          <w:i/>
-          <w:iCs/>
-        </w:rPr>
-        <w:t>et al.</w:t>
-      </w:r>
-      <w:r>
-        <w:t xml:space="preserve"> (2021) “More than 1000 rivers account for 80% of global riverine plastic emissions into the ocean,” </w:t>
-      </w:r>
-      <w:r>
-        <w:rPr>
-          <w:i/>
-          <w:iCs/>
-        </w:rPr>
-        <w:t>Science Advances</w:t>
-      </w:r>
-      <w:r>
-        <w:t>, 7(18), p. eaaz5803. Available at: https://doi.org/10.1126/sciadv.aaz5803.</w:t>
-      </w:r>
-    </w:p>
-    <w:p>
-      <w:pPr>
-        <w:pStyle w:val="Bibliography"/>
-      </w:pPr>
-      <w:r>
-        <w:t xml:space="preserve">Mifdal, J., Longépé, N. and Rußwurm, M. (2021) “TOWARDS DETECTING FLOATING OBJECTS ON A GLOBAL SCALE WITH LEARNED SPATIAL FEATURES USING SENTINEL 2,” </w:t>
-      </w:r>
-      <w:r>
-        <w:rPr>
-          <w:i/>
-          <w:iCs/>
-        </w:rPr>
-        <w:t>ISPRS Annals of the Photogrammetry, Remote Sensing and Spatial Information Sciences</w:t>
-      </w:r>
-      <w:r>
-        <w:t>, V-3–2021, pp. 285–293. Available at: https://doi.org/10.5194/isprs-annals-V-3-2021-285-2021.</w:t>
-      </w:r>
-    </w:p>
-    <w:p>
-      <w:pPr>
-        <w:pStyle w:val="Bibliography"/>
-      </w:pPr>
-      <w:r>
-        <w:t xml:space="preserve">Naidoo, T., Rajkaran, A. and Sershen (2020) “Impacts of plastic debris on biota and implications for human health: A South African perspective,” </w:t>
-      </w:r>
-      <w:r>
-        <w:rPr>
-          <w:i/>
-          <w:iCs/>
-        </w:rPr>
-        <w:t>South African Journal of Science</w:t>
-      </w:r>
-      <w:r>
-        <w:t>, 116(5/6). Available at: https://doi.org/10.17159/sajs.2020/7693.</w:t>
-      </w:r>
-    </w:p>
-    <w:p>
-      <w:pPr>
-        <w:pStyle w:val="Bibliography"/>
-      </w:pPr>
-      <w:r>
-        <w:lastRenderedPageBreak/>
-        <w:t xml:space="preserve">Nakakuni, M. </w:t>
-      </w:r>
-      <w:r>
-        <w:rPr>
-          <w:i/>
-          <w:iCs/>
-        </w:rPr>
-        <w:t>et al.</w:t>
-      </w:r>
-      <w:r>
-        <w:t xml:space="preserve"> (2024) “Convergence zones of coastal waters as hotspots for floating microplastic accumulation,” </w:t>
-      </w:r>
-      <w:r>
-        <w:rPr>
-          <w:i/>
-          <w:iCs/>
-        </w:rPr>
-        <w:t>Marine Pollution Bulletin</w:t>
-      </w:r>
-      <w:r>
-        <w:t>, 206, p. 116691. Available at: https://doi.org/10.1016/j.marpolbul.2024.116691.</w:t>
-      </w:r>
-    </w:p>
-    <w:p>
-      <w:pPr>
-        <w:pStyle w:val="Bibliography"/>
-      </w:pPr>
-      <w:r>
-        <w:t xml:space="preserve">Nayanathara Thathsarani Pilapitiya, P.G.C. and Ratnayake, A.S. (2024) “The world of plastic waste: A review,” </w:t>
-      </w:r>
-      <w:r>
-        <w:rPr>
-          <w:i/>
-          <w:iCs/>
-        </w:rPr>
-        <w:t>Cleaner Materials</w:t>
-      </w:r>
-      <w:r>
-        <w:t>, 11, p. 100220. Available at: https://doi.org/10.1016/j.clema.2024.100220.</w:t>
-      </w:r>
-    </w:p>
-    <w:p>
-      <w:pPr>
-        <w:pStyle w:val="Bibliography"/>
-      </w:pPr>
-      <w:r>
-        <w:t xml:space="preserve">Nunziata, F. </w:t>
-      </w:r>
-      <w:r>
-        <w:rPr>
-          <w:i/>
-          <w:iCs/>
-        </w:rPr>
-        <w:t>et al.</w:t>
-      </w:r>
-      <w:r>
-        <w:t xml:space="preserve"> (2026) “Detecting Coastal Aggregation of Macroplastic Litter Using Satellite X-Band SAR Imagery,” </w:t>
-      </w:r>
-      <w:r>
-        <w:rPr>
-          <w:i/>
-          <w:iCs/>
-        </w:rPr>
-        <w:t>IEEE Journal of Selected Topics in Applied Earth Observations and Remote Sensing</w:t>
-      </w:r>
-      <w:r>
-        <w:t>, 19, pp. 10794–10803. Available at: https://doi.org/10.1109/JSTARS.2026.3675344.</w:t>
-      </w:r>
-    </w:p>
-    <w:p>
-      <w:pPr>
-        <w:pStyle w:val="Bibliography"/>
-      </w:pPr>
-      <w:r>
-        <w:t xml:space="preserve">Oluwoye, I. </w:t>
-      </w:r>
-      <w:r>
-        <w:rPr>
-          <w:i/>
-          <w:iCs/>
-        </w:rPr>
-        <w:t>et al.</w:t>
-      </w:r>
-      <w:r>
-        <w:t xml:space="preserve"> (2023) “Degradation and lifetime prediction of plastics in subsea and offshore infrastructures,” </w:t>
-      </w:r>
-      <w:r>
-        <w:rPr>
-          <w:i/>
-          <w:iCs/>
-        </w:rPr>
-        <w:t>Science of The Total Environment</w:t>
-      </w:r>
-      <w:r>
-        <w:t>, 904, p. 166719. Available at: https://doi.org/10.1016/j.scitotenv.2023.166719.</w:t>
-      </w:r>
-    </w:p>
-    <w:p>
-      <w:pPr>
-        <w:pStyle w:val="Bibliography"/>
-      </w:pPr>
-      <w:r>
-        <w:t xml:space="preserve">Pasquier, G. </w:t>
-      </w:r>
-      <w:r>
-        <w:rPr>
-          <w:i/>
-          <w:iCs/>
-        </w:rPr>
-        <w:t>et al.</w:t>
-      </w:r>
-      <w:r>
-        <w:t xml:space="preserve"> (2022) “An innovative approach for microplastic sampling in all surface water bodies using an aquatic drone,” </w:t>
-      </w:r>
-      <w:r>
-        <w:rPr>
-          <w:i/>
-          <w:iCs/>
-        </w:rPr>
-        <w:t>Heliyon</w:t>
-      </w:r>
-      <w:r>
-        <w:t>, 8(11), p. e11662. Available at: https://doi.org/10.1016/j.heliyon.2022.e11662.</w:t>
-      </w:r>
-    </w:p>
-    <w:p>
-      <w:pPr>
-        <w:pStyle w:val="Bibliography"/>
-      </w:pPr>
-      <w:r>
-        <w:rPr>
-          <w:i/>
-          <w:iCs/>
-        </w:rPr>
-        <w:t>Polarimetry | Get to Know SAR – NASA-ISRO SAR Mission (NISAR)</w:t>
-      </w:r>
-      <w:r>
-        <w:t xml:space="preserve"> (no date). Available at: https://nisar.jpl.nasa.gov/mission/get-to-know-sar/polarimetry/ (Accessed: June 25, 2025).</w:t>
-      </w:r>
-    </w:p>
-    <w:p>
-      <w:pPr>
-        <w:pStyle w:val="Bibliography"/>
-      </w:pPr>
-      <w:r>
-        <w:t xml:space="preserve">Qi, L. </w:t>
-      </w:r>
-      <w:r>
-        <w:rPr>
-          <w:i/>
-          <w:iCs/>
-        </w:rPr>
-        <w:t>et al.</w:t>
-      </w:r>
-      <w:r>
-        <w:t xml:space="preserve"> (2022) “On the capacity of Sentinel-1 synthetic aperture radar in detecting floating macroalgae and other floating matters,” </w:t>
-      </w:r>
-      <w:r>
-        <w:rPr>
-          <w:i/>
-          <w:iCs/>
-        </w:rPr>
-        <w:t>Remote Sensing of Environment</w:t>
-      </w:r>
-      <w:r>
-        <w:t>, 280, p. 113188. Available at: https://doi.org/10.1016/j.rse.2022.113188.</w:t>
-      </w:r>
-    </w:p>
-    <w:p>
-      <w:pPr>
-        <w:pStyle w:val="Bibliography"/>
-      </w:pPr>
-      <w:r>
-        <w:t xml:space="preserve">Read, J.M. and Torrado, M. (2009) “Remote Sensing,” in R. Kitchin and N. Thrift (eds.) </w:t>
-      </w:r>
-      <w:r>
-        <w:rPr>
-          <w:i/>
-          <w:iCs/>
-        </w:rPr>
-        <w:t>International Encyclopedia of Human Geography</w:t>
-      </w:r>
-      <w:r>
-        <w:t>. Oxford: Elsevier, pp. 335–346. Available at: https://doi.org/10.1016/B978-008044910-4.00508-3.</w:t>
-      </w:r>
-    </w:p>
-    <w:p>
-      <w:pPr>
-        <w:pStyle w:val="Bibliography"/>
-      </w:pPr>
-      <w:r>
-        <w:t xml:space="preserve">Rußwurm, M., Venkatesa, S.J. and Tuia, D. (2023) “Large-scale detection of marine debris in coastal areas with Sentinel-2,” </w:t>
-      </w:r>
-      <w:r>
-        <w:rPr>
-          <w:i/>
-          <w:iCs/>
-        </w:rPr>
-        <w:t>iScience</w:t>
-      </w:r>
-      <w:r>
-        <w:t>, 26(12), p. 108402. Available at: https://doi.org/10.1016/j.isci.2023.108402.</w:t>
-      </w:r>
-    </w:p>
-    <w:p>
-      <w:pPr>
-        <w:pStyle w:val="Bibliography"/>
-      </w:pPr>
-      <w:r>
-        <w:t xml:space="preserve">Ryan, P.G. </w:t>
-      </w:r>
-      <w:r>
-        <w:rPr>
-          <w:i/>
-          <w:iCs/>
-        </w:rPr>
-        <w:t>et al.</w:t>
-      </w:r>
-      <w:r>
-        <w:t xml:space="preserve"> (2020) “Monitoring marine plastics - will we know if we are making a difference?,” </w:t>
-      </w:r>
-      <w:r>
-        <w:rPr>
-          <w:i/>
-          <w:iCs/>
-        </w:rPr>
-        <w:t>South African Journal of Science</w:t>
-      </w:r>
-      <w:r>
-        <w:t>, 116(5–6), pp. 1–9. Available at: https://doi.org/10.17159/sajs.2020/7678.</w:t>
-      </w:r>
-    </w:p>
-    <w:p>
-      <w:pPr>
-        <w:pStyle w:val="Bibliography"/>
-      </w:pPr>
-      <w:r>
-        <w:t xml:space="preserve">Ryan, P.G. (2020) “The transport and fate of marine plastics in South Africa and adjacent oceans,” </w:t>
-      </w:r>
-      <w:r>
-        <w:rPr>
-          <w:i/>
-          <w:iCs/>
-        </w:rPr>
-        <w:t>South African Journal of Science</w:t>
-      </w:r>
-      <w:r>
-        <w:t>, 116(5/6). Available at: https://doi.org/10.17159/sajs.2020/7677.</w:t>
-      </w:r>
-    </w:p>
-    <w:p>
-      <w:pPr>
-        <w:pStyle w:val="Bibliography"/>
-      </w:pPr>
-      <w:r>
-        <w:t xml:space="preserve">Sacco, V.A. </w:t>
-      </w:r>
-      <w:r>
-        <w:rPr>
-          <w:i/>
-          <w:iCs/>
-        </w:rPr>
-        <w:t>et al.</w:t>
-      </w:r>
-      <w:r>
-        <w:t xml:space="preserve"> (2024) “What are the global patterns of microplastic ingestion by fish? A scientometric review,” </w:t>
-      </w:r>
-      <w:r>
-        <w:rPr>
-          <w:i/>
-          <w:iCs/>
-        </w:rPr>
-        <w:t>Environmental Pollution</w:t>
-      </w:r>
-      <w:r>
-        <w:t>, 350, p. 123972. Available at: https://doi.org/10.1016/j.envpol.2024.123972.</w:t>
-      </w:r>
-    </w:p>
-    <w:p>
-      <w:pPr>
-        <w:pStyle w:val="Bibliography"/>
-      </w:pPr>
-      <w:r>
-        <w:t xml:space="preserve">Savastano, S. </w:t>
-      </w:r>
-      <w:r>
-        <w:rPr>
-          <w:i/>
-          <w:iCs/>
-        </w:rPr>
-        <w:t>et al.</w:t>
-      </w:r>
-      <w:r>
-        <w:t xml:space="preserve"> (2021a) “A First Approach to the Automatic Detection of Marine Litter in SAR Images Using Artificial Intelligence,” </w:t>
-      </w:r>
-      <w:r>
-        <w:rPr>
-          <w:i/>
-          <w:iCs/>
-        </w:rPr>
-        <w:t>2021 IEEE International Geoscience and Remote Sensing Symposium IGARSS</w:t>
-      </w:r>
-      <w:r>
-        <w:t xml:space="preserve">. </w:t>
-      </w:r>
-      <w:r>
-        <w:rPr>
-          <w:i/>
-          <w:iCs/>
-        </w:rPr>
-        <w:t>2021 IEEE International Geoscience and Remote Sensing Symposium IGARSS</w:t>
-      </w:r>
-      <w:r>
-        <w:t>, pp. 8704–8707. Available at: https://doi.org/10.1109/IGARSS47720.2021.9737038.</w:t>
-      </w:r>
-    </w:p>
-    <w:p>
-      <w:pPr>
-        <w:pStyle w:val="Bibliography"/>
-      </w:pPr>
-      <w:r>
-        <w:t xml:space="preserve">Savastano, S. </w:t>
-      </w:r>
-      <w:r>
-        <w:rPr>
-          <w:i/>
-          <w:iCs/>
-        </w:rPr>
-        <w:t>et al.</w:t>
-      </w:r>
-      <w:r>
-        <w:t xml:space="preserve"> (2021b) “A First Approach to the Automatic Detection of Marine Litter in SAR Images Using Artificial Intelligence,” </w:t>
-      </w:r>
-      <w:r>
-        <w:rPr>
-          <w:i/>
-          <w:iCs/>
-        </w:rPr>
-        <w:t xml:space="preserve">2021 IEEE International Geoscience and Remote Sensing </w:t>
-      </w:r>
-      <w:r>
-        <w:rPr>
-          <w:i/>
-          <w:iCs/>
-        </w:rPr>
-        <w:lastRenderedPageBreak/>
-        <w:t>Symposium IGARSS</w:t>
-      </w:r>
-      <w:r>
-        <w:t xml:space="preserve">. </w:t>
-      </w:r>
-      <w:r>
-        <w:rPr>
-          <w:i/>
-          <w:iCs/>
-        </w:rPr>
-        <w:t>2021 IEEE International Geoscience and Remote Sensing Symposium IGARSS</w:t>
-      </w:r>
-      <w:r>
-        <w:t>, pp. 8704–8707. Available at: https://doi.org/10.1109/IGARSS47720.2021.9737038.</w:t>
-      </w:r>
-    </w:p>
-    <w:p>
-      <w:pPr>
-        <w:pStyle w:val="Bibliography"/>
-      </w:pPr>
-      <w:r>
-        <w:t xml:space="preserve">van Sebille, E. </w:t>
-      </w:r>
-      <w:r>
-        <w:rPr>
-          <w:i/>
-          <w:iCs/>
-        </w:rPr>
-        <w:t>et al.</w:t>
-      </w:r>
-      <w:r>
-        <w:t xml:space="preserve"> (2020) “The physical oceanography of the transport of floating marine debris,” </w:t>
-      </w:r>
-      <w:r>
-        <w:rPr>
-          <w:i/>
-          <w:iCs/>
-        </w:rPr>
-        <w:t>Environmental Research Letters</w:t>
-      </w:r>
-      <w:r>
-        <w:t>, 15(2), p. 023003. Available at: https://doi.org/10.1088/1748-9326/ab6d7d.</w:t>
-      </w:r>
-    </w:p>
-    <w:p>
-      <w:pPr>
-        <w:pStyle w:val="Bibliography"/>
-      </w:pPr>
-      <w:r>
-        <w:t xml:space="preserve">Shanks, A.L. (2021) “Observational Evidence and Open Questions on the Role of Internal Tidal Waves on the Concentration and Transport of Floating Plastic Debris,” </w:t>
-      </w:r>
-      <w:r>
-        <w:rPr>
-          <w:i/>
-          <w:iCs/>
-        </w:rPr>
-        <w:t>Frontiers in Marine Science</w:t>
-      </w:r>
-      <w:r>
-        <w:t>, 8. Available at: https://doi.org/10.3389/fmars.2021.621062.</w:t>
-      </w:r>
-    </w:p>
-    <w:p>
-      <w:pPr>
-        <w:pStyle w:val="Bibliography"/>
-      </w:pPr>
-      <w:r>
-        <w:t xml:space="preserve">Simpson, M.D. </w:t>
-      </w:r>
-      <w:r>
-        <w:rPr>
-          <w:i/>
-          <w:iCs/>
-        </w:rPr>
-        <w:t>et al.</w:t>
-      </w:r>
-      <w:r>
-        <w:t xml:space="preserve"> (2022) “Monitoring of Plastic Islands in River Environment Using Sentinel-1 SAR Data,” </w:t>
-      </w:r>
-      <w:r>
-        <w:rPr>
-          <w:i/>
-          <w:iCs/>
-        </w:rPr>
-        <w:t>Remote Sensing</w:t>
-      </w:r>
-      <w:r>
-        <w:t>, 14(18), p. 4473. Available at: https://doi.org/10.3390/rs14184473.</w:t>
-      </w:r>
-    </w:p>
-    <w:p>
-      <w:pPr>
-        <w:pStyle w:val="Bibliography"/>
-      </w:pPr>
-      <w:r>
-        <w:t xml:space="preserve">Slimane, E.B. </w:t>
-      </w:r>
-      <w:r>
-        <w:rPr>
-          <w:i/>
-          <w:iCs/>
-        </w:rPr>
-        <w:t>et al.</w:t>
-      </w:r>
-      <w:r>
-        <w:t xml:space="preserve"> (2025) “Efficient Beach Litter Monitoring: Accelerated Surveys of Pollution Hotspots—A North African Case Study,” </w:t>
-      </w:r>
-      <w:r>
-        <w:rPr>
-          <w:i/>
-          <w:iCs/>
-        </w:rPr>
-        <w:t>Journal of Marine Science and Engineering</w:t>
-      </w:r>
-      <w:r>
-        <w:t>, 13(1), p. 71. Available at: https://doi.org/10.3390/jmse13010071.</w:t>
-      </w:r>
-    </w:p>
-    <w:p>
-      <w:pPr>
-        <w:pStyle w:val="Bibliography"/>
-      </w:pPr>
-      <w:r>
-        <w:t xml:space="preserve">Sørensen, K.A., Heiselberg, P. and Heiselberg, H. (2024) “Unified Detection and Feature Extraction of Ships in Satellite Images,” </w:t>
-      </w:r>
-      <w:r>
-        <w:rPr>
-          <w:i/>
-          <w:iCs/>
-        </w:rPr>
-        <w:t>Remote Sensing</w:t>
-      </w:r>
-      <w:r>
-        <w:t>, 16(24). Available at: https://doi.org/10.3390/rs16244719.</w:t>
-      </w:r>
-    </w:p>
-    <w:p>
-      <w:pPr>
-        <w:pStyle w:val="Bibliography"/>
-      </w:pPr>
-      <w:r>
-        <w:t xml:space="preserve">Taye, M. (2023) “Understanding of Machine Learning with Deep Learning: Architectures, Workflow, Applications and Future Directions,” </w:t>
-      </w:r>
-      <w:r>
-        <w:rPr>
-          <w:i/>
-          <w:iCs/>
-        </w:rPr>
-        <w:t>Computers</w:t>
-      </w:r>
-      <w:r>
-        <w:t xml:space="preserve"> [Preprint]. Available at: https://doi.org/10.3390/COMPUTERS12050091.</w:t>
-      </w:r>
-    </w:p>
-    <w:p>
-      <w:pPr>
-        <w:pStyle w:val="Bibliography"/>
-      </w:pPr>
-      <w:r>
-        <w:t xml:space="preserve">Themistocleous, K. </w:t>
-      </w:r>
-      <w:r>
-        <w:rPr>
-          <w:i/>
-          <w:iCs/>
-        </w:rPr>
-        <w:t>et al.</w:t>
-      </w:r>
-      <w:r>
-        <w:t xml:space="preserve"> (2020) “Investigating Detection of Floating Plastic Litter from Space Using Sentinel-2 Imagery,” </w:t>
-      </w:r>
-      <w:r>
-        <w:rPr>
-          <w:i/>
-          <w:iCs/>
-        </w:rPr>
-        <w:t>Remote Sensing</w:t>
-      </w:r>
-      <w:r>
-        <w:t>, 12(16), p. 2648. Available at: https://doi.org/10.3390/rs12162648.</w:t>
-      </w:r>
-    </w:p>
-    <w:p>
-      <w:pPr>
-        <w:pStyle w:val="Bibliography"/>
-      </w:pPr>
-      <w:r>
-        <w:t xml:space="preserve">Thushari, G.G.N. and Senevirathna, J.D.M. (2020) “Plastic pollution in the marine environment,” </w:t>
-      </w:r>
-      <w:r>
-        <w:rPr>
-          <w:i/>
-          <w:iCs/>
-        </w:rPr>
-        <w:t>Heliyon</w:t>
-      </w:r>
-      <w:r>
-        <w:t>, 6(8), p. e04709. Available at: https://doi.org/10.1016/j.heliyon.2020.e04709.</w:t>
-      </w:r>
-    </w:p>
-    <w:p>
-      <w:pPr>
-        <w:pStyle w:val="Bibliography"/>
-      </w:pPr>
-      <w:r>
-        <w:t xml:space="preserve">Topouzelis, K. </w:t>
-      </w:r>
-      <w:r>
-        <w:rPr>
-          <w:i/>
-          <w:iCs/>
-        </w:rPr>
-        <w:t>et al.</w:t>
-      </w:r>
-      <w:r>
-        <w:t xml:space="preserve"> (2020) “Remote Sensing of Sea Surface Artificial Floating Plastic Targets with Sentinel-2 and Unmanned Aerial Systems (Plastic Litter Project 2019),” </w:t>
-      </w:r>
-      <w:r>
-        <w:rPr>
-          <w:i/>
-          <w:iCs/>
-        </w:rPr>
-        <w:t>Remote Sensing</w:t>
-      </w:r>
-      <w:r>
-        <w:t>, 12(12), p. 2013. Available at: https://doi.org/10.3390/rs12122013.</w:t>
-      </w:r>
-    </w:p>
-    <w:p>
-      <w:pPr>
-        <w:pStyle w:val="Bibliography"/>
-      </w:pPr>
-      <w:r>
-        <w:t xml:space="preserve">Topouzelis, K., Papakonstantinou, A. and Garaba, S.P. (2019) “Detection of floating plastics from satellite and unmanned aerial systems (Plastic Litter Project 2018),” </w:t>
-      </w:r>
-      <w:r>
-        <w:rPr>
-          <w:i/>
-          <w:iCs/>
-        </w:rPr>
-        <w:t>International Journal of Applied Earth Observation and Geoinformation</w:t>
-      </w:r>
-      <w:r>
-        <w:t>, 79, pp. 175–183. Available at: https://doi.org/10.1016/j.jag.2019.03.011.</w:t>
-      </w:r>
-    </w:p>
-    <w:p>
-      <w:pPr>
-        <w:pStyle w:val="Bibliography"/>
-      </w:pPr>
-      <w:r>
-        <w:t xml:space="preserve">de Vries, R. </w:t>
-      </w:r>
-      <w:r>
-        <w:rPr>
-          <w:i/>
-          <w:iCs/>
-        </w:rPr>
-        <w:t>et al.</w:t>
-      </w:r>
-      <w:r>
-        <w:t xml:space="preserve"> (2021) “Quantifying Floating Plastic Debris at Sea Using Vessel-Based Optical Data and Artificial Intelligence,” </w:t>
-      </w:r>
-      <w:r>
-        <w:rPr>
-          <w:i/>
-          <w:iCs/>
-        </w:rPr>
-        <w:t>Remote Sensing</w:t>
-      </w:r>
-      <w:r>
-        <w:t>, 13(17), p. 3401. Available at: https://doi.org/10.3390/rs13173401.</w:t>
-      </w:r>
-    </w:p>
-    <w:p>
-      <w:pPr>
-        <w:pStyle w:val="Bibliography"/>
-      </w:pPr>
-      <w:r>
-        <w:t xml:space="preserve">Waqas, M. </w:t>
-      </w:r>
-      <w:r>
-        <w:rPr>
-          <w:i/>
-          <w:iCs/>
-        </w:rPr>
-        <w:t>et al.</w:t>
-      </w:r>
-      <w:r>
-        <w:t xml:space="preserve"> (2023) “Marine plastic pollution detection and identification by using remote sensing-meta analysis,” </w:t>
-      </w:r>
-      <w:r>
-        <w:rPr>
-          <w:i/>
-          <w:iCs/>
-        </w:rPr>
-        <w:t>Marine Pollution Bulletin</w:t>
-      </w:r>
-      <w:r>
-        <w:t>, 197, p. 115746. Available at: https://doi.org/10.1016/j.marpolbul.2023.115746.</w:t>
-      </w:r>
-    </w:p>
-    <w:p>
-      <w:pPr>
-        <w:pStyle w:val="Bibliography"/>
-      </w:pPr>
-      <w:r>
-        <w:t xml:space="preserve">Yang, X. </w:t>
-      </w:r>
-      <w:r>
-        <w:rPr>
-          <w:i/>
-          <w:iCs/>
-        </w:rPr>
-        <w:t>et al.</w:t>
-      </w:r>
-      <w:r>
         <w:t xml:space="preserve"> (2023) “A Survey on Deep Semi-supervised Learning,” </w:t>
       </w:r>
       <w:r>
@@ -7250,7 +7364,6 @@
     </w:p>
     <w:p>
       <w:r>
-        <w:lastRenderedPageBreak/>
         <w:fldChar w:fldCharType="end"/>
       </w:r>
     </w:p>
@@ -7265,7 +7378,7 @@
 </file>
 
 <file path=word/comments.xml><?xml version="1.0" encoding="utf-8"?>
-<w:comments xmlns:wpc="http://schemas.microsoft.com/office/word/2010/wordprocessingCanvas" xmlns:cx="http://schemas.microsoft.com/office/drawing/2014/chartex" xmlns:cx1="http://schemas.microsoft.com/office/drawing/2015/9/8/chartex" xmlns:cx2="http://schemas.microsoft.com/office/drawing/2015/10/21/chartex" xmlns:cx3="http://schemas.microsoft.com/office/drawing/2016/5/9/chartex" xmlns:cx4="http://schemas.microsoft.com/office/drawing/2016/5/10/chartex" xmlns:cx5="http://schemas.microsoft.com/office/drawing/2016/5/11/chartex" xmlns:cx6="http://schemas.microsoft.com/office/drawing/2016/5/12/chartex" xmlns:cx7="http://schemas.microsoft.com/office/drawing/2016/5/13/chartex" xmlns:cx8="http://schemas.microsoft.com/office/drawing/2016/5/14/chartex" xmlns:mc="http://schemas.openxmlformats.org/markup-compatibility/2006" xmlns:aink="http://schemas.microsoft.com/office/drawing/2016/ink" xmlns:am3d="http://schemas.microsoft.com/office/drawing/2017/model3d" xmlns:o="urn:schemas-microsoft-com:office:office" xmlns:oel="http://schemas.microsoft.com/office/2019/extlst" xmlns:r="http://schemas.openxmlformats.org/officeDocument/2006/relationships" xmlns:m="http://schemas.openxmlformats.org/officeDocument/2006/math" xmlns:v="urn:schemas-microsoft-com:vml" xmlns:wp14="http://schemas.microsoft.com/office/word/2010/wordprocessingDrawing" xmlns:wp="http://schemas.openxmlformats.org/drawingml/2006/wordprocessingDrawing" xmlns:w10="urn:schemas-microsoft-com:office:word" xmlns:w="http://schemas.openxmlformats.org/wordprocessingml/2006/main" xmlns:w14="http://schemas.microsoft.com/office/word/2010/wordml" xmlns:w15="http://schemas.microsoft.com/office/word/2012/wordml" xmlns:w16cex="http://schemas.microsoft.com/office/word/2018/wordml/cex" xmlns:w16cid="http://schemas.microsoft.com/office/word/2016/wordml/cid" xmlns:w16="http://schemas.microsoft.com/office/word/2018/wordml" xmlns:w16du="http://schemas.microsoft.com/office/word/2023/wordml/word16du" xmlns:w16sdtdh="http://schemas.microsoft.com/office/word/2020/wordml/sdtdatahash" xmlns:w16sdtfl="http://schemas.microsoft.com/office/word/2024/wordml/sdtformatlock" xmlns:w16se="http://schemas.microsoft.com/office/word/2015/wordml/symex" xmlns:wpg="http://schemas.microsoft.com/office/word/2010/wordprocessingGroup" xmlns:wpi="http://schemas.microsoft.com/office/word/2010/wordprocessingInk" xmlns:wne="http://schemas.microsoft.com/office/word/2006/wordml" xmlns:wps="http://schemas.microsoft.com/office/word/2010/wordprocessingShape" mc:Ignorable="w14 w15 w16se w16cid w16 w16cex w16sdtdh w16sdtfl w16du wp14">
+<w:comments xmlns:wpc="http://schemas.microsoft.com/office/word/2010/wordprocessingCanvas" xmlns:cx="http://schemas.microsoft.com/office/drawing/2014/chartex" xmlns:cx1="http://schemas.microsoft.com/office/drawing/2015/9/8/chartex" xmlns:cx2="http://schemas.microsoft.com/office/drawing/2015/10/21/chartex" xmlns:cx3="http://schemas.microsoft.com/office/drawing/2016/5/9/chartex" xmlns:cx4="http://schemas.microsoft.com/office/drawing/2016/5/10/chartex" xmlns:cx5="http://schemas.microsoft.com/office/drawing/2016/5/11/chartex" xmlns:cx6="http://schemas.microsoft.com/office/drawing/2016/5/12/chartex" xmlns:cx7="http://schemas.microsoft.com/office/drawing/2016/5/13/chartex" xmlns:cx8="http://schemas.microsoft.com/office/drawing/2016/5/14/chartex" xmlns:mc="http://schemas.openxmlformats.org/markup-compatibility/2006" xmlns:aink="http://schemas.microsoft.com/office/drawing/2016/ink" xmlns:am3d="http://schemas.microsoft.com/office/drawing/2017/model3d" xmlns:o="urn:schemas-microsoft-com:office:office" xmlns:oel="http://schemas.microsoft.com/office/2019/extlst" xmlns:r="http://schemas.openxmlformats.org/officeDocument/2006/relationships" xmlns:m="http://schemas.openxmlformats.org/officeDocument/2006/math" xmlns:v="urn:schemas-microsoft-com:vml" xmlns:wp14="http://schemas.microsoft.com/office/word/2010/wordprocessingDrawing" xmlns:wp="http://schemas.openxmlformats.org/drawingml/2006/wordprocessingDrawing" xmlns:w10="urn:schemas-microsoft-com:office:word" xmlns:w="http://schemas.openxmlformats.org/wordprocessingml/2006/main" xmlns:w14="http://schemas.microsoft.com/office/word/2010/wordml" xmlns:w15="http://schemas.microsoft.com/office/word/2012/wordml" xmlns:w16cei="http://schemas.microsoft.com/office/word/2026/wordml/cei" xmlns:w16cex="http://schemas.microsoft.com/office/word/2018/wordml/cex" xmlns:w16cid="http://schemas.microsoft.com/office/word/2016/wordml/cid" xmlns:w16="http://schemas.microsoft.com/office/word/2018/wordml" xmlns:w16du="http://schemas.microsoft.com/office/word/2023/wordml/word16du" xmlns:w16sdtdh="http://schemas.microsoft.com/office/word/2020/wordml/sdtdatahash" xmlns:w16sdtfl="http://schemas.microsoft.com/office/word/2024/wordml/sdtformatlock" xmlns:w16se="http://schemas.microsoft.com/office/word/2015/wordml/symex" xmlns:wpg="http://schemas.microsoft.com/office/word/2010/wordprocessingGroup" xmlns:wpi="http://schemas.microsoft.com/office/word/2010/wordprocessingInk" xmlns:wne="http://schemas.microsoft.com/office/word/2006/wordml" xmlns:wps="http://schemas.microsoft.com/office/word/2010/wordprocessingShape" mc:Ignorable="w14 w15 w16se w16cid w16 w16cex w16sdtdh w16sdtfl w16du wp14">
   <w:comment w:id="7" w:author="Joshua Pretorius" w:date="2026-05-29T14:16:00Z" w:initials="JP">
     <w:p>
       <w:pPr>
@@ -7354,7 +7467,7 @@
       </w:r>
     </w:p>
   </w:comment>
-  <w:comment w:id="22" w:author="Joshua Pretorius" w:date="2026-05-29T21:53:00Z" w:initials="JP">
+  <w:comment w:id="18" w:author="Joshua Pretorius" w:date="2026-09-02T22:45:00Z" w:initials="JP">
     <w:p>
       <w:pPr>
         <w:pStyle w:val="CommentText"/>
@@ -7366,11 +7479,43 @@
         <w:annotationRef/>
       </w:r>
       <w:r>
+        <w:t>Maybe go for data first as a critical part of the thesis and how we plan to create it. So labelled data  to how it is created -&gt; drift modelling -&gt; labels with uncertainty</w:t>
+      </w:r>
+    </w:p>
+  </w:comment>
+  <w:comment w:id="21" w:author="Joshua Pretorius" w:date="2026-09-02T22:00:00Z" w:initials="JP">
+    <w:p>
+      <w:pPr>
+        <w:pStyle w:val="CommentText"/>
+      </w:pPr>
+      <w:r>
+        <w:rPr>
+          <w:rStyle w:val="CommentReference"/>
+        </w:rPr>
+        <w:annotationRef/>
+      </w:r>
+      <w:r>
+        <w:t xml:space="preserve">Add here the state of the art detectors from MADOS Detecting Marine Pollutants Using Sentinel-1 SAR and Sentinel-2 Optical Imagery </w:t>
+      </w:r>
+    </w:p>
+  </w:comment>
+  <w:comment w:id="24" w:author="Joshua Pretorius" w:date="2026-05-29T21:53:00Z" w:initials="JP">
+    <w:p>
+      <w:pPr>
+        <w:pStyle w:val="CommentText"/>
+      </w:pPr>
+      <w:r>
+        <w:rPr>
+          <w:rStyle w:val="CommentReference"/>
+        </w:rPr>
+        <w:annotationRef/>
+      </w:r>
+      <w:r>
         <w:t>Add New Datasets</w:t>
       </w:r>
     </w:p>
   </w:comment>
-  <w:comment w:id="24" w:author="Joshua Pretorius" w:date="2026-05-29T22:04:00Z" w:initials="JP">
+  <w:comment w:id="26" w:author="Joshua Pretorius" w:date="2026-05-29T22:04:00Z" w:initials="JP">
     <w:p>
       <w:pPr>
         <w:pStyle w:val="CommentText"/>
@@ -7386,7 +7531,7 @@
       </w:r>
     </w:p>
   </w:comment>
-  <w:comment w:id="26" w:author="Joshua Pretorius" w:date="2026-05-29T14:20:00Z" w:initials="JP">
+  <w:comment w:id="28" w:author="Joshua Pretorius" w:date="2026-05-29T14:20:00Z" w:initials="JP">
     <w:p>
       <w:pPr>
         <w:pStyle w:val="CommentText"/>
@@ -7406,10 +7551,12 @@
 </file>
 
 <file path=word/commentsExtended.xml><?xml version="1.0" encoding="utf-8"?>
-<w15:commentsEx xmlns:wpc="http://schemas.microsoft.com/office/word/2010/wordprocessingCanvas" xmlns:cx="http://schemas.microsoft.com/office/drawing/2014/chartex" xmlns:cx1="http://schemas.microsoft.com/office/drawing/2015/9/8/chartex" xmlns:cx2="http://schemas.microsoft.com/office/drawing/2015/10/21/chartex" xmlns:cx3="http://schemas.microsoft.com/office/drawing/2016/5/9/chartex" xmlns:cx4="http://schemas.microsoft.com/office/drawing/2016/5/10/chartex" xmlns:cx5="http://schemas.microsoft.com/office/drawing/2016/5/11/chartex" xmlns:cx6="http://schemas.microsoft.com/office/drawing/2016/5/12/chartex" xmlns:cx7="http://schemas.microsoft.com/office/drawing/2016/5/13/chartex" xmlns:cx8="http://schemas.microsoft.com/office/drawing/2016/5/14/chartex" xmlns:mc="http://schemas.openxmlformats.org/markup-compatibility/2006" xmlns:aink="http://schemas.microsoft.com/office/drawing/2016/ink" xmlns:am3d="http://schemas.microsoft.com/office/drawing/2017/model3d" xmlns:o="urn:schemas-microsoft-com:office:office" xmlns:oel="http://schemas.microsoft.com/office/2019/extlst" xmlns:r="http://schemas.openxmlformats.org/officeDocument/2006/relationships" xmlns:m="http://schemas.openxmlformats.org/officeDocument/2006/math" xmlns:v="urn:schemas-microsoft-com:vml" xmlns:wp14="http://schemas.microsoft.com/office/word/2010/wordprocessingDrawing" xmlns:wp="http://schemas.openxmlformats.org/drawingml/2006/wordprocessingDrawing" xmlns:w10="urn:schemas-microsoft-com:office:word" xmlns:w="http://schemas.openxmlformats.org/wordprocessingml/2006/main" xmlns:w14="http://schemas.microsoft.com/office/word/2010/wordml" xmlns:w15="http://schemas.microsoft.com/office/word/2012/wordml" xmlns:w16cex="http://schemas.microsoft.com/office/word/2018/wordml/cex" xmlns:w16cid="http://schemas.microsoft.com/office/word/2016/wordml/cid" xmlns:w16="http://schemas.microsoft.com/office/word/2018/wordml" xmlns:w16du="http://schemas.microsoft.com/office/word/2023/wordml/word16du" xmlns:w16sdtdh="http://schemas.microsoft.com/office/word/2020/wordml/sdtdatahash" xmlns:w16sdtfl="http://schemas.microsoft.com/office/word/2024/wordml/sdtformatlock" xmlns:w16se="http://schemas.microsoft.com/office/word/2015/wordml/symex" xmlns:wpg="http://schemas.microsoft.com/office/word/2010/wordprocessingGroup" xmlns:wpi="http://schemas.microsoft.com/office/word/2010/wordprocessingInk" xmlns:wne="http://schemas.microsoft.com/office/word/2006/wordml" xmlns:wps="http://schemas.microsoft.com/office/word/2010/wordprocessingShape" mc:Ignorable="w14 w15 w16se w16cid w16 w16cex w16sdtdh w16sdtfl w16du wp14">
+<w15:commentsEx xmlns:wpc="http://schemas.microsoft.com/office/word/2010/wordprocessingCanvas" xmlns:cx="http://schemas.microsoft.com/office/drawing/2014/chartex" xmlns:cx1="http://schemas.microsoft.com/office/drawing/2015/9/8/chartex" xmlns:cx2="http://schemas.microsoft.com/office/drawing/2015/10/21/chartex" xmlns:cx3="http://schemas.microsoft.com/office/drawing/2016/5/9/chartex" xmlns:cx4="http://schemas.microsoft.com/office/drawing/2016/5/10/chartex" xmlns:cx5="http://schemas.microsoft.com/office/drawing/2016/5/11/chartex" xmlns:cx6="http://schemas.microsoft.com/office/drawing/2016/5/12/chartex" xmlns:cx7="http://schemas.microsoft.com/office/drawing/2016/5/13/chartex" xmlns:cx8="http://schemas.microsoft.com/office/drawing/2016/5/14/chartex" xmlns:mc="http://schemas.openxmlformats.org/markup-compatibility/2006" xmlns:aink="http://schemas.microsoft.com/office/drawing/2016/ink" xmlns:am3d="http://schemas.microsoft.com/office/drawing/2017/model3d" xmlns:o="urn:schemas-microsoft-com:office:office" xmlns:oel="http://schemas.microsoft.com/office/2019/extlst" xmlns:r="http://schemas.openxmlformats.org/officeDocument/2006/relationships" xmlns:m="http://schemas.openxmlformats.org/officeDocument/2006/math" xmlns:v="urn:schemas-microsoft-com:vml" xmlns:wp14="http://schemas.microsoft.com/office/word/2010/wordprocessingDrawing" xmlns:wp="http://schemas.openxmlformats.org/drawingml/2006/wordprocessingDrawing" xmlns:w10="urn:schemas-microsoft-com:office:word" xmlns:w="http://schemas.openxmlformats.org/wordprocessingml/2006/main" xmlns:w14="http://schemas.microsoft.com/office/word/2010/wordml" xmlns:w15="http://schemas.microsoft.com/office/word/2012/wordml" xmlns:w16cei="http://schemas.microsoft.com/office/word/2026/wordml/cei" xmlns:w16cex="http://schemas.microsoft.com/office/word/2018/wordml/cex" xmlns:w16cid="http://schemas.microsoft.com/office/word/2016/wordml/cid" xmlns:w16="http://schemas.microsoft.com/office/word/2018/wordml" xmlns:w16du="http://schemas.microsoft.com/office/word/2023/wordml/word16du" xmlns:w16sdtdh="http://schemas.microsoft.com/office/word/2020/wordml/sdtdatahash" xmlns:w16sdtfl="http://schemas.microsoft.com/office/word/2024/wordml/sdtformatlock" xmlns:w16se="http://schemas.microsoft.com/office/word/2015/wordml/symex" xmlns:wpg="http://schemas.microsoft.com/office/word/2010/wordprocessingGroup" xmlns:wpi="http://schemas.microsoft.com/office/word/2010/wordprocessingInk" xmlns:wne="http://schemas.microsoft.com/office/word/2006/wordml" xmlns:wps="http://schemas.microsoft.com/office/word/2010/wordprocessingShape" mc:Ignorable="w14 w15 w16se w16cid w16 w16cex w16sdtdh w16sdtfl w16du wp14">
   <w15:commentEx w15:paraId="3437B58E" w15:done="0"/>
   <w15:commentEx w15:paraId="353CA5FA" w15:done="0"/>
   <w15:commentEx w15:paraId="65AFD998" w15:done="0"/>
+  <w15:commentEx w15:paraId="1E44EECF" w15:done="0"/>
+  <w15:commentEx w15:paraId="4645F31B" w15:done="0"/>
   <w15:commentEx w15:paraId="23C4BB8F" w15:done="0"/>
   <w15:commentEx w15:paraId="3AD9C561" w15:done="0"/>
   <w15:commentEx w15:paraId="78C8C7CA" w15:done="0"/>
@@ -7417,10 +7564,12 @@
 </file>
 
 <file path=word/commentsExtensible.xml><?xml version="1.0" encoding="utf-8"?>
-<w16cex:commentsExtensible xmlns:wpc="http://schemas.microsoft.com/office/word/2010/wordprocessingCanvas" xmlns:cx="http://schemas.microsoft.com/office/drawing/2014/chartex" xmlns:cx1="http://schemas.microsoft.com/office/drawing/2015/9/8/chartex" xmlns:cx2="http://schemas.microsoft.com/office/drawing/2015/10/21/chartex" xmlns:cx3="http://schemas.microsoft.com/office/drawing/2016/5/9/chartex" xmlns:cx4="http://schemas.microsoft.com/office/drawing/2016/5/10/chartex" xmlns:cx5="http://schemas.microsoft.com/office/drawing/2016/5/11/chartex" xmlns:cx6="http://schemas.microsoft.com/office/drawing/2016/5/12/chartex" xmlns:cx7="http://schemas.microsoft.com/office/drawing/2016/5/13/chartex" xmlns:cx8="http://schemas.microsoft.com/office/drawing/2016/5/14/chartex" xmlns:cr="http://schemas.microsoft.com/office/comments/2020/reactions" xmlns:mc="http://schemas.openxmlformats.org/markup-compatibility/2006" xmlns:aink="http://schemas.microsoft.com/office/drawing/2016/ink" xmlns:am3d="http://schemas.microsoft.com/office/drawing/2017/model3d" xmlns:o="urn:schemas-microsoft-com:office:office" xmlns:oel="http://schemas.microsoft.com/office/2019/extlst" xmlns:r="http://schemas.openxmlformats.org/officeDocument/2006/relationships" xmlns:m="http://schemas.openxmlformats.org/officeDocument/2006/math" xmlns:v="urn:schemas-microsoft-com:vml" xmlns:wp14="http://schemas.microsoft.com/office/word/2010/wordprocessingDrawing" xmlns:wp="http://schemas.openxmlformats.org/drawingml/2006/wordprocessingDrawing" xmlns:w10="urn:schemas-microsoft-com:office:word" xmlns:w="http://schemas.openxmlformats.org/wordprocessingml/2006/main" xmlns:w14="http://schemas.microsoft.com/office/word/2010/wordml" xmlns:w15="http://schemas.microsoft.com/office/word/2012/wordml" xmlns:w16cex="http://schemas.microsoft.com/office/word/2018/wordml/cex" xmlns:w16cid="http://schemas.microsoft.com/office/word/2016/wordml/cid" xmlns:w16="http://schemas.microsoft.com/office/word/2018/wordml" xmlns:w16du="http://schemas.microsoft.com/office/word/2023/wordml/word16du" xmlns:w16sdtdh="http://schemas.microsoft.com/office/word/2020/wordml/sdtdatahash" xmlns:w16sdtfl="http://schemas.microsoft.com/office/word/2024/wordml/sdtformatlock" xmlns:w16se="http://schemas.microsoft.com/office/word/2015/wordml/symex" xmlns:wpg="http://schemas.microsoft.com/office/word/2010/wordprocessingGroup" xmlns:wpi="http://schemas.microsoft.com/office/word/2010/wordprocessingInk" xmlns:wne="http://schemas.microsoft.com/office/word/2006/wordml" xmlns:wps="http://schemas.microsoft.com/office/word/2010/wordprocessingShape" mc:Ignorable="w14 w15 w16se w16cid w16 w16cex w16sdtdh w16sdtfl cr w16du wp14">
+<w16cex:commentsExtensible xmlns:wpc="http://schemas.microsoft.com/office/word/2010/wordprocessingCanvas" xmlns:cx="http://schemas.microsoft.com/office/drawing/2014/chartex" xmlns:cx1="http://schemas.microsoft.com/office/drawing/2015/9/8/chartex" xmlns:cx2="http://schemas.microsoft.com/office/drawing/2015/10/21/chartex" xmlns:cx3="http://schemas.microsoft.com/office/drawing/2016/5/9/chartex" xmlns:cx4="http://schemas.microsoft.com/office/drawing/2016/5/10/chartex" xmlns:cx5="http://schemas.microsoft.com/office/drawing/2016/5/11/chartex" xmlns:cx6="http://schemas.microsoft.com/office/drawing/2016/5/12/chartex" xmlns:cx7="http://schemas.microsoft.com/office/drawing/2016/5/13/chartex" xmlns:cx8="http://schemas.microsoft.com/office/drawing/2016/5/14/chartex" xmlns:cr="http://schemas.microsoft.com/office/comments/2020/reactions" xmlns:mc="http://schemas.openxmlformats.org/markup-compatibility/2006" xmlns:aink="http://schemas.microsoft.com/office/drawing/2016/ink" xmlns:am3d="http://schemas.microsoft.com/office/drawing/2017/model3d" xmlns:o="urn:schemas-microsoft-com:office:office" xmlns:oel="http://schemas.microsoft.com/office/2019/extlst" xmlns:r="http://schemas.openxmlformats.org/officeDocument/2006/relationships" xmlns:m="http://schemas.openxmlformats.org/officeDocument/2006/math" xmlns:v="urn:schemas-microsoft-com:vml" xmlns:wp14="http://schemas.microsoft.com/office/word/2010/wordprocessingDrawing" xmlns:wp="http://schemas.openxmlformats.org/drawingml/2006/wordprocessingDrawing" xmlns:w10="urn:schemas-microsoft-com:office:word" xmlns:w="http://schemas.openxmlformats.org/wordprocessingml/2006/main" xmlns:w14="http://schemas.microsoft.com/office/word/2010/wordml" xmlns:w15="http://schemas.microsoft.com/office/word/2012/wordml" xmlns:w16cei="http://schemas.microsoft.com/office/word/2026/wordml/cei" xmlns:w16cex="http://schemas.microsoft.com/office/word/2018/wordml/cex" xmlns:w16cid="http://schemas.microsoft.com/office/word/2016/wordml/cid" xmlns:w16="http://schemas.microsoft.com/office/word/2018/wordml" xmlns:w16du="http://schemas.microsoft.com/office/word/2023/wordml/word16du" xmlns:w16sdtdh="http://schemas.microsoft.com/office/word/2020/wordml/sdtdatahash" xmlns:w16sdtfl="http://schemas.microsoft.com/office/word/2024/wordml/sdtformatlock" xmlns:w16se="http://schemas.microsoft.com/office/word/2015/wordml/symex" xmlns:wpg="http://schemas.microsoft.com/office/word/2010/wordprocessingGroup" xmlns:wpi="http://schemas.microsoft.com/office/word/2010/wordprocessingInk" xmlns:wne="http://schemas.microsoft.com/office/word/2006/wordml" xmlns:wps="http://schemas.microsoft.com/office/word/2010/wordprocessingShape" mc:Ignorable="w14 w15 w16se w16cid w16 w16cex w16sdtdh w16sdtfl cr w16du wp14">
   <w16cex:commentExtensible w16cex:durableId="6CB13664" w16cex:dateUtc="2026-05-29T12:16:00Z"/>
   <w16cex:commentExtensible w16cex:durableId="53A21728" w16cex:dateUtc="2025-05-28T20:44:00Z"/>
   <w16cex:commentExtensible w16cex:durableId="25E52B4F" w16cex:dateUtc="2026-05-29T12:17:00Z"/>
+  <w16cex:commentExtensible w16cex:durableId="6EAB36DA" w16cex:dateUtc="2026-09-02T20:45:00Z"/>
+  <w16cex:commentExtensible w16cex:durableId="57B79533" w16cex:dateUtc="2026-09-02T20:00:00Z"/>
   <w16cex:commentExtensible w16cex:durableId="0173935E" w16cex:dateUtc="2026-05-29T19:53:00Z"/>
   <w16cex:commentExtensible w16cex:durableId="0AC9F4C9" w16cex:dateUtc="2026-05-29T20:04:00Z"/>
   <w16cex:commentExtensible w16cex:durableId="7BCB912B" w16cex:dateUtc="2026-05-29T12:20:00Z"/>
@@ -7428,10 +7577,12 @@
 </file>
 
 <file path=word/commentsIds.xml><?xml version="1.0" encoding="utf-8"?>
-<w16cid:commentsIds xmlns:wpc="http://schemas.microsoft.com/office/word/2010/wordprocessingCanvas" xmlns:cx="http://schemas.microsoft.com/office/drawing/2014/chartex" xmlns:cx1="http://schemas.microsoft.com/office/drawing/2015/9/8/chartex" xmlns:cx2="http://schemas.microsoft.com/office/drawing/2015/10/21/chartex" xmlns:cx3="http://schemas.microsoft.com/office/drawing/2016/5/9/chartex" xmlns:cx4="http://schemas.microsoft.com/office/drawing/2016/5/10/chartex" xmlns:cx5="http://schemas.microsoft.com/office/drawing/2016/5/11/chartex" xmlns:cx6="http://schemas.microsoft.com/office/drawing/2016/5/12/chartex" xmlns:cx7="http://schemas.microsoft.com/office/drawing/2016/5/13/chartex" xmlns:cx8="http://schemas.microsoft.com/office/drawing/2016/5/14/chartex" xmlns:mc="http://schemas.openxmlformats.org/markup-compatibility/2006" xmlns:aink="http://schemas.microsoft.com/office/drawing/2016/ink" xmlns:am3d="http://schemas.microsoft.com/office/drawing/2017/model3d" xmlns:o="urn:schemas-microsoft-com:office:office" xmlns:oel="http://schemas.microsoft.com/office/2019/extlst" xmlns:r="http://schemas.openxmlformats.org/officeDocument/2006/relationships" xmlns:m="http://schemas.openxmlformats.org/officeDocument/2006/math" xmlns:v="urn:schemas-microsoft-com:vml" xmlns:wp14="http://schemas.microsoft.com/office/word/2010/wordprocessingDrawing" xmlns:wp="http://schemas.openxmlformats.org/drawingml/2006/wordprocessingDrawing" xmlns:w10="urn:schemas-microsoft-com:office:word" xmlns:w="http://schemas.openxmlformats.org/wordprocessingml/2006/main" xmlns:w14="http://schemas.microsoft.com/office/word/2010/wordml" xmlns:w15="http://schemas.microsoft.com/office/word/2012/wordml" xmlns:w16cex="http://schemas.microsoft.com/office/word/2018/wordml/cex" xmlns:w16cid="http://schemas.microsoft.com/office/word/2016/wordml/cid" xmlns:w16="http://schemas.microsoft.com/office/word/2018/wordml" xmlns:w16du="http://schemas.microsoft.com/office/word/2023/wordml/word16du" xmlns:w16sdtdh="http://schemas.microsoft.com/office/word/2020/wordml/sdtdatahash" xmlns:w16sdtfl="http://schemas.microsoft.com/office/word/2024/wordml/sdtformatlock" xmlns:w16se="http://schemas.microsoft.com/office/word/2015/wordml/symex" xmlns:wpg="http://schemas.microsoft.com/office/word/2010/wordprocessingGroup" xmlns:wpi="http://schemas.microsoft.com/office/word/2010/wordprocessingInk" xmlns:wne="http://schemas.microsoft.com/office/word/2006/wordml" xmlns:wps="http://schemas.microsoft.com/office/word/2010/wordprocessingShape" mc:Ignorable="w14 w15 w16se w16cid w16 w16cex w16sdtdh w16sdtfl w16du wp14">
+<w16cid:commentsIds xmlns:wpc="http://schemas.microsoft.com/office/word/2010/wordprocessingCanvas" xmlns:cx="http://schemas.microsoft.com/office/drawing/2014/chartex" xmlns:cx1="http://schemas.microsoft.com/office/drawing/2015/9/8/chartex" xmlns:cx2="http://schemas.microsoft.com/office/drawing/2015/10/21/chartex" xmlns:cx3="http://schemas.microsoft.com/office/drawing/2016/5/9/chartex" xmlns:cx4="http://schemas.microsoft.com/office/drawing/2016/5/10/chartex" xmlns:cx5="http://schemas.microsoft.com/office/drawing/2016/5/11/chartex" xmlns:cx6="http://schemas.microsoft.com/office/drawing/2016/5/12/chartex" xmlns:cx7="http://schemas.microsoft.com/office/drawing/2016/5/13/chartex" xmlns:cx8="http://schemas.microsoft.com/office/drawing/2016/5/14/chartex" xmlns:mc="http://schemas.openxmlformats.org/markup-compatibility/2006" xmlns:aink="http://schemas.microsoft.com/office/drawing/2016/ink" xmlns:am3d="http://schemas.microsoft.com/office/drawing/2017/model3d" xmlns:o="urn:schemas-microsoft-com:office:office" xmlns:oel="http://schemas.microsoft.com/office/2019/extlst" xmlns:r="http://schemas.openxmlformats.org/officeDocument/2006/relationships" xmlns:m="http://schemas.openxmlformats.org/officeDocument/2006/math" xmlns:v="urn:schemas-microsoft-com:vml" xmlns:wp14="http://schemas.microsoft.com/office/word/2010/wordprocessingDrawing" xmlns:wp="http://schemas.openxmlformats.org/drawingml/2006/wordprocessingDrawing" xmlns:w10="urn:schemas-microsoft-com:office:word" xmlns:w="http://schemas.openxmlformats.org/wordprocessingml/2006/main" xmlns:w14="http://schemas.microsoft.com/office/word/2010/wordml" xmlns:w15="http://schemas.microsoft.com/office/word/2012/wordml" xmlns:w16cei="http://schemas.microsoft.com/office/word/2026/wordml/cei" xmlns:w16cex="http://schemas.microsoft.com/office/word/2018/wordml/cex" xmlns:w16cid="http://schemas.microsoft.com/office/word/2016/wordml/cid" xmlns:w16="http://schemas.microsoft.com/office/word/2018/wordml" xmlns:w16du="http://schemas.microsoft.com/office/word/2023/wordml/word16du" xmlns:w16sdtdh="http://schemas.microsoft.com/office/word/2020/wordml/sdtdatahash" xmlns:w16sdtfl="http://schemas.microsoft.com/office/word/2024/wordml/sdtformatlock" xmlns:w16se="http://schemas.microsoft.com/office/word/2015/wordml/symex" xmlns:wpg="http://schemas.microsoft.com/office/word/2010/wordprocessingGroup" xmlns:wpi="http://schemas.microsoft.com/office/word/2010/wordprocessingInk" xmlns:wne="http://schemas.microsoft.com/office/word/2006/wordml" xmlns:wps="http://schemas.microsoft.com/office/word/2010/wordprocessingShape" mc:Ignorable="w14 w15 w16se w16cid w16 w16cex w16sdtdh w16sdtfl w16du wp14">
   <w16cid:commentId w16cid:paraId="3437B58E" w16cid:durableId="6CB13664"/>
   <w16cid:commentId w16cid:paraId="353CA5FA" w16cid:durableId="53A21728"/>
   <w16cid:commentId w16cid:paraId="65AFD998" w16cid:durableId="25E52B4F"/>
+  <w16cid:commentId w16cid:paraId="1E44EECF" w16cid:durableId="6EAB36DA"/>
+  <w16cid:commentId w16cid:paraId="4645F31B" w16cid:durableId="57B79533"/>
   <w16cid:commentId w16cid:paraId="23C4BB8F" w16cid:durableId="0173935E"/>
   <w16cid:commentId w16cid:paraId="3AD9C561" w16cid:durableId="0AC9F4C9"/>
   <w16cid:commentId w16cid:paraId="78C8C7CA" w16cid:durableId="7BCB912B"/>
@@ -7439,7 +7590,7 @@
 </file>
 
 <file path=word/endnotes.xml><?xml version="1.0" encoding="utf-8"?>
-<w:endnotes xmlns:wpc="http://schemas.microsoft.com/office/word/2010/wordprocessingCanvas" xmlns:cx="http://schemas.microsoft.com/office/drawing/2014/chartex" xmlns:cx1="http://schemas.microsoft.com/office/drawing/2015/9/8/chartex" xmlns:cx2="http://schemas.microsoft.com/office/drawing/2015/10/21/chartex" xmlns:cx3="http://schemas.microsoft.com/office/drawing/2016/5/9/chartex" xmlns:cx4="http://schemas.microsoft.com/office/drawing/2016/5/10/chartex" xmlns:cx5="http://schemas.microsoft.com/office/drawing/2016/5/11/chartex" xmlns:cx6="http://schemas.microsoft.com/office/drawing/2016/5/12/chartex" xmlns:cx7="http://schemas.microsoft.com/office/drawing/2016/5/13/chartex" xmlns:cx8="http://schemas.microsoft.com/office/drawing/2016/5/14/chartex" xmlns:mc="http://schemas.openxmlformats.org/markup-compatibility/2006" xmlns:aink="http://schemas.microsoft.com/office/drawing/2016/ink" xmlns:am3d="http://schemas.microsoft.com/office/drawing/2017/model3d" xmlns:o="urn:schemas-microsoft-com:office:office" xmlns:oel="http://schemas.microsoft.com/office/2019/extlst" xmlns:r="http://schemas.openxmlformats.org/officeDocument/2006/relationships" xmlns:m="http://schemas.openxmlformats.org/officeDocument/2006/math" xmlns:v="urn:schemas-microsoft-com:vml" xmlns:wp14="http://schemas.microsoft.com/office/word/2010/wordprocessingDrawing" xmlns:wp="http://schemas.openxmlformats.org/drawingml/2006/wordprocessingDrawing" xmlns:w10="urn:schemas-microsoft-com:office:word" xmlns:w="http://schemas.openxmlformats.org/wordprocessingml/2006/main" xmlns:w14="http://schemas.microsoft.com/office/word/2010/wordml" xmlns:w15="http://schemas.microsoft.com/office/word/2012/wordml" xmlns:w16cex="http://schemas.microsoft.com/office/word/2018/wordml/cex" xmlns:w16cid="http://schemas.microsoft.com/office/word/2016/wordml/cid" xmlns:w16="http://schemas.microsoft.com/office/word/2018/wordml" xmlns:w16du="http://schemas.microsoft.com/office/word/2023/wordml/word16du" xmlns:w16sdtdh="http://schemas.microsoft.com/office/word/2020/wordml/sdtdatahash" xmlns:w16sdtfl="http://schemas.microsoft.com/office/word/2024/wordml/sdtformatlock" xmlns:w16se="http://schemas.microsoft.com/office/word/2015/wordml/symex" xmlns:wpg="http://schemas.microsoft.com/office/word/2010/wordprocessingGroup" xmlns:wpi="http://schemas.microsoft.com/office/word/2010/wordprocessingInk" xmlns:wne="http://schemas.microsoft.com/office/word/2006/wordml" xmlns:wps="http://schemas.microsoft.com/office/word/2010/wordprocessingShape" mc:Ignorable="w14 w15 w16se w16cid w16 w16cex w16sdtdh w16sdtfl w16du wp14">
+<w:endnotes xmlns:wpc="http://schemas.microsoft.com/office/word/2010/wordprocessingCanvas" xmlns:cx="http://schemas.microsoft.com/office/drawing/2014/chartex" xmlns:cx1="http://schemas.microsoft.com/office/drawing/2015/9/8/chartex" xmlns:cx2="http://schemas.microsoft.com/office/drawing/2015/10/21/chartex" xmlns:cx3="http://schemas.microsoft.com/office/drawing/2016/5/9/chartex" xmlns:cx4="http://schemas.microsoft.com/office/drawing/2016/5/10/chartex" xmlns:cx5="http://schemas.microsoft.com/office/drawing/2016/5/11/chartex" xmlns:cx6="http://schemas.microsoft.com/office/drawing/2016/5/12/chartex" xmlns:cx7="http://schemas.microsoft.com/office/drawing/2016/5/13/chartex" xmlns:cx8="http://schemas.microsoft.com/office/drawing/2016/5/14/chartex" xmlns:mc="http://schemas.openxmlformats.org/markup-compatibility/2006" xmlns:aink="http://schemas.microsoft.com/office/drawing/2016/ink" xmlns:am3d="http://schemas.microsoft.com/office/drawing/2017/model3d" xmlns:o="urn:schemas-microsoft-com:office:office" xmlns:oel="http://schemas.microsoft.com/office/2019/extlst" xmlns:r="http://schemas.openxmlformats.org/officeDocument/2006/relationships" xmlns:m="http://schemas.openxmlformats.org/officeDocument/2006/math" xmlns:v="urn:schemas-microsoft-com:vml" xmlns:wp14="http://schemas.microsoft.com/office/word/2010/wordprocessingDrawing" xmlns:wp="http://schemas.openxmlformats.org/drawingml/2006/wordprocessingDrawing" xmlns:w10="urn:schemas-microsoft-com:office:word" xmlns:w="http://schemas.openxmlformats.org/wordprocessingml/2006/main" xmlns:w14="http://schemas.microsoft.com/office/word/2010/wordml" xmlns:w15="http://schemas.microsoft.com/office/word/2012/wordml" xmlns:w16cei="http://schemas.microsoft.com/office/word/2026/wordml/cei" xmlns:w16cex="http://schemas.microsoft.com/office/word/2018/wordml/cex" xmlns:w16cid="http://schemas.microsoft.com/office/word/2016/wordml/cid" xmlns:w16="http://schemas.microsoft.com/office/word/2018/wordml" xmlns:w16du="http://schemas.microsoft.com/office/word/2023/wordml/word16du" xmlns:w16sdtdh="http://schemas.microsoft.com/office/word/2020/wordml/sdtdatahash" xmlns:w16sdtfl="http://schemas.microsoft.com/office/word/2024/wordml/sdtformatlock" xmlns:w16se="http://schemas.microsoft.com/office/word/2015/wordml/symex" xmlns:wpg="http://schemas.microsoft.com/office/word/2010/wordprocessingGroup" xmlns:wpi="http://schemas.microsoft.com/office/word/2010/wordprocessingInk" xmlns:wne="http://schemas.microsoft.com/office/word/2006/wordml" xmlns:wps="http://schemas.microsoft.com/office/word/2010/wordprocessingShape" mc:Ignorable="w14 w15 w16se w16cid w16 w16cex w16sdtdh w16sdtfl w16du wp14">
   <w:endnote w:type="separator" w:id="-1">
     <w:p>
       <w:pPr>
@@ -7464,7 +7615,7 @@
 </file>
 
 <file path=word/footnotes.xml><?xml version="1.0" encoding="utf-8"?>
-<w:footnotes xmlns:wpc="http://schemas.microsoft.com/office/word/2010/wordprocessingCanvas" xmlns:cx="http://schemas.microsoft.com/office/drawing/2014/chartex" xmlns:cx1="http://schemas.microsoft.com/office/drawing/2015/9/8/chartex" xmlns:cx2="http://schemas.microsoft.com/office/drawing/2015/10/21/chartex" xmlns:cx3="http://schemas.microsoft.com/office/drawing/2016/5/9/chartex" xmlns:cx4="http://schemas.microsoft.com/office/drawing/2016/5/10/chartex" xmlns:cx5="http://schemas.microsoft.com/office/drawing/2016/5/11/chartex" xmlns:cx6="http://schemas.microsoft.com/office/drawing/2016/5/12/chartex" xmlns:cx7="http://schemas.microsoft.com/office/drawing/2016/5/13/chartex" xmlns:cx8="http://schemas.microsoft.com/office/drawing/2016/5/14/chartex" xmlns:mc="http://schemas.openxmlformats.org/markup-compatibility/2006" xmlns:aink="http://schemas.microsoft.com/office/drawing/2016/ink" xmlns:am3d="http://schemas.microsoft.com/office/drawing/2017/model3d" xmlns:o="urn:schemas-microsoft-com:office:office" xmlns:oel="http://schemas.microsoft.com/office/2019/extlst" xmlns:r="http://schemas.openxmlformats.org/officeDocument/2006/relationships" xmlns:m="http://schemas.openxmlformats.org/officeDocument/2006/math" xmlns:v="urn:schemas-microsoft-com:vml" xmlns:wp14="http://schemas.microsoft.com/office/word/2010/wordprocessingDrawing" xmlns:wp="http://schemas.openxmlformats.org/drawingml/2006/wordprocessingDrawing" xmlns:w10="urn:schemas-microsoft-com:office:word" xmlns:w="http://schemas.openxmlformats.org/wordprocessingml/2006/main" xmlns:w14="http://schemas.microsoft.com/office/word/2010/wordml" xmlns:w15="http://schemas.microsoft.com/office/word/2012/wordml" xmlns:w16cex="http://schemas.microsoft.com/office/word/2018/wordml/cex" xmlns:w16cid="http://schemas.microsoft.com/office/word/2016/wordml/cid" xmlns:w16="http://schemas.microsoft.com/office/word/2018/wordml" xmlns:w16du="http://schemas.microsoft.com/office/word/2023/wordml/word16du" xmlns:w16sdtdh="http://schemas.microsoft.com/office/word/2020/wordml/sdtdatahash" xmlns:w16sdtfl="http://schemas.microsoft.com/office/word/2024/wordml/sdtformatlock" xmlns:w16se="http://schemas.microsoft.com/office/word/2015/wordml/symex" xmlns:wpg="http://schemas.microsoft.com/office/word/2010/wordprocessingGroup" xmlns:wpi="http://schemas.microsoft.com/office/word/2010/wordprocessingInk" xmlns:wne="http://schemas.microsoft.com/office/word/2006/wordml" xmlns:wps="http://schemas.microsoft.com/office/word/2010/wordprocessingShape" mc:Ignorable="w14 w15 w16se w16cid w16 w16cex w16sdtdh w16sdtfl w16du wp14">
+<w:footnotes xmlns:wpc="http://schemas.microsoft.com/office/word/2010/wordprocessingCanvas" xmlns:cx="http://schemas.microsoft.com/office/drawing/2014/chartex" xmlns:cx1="http://schemas.microsoft.com/office/drawing/2015/9/8/chartex" xmlns:cx2="http://schemas.microsoft.com/office/drawing/2015/10/21/chartex" xmlns:cx3="http://schemas.microsoft.com/office/drawing/2016/5/9/chartex" xmlns:cx4="http://schemas.microsoft.com/office/drawing/2016/5/10/chartex" xmlns:cx5="http://schemas.microsoft.com/office/drawing/2016/5/11/chartex" xmlns:cx6="http://schemas.microsoft.com/office/drawing/2016/5/12/chartex" xmlns:cx7="http://schemas.microsoft.com/office/drawing/2016/5/13/chartex" xmlns:cx8="http://schemas.microsoft.com/office/drawing/2016/5/14/chartex" xmlns:mc="http://schemas.openxmlformats.org/markup-compatibility/2006" xmlns:aink="http://schemas.microsoft.com/office/drawing/2016/ink" xmlns:am3d="http://schemas.microsoft.com/office/drawing/2017/model3d" xmlns:o="urn:schemas-microsoft-com:office:office" xmlns:oel="http://schemas.microsoft.com/office/2019/extlst" xmlns:r="http://schemas.openxmlformats.org/officeDocument/2006/relationships" xmlns:m="http://schemas.openxmlformats.org/officeDocument/2006/math" xmlns:v="urn:schemas-microsoft-com:vml" xmlns:wp14="http://schemas.microsoft.com/office/word/2010/wordprocessingDrawing" xmlns:wp="http://schemas.openxmlformats.org/drawingml/2006/wordprocessingDrawing" xmlns:w10="urn:schemas-microsoft-com:office:word" xmlns:w="http://schemas.openxmlformats.org/wordprocessingml/2006/main" xmlns:w14="http://schemas.microsoft.com/office/word/2010/wordml" xmlns:w15="http://schemas.microsoft.com/office/word/2012/wordml" xmlns:w16cei="http://schemas.microsoft.com/office/word/2026/wordml/cei" xmlns:w16cex="http://schemas.microsoft.com/office/word/2018/wordml/cex" xmlns:w16cid="http://schemas.microsoft.com/office/word/2016/wordml/cid" xmlns:w16="http://schemas.microsoft.com/office/word/2018/wordml" xmlns:w16du="http://schemas.microsoft.com/office/word/2023/wordml/word16du" xmlns:w16sdtdh="http://schemas.microsoft.com/office/word/2020/wordml/sdtdatahash" xmlns:w16sdtfl="http://schemas.microsoft.com/office/word/2024/wordml/sdtformatlock" xmlns:w16se="http://schemas.microsoft.com/office/word/2015/wordml/symex" xmlns:wpg="http://schemas.microsoft.com/office/word/2010/wordprocessingGroup" xmlns:wpi="http://schemas.microsoft.com/office/word/2010/wordprocessingInk" xmlns:wne="http://schemas.microsoft.com/office/word/2006/wordml" xmlns:wps="http://schemas.microsoft.com/office/word/2010/wordprocessingShape" mc:Ignorable="w14 w15 w16se w16cid w16 w16cex w16sdtdh w16sdtfl w16du wp14">
   <w:footnote w:type="separator" w:id="-1">
     <w:p>
       <w:pPr>
@@ -7489,7 +7640,7 @@
 </file>
 
 <file path=word/numbering.xml><?xml version="1.0" encoding="utf-8"?>
-<w:numbering xmlns:wpc="http://schemas.microsoft.com/office/word/2010/wordprocessingCanvas" xmlns:cx="http://schemas.microsoft.com/office/drawing/2014/chartex" xmlns:cx1="http://schemas.microsoft.com/office/drawing/2015/9/8/chartex" xmlns:cx2="http://schemas.microsoft.com/office/drawing/2015/10/21/chartex" xmlns:cx3="http://schemas.microsoft.com/office/drawing/2016/5/9/chartex" xmlns:cx4="http://schemas.microsoft.com/office/drawing/2016/5/10/chartex" xmlns:cx5="http://schemas.microsoft.com/office/drawing/2016/5/11/chartex" xmlns:cx6="http://schemas.microsoft.com/office/drawing/2016/5/12/chartex" xmlns:cx7="http://schemas.microsoft.com/office/drawing/2016/5/13/chartex" xmlns:cx8="http://schemas.microsoft.com/office/drawing/2016/5/14/chartex" xmlns:mc="http://schemas.openxmlformats.org/markup-compatibility/2006" xmlns:aink="http://schemas.microsoft.com/office/drawing/2016/ink" xmlns:am3d="http://schemas.microsoft.com/office/drawing/2017/model3d" xmlns:o="urn:schemas-microsoft-com:office:office" xmlns:oel="http://schemas.microsoft.com/office/2019/extlst" xmlns:r="http://schemas.openxmlformats.org/officeDocument/2006/relationships" xmlns:m="http://schemas.openxmlformats.org/officeDocument/2006/math" xmlns:v="urn:schemas-microsoft-com:vml" xmlns:wp14="http://schemas.microsoft.com/office/word/2010/wordprocessingDrawing" xmlns:wp="http://schemas.openxmlformats.org/drawingml/2006/wordprocessingDrawing" xmlns:w10="urn:schemas-microsoft-com:office:word" xmlns:w="http://schemas.openxmlformats.org/wordprocessingml/2006/main" xmlns:w14="http://schemas.microsoft.com/office/word/2010/wordml" xmlns:w15="http://schemas.microsoft.com/office/word/2012/wordml" xmlns:w16cex="http://schemas.microsoft.com/office/word/2018/wordml/cex" xmlns:w16cid="http://schemas.microsoft.com/office/word/2016/wordml/cid" xmlns:w16="http://schemas.microsoft.com/office/word/2018/wordml" xmlns:w16du="http://schemas.microsoft.com/office/word/2023/wordml/word16du" xmlns:w16sdtdh="http://schemas.microsoft.com/office/word/2020/wordml/sdtdatahash" xmlns:w16sdtfl="http://schemas.microsoft.com/office/word/2024/wordml/sdtformatlock" xmlns:w16se="http://schemas.microsoft.com/office/word/2015/wordml/symex" xmlns:wpg="http://schemas.microsoft.com/office/word/2010/wordprocessingGroup" xmlns:wpi="http://schemas.microsoft.com/office/word/2010/wordprocessingInk" xmlns:wne="http://schemas.microsoft.com/office/word/2006/wordml" xmlns:wps="http://schemas.microsoft.com/office/word/2010/wordprocessingShape" mc:Ignorable="w14 w15 w16se w16cid w16 w16cex w16sdtdh w16sdtfl w16du wp14">
+<w:numbering xmlns:wpc="http://schemas.microsoft.com/office/word/2010/wordprocessingCanvas" xmlns:cx="http://schemas.microsoft.com/office/drawing/2014/chartex" xmlns:cx1="http://schemas.microsoft.com/office/drawing/2015/9/8/chartex" xmlns:cx2="http://schemas.microsoft.com/office/drawing/2015/10/21/chartex" xmlns:cx3="http://schemas.microsoft.com/office/drawing/2016/5/9/chartex" xmlns:cx4="http://schemas.microsoft.com/office/drawing/2016/5/10/chartex" xmlns:cx5="http://schemas.microsoft.com/office/drawing/2016/5/11/chartex" xmlns:cx6="http://schemas.microsoft.com/office/drawing/2016/5/12/chartex" xmlns:cx7="http://schemas.microsoft.com/office/drawing/2016/5/13/chartex" xmlns:cx8="http://schemas.microsoft.com/office/drawing/2016/5/14/chartex" xmlns:mc="http://schemas.openxmlformats.org/markup-compatibility/2006" xmlns:aink="http://schemas.microsoft.com/office/drawing/2016/ink" xmlns:am3d="http://schemas.microsoft.com/office/drawing/2017/model3d" xmlns:o="urn:schemas-microsoft-com:office:office" xmlns:oel="http://schemas.microsoft.com/office/2019/extlst" xmlns:r="http://schemas.openxmlformats.org/officeDocument/2006/relationships" xmlns:m="http://schemas.openxmlformats.org/officeDocument/2006/math" xmlns:v="urn:schemas-microsoft-com:vml" xmlns:wp14="http://schemas.microsoft.com/office/word/2010/wordprocessingDrawing" xmlns:wp="http://schemas.openxmlformats.org/drawingml/2006/wordprocessingDrawing" xmlns:w10="urn:schemas-microsoft-com:office:word" xmlns:w="http://schemas.openxmlformats.org/wordprocessingml/2006/main" xmlns:w14="http://schemas.microsoft.com/office/word/2010/wordml" xmlns:w15="http://schemas.microsoft.com/office/word/2012/wordml" xmlns:w16cei="http://schemas.microsoft.com/office/word/2026/wordml/cei" xmlns:w16cex="http://schemas.microsoft.com/office/word/2018/wordml/cex" xmlns:w16cid="http://schemas.microsoft.com/office/word/2016/wordml/cid" xmlns:w16="http://schemas.microsoft.com/office/word/2018/wordml" xmlns:w16du="http://schemas.microsoft.com/office/word/2023/wordml/word16du" xmlns:w16sdtdh="http://schemas.microsoft.com/office/word/2020/wordml/sdtdatahash" xmlns:w16sdtfl="http://schemas.microsoft.com/office/word/2024/wordml/sdtformatlock" xmlns:w16se="http://schemas.microsoft.com/office/word/2015/wordml/symex" xmlns:wpg="http://schemas.microsoft.com/office/word/2010/wordprocessingGroup" xmlns:wpi="http://schemas.microsoft.com/office/word/2010/wordprocessingInk" xmlns:wne="http://schemas.microsoft.com/office/word/2006/wordml" xmlns:wps="http://schemas.microsoft.com/office/word/2010/wordprocessingShape" mc:Ignorable="w14 w15 w16se w16cid w16 w16cex w16sdtdh w16sdtfl w16du wp14">
   <w:abstractNum w:abstractNumId="0" w15:restartNumberingAfterBreak="0">
     <w:nsid w:val="08A30BAF"/>
     <w:multiLevelType w:val="hybridMultilevel"/>
@@ -7500,7 +7651,7 @@
       <w:lvlText w:val=""/>
       <w:lvlJc w:val="left"/>
       <w:pPr>
-        <w:ind w:left="720" w:hanging="360"/>
+        <w:ind w:left="153" w:hanging="360"/>
       </w:pPr>
       <w:rPr>
         <w:rFonts w:ascii="Wingdings" w:eastAsiaTheme="minorHAnsi" w:hAnsi="Wingdings" w:cstheme="minorBidi" w:hint="default"/>
@@ -7512,7 +7663,7 @@
       <w:lvlText w:val="o"/>
       <w:lvlJc w:val="left"/>
       <w:pPr>
-        <w:ind w:left="1440" w:hanging="360"/>
+        <w:ind w:left="873" w:hanging="360"/>
       </w:pPr>
       <w:rPr>
         <w:rFonts w:ascii="Courier New" w:hAnsi="Courier New" w:cs="Courier New" w:hint="default"/>
@@ -7524,7 +7675,7 @@
       <w:lvlText w:val=""/>
       <w:lvlJc w:val="left"/>
       <w:pPr>
-        <w:ind w:left="2160" w:hanging="360"/>
+        <w:ind w:left="1593" w:hanging="360"/>
       </w:pPr>
       <w:rPr>
         <w:rFonts w:ascii="Wingdings" w:hAnsi="Wingdings" w:hint="default"/>
@@ -7536,7 +7687,7 @@
       <w:lvlText w:val=""/>
       <w:lvlJc w:val="left"/>
       <w:pPr>
-        <w:ind w:left="2880" w:hanging="360"/>
+        <w:ind w:left="2313" w:hanging="360"/>
       </w:pPr>
       <w:rPr>
         <w:rFonts w:ascii="Symbol" w:hAnsi="Symbol" w:hint="default"/>
@@ -7548,7 +7699,7 @@
       <w:lvlText w:val="o"/>
       <w:lvlJc w:val="left"/>
       <w:pPr>
-        <w:ind w:left="3600" w:hanging="360"/>
+        <w:ind w:left="3033" w:hanging="360"/>
       </w:pPr>
       <w:rPr>
         <w:rFonts w:ascii="Courier New" w:hAnsi="Courier New" w:cs="Courier New" w:hint="default"/>
@@ -7560,7 +7711,7 @@
       <w:lvlText w:val=""/>
       <w:lvlJc w:val="left"/>
       <w:pPr>
-        <w:ind w:left="4320" w:hanging="360"/>
+        <w:ind w:left="3753" w:hanging="360"/>
       </w:pPr>
       <w:rPr>
         <w:rFonts w:ascii="Wingdings" w:hAnsi="Wingdings" w:hint="default"/>
@@ -7572,7 +7723,7 @@
       <w:lvlText w:val=""/>
       <w:lvlJc w:val="left"/>
       <w:pPr>
-        <w:ind w:left="5040" w:hanging="360"/>
+        <w:ind w:left="4473" w:hanging="360"/>
       </w:pPr>
       <w:rPr>
         <w:rFonts w:ascii="Symbol" w:hAnsi="Symbol" w:hint="default"/>
@@ -7584,7 +7735,7 @@
       <w:lvlText w:val="o"/>
       <w:lvlJc w:val="left"/>
       <w:pPr>
-        <w:ind w:left="5760" w:hanging="360"/>
+        <w:ind w:left="5193" w:hanging="360"/>
       </w:pPr>
       <w:rPr>
         <w:rFonts w:ascii="Courier New" w:hAnsi="Courier New" w:cs="Courier New" w:hint="default"/>
@@ -7596,7 +7747,7 @@
       <w:lvlText w:val=""/>
       <w:lvlJc w:val="left"/>
       <w:pPr>
-        <w:ind w:left="6480" w:hanging="360"/>
+        <w:ind w:left="5913" w:hanging="360"/>
       </w:pPr>
       <w:rPr>
         <w:rFonts w:ascii="Wingdings" w:hAnsi="Wingdings" w:hint="default"/>
@@ -8313,7 +8464,7 @@
 </file>
 
 <file path=word/people.xml><?xml version="1.0" encoding="utf-8"?>
-<w15:people xmlns:wpc="http://schemas.microsoft.com/office/word/2010/wordprocessingCanvas" xmlns:cx="http://schemas.microsoft.com/office/drawing/2014/chartex" xmlns:cx1="http://schemas.microsoft.com/office/drawing/2015/9/8/chartex" xmlns:cx2="http://schemas.microsoft.com/office/drawing/2015/10/21/chartex" xmlns:cx3="http://schemas.microsoft.com/office/drawing/2016/5/9/chartex" xmlns:cx4="http://schemas.microsoft.com/office/drawing/2016/5/10/chartex" xmlns:cx5="http://schemas.microsoft.com/office/drawing/2016/5/11/chartex" xmlns:cx6="http://schemas.microsoft.com/office/drawing/2016/5/12/chartex" xmlns:cx7="http://schemas.microsoft.com/office/drawing/2016/5/13/chartex" xmlns:cx8="http://schemas.microsoft.com/office/drawing/2016/5/14/chartex" xmlns:mc="http://schemas.openxmlformats.org/markup-compatibility/2006" xmlns:aink="http://schemas.microsoft.com/office/drawing/2016/ink" xmlns:am3d="http://schemas.microsoft.com/office/drawing/2017/model3d" xmlns:o="urn:schemas-microsoft-com:office:office" xmlns:oel="http://schemas.microsoft.com/office/2019/extlst" xmlns:r="http://schemas.openxmlformats.org/officeDocument/2006/relationships" xmlns:m="http://schemas.openxmlformats.org/officeDocument/2006/math" xmlns:v="urn:schemas-microsoft-com:vml" xmlns:wp14="http://schemas.microsoft.com/office/word/2010/wordprocessingDrawing" xmlns:wp="http://schemas.openxmlformats.org/drawingml/2006/wordprocessingDrawing" xmlns:w10="urn:schemas-microsoft-com:office:word" xmlns:w="http://schemas.openxmlformats.org/wordprocessingml/2006/main" xmlns:w14="http://schemas.microsoft.com/office/word/2010/wordml" xmlns:w15="http://schemas.microsoft.com/office/word/2012/wordml" xmlns:w16cex="http://schemas.microsoft.com/office/word/2018/wordml/cex" xmlns:w16cid="http://schemas.microsoft.com/office/word/2016/wordml/cid" xmlns:w16="http://schemas.microsoft.com/office/word/2018/wordml" xmlns:w16du="http://schemas.microsoft.com/office/word/2023/wordml/word16du" xmlns:w16sdtdh="http://schemas.microsoft.com/office/word/2020/wordml/sdtdatahash" xmlns:w16sdtfl="http://schemas.microsoft.com/office/word/2024/wordml/sdtformatlock" xmlns:w16se="http://schemas.microsoft.com/office/word/2015/wordml/symex" xmlns:wpg="http://schemas.microsoft.com/office/word/2010/wordprocessingGroup" xmlns:wpi="http://schemas.microsoft.com/office/word/2010/wordprocessingInk" xmlns:wne="http://schemas.microsoft.com/office/word/2006/wordml" xmlns:wps="http://schemas.microsoft.com/office/word/2010/wordprocessingShape" mc:Ignorable="w14 w15 w16se w16cid w16 w16cex w16sdtdh w16sdtfl w16du wp14">
+<w15:people xmlns:wpc="http://schemas.microsoft.com/office/word/2010/wordprocessingCanvas" xmlns:cx="http://schemas.microsoft.com/office/drawing/2014/chartex" xmlns:cx1="http://schemas.microsoft.com/office/drawing/2015/9/8/chartex" xmlns:cx2="http://schemas.microsoft.com/office/drawing/2015/10/21/chartex" xmlns:cx3="http://schemas.microsoft.com/office/drawing/2016/5/9/chartex" xmlns:cx4="http://schemas.microsoft.com/office/drawing/2016/5/10/chartex" xmlns:cx5="http://schemas.microsoft.com/office/drawing/2016/5/11/chartex" xmlns:cx6="http://schemas.microsoft.com/office/drawing/2016/5/12/chartex" xmlns:cx7="http://schemas.microsoft.com/office/drawing/2016/5/13/chartex" xmlns:cx8="http://schemas.microsoft.com/office/drawing/2016/5/14/chartex" xmlns:mc="http://schemas.openxmlformats.org/markup-compatibility/2006" xmlns:aink="http://schemas.microsoft.com/office/drawing/2016/ink" xmlns:am3d="http://schemas.microsoft.com/office/drawing/2017/model3d" xmlns:o="urn:schemas-microsoft-com:office:office" xmlns:oel="http://schemas.microsoft.com/office/2019/extlst" xmlns:r="http://schemas.openxmlformats.org/officeDocument/2006/relationships" xmlns:m="http://schemas.openxmlformats.org/officeDocument/2006/math" xmlns:v="urn:schemas-microsoft-com:vml" xmlns:wp14="http://schemas.microsoft.com/office/word/2010/wordprocessingDrawing" xmlns:wp="http://schemas.openxmlformats.org/drawingml/2006/wordprocessingDrawing" xmlns:w10="urn:schemas-microsoft-com:office:word" xmlns:w="http://schemas.openxmlformats.org/wordprocessingml/2006/main" xmlns:w14="http://schemas.microsoft.com/office/word/2010/wordml" xmlns:w15="http://schemas.microsoft.com/office/word/2012/wordml" xmlns:w16cei="http://schemas.microsoft.com/office/word/2026/wordml/cei" xmlns:w16cex="http://schemas.microsoft.com/office/word/2018/wordml/cex" xmlns:w16cid="http://schemas.microsoft.com/office/word/2016/wordml/cid" xmlns:w16="http://schemas.microsoft.com/office/word/2018/wordml" xmlns:w16du="http://schemas.microsoft.com/office/word/2023/wordml/word16du" xmlns:w16sdtdh="http://schemas.microsoft.com/office/word/2020/wordml/sdtdatahash" xmlns:w16sdtfl="http://schemas.microsoft.com/office/word/2024/wordml/sdtformatlock" xmlns:w16se="http://schemas.microsoft.com/office/word/2015/wordml/symex" xmlns:wpg="http://schemas.microsoft.com/office/word/2010/wordprocessingGroup" xmlns:wpi="http://schemas.microsoft.com/office/word/2010/wordprocessingInk" xmlns:wne="http://schemas.microsoft.com/office/word/2006/wordml" xmlns:wps="http://schemas.microsoft.com/office/word/2010/wordprocessingShape" mc:Ignorable="w14 w15 w16se w16cid w16 w16cex w16sdtdh w16sdtfl w16du wp14">
   <w15:person w15:author="Joshua Pretorius">
     <w15:presenceInfo w15:providerId="Windows Live" w15:userId="019ce6249266b215"/>
   </w15:person>
